--- a/ADC_LCD/report/Microcontroller_ADC_LCD.docx
+++ b/ADC_LCD/report/Microcontroller_ADC_LCD.docx
@@ -382,7 +382,25 @@
           <w:iCs/>
           <w:sz w:val="24"/>
         </w:rPr>
-        <w:t xml:space="preserve"> (by doing an Altium schematic now, you will save time in the Final Project)</w:t>
+        <w:t xml:space="preserve"> (by doing an Altium schematic now, you will save time </w:t>
+      </w:r>
+      <w:proofErr w:type="gramStart"/>
+      <w:r>
+        <w:rPr>
+          <w:i/>
+          <w:iCs/>
+          <w:sz w:val="24"/>
+        </w:rPr>
+        <w:t>in</w:t>
+      </w:r>
+      <w:proofErr w:type="gramEnd"/>
+      <w:r>
+        <w:rPr>
+          <w:i/>
+          <w:iCs/>
+          <w:sz w:val="24"/>
+        </w:rPr>
+        <w:t xml:space="preserve"> the Final Project)</w:t>
       </w:r>
     </w:p>
     <w:p>
@@ -1083,6 +1101,121 @@
     </w:p>
     <w:p>
       <w:pPr>
+        <w:suppressAutoHyphens w:val="0"/>
+        <w:spacing w:after="160" w:line="259" w:lineRule="auto"/>
+        <w:rPr>
+          <w:sz w:val="24"/>
+        </w:rPr>
+      </w:pPr>
+    </w:p>
+    <w:p>
+      <w:pPr>
+        <w:keepNext/>
+        <w:suppressAutoHyphens w:val="0"/>
+        <w:spacing w:after="160" w:line="259" w:lineRule="auto"/>
+      </w:pPr>
+      <w:r>
+        <w:drawing>
+          <wp:inline distT="0" distB="0" distL="0" distR="0" wp14:anchorId="0AE3A777" wp14:editId="45EC6291">
+            <wp:extent cx="5943600" cy="4082415"/>
+            <wp:effectExtent l="0" t="0" r="0" b="0"/>
+            <wp:docPr id="530145745" name="Picture 1" descr="The image illustrates a circuit diagram for the Raspberry Pi Pico 2, including components such as a 16x2 LCD, a 560pF capacitor, a 33kohm resistor, a RPot, and an ADC with a 0.1uF capacitor.&#10;&#10;AI-generated content may be incorrect."/>
+            <wp:cNvGraphicFramePr>
+              <a:graphicFrameLocks xmlns:a="http://schemas.openxmlformats.org/drawingml/2006/main" noChangeAspect="1"/>
+            </wp:cNvGraphicFramePr>
+            <a:graphic xmlns:a="http://schemas.openxmlformats.org/drawingml/2006/main">
+              <a:graphicData uri="http://schemas.openxmlformats.org/drawingml/2006/picture">
+                <pic:pic xmlns:pic="http://schemas.openxmlformats.org/drawingml/2006/picture">
+                  <pic:nvPicPr>
+                    <pic:cNvPr id="530145745" name="Picture 1" descr="The image illustrates a circuit diagram for the Raspberry Pi Pico 2, including components such as a 16x2 LCD, a 560pF capacitor, a 33kohm resistor, a RPot, and an ADC with a 0.1uF capacitor.&#10;&#10;AI-generated content may be incorrect."/>
+                    <pic:cNvPicPr/>
+                  </pic:nvPicPr>
+                  <pic:blipFill>
+                    <a:blip r:embed="rId10"/>
+                    <a:stretch>
+                      <a:fillRect/>
+                    </a:stretch>
+                  </pic:blipFill>
+                  <pic:spPr>
+                    <a:xfrm>
+                      <a:off x="0" y="0"/>
+                      <a:ext cx="5943600" cy="4082415"/>
+                    </a:xfrm>
+                    <a:prstGeom prst="rect">
+                      <a:avLst/>
+                    </a:prstGeom>
+                  </pic:spPr>
+                </pic:pic>
+              </a:graphicData>
+            </a:graphic>
+          </wp:inline>
+        </w:drawing>
+      </w:r>
+    </w:p>
+    <w:p>
+      <w:pPr>
+        <w:pStyle w:val="Caption"/>
+        <w:jc w:val="center"/>
+      </w:pPr>
+      <w:r>
+        <w:t xml:space="preserve">Figure </w:t>
+      </w:r>
+      <w:fldSimple w:instr=" SEQ Figure \* ARABIC ">
+        <w:r>
+          <w:rPr>
+            <w:noProof/>
+          </w:rPr>
+          <w:t>1</w:t>
+        </w:r>
+      </w:fldSimple>
+      <w:r>
+        <w:t>: Hardware Block Diagram</w:t>
+      </w:r>
+    </w:p>
+    <w:p>
+      <w:pPr>
+        <w:pStyle w:val="Caption"/>
+        <w:jc w:val="center"/>
+        <w:rPr>
+          <w:i w:val="0"/>
+          <w:iCs w:val="0"/>
+        </w:rPr>
+      </w:pPr>
+    </w:p>
+    <w:p>
+      <w:pPr>
+        <w:pStyle w:val="Caption"/>
+        <w:jc w:val="center"/>
+        <w:rPr>
+          <w:i w:val="0"/>
+          <w:iCs w:val="0"/>
+        </w:rPr>
+      </w:pPr>
+    </w:p>
+    <w:p>
+      <w:pPr>
+        <w:pStyle w:val="Caption"/>
+        <w:jc w:val="center"/>
+      </w:pPr>
+    </w:p>
+    <w:p>
+      <w:pPr>
+        <w:pStyle w:val="Caption"/>
+        <w:jc w:val="center"/>
+      </w:pPr>
+    </w:p>
+    <w:p>
+      <w:pPr>
+        <w:pStyle w:val="Caption"/>
+        <w:jc w:val="center"/>
+        <w:rPr>
+          <w:i w:val="0"/>
+          <w:iCs w:val="0"/>
+        </w:rPr>
+      </w:pPr>
+    </w:p>
+    <w:p>
+      <w:pPr>
         <w:spacing w:after="0"/>
         <w:rPr>
           <w:sz w:val="24"/>
@@ -1233,7 +1366,44 @@
           <w:iCs/>
           <w:sz w:val="24"/>
         </w:rPr>
-        <w:t>Discuss the accuracy of your resistance measurements and any adjustments you needed to do to get a more accurate measurement.</w:t>
+        <w:lastRenderedPageBreak/>
+        <w:t xml:space="preserve">Discuss the accuracy of your resistance measurements and any adjustments you </w:t>
+      </w:r>
+      <w:proofErr w:type="gramStart"/>
+      <w:r>
+        <w:rPr>
+          <w:i/>
+          <w:iCs/>
+          <w:sz w:val="24"/>
+        </w:rPr>
+        <w:t>needed</w:t>
+      </w:r>
+      <w:proofErr w:type="gramEnd"/>
+      <w:r>
+        <w:rPr>
+          <w:i/>
+          <w:iCs/>
+          <w:sz w:val="24"/>
+        </w:rPr>
+        <w:t xml:space="preserve"> to </w:t>
+      </w:r>
+      <w:proofErr w:type="gramStart"/>
+      <w:r>
+        <w:rPr>
+          <w:i/>
+          <w:iCs/>
+          <w:sz w:val="24"/>
+        </w:rPr>
+        <w:t>do</w:t>
+      </w:r>
+      <w:proofErr w:type="gramEnd"/>
+      <w:r>
+        <w:rPr>
+          <w:i/>
+          <w:iCs/>
+          <w:sz w:val="24"/>
+        </w:rPr>
+        <w:t xml:space="preserve"> to get a more accurate measurement.</w:t>
       </w:r>
     </w:p>
     <w:p>

--- a/ADC_LCD/report/Microcontroller_ADC_LCD.docx
+++ b/ADC_LCD/report/Microcontroller_ADC_LCD.docx
@@ -180,37 +180,7 @@
         <w:rPr>
           <w:sz w:val="24"/>
         </w:rPr>
-        <w:t>The introduction should be one</w:t>
-      </w:r>
-      <w:r>
-        <w:rPr>
-          <w:sz w:val="24"/>
-        </w:rPr>
-        <w:t xml:space="preserve"> to two</w:t>
-      </w:r>
-      <w:r>
-        <w:rPr>
-          <w:sz w:val="24"/>
-        </w:rPr>
-        <w:t xml:space="preserve"> paragraph</w:t>
-      </w:r>
-      <w:r>
-        <w:rPr>
-          <w:sz w:val="24"/>
-        </w:rPr>
-        <w:t>s</w:t>
-      </w:r>
-      <w:r>
-        <w:rPr>
-          <w:sz w:val="24"/>
-        </w:rPr>
-        <w:t xml:space="preserve"> and explain the goal(s) of the design</w:t>
-      </w:r>
-      <w:r>
-        <w:rPr>
-          <w:sz w:val="24"/>
-        </w:rPr>
-        <w:t xml:space="preserve"> module.</w:t>
+        <w:t xml:space="preserve">This lab was focused on learning how to use an Analog-to-Digital Convertor (ADC) to properly read analog values from a resistor ladder and print them out to a Liquid Crystal Display (LCD). However, we could not use any communication program to directly connect to the LCD, so we had to emulate our own communication protocol through a unique method. Moreover, this method made the resistance values unreliable, so we had to change the design until the output resistance values met the specifications. </w:t>
       </w:r>
       <w:r>
         <w:rPr>
@@ -223,6 +193,7 @@
       <w:pPr>
         <w:spacing w:after="0"/>
         <w:rPr>
+          <w:b/>
           <w:sz w:val="24"/>
           <w:u w:val="single"/>
         </w:rPr>
@@ -239,284 +210,228 @@
     <w:p>
       <w:pPr>
         <w:spacing w:after="0"/>
-        <w:ind w:firstLine="720"/>
-        <w:rPr>
-          <w:sz w:val="24"/>
-        </w:rPr>
-      </w:pPr>
-      <w:r>
-        <w:rPr>
-          <w:sz w:val="24"/>
-        </w:rPr>
-        <w:t xml:space="preserve">The </w:t>
-      </w:r>
-      <w:r>
-        <w:rPr>
-          <w:sz w:val="24"/>
-        </w:rPr>
-        <w:t xml:space="preserve">methods section should include all background information needed for the </w:t>
-      </w:r>
-      <w:r>
-        <w:rPr>
-          <w:sz w:val="24"/>
-        </w:rPr>
-        <w:t>design</w:t>
-      </w:r>
-      <w:r>
-        <w:rPr>
-          <w:sz w:val="24"/>
-        </w:rPr>
-        <w:t xml:space="preserve"> and steps used to create the </w:t>
-      </w:r>
-      <w:r>
-        <w:rPr>
-          <w:sz w:val="24"/>
-        </w:rPr>
-        <w:t>results</w:t>
-      </w:r>
-      <w:r>
-        <w:rPr>
-          <w:sz w:val="24"/>
-        </w:rPr>
-        <w:t>.</w:t>
-      </w:r>
-      <w:r>
-        <w:rPr>
-          <w:sz w:val="24"/>
-        </w:rPr>
-        <w:t xml:space="preserve"> </w:t>
-      </w:r>
-      <w:r>
-        <w:rPr>
-          <w:sz w:val="24"/>
-        </w:rPr>
-        <w:t xml:space="preserve">Please cite any references used. Use </w:t>
-      </w:r>
-      <w:r>
-        <w:rPr>
-          <w:sz w:val="24"/>
-        </w:rPr>
-        <w:t>s</w:t>
-      </w:r>
-      <w:r>
-        <w:rPr>
-          <w:sz w:val="24"/>
-        </w:rPr>
-        <w:t>ubheadings as necessary.</w:t>
-      </w:r>
-      <w:r>
-        <w:rPr>
-          <w:sz w:val="24"/>
-        </w:rPr>
-        <w:t xml:space="preserve"> Pictures of neat breadboard implementations </w:t>
-      </w:r>
-      <w:r>
-        <w:rPr>
-          <w:sz w:val="24"/>
-        </w:rPr>
-        <w:t xml:space="preserve">of the </w:t>
-      </w:r>
-      <w:r>
-        <w:rPr>
-          <w:sz w:val="24"/>
-        </w:rPr>
-        <w:t>circuits</w:t>
-      </w:r>
-      <w:r>
-        <w:rPr>
-          <w:sz w:val="24"/>
-        </w:rPr>
-        <w:t xml:space="preserve"> </w:t>
-      </w:r>
-      <w:r>
-        <w:rPr>
-          <w:sz w:val="24"/>
-        </w:rPr>
-        <w:t>could also be included in this section.</w:t>
+        <w:rPr>
+          <w:b/>
+          <w:bCs/>
+          <w:sz w:val="24"/>
+        </w:rPr>
+      </w:pPr>
+      <w:r>
+        <w:rPr>
+          <w:b/>
+          <w:bCs/>
+          <w:sz w:val="24"/>
+        </w:rPr>
+        <w:t xml:space="preserve">Background Information: </w:t>
       </w:r>
     </w:p>
     <w:p>
       <w:pPr>
         <w:spacing w:after="0"/>
-        <w:ind w:firstLine="720"/>
-        <w:rPr>
-          <w:i/>
-          <w:iCs/>
-          <w:sz w:val="24"/>
-        </w:rPr>
-      </w:pPr>
-      <w:r>
-        <w:rPr>
-          <w:i/>
-          <w:iCs/>
-          <w:sz w:val="24"/>
-        </w:rPr>
-        <w:t>The Figures you will need is this section are the following:</w:t>
-      </w:r>
-    </w:p>
-    <w:p>
-      <w:pPr>
-        <w:pStyle w:val="ListParagraph"/>
-        <w:numPr>
-          <w:ilvl w:val="0"/>
-          <w:numId w:val="5"/>
-        </w:numPr>
+        <w:rPr>
+          <w:b/>
+          <w:bCs/>
+          <w:sz w:val="24"/>
+        </w:rPr>
+      </w:pPr>
+    </w:p>
+    <w:p>
+      <w:pPr>
         <w:spacing w:after="0"/>
-        <w:rPr>
-          <w:i/>
-          <w:iCs/>
-          <w:sz w:val="24"/>
-        </w:rPr>
-      </w:pPr>
-      <w:r>
-        <w:rPr>
-          <w:i/>
-          <w:iCs/>
-          <w:sz w:val="24"/>
-        </w:rPr>
-        <w:t>Altium schematic of your circuit</w:t>
-      </w:r>
-      <w:r>
-        <w:rPr>
-          <w:i/>
-          <w:iCs/>
-          <w:sz w:val="24"/>
-        </w:rPr>
-        <w:t xml:space="preserve"> (by doing an Altium schematic now, you will save time </w:t>
-      </w:r>
-      <w:proofErr w:type="gramStart"/>
-      <w:r>
-        <w:rPr>
-          <w:i/>
-          <w:iCs/>
-          <w:sz w:val="24"/>
-        </w:rPr>
-        <w:t>in</w:t>
-      </w:r>
-      <w:proofErr w:type="gramEnd"/>
-      <w:r>
-        <w:rPr>
-          <w:i/>
-          <w:iCs/>
-          <w:sz w:val="24"/>
-        </w:rPr>
-        <w:t xml:space="preserve"> the Final Project)</w:t>
-      </w:r>
-    </w:p>
-    <w:p>
-      <w:pPr>
-        <w:pStyle w:val="ListParagraph"/>
-        <w:numPr>
-          <w:ilvl w:val="0"/>
-          <w:numId w:val="5"/>
-        </w:numPr>
+        <w:jc w:val="center"/>
+        <w:rPr>
+          <w:b/>
+          <w:bCs/>
+          <w:sz w:val="24"/>
+        </w:rPr>
+      </w:pPr>
+      <w:r>
+        <w:rPr>
+          <w:b/>
+          <w:bCs/>
+          <w:sz w:val="24"/>
+        </w:rPr>
+        <w:t>The Analog-to-Digital Convertor (ADC)</w:t>
+      </w:r>
+    </w:p>
+    <w:p>
+      <w:pPr>
         <w:spacing w:after="0"/>
         <w:rPr>
-          <w:i/>
-          <w:iCs/>
-          <w:sz w:val="24"/>
-        </w:rPr>
-      </w:pPr>
-      <w:r>
-        <w:rPr>
-          <w:i/>
-          <w:iCs/>
-          <w:sz w:val="24"/>
-        </w:rPr>
-        <w:t>Block diagram of hardware</w:t>
-      </w:r>
-    </w:p>
-    <w:p>
-      <w:pPr>
-        <w:pStyle w:val="ListParagraph"/>
-        <w:numPr>
-          <w:ilvl w:val="0"/>
-          <w:numId w:val="5"/>
-        </w:numPr>
+          <w:sz w:val="24"/>
+        </w:rPr>
+      </w:pPr>
+      <w:r>
+        <w:rPr>
+          <w:b/>
+          <w:bCs/>
+          <w:sz w:val="24"/>
+        </w:rPr>
+        <w:tab/>
+      </w:r>
+      <w:r>
+        <w:rPr>
+          <w:sz w:val="24"/>
+        </w:rPr>
+        <w:t xml:space="preserve">The key to analyzing the ADC is to first understand why we require them. The most fundamental issue with any embedded device is that it struggles to read continuous values. The main challenge with digital devices is that they struggle to discretize continuous signals and the ADC is a fundamental asset in smoothing out this process. </w:t>
+      </w:r>
+    </w:p>
+    <w:p>
+      <w:pPr>
         <w:spacing w:after="0"/>
         <w:rPr>
-          <w:i/>
-          <w:iCs/>
-          <w:sz w:val="24"/>
-        </w:rPr>
-      </w:pPr>
-      <w:r>
-        <w:rPr>
-          <w:i/>
-          <w:iCs/>
-          <w:sz w:val="24"/>
-        </w:rPr>
-        <w:t>Block diagram of code</w:t>
-      </w:r>
-      <w:r>
-        <w:rPr>
-          <w:i/>
-          <w:iCs/>
-          <w:sz w:val="24"/>
-        </w:rPr>
-        <w:t xml:space="preserve"> sequence</w:t>
-      </w:r>
-    </w:p>
-    <w:p>
-      <w:pPr>
-        <w:pStyle w:val="ListParagraph"/>
-        <w:numPr>
-          <w:ilvl w:val="0"/>
-          <w:numId w:val="5"/>
-        </w:numPr>
-        <w:spacing w:after="0"/>
-        <w:rPr>
-          <w:i/>
-          <w:iCs/>
-          <w:sz w:val="24"/>
-        </w:rPr>
-      </w:pPr>
-      <w:r>
-        <w:rPr>
-          <w:i/>
-          <w:iCs/>
-          <w:sz w:val="24"/>
-        </w:rPr>
-        <w:t>Calibration results of the ADC</w:t>
-      </w:r>
-    </w:p>
-    <w:p>
-      <w:pPr>
-        <w:pStyle w:val="ListParagraph"/>
-        <w:spacing w:after="0"/>
-        <w:ind w:left="1080"/>
-        <w:rPr>
-          <w:i/>
-          <w:iCs/>
-          <w:sz w:val="24"/>
-        </w:rPr>
-      </w:pPr>
-      <w:r>
-        <w:rPr>
-          <w:i/>
-          <w:iCs/>
+          <w:sz w:val="24"/>
+        </w:rPr>
+      </w:pPr>
+      <w:r>
+        <w:rPr>
           <w:noProof/>
+        </w:rPr>
+        <mc:AlternateContent>
+          <mc:Choice Requires="wps">
+            <w:drawing>
+              <wp:anchor distT="0" distB="0" distL="114300" distR="114300" simplePos="0" relativeHeight="251660288" behindDoc="1" locked="0" layoutInCell="1" allowOverlap="1" wp14:anchorId="7D4B1189" wp14:editId="022A3787">
+                <wp:simplePos x="0" y="0"/>
+                <wp:positionH relativeFrom="column">
+                  <wp:posOffset>-99060</wp:posOffset>
+                </wp:positionH>
+                <wp:positionV relativeFrom="paragraph">
+                  <wp:posOffset>2174875</wp:posOffset>
+                </wp:positionV>
+                <wp:extent cx="2311400" cy="635"/>
+                <wp:effectExtent l="0" t="0" r="0" b="0"/>
+                <wp:wrapTight wrapText="bothSides">
+                  <wp:wrapPolygon edited="0">
+                    <wp:start x="0" y="0"/>
+                    <wp:lineTo x="0" y="20215"/>
+                    <wp:lineTo x="21363" y="20215"/>
+                    <wp:lineTo x="21363" y="0"/>
+                    <wp:lineTo x="0" y="0"/>
+                  </wp:wrapPolygon>
+                </wp:wrapTight>
+                <wp:docPr id="1857509686" name="Text Box 1"/>
+                <wp:cNvGraphicFramePr/>
+                <a:graphic xmlns:a="http://schemas.openxmlformats.org/drawingml/2006/main">
+                  <a:graphicData uri="http://schemas.microsoft.com/office/word/2010/wordprocessingShape">
+                    <wps:wsp>
+                      <wps:cNvSpPr txBox="1"/>
+                      <wps:spPr>
+                        <a:xfrm>
+                          <a:off x="0" y="0"/>
+                          <a:ext cx="2311400" cy="635"/>
+                        </a:xfrm>
+                        <a:prstGeom prst="rect">
+                          <a:avLst/>
+                        </a:prstGeom>
+                        <a:solidFill>
+                          <a:prstClr val="white"/>
+                        </a:solidFill>
+                        <a:ln>
+                          <a:noFill/>
+                        </a:ln>
+                      </wps:spPr>
+                      <wps:txbx>
+                        <w:txbxContent>
+                          <w:p>
+                            <w:pPr>
+                              <w:pStyle w:val="Caption"/>
+                              <w:rPr>
+                                <w:rFonts w:cs="Calibri"/>
+                                <w:szCs w:val="22"/>
+                              </w:rPr>
+                            </w:pPr>
+                            <w:r>
+                              <w:t xml:space="preserve">Figure </w:t>
+                            </w:r>
+                            <w:fldSimple w:instr=" SEQ Figure \* ARABIC ">
+                              <w:r>
+                                <w:rPr>
+                                  <w:noProof/>
+                                </w:rPr>
+                                <w:t>1</w:t>
+                              </w:r>
+                            </w:fldSimple>
+                            <w:r>
+                              <w:t xml:space="preserve">: </w:t>
+                            </w:r>
+                            <w:r>
+                              <w:t>Potentiometer Circuit Vout Reading</w:t>
+                            </w:r>
+                          </w:p>
+                        </w:txbxContent>
+                      </wps:txbx>
+                      <wps:bodyPr rot="0" spcFirstLastPara="0" vertOverflow="overflow" horzOverflow="overflow" vert="horz" wrap="square" lIns="0" tIns="0" rIns="0" bIns="0" numCol="1" spcCol="0" rtlCol="0" fromWordArt="0" anchor="t" anchorCtr="0" forceAA="0" compatLnSpc="1">
+                        <a:prstTxWarp prst="textNoShape">
+                          <a:avLst/>
+                        </a:prstTxWarp>
+                        <a:spAutoFit/>
+                      </wps:bodyPr>
+                    </wps:wsp>
+                  </a:graphicData>
+                </a:graphic>
+              </wp:anchor>
+            </w:drawing>
+          </mc:Choice>
+          <mc:Fallback>
+            <w:pict>
+              <v:shapetype w14:anchorId="7D4B1189" id="_x0000_t202" coordsize="21600,21600" o:spt="202" path="m,l,21600r21600,l21600,xe">
+                <v:stroke joinstyle="miter"/>
+                <v:path gradientshapeok="t" o:connecttype="rect"/>
+              </v:shapetype>
+              <v:shape id="Text Box 1" o:spid="_x0000_s1026" type="#_x0000_t202" style="position:absolute;margin-left:-7.8pt;margin-top:171.25pt;width:182pt;height:.05pt;z-index:-251656192;visibility:visible;mso-wrap-style:square;mso-wrap-distance-left:9pt;mso-wrap-distance-top:0;mso-wrap-distance-right:9pt;mso-wrap-distance-bottom:0;mso-position-horizontal:absolute;mso-position-horizontal-relative:text;mso-position-vertical:absolute;mso-position-vertical-relative:text;v-text-anchor:top" o:gfxdata="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" stroked="f">
+                <v:textbox style="mso-fit-shape-to-text:t" inset="0,0,0,0">
+                  <w:txbxContent>
+                    <w:p>
+                      <w:pPr>
+                        <w:pStyle w:val="Caption"/>
+                        <w:rPr>
+                          <w:rFonts w:cs="Calibri"/>
+                          <w:szCs w:val="22"/>
+                        </w:rPr>
+                      </w:pPr>
+                      <w:r>
+                        <w:t xml:space="preserve">Figure </w:t>
+                      </w:r>
+                      <w:fldSimple w:instr=" SEQ Figure \* ARABIC ">
+                        <w:r>
+                          <w:rPr>
+                            <w:noProof/>
+                          </w:rPr>
+                          <w:t>1</w:t>
+                        </w:r>
+                      </w:fldSimple>
+                      <w:r>
+                        <w:t xml:space="preserve">: </w:t>
+                      </w:r>
+                      <w:r>
+                        <w:t>Potentiometer Circuit Vout Reading</w:t>
+                      </w:r>
+                    </w:p>
+                  </w:txbxContent>
+                </v:textbox>
+                <w10:wrap type="tight"/>
+              </v:shape>
+            </w:pict>
+          </mc:Fallback>
+        </mc:AlternateContent>
+      </w:r>
+      <w:r>
+        <w:rPr>
           <w:sz w:val="24"/>
         </w:rPr>
         <w:drawing>
-          <wp:anchor distT="0" distB="0" distL="114300" distR="114300" simplePos="0" relativeHeight="251662336" behindDoc="0" locked="0" layoutInCell="1" allowOverlap="1" wp14:anchorId="31F82F60" wp14:editId="2E29772E">
+          <wp:anchor distT="0" distB="0" distL="114300" distR="114300" simplePos="0" relativeHeight="251658240" behindDoc="1" locked="0" layoutInCell="1" allowOverlap="1" wp14:anchorId="35E18CA7" wp14:editId="6B847911">
             <wp:simplePos x="0" y="0"/>
             <wp:positionH relativeFrom="column">
-              <wp:posOffset>3357245</wp:posOffset>
+              <wp:posOffset>-99695</wp:posOffset>
             </wp:positionH>
             <wp:positionV relativeFrom="paragraph">
-              <wp:posOffset>213360</wp:posOffset>
+              <wp:posOffset>83185</wp:posOffset>
             </wp:positionV>
-            <wp:extent cx="1994535" cy="1795145"/>
-            <wp:effectExtent l="0" t="0" r="0" b="0"/>
+            <wp:extent cx="2311400" cy="2034540"/>
+            <wp:effectExtent l="0" t="0" r="0" b="3810"/>
             <wp:wrapSquare wrapText="bothSides"/>
-            <wp:docPr id="12" name="Picture 6" descr="Design Flowchart In Programming (With Examples) - Programiz">
-              <a:extLst xmlns:a="http://schemas.openxmlformats.org/drawingml/2006/main">
-                <a:ext uri="{FF2B5EF4-FFF2-40B4-BE49-F238E27FC236}">
-                  <a16:creationId xmlns:a16="http://schemas.microsoft.com/office/drawing/2014/main" id="{2CA6C09E-F21A-CF4F-B9F3-CBA5AC84A555}"/>
-                </a:ext>
-              </a:extLst>
-            </wp:docPr>
+            <wp:docPr id="545179026" name="Picture 1" descr="The image depicts an analog signal with labels indicating VMAX, Vout, and a continuous signal, along with a point marked as PMAX, which could represent the position of a wiper in an electronic component.&#10;&#10;AI-generated content may be incorrect."/>
             <wp:cNvGraphicFramePr>
               <a:graphicFrameLocks xmlns:a="http://schemas.openxmlformats.org/drawingml/2006/main" noChangeAspect="1"/>
             </wp:cNvGraphicFramePr>
@@ -524,39 +439,29 @@
               <a:graphicData uri="http://schemas.openxmlformats.org/drawingml/2006/picture">
                 <pic:pic xmlns:pic="http://schemas.openxmlformats.org/drawingml/2006/picture">
                   <pic:nvPicPr>
-                    <pic:cNvPr id="12" name="Picture 6" descr="Design Flowchart In Programming (With Examples) - Programiz">
-                      <a:extLst>
-                        <a:ext uri="{FF2B5EF4-FFF2-40B4-BE49-F238E27FC236}">
-                          <a16:creationId xmlns:a16="http://schemas.microsoft.com/office/drawing/2014/main" id="{2CA6C09E-F21A-CF4F-B9F3-CBA5AC84A555}"/>
-                        </a:ext>
-                      </a:extLst>
-                    </pic:cNvPr>
-                    <pic:cNvPicPr>
-                      <a:picLocks noChangeAspect="1" noChangeArrowheads="1"/>
-                    </pic:cNvPicPr>
+                    <pic:cNvPr id="545179026" name="Picture 1" descr="The image depicts an analog signal with labels indicating VMAX, Vout, and a continuous signal, along with a point marked as PMAX, which could represent the position of a wiper in an electronic component.&#10;&#10;AI-generated content may be incorrect."/>
+                    <pic:cNvPicPr/>
                   </pic:nvPicPr>
                   <pic:blipFill>
-                    <a:blip r:embed="rId5" cstate="print">
+                    <a:blip r:embed="rId6" cstate="print">
                       <a:extLst>
                         <a:ext uri="{28A0092B-C50C-407E-A947-70E740481C1C}">
                           <a14:useLocalDpi xmlns:a14="http://schemas.microsoft.com/office/drawing/2010/main" val="0"/>
                         </a:ext>
                       </a:extLst>
                     </a:blip>
-                    <a:srcRect/>
                     <a:stretch>
                       <a:fillRect/>
                     </a:stretch>
                   </pic:blipFill>
-                  <pic:spPr bwMode="auto">
+                  <pic:spPr>
                     <a:xfrm>
                       <a:off x="0" y="0"/>
-                      <a:ext cx="1994535" cy="1795145"/>
+                      <a:ext cx="2311400" cy="2034540"/>
                     </a:xfrm>
                     <a:prstGeom prst="rect">
                       <a:avLst/>
                     </a:prstGeom>
-                    <a:noFill/>
                   </pic:spPr>
                 </pic:pic>
               </a:graphicData>
@@ -572,26 +477,166 @@
       </w:r>
       <w:r>
         <w:rPr>
-          <w:i/>
-          <w:iCs/>
+          <w:sz w:val="24"/>
+        </w:rPr>
+        <w:tab/>
+      </w:r>
+      <w:r>
+        <w:rPr>
+          <w:sz w:val="24"/>
+        </w:rPr>
+        <w:tab/>
+      </w:r>
+    </w:p>
+    <w:p>
+      <w:pPr>
+        <w:spacing w:after="0"/>
+        <w:rPr>
+          <w:sz w:val="24"/>
+        </w:rPr>
+      </w:pPr>
+      <w:r>
+        <w:rPr>
+          <w:sz w:val="24"/>
+        </w:rPr>
+        <w:t xml:space="preserve"> </w:t>
+      </w:r>
+      <w:r>
+        <w:rPr>
+          <w:b/>
+          <w:bCs/>
+          <w:sz w:val="24"/>
+        </w:rPr>
+        <w:t>Figure 1</w:t>
+      </w:r>
+      <w:r>
+        <w:rPr>
+          <w:sz w:val="24"/>
+        </w:rPr>
+        <w:t xml:space="preserve"> is an example of the change in the voltage reading at the output node of a potentiometer [1]. The reading has no breaks in between any of the wiper positions. It is difficult to utilize any number of bits to perfectly match an analog value, so ADCs often have a </w:t>
+      </w:r>
+      <w:r>
+        <w:rPr>
+          <w:b/>
+          <w:bCs/>
+          <w:sz w:val="24"/>
+        </w:rPr>
+        <w:t>resolution</w:t>
+      </w:r>
+      <w:r>
+        <w:rPr>
+          <w:sz w:val="24"/>
+        </w:rPr>
+        <w:t xml:space="preserve"> that is based on the number of bits that it can utilize. For instance, a 12-bit ADC will have a resolution of 2</w:t>
+      </w:r>
+      <w:r>
+        <w:rPr>
+          <w:sz w:val="24"/>
+          <w:vertAlign w:val="superscript"/>
+        </w:rPr>
+        <w:t xml:space="preserve">12 </w:t>
+      </w:r>
+      <w:r>
+        <w:rPr>
+          <w:sz w:val="24"/>
+        </w:rPr>
+        <w:t xml:space="preserve">- 1 = 4095, so the numbers it can read can range from 0 to 4095, unless they are normalized. Moreover, the resolution of the ADC corresponds to the number of steps that an ADC </w:t>
+      </w:r>
+      <w:r>
+        <w:rPr>
+          <w:sz w:val="24"/>
+        </w:rPr>
+        <w:t xml:space="preserve">has between its entire range [1]. </w:t>
+      </w:r>
+      <w:r>
+        <w:rPr>
+          <w:sz w:val="24"/>
+        </w:rPr>
+        <w:br/>
+      </w:r>
+    </w:p>
+    <w:p>
+      <w:pPr>
+        <w:spacing w:after="0"/>
+        <w:rPr>
+          <w:sz w:val="24"/>
+        </w:rPr>
+      </w:pPr>
+      <w:r>
+        <w:rPr>
+          <w:b/>
+          <w:bCs/>
+          <w:sz w:val="24"/>
+        </w:rPr>
+        <w:t>Figure 2</w:t>
+      </w:r>
+      <w:r>
+        <w:rPr>
+          <w:b/>
+          <w:bCs/>
+          <w:sz w:val="24"/>
+        </w:rPr>
+        <w:t xml:space="preserve"> </w:t>
+      </w:r>
+      <w:r>
+        <w:rPr>
+          <w:sz w:val="24"/>
+        </w:rPr>
+        <w:t>demonstrates the “</w:t>
+      </w:r>
+      <w:r>
+        <w:rPr>
+          <w:sz w:val="24"/>
+        </w:rPr>
+        <w:t>same</w:t>
+      </w:r>
+      <w:r>
+        <w:rPr>
+          <w:sz w:val="24"/>
+        </w:rPr>
+        <w:t xml:space="preserve">” functionality as the original potentiometer circuit but with a </w:t>
+      </w:r>
+      <w:r>
+        <w:rPr>
+          <w:b/>
+          <w:bCs/>
+          <w:sz w:val="24"/>
+        </w:rPr>
+        <w:t xml:space="preserve">rotary switch. </w:t>
+      </w:r>
+      <w:r>
+        <w:rPr>
+          <w:sz w:val="24"/>
+        </w:rPr>
+        <w:t xml:space="preserve">A rotary switch operates as complex switch that has multiple position besides </w:t>
+      </w:r>
+      <w:r>
+        <w:rPr>
           <w:noProof/>
-          <w:sz w:val="24"/>
-        </w:rPr>
+        </w:rPr>
+        <w:lastRenderedPageBreak/>
         <mc:AlternateContent>
           <mc:Choice Requires="wps">
             <w:drawing>
-              <wp:anchor distT="0" distB="0" distL="114300" distR="114300" simplePos="0" relativeHeight="251661312" behindDoc="0" locked="0" layoutInCell="1" allowOverlap="1" wp14:anchorId="38F69859" wp14:editId="397F93D2">
+              <wp:anchor distT="0" distB="0" distL="114300" distR="114300" simplePos="0" relativeHeight="251663360" behindDoc="1" locked="0" layoutInCell="1" allowOverlap="1" wp14:anchorId="3DEEE4CD" wp14:editId="2EEAC811">
                 <wp:simplePos x="0" y="0"/>
                 <wp:positionH relativeFrom="column">
-                  <wp:posOffset>3103245</wp:posOffset>
+                  <wp:posOffset>-76200</wp:posOffset>
                 </wp:positionH>
                 <wp:positionV relativeFrom="paragraph">
-                  <wp:posOffset>173934</wp:posOffset>
+                  <wp:posOffset>2128520</wp:posOffset>
                 </wp:positionV>
-                <wp:extent cx="2301875" cy="2145665"/>
+                <wp:extent cx="2289175" cy="635"/>
                 <wp:effectExtent l="0" t="0" r="0" b="0"/>
-                <wp:wrapSquare wrapText="bothSides"/>
-                <wp:docPr id="2" name="Text Box 2"/>
+                <wp:wrapTight wrapText="bothSides">
+                  <wp:wrapPolygon edited="0">
+                    <wp:start x="0" y="0"/>
+                    <wp:lineTo x="0" y="21600"/>
+                    <wp:lineTo x="21600" y="21600"/>
+                    <wp:lineTo x="21600" y="0"/>
+                  </wp:wrapPolygon>
+                </wp:wrapTight>
+                <wp:docPr id="650180915" name="Text Box 1"/>
                 <wp:cNvGraphicFramePr/>
                 <a:graphic xmlns:a="http://schemas.openxmlformats.org/drawingml/2006/main">
                   <a:graphicData uri="http://schemas.microsoft.com/office/word/2010/wordprocessingShape">
@@ -600,510 +645,741 @@
                       <wps:spPr>
                         <a:xfrm>
                           <a:off x="0" y="0"/>
-                          <a:ext cx="2301875" cy="2145665"/>
+                          <a:ext cx="2289175" cy="635"/>
                         </a:xfrm>
                         <a:prstGeom prst="rect">
                           <a:avLst/>
                         </a:prstGeom>
-                        <a:noFill/>
-                        <a:ln w="6350">
-                          <a:noFill/>
-                        </a:ln>
-                      </wps:spPr>
-                      <wps:txbx>
-                        <w:txbxContent>
-                          <w:p/>
-                          <w:p>
-                            <w:pPr>
-                              <w:spacing w:line="240" w:lineRule="auto"/>
-                            </w:pPr>
-                          </w:p>
-                          <w:p/>
-                          <w:p/>
-                          <w:p/>
-                          <w:p>
-                            <w:pPr>
-                              <w:spacing w:line="240" w:lineRule="auto"/>
-                              <w:jc w:val="center"/>
-                            </w:pPr>
-                          </w:p>
-                          <w:p>
-                            <w:pPr>
-                              <w:spacing w:line="240" w:lineRule="auto"/>
-                              <w:jc w:val="center"/>
-                            </w:pPr>
-                            <w:r>
-                              <w:t>Fig.</w:t>
-                            </w:r>
-                            <w:r>
-                              <w:t>3</w:t>
-                            </w:r>
-                            <w:r>
-                              <w:t xml:space="preserve">. </w:t>
-                            </w:r>
-                            <w:r>
-                              <w:t xml:space="preserve">Ex. </w:t>
-                            </w:r>
-                            <w:r>
-                              <w:t>Software block diagram</w:t>
-                            </w:r>
-                          </w:p>
-                        </w:txbxContent>
-                      </wps:txbx>
-                      <wps:bodyPr rot="0" spcFirstLastPara="0" vertOverflow="overflow" horzOverflow="overflow" vert="horz" wrap="square" lIns="91440" tIns="45720" rIns="91440" bIns="45720" numCol="1" spcCol="0" rtlCol="0" fromWordArt="0" anchor="t" anchorCtr="0" forceAA="0" compatLnSpc="1">
-                        <a:prstTxWarp prst="textNoShape">
-                          <a:avLst/>
-                        </a:prstTxWarp>
-                        <a:noAutofit/>
-                      </wps:bodyPr>
-                    </wps:wsp>
-                  </a:graphicData>
-                </a:graphic>
-                <wp14:sizeRelV relativeFrom="margin">
-                  <wp14:pctHeight>0</wp14:pctHeight>
-                </wp14:sizeRelV>
-              </wp:anchor>
-            </w:drawing>
-          </mc:Choice>
-          <mc:Fallback>
-            <w:pict>
-              <v:shapetype w14:anchorId="38F69859" id="_x0000_t202" coordsize="21600,21600" o:spt="202" path="m,l,21600r21600,l21600,xe">
-                <v:stroke joinstyle="miter"/>
-                <v:path gradientshapeok="t" o:connecttype="rect"/>
-              </v:shapetype>
-              <v:shape id="Text Box 2" o:spid="_x0000_s1026" type="#_x0000_t202" style="position:absolute;left:0;text-align:left;margin-left:244.35pt;margin-top:13.7pt;width:181.25pt;height:168.95pt;z-index:251661312;visibility:visible;mso-wrap-style:square;mso-height-percent:0;mso-wrap-distance-left:9pt;mso-wrap-distance-top:0;mso-wrap-distance-right:9pt;mso-wrap-distance-bottom:0;mso-position-horizontal:absolute;mso-position-horizontal-relative:text;mso-position-vertical:absolute;mso-position-vertical-relative:text;mso-height-percent:0;mso-height-relative:margin;v-text-anchor:top" o:gfxdata="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" filled="f" stroked="f" strokeweight=".5pt">
-                <v:textbox>
-                  <w:txbxContent>
-                    <w:p/>
-                    <w:p>
-                      <w:pPr>
-                        <w:spacing w:line="240" w:lineRule="auto"/>
-                      </w:pPr>
-                    </w:p>
-                    <w:p/>
-                    <w:p/>
-                    <w:p/>
-                    <w:p>
-                      <w:pPr>
-                        <w:spacing w:line="240" w:lineRule="auto"/>
-                        <w:jc w:val="center"/>
-                      </w:pPr>
-                    </w:p>
-                    <w:p>
-                      <w:pPr>
-                        <w:spacing w:line="240" w:lineRule="auto"/>
-                        <w:jc w:val="center"/>
-                      </w:pPr>
-                      <w:r>
-                        <w:t>Fig.</w:t>
-                      </w:r>
-                      <w:r>
-                        <w:t>3</w:t>
-                      </w:r>
-                      <w:r>
-                        <w:t xml:space="preserve">. </w:t>
-                      </w:r>
-                      <w:r>
-                        <w:t xml:space="preserve">Ex. </w:t>
-                      </w:r>
-                      <w:r>
-                        <w:t>Software block diagram</w:t>
-                      </w:r>
-                    </w:p>
-                  </w:txbxContent>
-                </v:textbox>
-                <w10:wrap type="square"/>
-              </v:shape>
-            </w:pict>
-          </mc:Fallback>
-        </mc:AlternateContent>
-      </w:r>
-      <w:r>
-        <w:rPr>
-          <w:i/>
-          <w:iCs/>
-          <w:noProof/>
-          <w:sz w:val="24"/>
-        </w:rPr>
-        <mc:AlternateContent>
-          <mc:Choice Requires="wps">
-            <w:drawing>
-              <wp:anchor distT="0" distB="0" distL="114300" distR="114300" simplePos="0" relativeHeight="251659264" behindDoc="0" locked="0" layoutInCell="1" allowOverlap="1" wp14:anchorId="4AACC088" wp14:editId="2BC72A61">
-                <wp:simplePos x="0" y="0"/>
-                <wp:positionH relativeFrom="column">
-                  <wp:posOffset>509553</wp:posOffset>
-                </wp:positionH>
-                <wp:positionV relativeFrom="paragraph">
-                  <wp:posOffset>215265</wp:posOffset>
-                </wp:positionV>
-                <wp:extent cx="2301875" cy="2145665"/>
-                <wp:effectExtent l="0" t="0" r="0" b="0"/>
-                <wp:wrapSquare wrapText="bothSides"/>
-                <wp:docPr id="1" name="Text Box 1"/>
-                <wp:cNvGraphicFramePr/>
-                <a:graphic xmlns:a="http://schemas.openxmlformats.org/drawingml/2006/main">
-                  <a:graphicData uri="http://schemas.microsoft.com/office/word/2010/wordprocessingShape">
-                    <wps:wsp>
-                      <wps:cNvSpPr txBox="1"/>
-                      <wps:spPr>
-                        <a:xfrm>
-                          <a:off x="0" y="0"/>
-                          <a:ext cx="2301875" cy="2145665"/>
-                        </a:xfrm>
-                        <a:prstGeom prst="rect">
-                          <a:avLst/>
-                        </a:prstGeom>
-                        <a:noFill/>
-                        <a:ln w="6350">
+                        <a:solidFill>
+                          <a:prstClr val="white"/>
+                        </a:solidFill>
+                        <a:ln>
                           <a:noFill/>
                         </a:ln>
                       </wps:spPr>
                       <wps:txbx>
                         <w:txbxContent>
                           <w:p>
-                            <w:r>
+                            <w:pPr>
+                              <w:pStyle w:val="Caption"/>
                               <w:rPr>
-                                <w:i/>
-                                <w:iCs/>
-                                <w:noProof/>
-                                <w:sz w:val="24"/>
+                                <w:rFonts w:cs="Calibri"/>
+                                <w:b/>
+                                <w:bCs/>
+                                <w:szCs w:val="22"/>
                               </w:rPr>
-                              <w:drawing>
-                                <wp:inline distT="0" distB="0" distL="0" distR="0" wp14:anchorId="28F3594F" wp14:editId="04B97F80">
-                                  <wp:extent cx="2112645" cy="1626235"/>
-                                  <wp:effectExtent l="0" t="0" r="0" b="0"/>
-                                  <wp:docPr id="11" name="Picture 2" descr="Block diagram of control system hardware">
-                                    <a:extLst xmlns:a="http://schemas.openxmlformats.org/drawingml/2006/main">
-                                      <a:ext uri="{FF2B5EF4-FFF2-40B4-BE49-F238E27FC236}">
-                                        <a16:creationId xmlns:a16="http://schemas.microsoft.com/office/drawing/2014/main" id="{BD54BC61-ECDB-484E-97C7-5E5453EC2EC0}"/>
-                                      </a:ext>
-                                    </a:extLst>
-                                  </wp:docPr>
-                                  <wp:cNvGraphicFramePr>
-                                    <a:graphicFrameLocks xmlns:a="http://schemas.openxmlformats.org/drawingml/2006/main" noChangeAspect="1"/>
-                                  </wp:cNvGraphicFramePr>
-                                  <a:graphic xmlns:a="http://schemas.openxmlformats.org/drawingml/2006/main">
-                                    <a:graphicData uri="http://schemas.openxmlformats.org/drawingml/2006/picture">
-                                      <pic:pic xmlns:pic="http://schemas.openxmlformats.org/drawingml/2006/picture">
-                                        <pic:nvPicPr>
-                                          <pic:cNvPr id="11" name="Picture 2" descr="Block diagram of control system hardware">
-                                            <a:extLst>
-                                              <a:ext uri="{FF2B5EF4-FFF2-40B4-BE49-F238E27FC236}">
-                                                <a16:creationId xmlns:a16="http://schemas.microsoft.com/office/drawing/2014/main" id="{BD54BC61-ECDB-484E-97C7-5E5453EC2EC0}"/>
-                                              </a:ext>
-                                            </a:extLst>
-                                          </pic:cNvPr>
-                                          <pic:cNvPicPr>
-                                            <a:picLocks noChangeAspect="1" noChangeArrowheads="1"/>
-                                          </pic:cNvPicPr>
-                                        </pic:nvPicPr>
-                                        <pic:blipFill>
-                                          <a:blip r:embed="rId6">
-                                            <a:extLst>
-                                              <a:ext uri="{28A0092B-C50C-407E-A947-70E740481C1C}">
-                                                <a14:useLocalDpi xmlns:a14="http://schemas.microsoft.com/office/drawing/2010/main" val="0"/>
-                                              </a:ext>
-                                            </a:extLst>
-                                          </a:blip>
-                                          <a:srcRect/>
-                                          <a:stretch>
-                                            <a:fillRect/>
-                                          </a:stretch>
-                                        </pic:blipFill>
-                                        <pic:spPr bwMode="auto">
-                                          <a:xfrm>
-                                            <a:off x="0" y="0"/>
-                                            <a:ext cx="2112645" cy="1626235"/>
-                                          </a:xfrm>
-                                          <a:prstGeom prst="rect">
-                                            <a:avLst/>
-                                          </a:prstGeom>
-                                          <a:noFill/>
-                                        </pic:spPr>
-                                      </pic:pic>
-                                    </a:graphicData>
-                                  </a:graphic>
-                                </wp:inline>
-                              </w:drawing>
-                            </w:r>
-                          </w:p>
-                          <w:p>
-                            <w:pPr>
-                              <w:jc w:val="center"/>
                             </w:pPr>
                             <w:r>
-                              <w:t xml:space="preserve">Fig. </w:t>
+                              <w:t xml:space="preserve">Figure </w:t>
                             </w:r>
+                            <w:fldSimple w:instr=" SEQ Figure \* ARABIC ">
+                              <w:r>
+                                <w:rPr>
+                                  <w:noProof/>
+                                </w:rPr>
+                                <w:t>2</w:t>
+                              </w:r>
+                            </w:fldSimple>
                             <w:r>
-                              <w:t>2</w:t>
-                            </w:r>
-                            <w:r>
-                              <w:t xml:space="preserve">. </w:t>
-                            </w:r>
-                            <w:r>
-                              <w:t>Ex. h</w:t>
-                            </w:r>
-                            <w:r>
-                              <w:t>ardware block diagram.</w:t>
-                            </w:r>
-                          </w:p>
-                          <w:p/>
-                          <w:p/>
-                          <w:p/>
-                          <w:p>
-                            <w:pPr>
-                              <w:jc w:val="center"/>
-                            </w:pPr>
-                            <w:r>
-                              <w:t>Fig.1 Hardware block diagram</w:t>
+                              <w:t>: Rotary Switch Circuit Vout Reading</w:t>
                             </w:r>
                           </w:p>
                         </w:txbxContent>
                       </wps:txbx>
-                      <wps:bodyPr rot="0" spcFirstLastPara="0" vertOverflow="overflow" horzOverflow="overflow" vert="horz" wrap="square" lIns="91440" tIns="45720" rIns="91440" bIns="45720" numCol="1" spcCol="0" rtlCol="0" fromWordArt="0" anchor="t" anchorCtr="0" forceAA="0" compatLnSpc="1">
+                      <wps:bodyPr rot="0" spcFirstLastPara="0" vertOverflow="overflow" horzOverflow="overflow" vert="horz" wrap="square" lIns="0" tIns="0" rIns="0" bIns="0" numCol="1" spcCol="0" rtlCol="0" fromWordArt="0" anchor="t" anchorCtr="0" forceAA="0" compatLnSpc="1">
                         <a:prstTxWarp prst="textNoShape">
                           <a:avLst/>
                         </a:prstTxWarp>
-                        <a:noAutofit/>
+                        <a:spAutoFit/>
                       </wps:bodyPr>
                     </wps:wsp>
                   </a:graphicData>
                 </a:graphic>
-                <wp14:sizeRelV relativeFrom="margin">
-                  <wp14:pctHeight>0</wp14:pctHeight>
-                </wp14:sizeRelV>
               </wp:anchor>
             </w:drawing>
           </mc:Choice>
           <mc:Fallback>
             <w:pict>
-              <v:shape w14:anchorId="4AACC088" id="Text Box 1" o:spid="_x0000_s1027" type="#_x0000_t202" style="position:absolute;left:0;text-align:left;margin-left:40.1pt;margin-top:16.95pt;width:181.25pt;height:168.95pt;z-index:251659264;visibility:visible;mso-wrap-style:square;mso-height-percent:0;mso-wrap-distance-left:9pt;mso-wrap-distance-top:0;mso-wrap-distance-right:9pt;mso-wrap-distance-bottom:0;mso-position-horizontal:absolute;mso-position-horizontal-relative:text;mso-position-vertical:absolute;mso-position-vertical-relative:text;mso-height-percent:0;mso-height-relative:margin;v-text-anchor:top" o:gfxdata="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" filled="f" stroked="f" strokeweight=".5pt">
-                <v:textbox>
+              <v:shape w14:anchorId="3DEEE4CD" id="_x0000_s1027" type="#_x0000_t202" style="position:absolute;margin-left:-6pt;margin-top:167.6pt;width:180.25pt;height:.05pt;z-index:-251653120;visibility:visible;mso-wrap-style:square;mso-wrap-distance-left:9pt;mso-wrap-distance-top:0;mso-wrap-distance-right:9pt;mso-wrap-distance-bottom:0;mso-position-horizontal:absolute;mso-position-horizontal-relative:text;mso-position-vertical:absolute;mso-position-vertical-relative:text;v-text-anchor:top" o:gfxdata="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" stroked="f">
+                <v:textbox style="mso-fit-shape-to-text:t" inset="0,0,0,0">
                   <w:txbxContent>
                     <w:p>
-                      <w:r>
+                      <w:pPr>
+                        <w:pStyle w:val="Caption"/>
                         <w:rPr>
-                          <w:i/>
-                          <w:iCs/>
-                          <w:noProof/>
-                          <w:sz w:val="24"/>
+                          <w:rFonts w:cs="Calibri"/>
+                          <w:b/>
+                          <w:bCs/>
+                          <w:szCs w:val="22"/>
                         </w:rPr>
-                        <w:drawing>
-                          <wp:inline distT="0" distB="0" distL="0" distR="0" wp14:anchorId="28F3594F" wp14:editId="04B97F80">
-                            <wp:extent cx="2112645" cy="1626235"/>
-                            <wp:effectExtent l="0" t="0" r="0" b="0"/>
-                            <wp:docPr id="11" name="Picture 2" descr="Block diagram of control system hardware">
-                              <a:extLst xmlns:a="http://schemas.openxmlformats.org/drawingml/2006/main">
-                                <a:ext uri="{FF2B5EF4-FFF2-40B4-BE49-F238E27FC236}">
-                                  <a16:creationId xmlns:a16="http://schemas.microsoft.com/office/drawing/2014/main" id="{BD54BC61-ECDB-484E-97C7-5E5453EC2EC0}"/>
-                                </a:ext>
-                              </a:extLst>
-                            </wp:docPr>
-                            <wp:cNvGraphicFramePr>
-                              <a:graphicFrameLocks xmlns:a="http://schemas.openxmlformats.org/drawingml/2006/main" noChangeAspect="1"/>
-                            </wp:cNvGraphicFramePr>
-                            <a:graphic xmlns:a="http://schemas.openxmlformats.org/drawingml/2006/main">
-                              <a:graphicData uri="http://schemas.openxmlformats.org/drawingml/2006/picture">
-                                <pic:pic xmlns:pic="http://schemas.openxmlformats.org/drawingml/2006/picture">
-                                  <pic:nvPicPr>
-                                    <pic:cNvPr id="11" name="Picture 2" descr="Block diagram of control system hardware">
-                                      <a:extLst>
-                                        <a:ext uri="{FF2B5EF4-FFF2-40B4-BE49-F238E27FC236}">
-                                          <a16:creationId xmlns:a16="http://schemas.microsoft.com/office/drawing/2014/main" id="{BD54BC61-ECDB-484E-97C7-5E5453EC2EC0}"/>
-                                        </a:ext>
-                                      </a:extLst>
-                                    </pic:cNvPr>
-                                    <pic:cNvPicPr>
-                                      <a:picLocks noChangeAspect="1" noChangeArrowheads="1"/>
-                                    </pic:cNvPicPr>
-                                  </pic:nvPicPr>
-                                  <pic:blipFill>
-                                    <a:blip r:embed="rId6">
-                                      <a:extLst>
-                                        <a:ext uri="{28A0092B-C50C-407E-A947-70E740481C1C}">
-                                          <a14:useLocalDpi xmlns:a14="http://schemas.microsoft.com/office/drawing/2010/main" val="0"/>
-                                        </a:ext>
-                                      </a:extLst>
-                                    </a:blip>
-                                    <a:srcRect/>
-                                    <a:stretch>
-                                      <a:fillRect/>
-                                    </a:stretch>
-                                  </pic:blipFill>
-                                  <pic:spPr bwMode="auto">
-                                    <a:xfrm>
-                                      <a:off x="0" y="0"/>
-                                      <a:ext cx="2112645" cy="1626235"/>
-                                    </a:xfrm>
-                                    <a:prstGeom prst="rect">
-                                      <a:avLst/>
-                                    </a:prstGeom>
-                                    <a:noFill/>
-                                  </pic:spPr>
-                                </pic:pic>
-                              </a:graphicData>
-                            </a:graphic>
-                          </wp:inline>
-                        </w:drawing>
-                      </w:r>
-                    </w:p>
-                    <w:p>
-                      <w:pPr>
-                        <w:jc w:val="center"/>
                       </w:pPr>
                       <w:r>
-                        <w:t xml:space="preserve">Fig. </w:t>
+                        <w:t xml:space="preserve">Figure </w:t>
                       </w:r>
+                      <w:fldSimple w:instr=" SEQ Figure \* ARABIC ">
+                        <w:r>
+                          <w:rPr>
+                            <w:noProof/>
+                          </w:rPr>
+                          <w:t>2</w:t>
+                        </w:r>
+                      </w:fldSimple>
                       <w:r>
-                        <w:t>2</w:t>
-                      </w:r>
-                      <w:r>
-                        <w:t xml:space="preserve">. </w:t>
-                      </w:r>
-                      <w:r>
-                        <w:t>Ex. h</w:t>
-                      </w:r>
-                      <w:r>
-                        <w:t>ardware block diagram.</w:t>
-                      </w:r>
-                    </w:p>
-                    <w:p/>
-                    <w:p/>
-                    <w:p/>
-                    <w:p>
-                      <w:pPr>
-                        <w:jc w:val="center"/>
-                      </w:pPr>
-                      <w:r>
-                        <w:t>Fig.1 Hardware block diagram</w:t>
+                        <w:t>: Rotary Switch Circuit Vout Reading</w:t>
                       </w:r>
                     </w:p>
                   </w:txbxContent>
                 </v:textbox>
-                <w10:wrap type="square"/>
+                <w10:wrap type="tight"/>
               </v:shape>
             </w:pict>
           </mc:Fallback>
         </mc:AlternateContent>
       </w:r>
-    </w:p>
-    <w:p>
-      <w:pPr>
-        <w:pStyle w:val="ListParagraph"/>
-        <w:spacing w:after="0"/>
-        <w:ind w:left="1080"/>
+      <w:r>
+        <w:rPr>
+          <w:sz w:val="24"/>
+        </w:rPr>
+        <w:drawing>
+          <wp:anchor distT="0" distB="0" distL="114300" distR="114300" simplePos="0" relativeHeight="251661312" behindDoc="1" locked="0" layoutInCell="1" allowOverlap="1" wp14:anchorId="3AB3B99C" wp14:editId="122E0638">
+            <wp:simplePos x="0" y="0"/>
+            <wp:positionH relativeFrom="margin">
+              <wp:posOffset>-76623</wp:posOffset>
+            </wp:positionH>
+            <wp:positionV relativeFrom="paragraph">
+              <wp:posOffset>41063</wp:posOffset>
+            </wp:positionV>
+            <wp:extent cx="2289175" cy="2030730"/>
+            <wp:effectExtent l="0" t="0" r="0" b="7620"/>
+            <wp:wrapTight wrapText="bothSides">
+              <wp:wrapPolygon edited="0">
+                <wp:start x="0" y="0"/>
+                <wp:lineTo x="0" y="21478"/>
+                <wp:lineTo x="21390" y="21478"/>
+                <wp:lineTo x="21390" y="0"/>
+                <wp:lineTo x="0" y="0"/>
+              </wp:wrapPolygon>
+            </wp:wrapTight>
+            <wp:docPr id="354940879" name="Picture 1" descr="The diagram illustrates a digital signal with a stepped voltage output, ranging from 5V to 0V, with various intermediate voltage levels, and a switch position indicator.&#10;&#10;AI-generated content may be incorrect."/>
+            <wp:cNvGraphicFramePr>
+              <a:graphicFrameLocks xmlns:a="http://schemas.openxmlformats.org/drawingml/2006/main" noChangeAspect="1"/>
+            </wp:cNvGraphicFramePr>
+            <a:graphic xmlns:a="http://schemas.openxmlformats.org/drawingml/2006/main">
+              <a:graphicData uri="http://schemas.openxmlformats.org/drawingml/2006/picture">
+                <pic:pic xmlns:pic="http://schemas.openxmlformats.org/drawingml/2006/picture">
+                  <pic:nvPicPr>
+                    <pic:cNvPr id="354940879" name="Picture 1" descr="The diagram illustrates a digital signal with a stepped voltage output, ranging from 5V to 0V, with various intermediate voltage levels, and a switch position indicator.&#10;&#10;AI-generated content may be incorrect."/>
+                    <pic:cNvPicPr/>
+                  </pic:nvPicPr>
+                  <pic:blipFill>
+                    <a:blip r:embed="rId7" cstate="print">
+                      <a:extLst>
+                        <a:ext uri="{28A0092B-C50C-407E-A947-70E740481C1C}">
+                          <a14:useLocalDpi xmlns:a14="http://schemas.microsoft.com/office/drawing/2010/main" val="0"/>
+                        </a:ext>
+                      </a:extLst>
+                    </a:blip>
+                    <a:stretch>
+                      <a:fillRect/>
+                    </a:stretch>
+                  </pic:blipFill>
+                  <pic:spPr>
+                    <a:xfrm>
+                      <a:off x="0" y="0"/>
+                      <a:ext cx="2289175" cy="2030730"/>
+                    </a:xfrm>
+                    <a:prstGeom prst="rect">
+                      <a:avLst/>
+                    </a:prstGeom>
+                  </pic:spPr>
+                </pic:pic>
+              </a:graphicData>
+            </a:graphic>
+            <wp14:sizeRelH relativeFrom="margin">
+              <wp14:pctWidth>0</wp14:pctWidth>
+            </wp14:sizeRelH>
+            <wp14:sizeRelV relativeFrom="margin">
+              <wp14:pctHeight>0</wp14:pctHeight>
+            </wp14:sizeRelV>
+          </wp:anchor>
+        </w:drawing>
+      </w:r>
+      <w:r>
+        <w:rPr>
+          <w:sz w:val="24"/>
+        </w:rPr>
+        <w:t xml:space="preserve">the binary “On” and “Off” positions of a regular switch [2]. Figure 2 differs from Figure 1 based on the different readings for the same range of outputs. The only way to digitally replicate the analog </w:t>
+      </w:r>
+      <w:r>
         <w:rPr>
           <w:i/>
           <w:iCs/>
           <w:sz w:val="24"/>
         </w:rPr>
-      </w:pPr>
+        <w:t xml:space="preserve">wiper position </w:t>
+      </w:r>
+      <w:r>
+        <w:rPr>
+          <w:sz w:val="24"/>
+        </w:rPr>
+        <w:t xml:space="preserve">is to have each rotary switch position act as </w:t>
+      </w:r>
+      <w:r>
+        <w:rPr>
+          <w:i/>
+          <w:iCs/>
+          <w:sz w:val="24"/>
+        </w:rPr>
+        <w:t>bin</w:t>
+      </w:r>
+      <w:r>
+        <w:rPr>
+          <w:sz w:val="24"/>
+        </w:rPr>
+        <w:t xml:space="preserve">, a range of values, for a certain amount of wiper positions. Therefore, </w:t>
+      </w:r>
+      <w:r>
+        <w:rPr>
+          <w:b/>
+          <w:bCs/>
+          <w:sz w:val="24"/>
+        </w:rPr>
+        <w:t xml:space="preserve">Vout </w:t>
+      </w:r>
+      <w:r>
+        <w:rPr>
+          <w:sz w:val="24"/>
+        </w:rPr>
+        <w:t xml:space="preserve">becomes discretized into 6 distinct voltages instead of a complete range of continuous values. </w:t>
+      </w:r>
+    </w:p>
+    <w:p>
+      <w:pPr>
+        <w:spacing w:after="0"/>
+        <w:rPr>
+          <w:sz w:val="24"/>
+        </w:rPr>
+      </w:pPr>
+    </w:p>
+    <w:p>
+      <w:pPr>
+        <w:spacing w:after="0"/>
+        <w:rPr>
+          <w:sz w:val="24"/>
+        </w:rPr>
+      </w:pPr>
+      <w:r>
+        <w:rPr>
+          <w:sz w:val="24"/>
+        </w:rPr>
+        <w:t xml:space="preserve">However, the issue of accuracy is trivial if we take the resolution into consideration. Accuracy is equivalent to </w:t>
+      </w:r>
+      <w:r>
+        <w:rPr>
+          <w:b/>
+          <w:bCs/>
+          <w:sz w:val="24"/>
+        </w:rPr>
+        <w:t>span / resolution</w:t>
+      </w:r>
+      <w:r>
+        <w:rPr>
+          <w:sz w:val="24"/>
+        </w:rPr>
+        <w:t xml:space="preserve">. </w:t>
+      </w:r>
+      <w:r>
+        <w:rPr>
+          <w:b/>
+          <w:bCs/>
+          <w:sz w:val="24"/>
+        </w:rPr>
+        <w:t>Span</w:t>
+      </w:r>
+      <w:r>
+        <w:rPr>
+          <w:sz w:val="24"/>
+        </w:rPr>
+        <w:t xml:space="preserve"> is the range of voltage values that we are digitizing</w:t>
+      </w:r>
+      <w:r>
+        <w:rPr>
+          <w:sz w:val="24"/>
+        </w:rPr>
+        <w:t xml:space="preserve"> [3]</w:t>
+      </w:r>
+      <w:r>
+        <w:rPr>
+          <w:sz w:val="24"/>
+        </w:rPr>
+        <w:t xml:space="preserve">. Therefore, a smaller span and larger resolution </w:t>
+      </w:r>
+      <w:r>
+        <w:rPr>
+          <w:sz w:val="24"/>
+        </w:rPr>
+        <w:t xml:space="preserve">will result in greater accuracy. For instance, a 5V signal with a 5-bit ADC will have a span of 5V, a resolution of 32, and an accuracy of 156.25mV; the calculation is demonstrated by the following equation: </w:t>
+      </w:r>
+    </w:p>
+    <w:p>
+      <w:pPr>
+        <w:spacing w:after="0"/>
+        <w:rPr>
+          <w:sz w:val="24"/>
+        </w:rPr>
+      </w:pPr>
+    </w:p>
+    <w:p>
+      <w:pPr>
+        <w:spacing w:after="0"/>
+        <w:rPr>
+          <w:sz w:val="24"/>
+          <w:vertAlign w:val="superscript"/>
+        </w:rPr>
+      </w:pPr>
+      <m:oMathPara>
+        <m:oMath>
+          <m:r>
+            <w:rPr>
+              <w:rFonts w:ascii="Cambria Math" w:hAnsi="Cambria Math"/>
+              <w:sz w:val="24"/>
+              <w:vertAlign w:val="superscript"/>
+            </w:rPr>
+            <m:t>Accuracy=</m:t>
+          </m:r>
+          <m:f>
+            <m:fPr>
+              <m:ctrlPr>
+                <w:rPr>
+                  <w:rFonts w:ascii="Cambria Math" w:hAnsi="Cambria Math"/>
+                  <w:i/>
+                  <w:sz w:val="24"/>
+                  <w:vertAlign w:val="superscript"/>
+                </w:rPr>
+              </m:ctrlPr>
+            </m:fPr>
+            <m:num>
+              <m:r>
+                <w:rPr>
+                  <w:rFonts w:ascii="Cambria Math" w:hAnsi="Cambria Math"/>
+                  <w:sz w:val="24"/>
+                  <w:vertAlign w:val="superscript"/>
+                </w:rPr>
+                <m:t>Span</m:t>
+              </m:r>
+            </m:num>
+            <m:den>
+              <m:r>
+                <w:rPr>
+                  <w:rFonts w:ascii="Cambria Math" w:hAnsi="Cambria Math"/>
+                  <w:sz w:val="24"/>
+                  <w:vertAlign w:val="superscript"/>
+                </w:rPr>
+                <m:t>Resolution</m:t>
+              </m:r>
+            </m:den>
+          </m:f>
+          <m:r>
+            <w:rPr>
+              <w:rFonts w:ascii="Cambria Math" w:hAnsi="Cambria Math"/>
+              <w:sz w:val="24"/>
+              <w:vertAlign w:val="superscript"/>
+            </w:rPr>
+            <m:t>=</m:t>
+          </m:r>
+          <m:f>
+            <m:fPr>
+              <m:ctrlPr>
+                <w:rPr>
+                  <w:rFonts w:ascii="Cambria Math" w:hAnsi="Cambria Math"/>
+                  <w:i/>
+                  <w:sz w:val="24"/>
+                  <w:vertAlign w:val="superscript"/>
+                </w:rPr>
+              </m:ctrlPr>
+            </m:fPr>
+            <m:num>
+              <m:r>
+                <w:rPr>
+                  <w:rFonts w:ascii="Cambria Math" w:hAnsi="Cambria Math"/>
+                  <w:sz w:val="24"/>
+                  <w:vertAlign w:val="superscript"/>
+                </w:rPr>
+                <m:t>5</m:t>
+              </m:r>
+            </m:num>
+            <m:den>
+              <m:r>
+                <w:rPr>
+                  <w:rFonts w:ascii="Cambria Math" w:hAnsi="Cambria Math"/>
+                  <w:sz w:val="24"/>
+                  <w:vertAlign w:val="superscript"/>
+                </w:rPr>
+                <m:t>32</m:t>
+              </m:r>
+            </m:den>
+          </m:f>
+          <m:r>
+            <w:rPr>
+              <w:rFonts w:ascii="Cambria Math" w:hAnsi="Cambria Math"/>
+              <w:sz w:val="24"/>
+              <w:vertAlign w:val="superscript"/>
+            </w:rPr>
+            <m:t>=0.15625</m:t>
+          </m:r>
+        </m:oMath>
+      </m:oMathPara>
+    </w:p>
+    <w:p>
+      <w:pPr>
+        <w:spacing w:after="0"/>
+        <w:rPr>
+          <w:sz w:val="24"/>
+        </w:rPr>
+      </w:pPr>
+    </w:p>
+    <w:p>
+      <w:pPr>
+        <w:spacing w:after="0"/>
+        <w:jc w:val="center"/>
+        <w:rPr>
+          <w:b/>
+          <w:bCs/>
+          <w:sz w:val="24"/>
+        </w:rPr>
+      </w:pPr>
+      <w:r>
+        <w:rPr>
+          <w:b/>
+          <w:bCs/>
+          <w:sz w:val="24"/>
+        </w:rPr>
+        <w:t>The Liquid Crystal Display (LCD)</w:t>
+      </w:r>
     </w:p>
     <w:p>
       <w:pPr>
         <w:spacing w:after="0"/>
         <w:ind w:firstLine="720"/>
         <w:rPr>
-          <w:i/>
-          <w:iCs/>
-          <w:sz w:val="24"/>
-        </w:rPr>
-      </w:pPr>
-    </w:p>
-    <w:p>
-      <w:r>
-        <w:t>Here are some links on circuit block diagrams</w:t>
-      </w:r>
-    </w:p>
-    <w:p>
-      <w:pPr>
+          <w:sz w:val="24"/>
+        </w:rPr>
+      </w:pPr>
+      <w:r>
+        <w:rPr>
+          <w:sz w:val="24"/>
+        </w:rPr>
+        <w:t>The LCD was the second component that I was unfamiliar with for this lab.</w:t>
+      </w:r>
+      <w:r>
+        <w:rPr>
+          <w:sz w:val="24"/>
+        </w:rPr>
+        <w:t xml:space="preserve"> It is a device that shows outputs on a display. An LCD works through the geometry and physics of its internal components. At its most fundamental level, an LCD is </w:t>
+      </w:r>
+      <w:r>
+        <w:rPr>
+          <w:sz w:val="24"/>
+        </w:rPr>
+        <w:t xml:space="preserve">comprised of </w:t>
+      </w:r>
+      <w:r>
+        <w:rPr>
+          <w:sz w:val="24"/>
+        </w:rPr>
+        <w:t xml:space="preserve">a pair of polarizing light filters that and electrodes that sandwich a layer of liquid crystal molecules. </w:t>
+      </w:r>
+      <w:r>
+        <w:rPr>
+          <w:sz w:val="24"/>
+        </w:rPr>
+        <w:t>The liquid crystals change their orientation if electricity is applied, offering greater control over the display</w:t>
+      </w:r>
+      <w:r>
+        <w:rPr>
+          <w:sz w:val="24"/>
+        </w:rPr>
+        <w:t xml:space="preserve"> [4]</w:t>
+      </w:r>
+      <w:r>
+        <w:rPr>
+          <w:sz w:val="24"/>
+        </w:rPr>
+        <w:t xml:space="preserve">. </w:t>
+      </w:r>
+    </w:p>
+    <w:p>
+      <w:pPr>
+        <w:spacing w:after="0"/>
+        <w:rPr>
+          <w:sz w:val="24"/>
+        </w:rPr>
+      </w:pPr>
+    </w:p>
+    <w:p>
+      <w:pPr>
+        <w:spacing w:after="0"/>
+        <w:rPr>
+          <w:sz w:val="24"/>
+        </w:rPr>
+      </w:pPr>
+      <w:r>
+        <w:rPr>
+          <w:sz w:val="24"/>
+        </w:rPr>
+        <w:tab/>
+        <w:t xml:space="preserve">In this lab, the main way that </w:t>
+      </w:r>
+      <w:r>
+        <w:rPr>
+          <w:sz w:val="24"/>
+        </w:rPr>
+        <w:t>Pico</w:t>
+      </w:r>
+      <w:r>
+        <w:rPr>
+          <w:sz w:val="24"/>
+        </w:rPr>
+        <w:t xml:space="preserve"> communicates with the LCD without a backpack is through </w:t>
+      </w:r>
+      <w:r>
+        <w:rPr>
+          <w:b/>
+          <w:bCs/>
+          <w:sz w:val="24"/>
+        </w:rPr>
+        <w:t>Bit-Banging</w:t>
+      </w:r>
+      <w:r>
+        <w:rPr>
+          <w:b/>
+          <w:bCs/>
+          <w:sz w:val="24"/>
+        </w:rPr>
+        <w:t>.</w:t>
+      </w:r>
+      <w:r>
+        <w:rPr>
+          <w:b/>
+          <w:bCs/>
+          <w:sz w:val="24"/>
+        </w:rPr>
+        <w:t xml:space="preserve"> </w:t>
+      </w:r>
+      <w:r>
+        <w:rPr>
+          <w:sz w:val="24"/>
+        </w:rPr>
+        <w:t xml:space="preserve">Bit-Banging is a method where a device can imitate a communication protocol </w:t>
+      </w:r>
+      <w:r>
+        <w:rPr>
+          <w:sz w:val="24"/>
+        </w:rPr>
+        <w:t xml:space="preserve">like UART, I2C, or SPI </w:t>
+      </w:r>
+      <w:r>
+        <w:rPr>
+          <w:sz w:val="24"/>
+        </w:rPr>
+        <w:t>using pins without using the dedicated hardware for that communication protocol [</w:t>
+      </w:r>
+      <w:r>
+        <w:rPr>
+          <w:sz w:val="24"/>
+        </w:rPr>
+        <w:t xml:space="preserve">5]. In this lab, we are imitating a Parallel 4-Bit Protocol with the LCD.py library that I used. However, it is often easier to communicate with LCDs using the Serial-Peripheral Interface Protocol (SPI) because it is faster than both I2C and UART, so the display can refresh faster. However, this was not an option for this lab. </w:t>
+      </w:r>
+      <w:r>
+        <w:rPr>
+          <w:sz w:val="24"/>
+        </w:rPr>
+        <w:br/>
+      </w:r>
+      <w:r>
+        <w:rPr>
+          <w:sz w:val="24"/>
+        </w:rPr>
+        <w:br/>
+      </w:r>
+    </w:p>
+    <w:p>
+      <w:pPr>
+        <w:spacing w:after="0"/>
+        <w:rPr>
+          <w:sz w:val="24"/>
+        </w:rPr>
+      </w:pPr>
+    </w:p>
+    <w:p>
+      <w:pPr>
+        <w:spacing w:after="0"/>
+        <w:rPr>
+          <w:sz w:val="24"/>
+        </w:rPr>
+      </w:pPr>
+    </w:p>
+    <w:p>
+      <w:pPr>
+        <w:spacing w:after="0"/>
+        <w:rPr>
+          <w:b/>
+          <w:bCs/>
+          <w:sz w:val="24"/>
+        </w:rPr>
+      </w:pPr>
+      <w:r>
+        <w:rPr>
+          <w:b/>
+          <w:bCs/>
+          <w:sz w:val="24"/>
+        </w:rPr>
+        <w:lastRenderedPageBreak/>
+        <w:t xml:space="preserve">Design Steps: </w:t>
+      </w:r>
+    </w:p>
+    <w:p>
+      <w:pPr>
+        <w:spacing w:after="0"/>
+        <w:rPr>
+          <w:b/>
+          <w:bCs/>
+          <w:sz w:val="24"/>
+        </w:rPr>
+      </w:pPr>
+    </w:p>
+    <w:p>
+      <w:pPr>
+        <w:spacing w:after="0"/>
+        <w:rPr>
+          <w:sz w:val="24"/>
+        </w:rPr>
+      </w:pPr>
+      <w:r>
+        <w:rPr>
+          <w:b/>
+          <w:bCs/>
+          <w:sz w:val="24"/>
+        </w:rPr>
+        <w:tab/>
+      </w:r>
+      <w:r>
+        <w:rPr>
+          <w:sz w:val="24"/>
+        </w:rPr>
+        <w:t xml:space="preserve">The most common methodology that I use for most labs that involve hardware is to design the circuit before writing any software (Greg Stitt).  So, I laid out the circuit, mapped Pico’s pins to the LCD, and designed the resistor ladder before I wrote any code for the program. Therefore, I’ll go over every design decision below. </w:t>
+      </w:r>
+    </w:p>
+    <w:p>
+      <w:pPr>
+        <w:spacing w:after="0"/>
+        <w:rPr>
+          <w:sz w:val="24"/>
+        </w:rPr>
+      </w:pPr>
+    </w:p>
+    <w:p>
+      <w:pPr>
+        <w:pStyle w:val="ListParagraph"/>
         <w:numPr>
           <w:ilvl w:val="0"/>
-          <w:numId w:val="6"/>
+          <w:numId w:val="8"/>
         </w:numPr>
-        <w:suppressAutoHyphens w:val="0"/>
-        <w:spacing w:after="160" w:line="259" w:lineRule="auto"/>
-      </w:pPr>
-      <w:hyperlink r:id="rId7" w:tgtFrame="_blank" w:history="1">
-        <w:r>
-          <w:rPr>
-            <w:rStyle w:val="Hyperlink"/>
-          </w:rPr>
-          <w:t>WIKI article on block diagrams</w:t>
-        </w:r>
-      </w:hyperlink>
-    </w:p>
-    <w:p>
-      <w:pPr>
+        <w:spacing w:after="0"/>
+        <w:rPr>
+          <w:sz w:val="24"/>
+        </w:rPr>
+      </w:pPr>
+      <w:r>
+        <w:rPr>
+          <w:sz w:val="24"/>
+        </w:rPr>
+        <w:t>Why a 33k</w:t>
+      </w:r>
+      <w:r>
+        <w:rPr>
+          <w:rFonts w:ascii="Times New Roman" w:hAnsi="Times New Roman" w:cs="Times New Roman"/>
+          <w:sz w:val="24"/>
+        </w:rPr>
+        <w:t>Ω</w:t>
+      </w:r>
+      <w:r>
+        <w:rPr>
+          <w:sz w:val="24"/>
+        </w:rPr>
+        <w:t xml:space="preserve"> resistor as R1?</w:t>
+      </w:r>
+    </w:p>
+    <w:p>
+      <w:pPr>
+        <w:pStyle w:val="ListParagraph"/>
         <w:numPr>
           <w:ilvl w:val="0"/>
-          <w:numId w:val="6"/>
+          <w:numId w:val="8"/>
         </w:numPr>
-        <w:suppressAutoHyphens w:val="0"/>
-        <w:spacing w:after="160" w:line="259" w:lineRule="auto"/>
-        <w:rPr>
-          <w:rStyle w:val="Hyperlink"/>
-          <w:color w:val="auto"/>
-          <w:u w:val="none"/>
-        </w:rPr>
-      </w:pPr>
-      <w:hyperlink r:id="rId8" w:tgtFrame="_blank" w:history="1">
-        <w:r>
-          <w:rPr>
-            <w:rStyle w:val="Hyperlink"/>
-          </w:rPr>
-          <w:t>Really good forum question about schematics vs block diagrams</w:t>
-        </w:r>
-      </w:hyperlink>
-    </w:p>
-    <w:p>
-      <w:pPr>
+        <w:spacing w:after="0"/>
+        <w:rPr>
+          <w:sz w:val="24"/>
+        </w:rPr>
+      </w:pPr>
+      <w:r>
+        <w:rPr>
+          <w:sz w:val="24"/>
+        </w:rPr>
+        <w:t>Why 2 Capacitors?</w:t>
+      </w:r>
+    </w:p>
+    <w:p>
+      <w:pPr>
+        <w:pStyle w:val="ListParagraph"/>
         <w:numPr>
           <w:ilvl w:val="0"/>
-          <w:numId w:val="6"/>
+          <w:numId w:val="8"/>
         </w:numPr>
-        <w:suppressAutoHyphens w:val="0"/>
-        <w:spacing w:after="160" w:line="259" w:lineRule="auto"/>
-      </w:pPr>
-      <w:r>
-        <w:rPr>
-          <w:rStyle w:val="Hyperlink"/>
-        </w:rPr>
-        <w:lastRenderedPageBreak/>
-        <w:t xml:space="preserve">Free block diagram/flowchart editor: </w:t>
-      </w:r>
-      <w:r>
-        <w:rPr>
-          <w:rStyle w:val="Hyperlink"/>
-        </w:rPr>
-        <w:t>https://app.</w:t>
-      </w:r>
-      <w:hyperlink r:id="rId9" w:history="1">
-        <w:r>
-          <w:rPr>
-            <w:rStyle w:val="Hyperlink"/>
-          </w:rPr>
-          <w:t>diagrams</w:t>
-        </w:r>
-      </w:hyperlink>
-      <w:r>
-        <w:rPr>
-          <w:rStyle w:val="Hyperlink"/>
-        </w:rPr>
-        <w:t>.net/</w:t>
-      </w:r>
-      <w:r>
-        <w:rPr>
-          <w:sz w:val="24"/>
-        </w:rPr>
-        <w:tab/>
-      </w:r>
-    </w:p>
-    <w:p>
-      <w:pPr>
-        <w:suppressAutoHyphens w:val="0"/>
-        <w:spacing w:after="160" w:line="259" w:lineRule="auto"/>
-        <w:rPr>
+        <w:spacing w:after="0"/>
+        <w:rPr>
+          <w:sz w:val="24"/>
+        </w:rPr>
+      </w:pPr>
+      <w:r>
+        <w:rPr>
+          <w:sz w:val="24"/>
+        </w:rPr>
+        <w:t>Why a moving average filter?</w:t>
+      </w:r>
+    </w:p>
+    <w:p>
+      <w:pPr>
+        <w:spacing w:after="0"/>
+        <w:rPr>
+          <w:sz w:val="24"/>
+        </w:rPr>
+      </w:pPr>
+    </w:p>
+    <w:p>
+      <w:pPr>
+        <w:spacing w:after="0"/>
+        <w:rPr>
+          <w:b/>
+          <w:bCs/>
+          <w:sz w:val="24"/>
+        </w:rPr>
+      </w:pPr>
+    </w:p>
+    <w:p>
+      <w:pPr>
+        <w:spacing w:after="0"/>
+        <w:rPr>
+          <w:sz w:val="24"/>
+        </w:rPr>
+      </w:pPr>
+    </w:p>
+    <w:p>
+      <w:pPr>
+        <w:spacing w:after="0"/>
+        <w:rPr>
+          <w:b/>
+          <w:bCs/>
           <w:sz w:val="24"/>
         </w:rPr>
       </w:pPr>
@@ -1115,6 +1391,9 @@
         <w:spacing w:after="160" w:line="259" w:lineRule="auto"/>
       </w:pPr>
       <w:r>
+        <w:rPr>
+          <w:noProof/>
+        </w:rPr>
         <w:drawing>
           <wp:inline distT="0" distB="0" distL="0" distR="0" wp14:anchorId="0AE3A777" wp14:editId="45EC6291">
             <wp:extent cx="5943600" cy="4082415"/>
@@ -1131,7 +1410,7 @@
                     <pic:cNvPicPr/>
                   </pic:nvPicPr>
                   <pic:blipFill>
-                    <a:blip r:embed="rId10"/>
+                    <a:blip r:embed="rId8"/>
                     <a:stretch>
                       <a:fillRect/>
                     </a:stretch>
@@ -1165,7 +1444,7 @@
           <w:rPr>
             <w:noProof/>
           </w:rPr>
-          <w:t>1</w:t>
+          <w:t>3</w:t>
         </w:r>
       </w:fldSimple>
       <w:r>
@@ -1175,12 +1454,156 @@
     <w:p>
       <w:pPr>
         <w:pStyle w:val="Caption"/>
+        <w:keepNext/>
         <w:jc w:val="center"/>
+      </w:pPr>
+      <w:r>
         <w:rPr>
           <w:i w:val="0"/>
           <w:iCs w:val="0"/>
         </w:rPr>
-      </w:pPr>
+        <w:lastRenderedPageBreak/>
+        <w:drawing>
+          <wp:inline distT="0" distB="0" distL="0" distR="0" wp14:anchorId="1019C665" wp14:editId="2C59EE2A">
+            <wp:extent cx="4693920" cy="7125827"/>
+            <wp:effectExtent l="0" t="0" r="0" b="0"/>
+            <wp:docPr id="1607854883" name="Picture 1" descr="The image depicts a flowchart for a circuit that includes initializing components like an LCD and GPIO pins, setting up an ADC with variables, and implementing a moving average filter for voltage readings, followed by a decision structure that adjusts resistance based on voltage values and applies a quadratic or linear equation.&#10;&#10;AI-generated content may be incorrect."/>
+            <wp:cNvGraphicFramePr>
+              <a:graphicFrameLocks xmlns:a="http://schemas.openxmlformats.org/drawingml/2006/main" noChangeAspect="1"/>
+            </wp:cNvGraphicFramePr>
+            <a:graphic xmlns:a="http://schemas.openxmlformats.org/drawingml/2006/main">
+              <a:graphicData uri="http://schemas.openxmlformats.org/drawingml/2006/picture">
+                <pic:pic xmlns:pic="http://schemas.openxmlformats.org/drawingml/2006/picture">
+                  <pic:nvPicPr>
+                    <pic:cNvPr id="1607854883" name="Picture 1" descr="The image depicts a flowchart for a circuit that includes initializing components like an LCD and GPIO pins, setting up an ADC with variables, and implementing a moving average filter for voltage readings, followed by a decision structure that adjusts resistance based on voltage values and applies a quadratic or linear equation.&#10;&#10;AI-generated content may be incorrect."/>
+                    <pic:cNvPicPr/>
+                  </pic:nvPicPr>
+                  <pic:blipFill>
+                    <a:blip r:embed="rId9"/>
+                    <a:stretch>
+                      <a:fillRect/>
+                    </a:stretch>
+                  </pic:blipFill>
+                  <pic:spPr>
+                    <a:xfrm>
+                      <a:off x="0" y="0"/>
+                      <a:ext cx="4700799" cy="7136270"/>
+                    </a:xfrm>
+                    <a:prstGeom prst="rect">
+                      <a:avLst/>
+                    </a:prstGeom>
+                  </pic:spPr>
+                </pic:pic>
+              </a:graphicData>
+            </a:graphic>
+          </wp:inline>
+        </w:drawing>
+      </w:r>
+    </w:p>
+    <w:p>
+      <w:pPr>
+        <w:pStyle w:val="Caption"/>
+        <w:jc w:val="center"/>
+      </w:pPr>
+      <w:r>
+        <w:t xml:space="preserve">Figure </w:t>
+      </w:r>
+      <w:fldSimple w:instr=" SEQ Figure \* ARABIC ">
+        <w:r>
+          <w:rPr>
+            <w:noProof/>
+          </w:rPr>
+          <w:t>4</w:t>
+        </w:r>
+      </w:fldSimple>
+      <w:r>
+        <w:t>: SW Block Top Half</w:t>
+      </w:r>
+    </w:p>
+    <w:p>
+      <w:pPr>
+        <w:pStyle w:val="Caption"/>
+        <w:jc w:val="center"/>
+      </w:pPr>
+    </w:p>
+    <w:p>
+      <w:pPr>
+        <w:pStyle w:val="Caption"/>
+        <w:jc w:val="center"/>
+      </w:pPr>
+    </w:p>
+    <w:p>
+      <w:pPr>
+        <w:pStyle w:val="Caption"/>
+        <w:keepNext/>
+        <w:jc w:val="center"/>
+      </w:pPr>
+      <w:r>
+        <w:rPr>
+          <w:i w:val="0"/>
+          <w:iCs w:val="0"/>
+        </w:rPr>
+        <w:lastRenderedPageBreak/>
+        <w:drawing>
+          <wp:inline distT="0" distB="0" distL="0" distR="0" wp14:anchorId="2E52B050" wp14:editId="56D8AF4A">
+            <wp:extent cx="5193030" cy="7768864"/>
+            <wp:effectExtent l="0" t="0" r="7620" b="3810"/>
+            <wp:docPr id="615739908" name="Picture 1" descr="The image shows a flowchart with various conditional statements and loops for processing and updating resistance values, with visual cues for data handling and display.&#10;&#10;AI-generated content may be incorrect."/>
+            <wp:cNvGraphicFramePr>
+              <a:graphicFrameLocks xmlns:a="http://schemas.openxmlformats.org/drawingml/2006/main" noChangeAspect="1"/>
+            </wp:cNvGraphicFramePr>
+            <a:graphic xmlns:a="http://schemas.openxmlformats.org/drawingml/2006/main">
+              <a:graphicData uri="http://schemas.openxmlformats.org/drawingml/2006/picture">
+                <pic:pic xmlns:pic="http://schemas.openxmlformats.org/drawingml/2006/picture">
+                  <pic:nvPicPr>
+                    <pic:cNvPr id="615739908" name="Picture 1" descr="The image shows a flowchart with various conditional statements and loops for processing and updating resistance values, with visual cues for data handling and display.&#10;&#10;AI-generated content may be incorrect."/>
+                    <pic:cNvPicPr/>
+                  </pic:nvPicPr>
+                  <pic:blipFill>
+                    <a:blip r:embed="rId10"/>
+                    <a:stretch>
+                      <a:fillRect/>
+                    </a:stretch>
+                  </pic:blipFill>
+                  <pic:spPr>
+                    <a:xfrm>
+                      <a:off x="0" y="0"/>
+                      <a:ext cx="5194172" cy="7770572"/>
+                    </a:xfrm>
+                    <a:prstGeom prst="rect">
+                      <a:avLst/>
+                    </a:prstGeom>
+                  </pic:spPr>
+                </pic:pic>
+              </a:graphicData>
+            </a:graphic>
+          </wp:inline>
+        </w:drawing>
+      </w:r>
+    </w:p>
+    <w:p>
+      <w:pPr>
+        <w:pStyle w:val="Caption"/>
+        <w:jc w:val="center"/>
+        <w:rPr>
+          <w:i w:val="0"/>
+          <w:iCs w:val="0"/>
+        </w:rPr>
+      </w:pPr>
+      <w:r>
+        <w:t xml:space="preserve">Figure </w:t>
+      </w:r>
+      <w:fldSimple w:instr=" SEQ Figure \* ARABIC ">
+        <w:r>
+          <w:rPr>
+            <w:noProof/>
+          </w:rPr>
+          <w:t>5</w:t>
+        </w:r>
+      </w:fldSimple>
+      <w:r>
+        <w:t>: SW Block Bottom Half</w:t>
+      </w:r>
     </w:p>
     <w:p>
       <w:pPr>
@@ -1366,44 +1789,7 @@
           <w:iCs/>
           <w:sz w:val="24"/>
         </w:rPr>
-        <w:lastRenderedPageBreak/>
-        <w:t xml:space="preserve">Discuss the accuracy of your resistance measurements and any adjustments you </w:t>
-      </w:r>
-      <w:proofErr w:type="gramStart"/>
-      <w:r>
-        <w:rPr>
-          <w:i/>
-          <w:iCs/>
-          <w:sz w:val="24"/>
-        </w:rPr>
-        <w:t>needed</w:t>
-      </w:r>
-      <w:proofErr w:type="gramEnd"/>
-      <w:r>
-        <w:rPr>
-          <w:i/>
-          <w:iCs/>
-          <w:sz w:val="24"/>
-        </w:rPr>
-        <w:t xml:space="preserve"> to </w:t>
-      </w:r>
-      <w:proofErr w:type="gramStart"/>
-      <w:r>
-        <w:rPr>
-          <w:i/>
-          <w:iCs/>
-          <w:sz w:val="24"/>
-        </w:rPr>
-        <w:t>do</w:t>
-      </w:r>
-      <w:proofErr w:type="gramEnd"/>
-      <w:r>
-        <w:rPr>
-          <w:i/>
-          <w:iCs/>
-          <w:sz w:val="24"/>
-        </w:rPr>
-        <w:t xml:space="preserve"> to get a more accurate measurement.</w:t>
+        <w:t>Discuss the accuracy of your resistance measurements and any adjustments you needed to do to get a more accurate measurement.</w:t>
       </w:r>
     </w:p>
     <w:p>
@@ -1517,24 +1903,5507 @@
     </w:p>
     <w:p>
       <w:pPr>
-        <w:rPr>
-          <w:sz w:val="24"/>
-          <w:szCs w:val="24"/>
-        </w:rPr>
-      </w:pPr>
-      <w:r>
-        <w:rPr>
-          <w:sz w:val="24"/>
-          <w:szCs w:val="24"/>
-        </w:rPr>
-        <w:t>Please paste your code for the microcontroller in this section</w:t>
-      </w:r>
-      <w:r>
-        <w:rPr>
-          <w:sz w:val="24"/>
-          <w:szCs w:val="24"/>
+        <w:shd w:val="clear" w:color="auto" w:fill="1F1F1F"/>
+        <w:suppressAutoHyphens w:val="0"/>
+        <w:spacing w:after="0" w:line="285" w:lineRule="atLeast"/>
+        <w:rPr>
+          <w:rFonts w:ascii="Consolas" w:eastAsia="Times New Roman" w:hAnsi="Consolas" w:cs="Times New Roman"/>
+          <w:color w:val="CCCCCC"/>
+          <w:sz w:val="21"/>
+          <w:szCs w:val="21"/>
+          <w:lang w:eastAsia="en-US"/>
+        </w:rPr>
+      </w:pPr>
+      <w:r>
+        <w:rPr>
+          <w:rFonts w:ascii="Consolas" w:eastAsia="Times New Roman" w:hAnsi="Consolas" w:cs="Times New Roman"/>
+          <w:color w:val="C586C0"/>
+          <w:sz w:val="21"/>
+          <w:szCs w:val="21"/>
+          <w:lang w:eastAsia="en-US"/>
+        </w:rPr>
+        <w:t>import</w:t>
+      </w:r>
+      <w:r>
+        <w:rPr>
+          <w:rFonts w:ascii="Consolas" w:eastAsia="Times New Roman" w:hAnsi="Consolas" w:cs="Times New Roman"/>
+          <w:color w:val="CCCCCC"/>
+          <w:sz w:val="21"/>
+          <w:szCs w:val="21"/>
+          <w:lang w:eastAsia="en-US"/>
+        </w:rPr>
+        <w:t xml:space="preserve"> </w:t>
+      </w:r>
+      <w:r>
+        <w:rPr>
+          <w:rFonts w:ascii="Consolas" w:eastAsia="Times New Roman" w:hAnsi="Consolas" w:cs="Times New Roman"/>
+          <w:color w:val="4EC9B0"/>
+          <w:sz w:val="21"/>
+          <w:szCs w:val="21"/>
+          <w:lang w:eastAsia="en-US"/>
+        </w:rPr>
+        <w:t>machine</w:t>
+      </w:r>
+    </w:p>
+    <w:p>
+      <w:pPr>
+        <w:shd w:val="clear" w:color="auto" w:fill="1F1F1F"/>
+        <w:suppressAutoHyphens w:val="0"/>
+        <w:spacing w:after="0" w:line="285" w:lineRule="atLeast"/>
+        <w:rPr>
+          <w:rFonts w:ascii="Consolas" w:eastAsia="Times New Roman" w:hAnsi="Consolas" w:cs="Times New Roman"/>
+          <w:color w:val="CCCCCC"/>
+          <w:sz w:val="21"/>
+          <w:szCs w:val="21"/>
+          <w:lang w:eastAsia="en-US"/>
+        </w:rPr>
+      </w:pPr>
+      <w:r>
+        <w:rPr>
+          <w:rFonts w:ascii="Consolas" w:eastAsia="Times New Roman" w:hAnsi="Consolas" w:cs="Times New Roman"/>
+          <w:color w:val="C586C0"/>
+          <w:sz w:val="21"/>
+          <w:szCs w:val="21"/>
+          <w:lang w:eastAsia="en-US"/>
+        </w:rPr>
+        <w:t>import</w:t>
+      </w:r>
+      <w:r>
+        <w:rPr>
+          <w:rFonts w:ascii="Consolas" w:eastAsia="Times New Roman" w:hAnsi="Consolas" w:cs="Times New Roman"/>
+          <w:color w:val="CCCCCC"/>
+          <w:sz w:val="21"/>
+          <w:szCs w:val="21"/>
+          <w:lang w:eastAsia="en-US"/>
+        </w:rPr>
+        <w:t xml:space="preserve"> </w:t>
+      </w:r>
+      <w:r>
+        <w:rPr>
+          <w:rFonts w:ascii="Consolas" w:eastAsia="Times New Roman" w:hAnsi="Consolas" w:cs="Times New Roman"/>
+          <w:color w:val="4EC9B0"/>
+          <w:sz w:val="21"/>
+          <w:szCs w:val="21"/>
+          <w:lang w:eastAsia="en-US"/>
+        </w:rPr>
+        <w:t>time</w:t>
+      </w:r>
+    </w:p>
+    <w:p>
+      <w:pPr>
+        <w:shd w:val="clear" w:color="auto" w:fill="1F1F1F"/>
+        <w:suppressAutoHyphens w:val="0"/>
+        <w:spacing w:after="0" w:line="285" w:lineRule="atLeast"/>
+        <w:rPr>
+          <w:rFonts w:ascii="Consolas" w:eastAsia="Times New Roman" w:hAnsi="Consolas" w:cs="Times New Roman"/>
+          <w:color w:val="CCCCCC"/>
+          <w:sz w:val="21"/>
+          <w:szCs w:val="21"/>
+          <w:lang w:eastAsia="en-US"/>
+        </w:rPr>
+      </w:pPr>
+      <w:r>
+        <w:rPr>
+          <w:rFonts w:ascii="Consolas" w:eastAsia="Times New Roman" w:hAnsi="Consolas" w:cs="Times New Roman"/>
+          <w:color w:val="C586C0"/>
+          <w:sz w:val="21"/>
+          <w:szCs w:val="21"/>
+          <w:lang w:eastAsia="en-US"/>
+        </w:rPr>
+        <w:t>import</w:t>
+      </w:r>
+      <w:r>
+        <w:rPr>
+          <w:rFonts w:ascii="Consolas" w:eastAsia="Times New Roman" w:hAnsi="Consolas" w:cs="Times New Roman"/>
+          <w:color w:val="CCCCCC"/>
+          <w:sz w:val="21"/>
+          <w:szCs w:val="21"/>
+          <w:lang w:eastAsia="en-US"/>
+        </w:rPr>
+        <w:t xml:space="preserve"> </w:t>
+      </w:r>
+      <w:r>
+        <w:rPr>
+          <w:rFonts w:ascii="Consolas" w:eastAsia="Times New Roman" w:hAnsi="Consolas" w:cs="Times New Roman"/>
+          <w:color w:val="4EC9B0"/>
+          <w:sz w:val="21"/>
+          <w:szCs w:val="21"/>
+          <w:lang w:eastAsia="en-US"/>
+        </w:rPr>
+        <w:t>math</w:t>
+      </w:r>
+    </w:p>
+    <w:p>
+      <w:pPr>
+        <w:shd w:val="clear" w:color="auto" w:fill="1F1F1F"/>
+        <w:suppressAutoHyphens w:val="0"/>
+        <w:spacing w:after="0" w:line="285" w:lineRule="atLeast"/>
+        <w:rPr>
+          <w:rFonts w:ascii="Consolas" w:eastAsia="Times New Roman" w:hAnsi="Consolas" w:cs="Times New Roman"/>
+          <w:color w:val="CCCCCC"/>
+          <w:sz w:val="21"/>
+          <w:szCs w:val="21"/>
+          <w:lang w:eastAsia="en-US"/>
+        </w:rPr>
+      </w:pPr>
+    </w:p>
+    <w:p>
+      <w:pPr>
+        <w:shd w:val="clear" w:color="auto" w:fill="1F1F1F"/>
+        <w:suppressAutoHyphens w:val="0"/>
+        <w:spacing w:after="0" w:line="285" w:lineRule="atLeast"/>
+        <w:rPr>
+          <w:rFonts w:ascii="Consolas" w:eastAsia="Times New Roman" w:hAnsi="Consolas" w:cs="Times New Roman"/>
+          <w:color w:val="CCCCCC"/>
+          <w:sz w:val="21"/>
+          <w:szCs w:val="21"/>
+          <w:lang w:eastAsia="en-US"/>
+        </w:rPr>
+      </w:pPr>
+      <w:r>
+        <w:rPr>
+          <w:rFonts w:ascii="Consolas" w:eastAsia="Times New Roman" w:hAnsi="Consolas" w:cs="Times New Roman"/>
+          <w:color w:val="C586C0"/>
+          <w:sz w:val="21"/>
+          <w:szCs w:val="21"/>
+          <w:lang w:eastAsia="en-US"/>
+        </w:rPr>
+        <w:t>from</w:t>
+      </w:r>
+      <w:r>
+        <w:rPr>
+          <w:rFonts w:ascii="Consolas" w:eastAsia="Times New Roman" w:hAnsi="Consolas" w:cs="Times New Roman"/>
+          <w:color w:val="CCCCCC"/>
+          <w:sz w:val="21"/>
+          <w:szCs w:val="21"/>
+          <w:lang w:eastAsia="en-US"/>
+        </w:rPr>
+        <w:t xml:space="preserve"> </w:t>
+      </w:r>
+      <w:r>
+        <w:rPr>
+          <w:rFonts w:ascii="Consolas" w:eastAsia="Times New Roman" w:hAnsi="Consolas" w:cs="Times New Roman"/>
+          <w:color w:val="4EC9B0"/>
+          <w:sz w:val="21"/>
+          <w:szCs w:val="21"/>
+          <w:lang w:eastAsia="en-US"/>
+        </w:rPr>
+        <w:t>time</w:t>
+      </w:r>
+      <w:r>
+        <w:rPr>
+          <w:rFonts w:ascii="Consolas" w:eastAsia="Times New Roman" w:hAnsi="Consolas" w:cs="Times New Roman"/>
+          <w:color w:val="CCCCCC"/>
+          <w:sz w:val="21"/>
+          <w:szCs w:val="21"/>
+          <w:lang w:eastAsia="en-US"/>
+        </w:rPr>
+        <w:t xml:space="preserve"> </w:t>
+      </w:r>
+      <w:r>
+        <w:rPr>
+          <w:rFonts w:ascii="Consolas" w:eastAsia="Times New Roman" w:hAnsi="Consolas" w:cs="Times New Roman"/>
+          <w:color w:val="C586C0"/>
+          <w:sz w:val="21"/>
+          <w:szCs w:val="21"/>
+          <w:lang w:eastAsia="en-US"/>
+        </w:rPr>
+        <w:t>import</w:t>
+      </w:r>
+      <w:r>
+        <w:rPr>
+          <w:rFonts w:ascii="Consolas" w:eastAsia="Times New Roman" w:hAnsi="Consolas" w:cs="Times New Roman"/>
+          <w:color w:val="CCCCCC"/>
+          <w:sz w:val="21"/>
+          <w:szCs w:val="21"/>
+          <w:lang w:eastAsia="en-US"/>
+        </w:rPr>
+        <w:t xml:space="preserve"> </w:t>
+      </w:r>
+      <w:r>
+        <w:rPr>
+          <w:rFonts w:ascii="Consolas" w:eastAsia="Times New Roman" w:hAnsi="Consolas" w:cs="Times New Roman"/>
+          <w:color w:val="DCDCAA"/>
+          <w:sz w:val="21"/>
+          <w:szCs w:val="21"/>
+          <w:lang w:eastAsia="en-US"/>
+        </w:rPr>
+        <w:t>sleep</w:t>
+      </w:r>
+    </w:p>
+    <w:p>
+      <w:pPr>
+        <w:shd w:val="clear" w:color="auto" w:fill="1F1F1F"/>
+        <w:suppressAutoHyphens w:val="0"/>
+        <w:spacing w:after="0" w:line="285" w:lineRule="atLeast"/>
+        <w:rPr>
+          <w:rFonts w:ascii="Consolas" w:eastAsia="Times New Roman" w:hAnsi="Consolas" w:cs="Times New Roman"/>
+          <w:color w:val="CCCCCC"/>
+          <w:sz w:val="21"/>
+          <w:szCs w:val="21"/>
+          <w:lang w:eastAsia="en-US"/>
+        </w:rPr>
+      </w:pPr>
+      <w:r>
+        <w:rPr>
+          <w:rFonts w:ascii="Consolas" w:eastAsia="Times New Roman" w:hAnsi="Consolas" w:cs="Times New Roman"/>
+          <w:color w:val="C586C0"/>
+          <w:sz w:val="21"/>
+          <w:szCs w:val="21"/>
+          <w:lang w:eastAsia="en-US"/>
+        </w:rPr>
+        <w:t>from</w:t>
+      </w:r>
+      <w:r>
+        <w:rPr>
+          <w:rFonts w:ascii="Consolas" w:eastAsia="Times New Roman" w:hAnsi="Consolas" w:cs="Times New Roman"/>
+          <w:color w:val="CCCCCC"/>
+          <w:sz w:val="21"/>
+          <w:szCs w:val="21"/>
+          <w:lang w:eastAsia="en-US"/>
+        </w:rPr>
+        <w:t xml:space="preserve"> </w:t>
+      </w:r>
+      <w:r>
+        <w:rPr>
+          <w:rFonts w:ascii="Consolas" w:eastAsia="Times New Roman" w:hAnsi="Consolas" w:cs="Times New Roman"/>
+          <w:color w:val="4EC9B0"/>
+          <w:sz w:val="21"/>
+          <w:szCs w:val="21"/>
+          <w:lang w:eastAsia="en-US"/>
+        </w:rPr>
+        <w:t>LCD</w:t>
+      </w:r>
+      <w:r>
+        <w:rPr>
+          <w:rFonts w:ascii="Consolas" w:eastAsia="Times New Roman" w:hAnsi="Consolas" w:cs="Times New Roman"/>
+          <w:color w:val="CCCCCC"/>
+          <w:sz w:val="21"/>
+          <w:szCs w:val="21"/>
+          <w:lang w:eastAsia="en-US"/>
+        </w:rPr>
+        <w:t xml:space="preserve"> </w:t>
+      </w:r>
+      <w:r>
+        <w:rPr>
+          <w:rFonts w:ascii="Consolas" w:eastAsia="Times New Roman" w:hAnsi="Consolas" w:cs="Times New Roman"/>
+          <w:color w:val="C586C0"/>
+          <w:sz w:val="21"/>
+          <w:szCs w:val="21"/>
+          <w:lang w:eastAsia="en-US"/>
+        </w:rPr>
+        <w:t>import</w:t>
+      </w:r>
+      <w:r>
+        <w:rPr>
+          <w:rFonts w:ascii="Consolas" w:eastAsia="Times New Roman" w:hAnsi="Consolas" w:cs="Times New Roman"/>
+          <w:color w:val="CCCCCC"/>
+          <w:sz w:val="21"/>
+          <w:szCs w:val="21"/>
+          <w:lang w:eastAsia="en-US"/>
+        </w:rPr>
+        <w:t xml:space="preserve"> LCD</w:t>
+      </w:r>
+    </w:p>
+    <w:p>
+      <w:pPr>
+        <w:shd w:val="clear" w:color="auto" w:fill="1F1F1F"/>
+        <w:suppressAutoHyphens w:val="0"/>
+        <w:spacing w:after="0" w:line="285" w:lineRule="atLeast"/>
+        <w:rPr>
+          <w:rFonts w:ascii="Consolas" w:eastAsia="Times New Roman" w:hAnsi="Consolas" w:cs="Times New Roman"/>
+          <w:color w:val="CCCCCC"/>
+          <w:sz w:val="21"/>
+          <w:szCs w:val="21"/>
+          <w:lang w:eastAsia="en-US"/>
+        </w:rPr>
+      </w:pPr>
+    </w:p>
+    <w:p>
+      <w:pPr>
+        <w:shd w:val="clear" w:color="auto" w:fill="1F1F1F"/>
+        <w:suppressAutoHyphens w:val="0"/>
+        <w:spacing w:after="0" w:line="285" w:lineRule="atLeast"/>
+        <w:rPr>
+          <w:rFonts w:ascii="Consolas" w:eastAsia="Times New Roman" w:hAnsi="Consolas" w:cs="Times New Roman"/>
+          <w:color w:val="CCCCCC"/>
+          <w:sz w:val="21"/>
+          <w:szCs w:val="21"/>
+          <w:lang w:eastAsia="en-US"/>
+        </w:rPr>
+      </w:pPr>
+      <w:r>
+        <w:rPr>
+          <w:rFonts w:ascii="Consolas" w:eastAsia="Times New Roman" w:hAnsi="Consolas" w:cs="Times New Roman"/>
+          <w:color w:val="6A9955"/>
+          <w:sz w:val="21"/>
+          <w:szCs w:val="21"/>
+          <w:lang w:eastAsia="en-US"/>
+        </w:rPr>
+        <w:t># LCD Instantiation</w:t>
+      </w:r>
+    </w:p>
+    <w:p>
+      <w:pPr>
+        <w:shd w:val="clear" w:color="auto" w:fill="1F1F1F"/>
+        <w:suppressAutoHyphens w:val="0"/>
+        <w:spacing w:after="0" w:line="285" w:lineRule="atLeast"/>
+        <w:rPr>
+          <w:rFonts w:ascii="Consolas" w:eastAsia="Times New Roman" w:hAnsi="Consolas" w:cs="Times New Roman"/>
+          <w:color w:val="CCCCCC"/>
+          <w:sz w:val="21"/>
+          <w:szCs w:val="21"/>
+          <w:lang w:eastAsia="en-US"/>
+        </w:rPr>
+      </w:pPr>
+    </w:p>
+    <w:p>
+      <w:pPr>
+        <w:shd w:val="clear" w:color="auto" w:fill="1F1F1F"/>
+        <w:suppressAutoHyphens w:val="0"/>
+        <w:spacing w:after="0" w:line="285" w:lineRule="atLeast"/>
+        <w:rPr>
+          <w:rFonts w:ascii="Consolas" w:eastAsia="Times New Roman" w:hAnsi="Consolas" w:cs="Times New Roman"/>
+          <w:color w:val="CCCCCC"/>
+          <w:sz w:val="21"/>
+          <w:szCs w:val="21"/>
+          <w:lang w:eastAsia="en-US"/>
+        </w:rPr>
+      </w:pPr>
+      <w:r>
+        <w:rPr>
+          <w:rFonts w:ascii="Consolas" w:eastAsia="Times New Roman" w:hAnsi="Consolas" w:cs="Times New Roman"/>
+          <w:color w:val="6A9955"/>
+          <w:sz w:val="21"/>
+          <w:szCs w:val="21"/>
+          <w:lang w:eastAsia="en-US"/>
+        </w:rPr>
+        <w:t xml:space="preserve"># GPIO </w:t>
+      </w:r>
+    </w:p>
+    <w:p>
+      <w:pPr>
+        <w:shd w:val="clear" w:color="auto" w:fill="1F1F1F"/>
+        <w:suppressAutoHyphens w:val="0"/>
+        <w:spacing w:after="0" w:line="285" w:lineRule="atLeast"/>
+        <w:rPr>
+          <w:rFonts w:ascii="Consolas" w:eastAsia="Times New Roman" w:hAnsi="Consolas" w:cs="Times New Roman"/>
+          <w:color w:val="CCCCCC"/>
+          <w:sz w:val="21"/>
+          <w:szCs w:val="21"/>
+          <w:lang w:eastAsia="en-US"/>
+        </w:rPr>
+      </w:pPr>
+      <w:r>
+        <w:rPr>
+          <w:rFonts w:ascii="Consolas" w:eastAsia="Times New Roman" w:hAnsi="Consolas" w:cs="Times New Roman"/>
+          <w:color w:val="9CDCFE"/>
+          <w:sz w:val="21"/>
+          <w:szCs w:val="21"/>
+          <w:lang w:eastAsia="en-US"/>
+        </w:rPr>
+        <w:t>lcd</w:t>
+      </w:r>
+      <w:r>
+        <w:rPr>
+          <w:rFonts w:ascii="Consolas" w:eastAsia="Times New Roman" w:hAnsi="Consolas" w:cs="Times New Roman"/>
+          <w:color w:val="CCCCCC"/>
+          <w:sz w:val="21"/>
+          <w:szCs w:val="21"/>
+          <w:lang w:eastAsia="en-US"/>
+        </w:rPr>
+        <w:t xml:space="preserve"> </w:t>
+      </w:r>
+      <w:r>
+        <w:rPr>
+          <w:rFonts w:ascii="Consolas" w:eastAsia="Times New Roman" w:hAnsi="Consolas" w:cs="Times New Roman"/>
+          <w:color w:val="D4D4D4"/>
+          <w:sz w:val="21"/>
+          <w:szCs w:val="21"/>
+          <w:lang w:eastAsia="en-US"/>
+        </w:rPr>
+        <w:t>=</w:t>
+      </w:r>
+      <w:r>
+        <w:rPr>
+          <w:rFonts w:ascii="Consolas" w:eastAsia="Times New Roman" w:hAnsi="Consolas" w:cs="Times New Roman"/>
+          <w:color w:val="CCCCCC"/>
+          <w:sz w:val="21"/>
+          <w:szCs w:val="21"/>
+          <w:lang w:eastAsia="en-US"/>
+        </w:rPr>
+        <w:t xml:space="preserve"> LCD(</w:t>
+      </w:r>
+      <w:r>
+        <w:rPr>
+          <w:rFonts w:ascii="Consolas" w:eastAsia="Times New Roman" w:hAnsi="Consolas" w:cs="Times New Roman"/>
+          <w:color w:val="9CDCFE"/>
+          <w:sz w:val="21"/>
+          <w:szCs w:val="21"/>
+          <w:lang w:eastAsia="en-US"/>
+        </w:rPr>
+        <w:t>enable_pin</w:t>
+      </w:r>
+      <w:r>
+        <w:rPr>
+          <w:rFonts w:ascii="Consolas" w:eastAsia="Times New Roman" w:hAnsi="Consolas" w:cs="Times New Roman"/>
+          <w:color w:val="D4D4D4"/>
+          <w:sz w:val="21"/>
+          <w:szCs w:val="21"/>
+          <w:lang w:eastAsia="en-US"/>
+        </w:rPr>
+        <w:t>=</w:t>
+      </w:r>
+      <w:r>
+        <w:rPr>
+          <w:rFonts w:ascii="Consolas" w:eastAsia="Times New Roman" w:hAnsi="Consolas" w:cs="Times New Roman"/>
+          <w:color w:val="B5CEA8"/>
+          <w:sz w:val="21"/>
+          <w:szCs w:val="21"/>
+          <w:lang w:eastAsia="en-US"/>
+        </w:rPr>
+        <w:t>18</w:t>
+      </w:r>
+      <w:r>
+        <w:rPr>
+          <w:rFonts w:ascii="Consolas" w:eastAsia="Times New Roman" w:hAnsi="Consolas" w:cs="Times New Roman"/>
+          <w:color w:val="CCCCCC"/>
+          <w:sz w:val="21"/>
+          <w:szCs w:val="21"/>
+          <w:lang w:eastAsia="en-US"/>
+        </w:rPr>
+        <w:t xml:space="preserve">,           </w:t>
+      </w:r>
+      <w:r>
+        <w:rPr>
+          <w:rFonts w:ascii="Consolas" w:eastAsia="Times New Roman" w:hAnsi="Consolas" w:cs="Times New Roman"/>
+          <w:color w:val="6A9955"/>
+          <w:sz w:val="21"/>
+          <w:szCs w:val="21"/>
+          <w:lang w:eastAsia="en-US"/>
+        </w:rPr>
+        <w:t># Enable Pin, int</w:t>
+      </w:r>
+    </w:p>
+    <w:p>
+      <w:pPr>
+        <w:shd w:val="clear" w:color="auto" w:fill="1F1F1F"/>
+        <w:suppressAutoHyphens w:val="0"/>
+        <w:spacing w:after="0" w:line="285" w:lineRule="atLeast"/>
+        <w:rPr>
+          <w:rFonts w:ascii="Consolas" w:eastAsia="Times New Roman" w:hAnsi="Consolas" w:cs="Times New Roman"/>
+          <w:color w:val="CCCCCC"/>
+          <w:sz w:val="21"/>
+          <w:szCs w:val="21"/>
+          <w:lang w:eastAsia="en-US"/>
+        </w:rPr>
+      </w:pPr>
+      <w:r>
+        <w:rPr>
+          <w:rFonts w:ascii="Consolas" w:eastAsia="Times New Roman" w:hAnsi="Consolas" w:cs="Times New Roman"/>
+          <w:color w:val="CCCCCC"/>
+          <w:sz w:val="21"/>
+          <w:szCs w:val="21"/>
+          <w:lang w:eastAsia="en-US"/>
+        </w:rPr>
+        <w:t>         </w:t>
+      </w:r>
+      <w:r>
+        <w:rPr>
+          <w:rFonts w:ascii="Consolas" w:eastAsia="Times New Roman" w:hAnsi="Consolas" w:cs="Times New Roman"/>
+          <w:color w:val="9CDCFE"/>
+          <w:sz w:val="21"/>
+          <w:szCs w:val="21"/>
+          <w:lang w:eastAsia="en-US"/>
+        </w:rPr>
+        <w:t>reg_select_pin</w:t>
+      </w:r>
+      <w:r>
+        <w:rPr>
+          <w:rFonts w:ascii="Consolas" w:eastAsia="Times New Roman" w:hAnsi="Consolas" w:cs="Times New Roman"/>
+          <w:color w:val="D4D4D4"/>
+          <w:sz w:val="21"/>
+          <w:szCs w:val="21"/>
+          <w:lang w:eastAsia="en-US"/>
+        </w:rPr>
+        <w:t>=</w:t>
+      </w:r>
+      <w:r>
+        <w:rPr>
+          <w:rFonts w:ascii="Consolas" w:eastAsia="Times New Roman" w:hAnsi="Consolas" w:cs="Times New Roman"/>
+          <w:color w:val="B5CEA8"/>
+          <w:sz w:val="21"/>
+          <w:szCs w:val="21"/>
+          <w:lang w:eastAsia="en-US"/>
+        </w:rPr>
+        <w:t>16</w:t>
+      </w:r>
+      <w:r>
+        <w:rPr>
+          <w:rFonts w:ascii="Consolas" w:eastAsia="Times New Roman" w:hAnsi="Consolas" w:cs="Times New Roman"/>
+          <w:color w:val="CCCCCC"/>
+          <w:sz w:val="21"/>
+          <w:szCs w:val="21"/>
+          <w:lang w:eastAsia="en-US"/>
+        </w:rPr>
+        <w:t>,        </w:t>
+      </w:r>
+      <w:r>
+        <w:rPr>
+          <w:rFonts w:ascii="Consolas" w:eastAsia="Times New Roman" w:hAnsi="Consolas" w:cs="Times New Roman"/>
+          <w:color w:val="6A9955"/>
+          <w:sz w:val="21"/>
+          <w:szCs w:val="21"/>
+          <w:lang w:eastAsia="en-US"/>
+        </w:rPr>
+        <w:t># Register Select, int</w:t>
+      </w:r>
+    </w:p>
+    <w:p>
+      <w:pPr>
+        <w:shd w:val="clear" w:color="auto" w:fill="1F1F1F"/>
+        <w:suppressAutoHyphens w:val="0"/>
+        <w:spacing w:after="0" w:line="285" w:lineRule="atLeast"/>
+        <w:rPr>
+          <w:rFonts w:ascii="Consolas" w:eastAsia="Times New Roman" w:hAnsi="Consolas" w:cs="Times New Roman"/>
+          <w:color w:val="CCCCCC"/>
+          <w:sz w:val="21"/>
+          <w:szCs w:val="21"/>
+          <w:lang w:eastAsia="en-US"/>
+        </w:rPr>
+      </w:pPr>
+      <w:r>
+        <w:rPr>
+          <w:rFonts w:ascii="Consolas" w:eastAsia="Times New Roman" w:hAnsi="Consolas" w:cs="Times New Roman"/>
+          <w:color w:val="CCCCCC"/>
+          <w:sz w:val="21"/>
+          <w:szCs w:val="21"/>
+          <w:lang w:eastAsia="en-US"/>
+        </w:rPr>
+        <w:t>         </w:t>
+      </w:r>
+      <w:r>
+        <w:rPr>
+          <w:rFonts w:ascii="Consolas" w:eastAsia="Times New Roman" w:hAnsi="Consolas" w:cs="Times New Roman"/>
+          <w:color w:val="9CDCFE"/>
+          <w:sz w:val="21"/>
+          <w:szCs w:val="21"/>
+          <w:lang w:eastAsia="en-US"/>
+        </w:rPr>
+        <w:t>data_pins</w:t>
+      </w:r>
+      <w:r>
+        <w:rPr>
+          <w:rFonts w:ascii="Consolas" w:eastAsia="Times New Roman" w:hAnsi="Consolas" w:cs="Times New Roman"/>
+          <w:color w:val="D4D4D4"/>
+          <w:sz w:val="21"/>
+          <w:szCs w:val="21"/>
+          <w:lang w:eastAsia="en-US"/>
+        </w:rPr>
+        <w:t>=</w:t>
+      </w:r>
+      <w:r>
+        <w:rPr>
+          <w:rFonts w:ascii="Consolas" w:eastAsia="Times New Roman" w:hAnsi="Consolas" w:cs="Times New Roman"/>
+          <w:color w:val="CCCCCC"/>
+          <w:sz w:val="21"/>
+          <w:szCs w:val="21"/>
+          <w:lang w:eastAsia="en-US"/>
+        </w:rPr>
+        <w:t>[</w:t>
+      </w:r>
+      <w:r>
+        <w:rPr>
+          <w:rFonts w:ascii="Consolas" w:eastAsia="Times New Roman" w:hAnsi="Consolas" w:cs="Times New Roman"/>
+          <w:color w:val="B5CEA8"/>
+          <w:sz w:val="21"/>
+          <w:szCs w:val="21"/>
+          <w:lang w:eastAsia="en-US"/>
+        </w:rPr>
+        <w:t>19</w:t>
+      </w:r>
+      <w:r>
+        <w:rPr>
+          <w:rFonts w:ascii="Consolas" w:eastAsia="Times New Roman" w:hAnsi="Consolas" w:cs="Times New Roman"/>
+          <w:color w:val="CCCCCC"/>
+          <w:sz w:val="21"/>
+          <w:szCs w:val="21"/>
+          <w:lang w:eastAsia="en-US"/>
+        </w:rPr>
+        <w:t xml:space="preserve">, </w:t>
+      </w:r>
+      <w:r>
+        <w:rPr>
+          <w:rFonts w:ascii="Consolas" w:eastAsia="Times New Roman" w:hAnsi="Consolas" w:cs="Times New Roman"/>
+          <w:color w:val="B5CEA8"/>
+          <w:sz w:val="21"/>
+          <w:szCs w:val="21"/>
+          <w:lang w:eastAsia="en-US"/>
+        </w:rPr>
+        <w:t>20</w:t>
+      </w:r>
+      <w:r>
+        <w:rPr>
+          <w:rFonts w:ascii="Consolas" w:eastAsia="Times New Roman" w:hAnsi="Consolas" w:cs="Times New Roman"/>
+          <w:color w:val="CCCCCC"/>
+          <w:sz w:val="21"/>
+          <w:szCs w:val="21"/>
+          <w:lang w:eastAsia="en-US"/>
+        </w:rPr>
+        <w:t xml:space="preserve">, </w:t>
+      </w:r>
+      <w:r>
+        <w:rPr>
+          <w:rFonts w:ascii="Consolas" w:eastAsia="Times New Roman" w:hAnsi="Consolas" w:cs="Times New Roman"/>
+          <w:color w:val="B5CEA8"/>
+          <w:sz w:val="21"/>
+          <w:szCs w:val="21"/>
+          <w:lang w:eastAsia="en-US"/>
+        </w:rPr>
+        <w:t>21</w:t>
+      </w:r>
+      <w:r>
+        <w:rPr>
+          <w:rFonts w:ascii="Consolas" w:eastAsia="Times New Roman" w:hAnsi="Consolas" w:cs="Times New Roman"/>
+          <w:color w:val="CCCCCC"/>
+          <w:sz w:val="21"/>
+          <w:szCs w:val="21"/>
+          <w:lang w:eastAsia="en-US"/>
+        </w:rPr>
+        <w:t xml:space="preserve">, </w:t>
+      </w:r>
+      <w:r>
+        <w:rPr>
+          <w:rFonts w:ascii="Consolas" w:eastAsia="Times New Roman" w:hAnsi="Consolas" w:cs="Times New Roman"/>
+          <w:color w:val="B5CEA8"/>
+          <w:sz w:val="21"/>
+          <w:szCs w:val="21"/>
+          <w:lang w:eastAsia="en-US"/>
+        </w:rPr>
+        <w:t>22</w:t>
+      </w:r>
+      <w:r>
+        <w:rPr>
+          <w:rFonts w:ascii="Consolas" w:eastAsia="Times New Roman" w:hAnsi="Consolas" w:cs="Times New Roman"/>
+          <w:color w:val="CCCCCC"/>
+          <w:sz w:val="21"/>
+          <w:szCs w:val="21"/>
+          <w:lang w:eastAsia="en-US"/>
+        </w:rPr>
+        <w:t xml:space="preserve">]   </w:t>
+      </w:r>
+      <w:r>
+        <w:rPr>
+          <w:rFonts w:ascii="Consolas" w:eastAsia="Times New Roman" w:hAnsi="Consolas" w:cs="Times New Roman"/>
+          <w:color w:val="6A9955"/>
+          <w:sz w:val="21"/>
+          <w:szCs w:val="21"/>
+          <w:lang w:eastAsia="en-US"/>
+        </w:rPr>
+        <w:t># Data Pin numbers for the upper nibble. list[int]</w:t>
+      </w:r>
+    </w:p>
+    <w:p>
+      <w:pPr>
+        <w:shd w:val="clear" w:color="auto" w:fill="1F1F1F"/>
+        <w:suppressAutoHyphens w:val="0"/>
+        <w:spacing w:after="0" w:line="285" w:lineRule="atLeast"/>
+        <w:rPr>
+          <w:rFonts w:ascii="Consolas" w:eastAsia="Times New Roman" w:hAnsi="Consolas" w:cs="Times New Roman"/>
+          <w:color w:val="CCCCCC"/>
+          <w:sz w:val="21"/>
+          <w:szCs w:val="21"/>
+          <w:lang w:eastAsia="en-US"/>
+        </w:rPr>
+      </w:pPr>
+      <w:r>
+        <w:rPr>
+          <w:rFonts w:ascii="Consolas" w:eastAsia="Times New Roman" w:hAnsi="Consolas" w:cs="Times New Roman"/>
+          <w:color w:val="CCCCCC"/>
+          <w:sz w:val="21"/>
+          <w:szCs w:val="21"/>
+          <w:lang w:eastAsia="en-US"/>
+        </w:rPr>
+        <w:t>         )</w:t>
+      </w:r>
+    </w:p>
+    <w:p>
+      <w:pPr>
+        <w:shd w:val="clear" w:color="auto" w:fill="1F1F1F"/>
+        <w:suppressAutoHyphens w:val="0"/>
+        <w:spacing w:after="0" w:line="285" w:lineRule="atLeast"/>
+        <w:rPr>
+          <w:rFonts w:ascii="Consolas" w:eastAsia="Times New Roman" w:hAnsi="Consolas" w:cs="Times New Roman"/>
+          <w:color w:val="CCCCCC"/>
+          <w:sz w:val="21"/>
+          <w:szCs w:val="21"/>
+          <w:lang w:eastAsia="en-US"/>
+        </w:rPr>
+      </w:pPr>
+    </w:p>
+    <w:p>
+      <w:pPr>
+        <w:shd w:val="clear" w:color="auto" w:fill="1F1F1F"/>
+        <w:suppressAutoHyphens w:val="0"/>
+        <w:spacing w:after="0" w:line="285" w:lineRule="atLeast"/>
+        <w:rPr>
+          <w:rFonts w:ascii="Consolas" w:eastAsia="Times New Roman" w:hAnsi="Consolas" w:cs="Times New Roman"/>
+          <w:color w:val="CCCCCC"/>
+          <w:sz w:val="21"/>
+          <w:szCs w:val="21"/>
+          <w:lang w:eastAsia="en-US"/>
+        </w:rPr>
+      </w:pPr>
+      <w:r>
+        <w:rPr>
+          <w:rFonts w:ascii="Consolas" w:eastAsia="Times New Roman" w:hAnsi="Consolas" w:cs="Times New Roman"/>
+          <w:color w:val="9CDCFE"/>
+          <w:sz w:val="21"/>
+          <w:szCs w:val="21"/>
+          <w:lang w:eastAsia="en-US"/>
+        </w:rPr>
+        <w:t>lcd</w:t>
+      </w:r>
+      <w:r>
+        <w:rPr>
+          <w:rFonts w:ascii="Consolas" w:eastAsia="Times New Roman" w:hAnsi="Consolas" w:cs="Times New Roman"/>
+          <w:color w:val="CCCCCC"/>
+          <w:sz w:val="21"/>
+          <w:szCs w:val="21"/>
+          <w:lang w:eastAsia="en-US"/>
+        </w:rPr>
+        <w:t>.init()</w:t>
+      </w:r>
+    </w:p>
+    <w:p>
+      <w:pPr>
+        <w:shd w:val="clear" w:color="auto" w:fill="1F1F1F"/>
+        <w:suppressAutoHyphens w:val="0"/>
+        <w:spacing w:after="0" w:line="285" w:lineRule="atLeast"/>
+        <w:rPr>
+          <w:rFonts w:ascii="Consolas" w:eastAsia="Times New Roman" w:hAnsi="Consolas" w:cs="Times New Roman"/>
+          <w:color w:val="CCCCCC"/>
+          <w:sz w:val="21"/>
+          <w:szCs w:val="21"/>
+          <w:lang w:eastAsia="en-US"/>
+        </w:rPr>
+      </w:pPr>
+      <w:r>
+        <w:rPr>
+          <w:rFonts w:ascii="Consolas" w:eastAsia="Times New Roman" w:hAnsi="Consolas" w:cs="Times New Roman"/>
+          <w:color w:val="9CDCFE"/>
+          <w:sz w:val="21"/>
+          <w:szCs w:val="21"/>
+          <w:lang w:eastAsia="en-US"/>
+        </w:rPr>
+        <w:t>lcd</w:t>
+      </w:r>
+      <w:r>
+        <w:rPr>
+          <w:rFonts w:ascii="Consolas" w:eastAsia="Times New Roman" w:hAnsi="Consolas" w:cs="Times New Roman"/>
+          <w:color w:val="CCCCCC"/>
+          <w:sz w:val="21"/>
+          <w:szCs w:val="21"/>
+          <w:lang w:eastAsia="en-US"/>
+        </w:rPr>
+        <w:t>.clear()</w:t>
+      </w:r>
+    </w:p>
+    <w:p>
+      <w:pPr>
+        <w:shd w:val="clear" w:color="auto" w:fill="1F1F1F"/>
+        <w:suppressAutoHyphens w:val="0"/>
+        <w:spacing w:after="240" w:line="285" w:lineRule="atLeast"/>
+        <w:rPr>
+          <w:rFonts w:ascii="Consolas" w:eastAsia="Times New Roman" w:hAnsi="Consolas" w:cs="Times New Roman"/>
+          <w:color w:val="CCCCCC"/>
+          <w:sz w:val="21"/>
+          <w:szCs w:val="21"/>
+          <w:lang w:eastAsia="en-US"/>
+        </w:rPr>
+      </w:pPr>
+    </w:p>
+    <w:p>
+      <w:pPr>
+        <w:shd w:val="clear" w:color="auto" w:fill="1F1F1F"/>
+        <w:suppressAutoHyphens w:val="0"/>
+        <w:spacing w:after="0" w:line="285" w:lineRule="atLeast"/>
+        <w:rPr>
+          <w:rFonts w:ascii="Consolas" w:eastAsia="Times New Roman" w:hAnsi="Consolas" w:cs="Times New Roman"/>
+          <w:color w:val="CCCCCC"/>
+          <w:sz w:val="21"/>
+          <w:szCs w:val="21"/>
+          <w:lang w:eastAsia="en-US"/>
+        </w:rPr>
+      </w:pPr>
+      <w:r>
+        <w:rPr>
+          <w:rFonts w:ascii="Consolas" w:eastAsia="Times New Roman" w:hAnsi="Consolas" w:cs="Times New Roman"/>
+          <w:color w:val="6A9955"/>
+          <w:sz w:val="21"/>
+          <w:szCs w:val="21"/>
+          <w:lang w:eastAsia="en-US"/>
+        </w:rPr>
+        <w:t># initialize ADC</w:t>
+      </w:r>
+    </w:p>
+    <w:p>
+      <w:pPr>
+        <w:shd w:val="clear" w:color="auto" w:fill="1F1F1F"/>
+        <w:suppressAutoHyphens w:val="0"/>
+        <w:spacing w:after="0" w:line="285" w:lineRule="atLeast"/>
+        <w:rPr>
+          <w:rFonts w:ascii="Consolas" w:eastAsia="Times New Roman" w:hAnsi="Consolas" w:cs="Times New Roman"/>
+          <w:color w:val="CCCCCC"/>
+          <w:sz w:val="21"/>
+          <w:szCs w:val="21"/>
+          <w:lang w:eastAsia="en-US"/>
+        </w:rPr>
+      </w:pPr>
+      <w:r>
+        <w:rPr>
+          <w:rFonts w:ascii="Consolas" w:eastAsia="Times New Roman" w:hAnsi="Consolas" w:cs="Times New Roman"/>
+          <w:color w:val="9CDCFE"/>
+          <w:sz w:val="21"/>
+          <w:szCs w:val="21"/>
+          <w:lang w:eastAsia="en-US"/>
+        </w:rPr>
+        <w:t>voltage_adc</w:t>
+      </w:r>
+      <w:r>
+        <w:rPr>
+          <w:rFonts w:ascii="Consolas" w:eastAsia="Times New Roman" w:hAnsi="Consolas" w:cs="Times New Roman"/>
+          <w:color w:val="CCCCCC"/>
+          <w:sz w:val="21"/>
+          <w:szCs w:val="21"/>
+          <w:lang w:eastAsia="en-US"/>
+        </w:rPr>
+        <w:t xml:space="preserve"> </w:t>
+      </w:r>
+      <w:r>
+        <w:rPr>
+          <w:rFonts w:ascii="Consolas" w:eastAsia="Times New Roman" w:hAnsi="Consolas" w:cs="Times New Roman"/>
+          <w:color w:val="D4D4D4"/>
+          <w:sz w:val="21"/>
+          <w:szCs w:val="21"/>
+          <w:lang w:eastAsia="en-US"/>
+        </w:rPr>
+        <w:t>=</w:t>
+      </w:r>
+      <w:r>
+        <w:rPr>
+          <w:rFonts w:ascii="Consolas" w:eastAsia="Times New Roman" w:hAnsi="Consolas" w:cs="Times New Roman"/>
+          <w:color w:val="CCCCCC"/>
+          <w:sz w:val="21"/>
+          <w:szCs w:val="21"/>
+          <w:lang w:eastAsia="en-US"/>
+        </w:rPr>
+        <w:t xml:space="preserve"> </w:t>
+      </w:r>
+      <w:r>
+        <w:rPr>
+          <w:rFonts w:ascii="Consolas" w:eastAsia="Times New Roman" w:hAnsi="Consolas" w:cs="Times New Roman"/>
+          <w:color w:val="4EC9B0"/>
+          <w:sz w:val="21"/>
+          <w:szCs w:val="21"/>
+          <w:lang w:eastAsia="en-US"/>
+        </w:rPr>
+        <w:t>machine</w:t>
+      </w:r>
+      <w:r>
+        <w:rPr>
+          <w:rFonts w:ascii="Consolas" w:eastAsia="Times New Roman" w:hAnsi="Consolas" w:cs="Times New Roman"/>
+          <w:color w:val="CCCCCC"/>
+          <w:sz w:val="21"/>
+          <w:szCs w:val="21"/>
+          <w:lang w:eastAsia="en-US"/>
         </w:rPr>
         <w:t>.</w:t>
+      </w:r>
+      <w:r>
+        <w:rPr>
+          <w:rFonts w:ascii="Consolas" w:eastAsia="Times New Roman" w:hAnsi="Consolas" w:cs="Times New Roman"/>
+          <w:color w:val="4EC9B0"/>
+          <w:sz w:val="21"/>
+          <w:szCs w:val="21"/>
+          <w:lang w:eastAsia="en-US"/>
+        </w:rPr>
+        <w:t>ADC</w:t>
+      </w:r>
+      <w:r>
+        <w:rPr>
+          <w:rFonts w:ascii="Consolas" w:eastAsia="Times New Roman" w:hAnsi="Consolas" w:cs="Times New Roman"/>
+          <w:color w:val="CCCCCC"/>
+          <w:sz w:val="21"/>
+          <w:szCs w:val="21"/>
+          <w:lang w:eastAsia="en-US"/>
+        </w:rPr>
+        <w:t>(</w:t>
+      </w:r>
+      <w:r>
+        <w:rPr>
+          <w:rFonts w:ascii="Consolas" w:eastAsia="Times New Roman" w:hAnsi="Consolas" w:cs="Times New Roman"/>
+          <w:color w:val="B5CEA8"/>
+          <w:sz w:val="21"/>
+          <w:szCs w:val="21"/>
+          <w:lang w:eastAsia="en-US"/>
+        </w:rPr>
+        <w:t>26</w:t>
+      </w:r>
+      <w:r>
+        <w:rPr>
+          <w:rFonts w:ascii="Consolas" w:eastAsia="Times New Roman" w:hAnsi="Consolas" w:cs="Times New Roman"/>
+          <w:color w:val="CCCCCC"/>
+          <w:sz w:val="21"/>
+          <w:szCs w:val="21"/>
+          <w:lang w:eastAsia="en-US"/>
+        </w:rPr>
+        <w:t>)</w:t>
+      </w:r>
+    </w:p>
+    <w:p>
+      <w:pPr>
+        <w:shd w:val="clear" w:color="auto" w:fill="1F1F1F"/>
+        <w:suppressAutoHyphens w:val="0"/>
+        <w:spacing w:after="0" w:line="285" w:lineRule="atLeast"/>
+        <w:rPr>
+          <w:rFonts w:ascii="Consolas" w:eastAsia="Times New Roman" w:hAnsi="Consolas" w:cs="Times New Roman"/>
+          <w:color w:val="CCCCCC"/>
+          <w:sz w:val="21"/>
+          <w:szCs w:val="21"/>
+          <w:lang w:eastAsia="en-US"/>
+        </w:rPr>
+      </w:pPr>
+      <w:r>
+        <w:rPr>
+          <w:rFonts w:ascii="Consolas" w:eastAsia="Times New Roman" w:hAnsi="Consolas" w:cs="Times New Roman"/>
+          <w:color w:val="6A9955"/>
+          <w:sz w:val="21"/>
+          <w:szCs w:val="21"/>
+          <w:lang w:eastAsia="en-US"/>
+        </w:rPr>
+        <w:t># 16-bits because micropython upscales the 12 bit value by padding the lower 4 bits with 0</w:t>
+      </w:r>
+    </w:p>
+    <w:p>
+      <w:pPr>
+        <w:shd w:val="clear" w:color="auto" w:fill="1F1F1F"/>
+        <w:suppressAutoHyphens w:val="0"/>
+        <w:spacing w:after="0" w:line="285" w:lineRule="atLeast"/>
+        <w:rPr>
+          <w:rFonts w:ascii="Consolas" w:eastAsia="Times New Roman" w:hAnsi="Consolas" w:cs="Times New Roman"/>
+          <w:color w:val="CCCCCC"/>
+          <w:sz w:val="21"/>
+          <w:szCs w:val="21"/>
+          <w:lang w:eastAsia="en-US"/>
+        </w:rPr>
+      </w:pPr>
+      <w:r>
+        <w:rPr>
+          <w:rFonts w:ascii="Consolas" w:eastAsia="Times New Roman" w:hAnsi="Consolas" w:cs="Times New Roman"/>
+          <w:color w:val="9CDCFE"/>
+          <w:sz w:val="21"/>
+          <w:szCs w:val="21"/>
+          <w:lang w:eastAsia="en-US"/>
+        </w:rPr>
+        <w:t>conversion_factor</w:t>
+      </w:r>
+      <w:r>
+        <w:rPr>
+          <w:rFonts w:ascii="Consolas" w:eastAsia="Times New Roman" w:hAnsi="Consolas" w:cs="Times New Roman"/>
+          <w:color w:val="CCCCCC"/>
+          <w:sz w:val="21"/>
+          <w:szCs w:val="21"/>
+          <w:lang w:eastAsia="en-US"/>
+        </w:rPr>
+        <w:t xml:space="preserve"> </w:t>
+      </w:r>
+      <w:r>
+        <w:rPr>
+          <w:rFonts w:ascii="Consolas" w:eastAsia="Times New Roman" w:hAnsi="Consolas" w:cs="Times New Roman"/>
+          <w:color w:val="D4D4D4"/>
+          <w:sz w:val="21"/>
+          <w:szCs w:val="21"/>
+          <w:lang w:eastAsia="en-US"/>
+        </w:rPr>
+        <w:t>=</w:t>
+      </w:r>
+      <w:r>
+        <w:rPr>
+          <w:rFonts w:ascii="Consolas" w:eastAsia="Times New Roman" w:hAnsi="Consolas" w:cs="Times New Roman"/>
+          <w:color w:val="CCCCCC"/>
+          <w:sz w:val="21"/>
+          <w:szCs w:val="21"/>
+          <w:lang w:eastAsia="en-US"/>
+        </w:rPr>
+        <w:t xml:space="preserve"> </w:t>
+      </w:r>
+      <w:r>
+        <w:rPr>
+          <w:rFonts w:ascii="Consolas" w:eastAsia="Times New Roman" w:hAnsi="Consolas" w:cs="Times New Roman"/>
+          <w:color w:val="B5CEA8"/>
+          <w:sz w:val="21"/>
+          <w:szCs w:val="21"/>
+          <w:lang w:eastAsia="en-US"/>
+        </w:rPr>
+        <w:t>3.3</w:t>
+      </w:r>
+      <w:r>
+        <w:rPr>
+          <w:rFonts w:ascii="Consolas" w:eastAsia="Times New Roman" w:hAnsi="Consolas" w:cs="Times New Roman"/>
+          <w:color w:val="CCCCCC"/>
+          <w:sz w:val="21"/>
+          <w:szCs w:val="21"/>
+          <w:lang w:eastAsia="en-US"/>
+        </w:rPr>
+        <w:t xml:space="preserve"> </w:t>
+      </w:r>
+      <w:r>
+        <w:rPr>
+          <w:rFonts w:ascii="Consolas" w:eastAsia="Times New Roman" w:hAnsi="Consolas" w:cs="Times New Roman"/>
+          <w:color w:val="D4D4D4"/>
+          <w:sz w:val="21"/>
+          <w:szCs w:val="21"/>
+          <w:lang w:eastAsia="en-US"/>
+        </w:rPr>
+        <w:t>/</w:t>
+      </w:r>
+      <w:r>
+        <w:rPr>
+          <w:rFonts w:ascii="Consolas" w:eastAsia="Times New Roman" w:hAnsi="Consolas" w:cs="Times New Roman"/>
+          <w:color w:val="CCCCCC"/>
+          <w:sz w:val="21"/>
+          <w:szCs w:val="21"/>
+          <w:lang w:eastAsia="en-US"/>
+        </w:rPr>
+        <w:t xml:space="preserve"> </w:t>
+      </w:r>
+      <w:r>
+        <w:rPr>
+          <w:rFonts w:ascii="Consolas" w:eastAsia="Times New Roman" w:hAnsi="Consolas" w:cs="Times New Roman"/>
+          <w:color w:val="B5CEA8"/>
+          <w:sz w:val="21"/>
+          <w:szCs w:val="21"/>
+          <w:lang w:eastAsia="en-US"/>
+        </w:rPr>
+        <w:t>65535</w:t>
+      </w:r>
+    </w:p>
+    <w:p>
+      <w:pPr>
+        <w:shd w:val="clear" w:color="auto" w:fill="1F1F1F"/>
+        <w:suppressAutoHyphens w:val="0"/>
+        <w:spacing w:after="0" w:line="285" w:lineRule="atLeast"/>
+        <w:rPr>
+          <w:rFonts w:ascii="Consolas" w:eastAsia="Times New Roman" w:hAnsi="Consolas" w:cs="Times New Roman"/>
+          <w:color w:val="CCCCCC"/>
+          <w:sz w:val="21"/>
+          <w:szCs w:val="21"/>
+          <w:lang w:eastAsia="en-US"/>
+        </w:rPr>
+      </w:pPr>
+      <w:r>
+        <w:rPr>
+          <w:rFonts w:ascii="Consolas" w:eastAsia="Times New Roman" w:hAnsi="Consolas" w:cs="Times New Roman"/>
+          <w:color w:val="6A9955"/>
+          <w:sz w:val="21"/>
+          <w:szCs w:val="21"/>
+          <w:lang w:eastAsia="en-US"/>
+        </w:rPr>
+        <w:t># resistor 1 value</w:t>
+      </w:r>
+    </w:p>
+    <w:p>
+      <w:pPr>
+        <w:shd w:val="clear" w:color="auto" w:fill="1F1F1F"/>
+        <w:suppressAutoHyphens w:val="0"/>
+        <w:spacing w:after="0" w:line="285" w:lineRule="atLeast"/>
+        <w:rPr>
+          <w:rFonts w:ascii="Consolas" w:eastAsia="Times New Roman" w:hAnsi="Consolas" w:cs="Times New Roman"/>
+          <w:color w:val="CCCCCC"/>
+          <w:sz w:val="21"/>
+          <w:szCs w:val="21"/>
+          <w:lang w:eastAsia="en-US"/>
+        </w:rPr>
+      </w:pPr>
+      <w:r>
+        <w:rPr>
+          <w:rFonts w:ascii="Consolas" w:eastAsia="Times New Roman" w:hAnsi="Consolas" w:cs="Times New Roman"/>
+          <w:color w:val="9CDCFE"/>
+          <w:sz w:val="21"/>
+          <w:szCs w:val="21"/>
+          <w:lang w:eastAsia="en-US"/>
+        </w:rPr>
+        <w:t>r1</w:t>
+      </w:r>
+      <w:r>
+        <w:rPr>
+          <w:rFonts w:ascii="Consolas" w:eastAsia="Times New Roman" w:hAnsi="Consolas" w:cs="Times New Roman"/>
+          <w:color w:val="CCCCCC"/>
+          <w:sz w:val="21"/>
+          <w:szCs w:val="21"/>
+          <w:lang w:eastAsia="en-US"/>
+        </w:rPr>
+        <w:t xml:space="preserve"> </w:t>
+      </w:r>
+      <w:r>
+        <w:rPr>
+          <w:rFonts w:ascii="Consolas" w:eastAsia="Times New Roman" w:hAnsi="Consolas" w:cs="Times New Roman"/>
+          <w:color w:val="D4D4D4"/>
+          <w:sz w:val="21"/>
+          <w:szCs w:val="21"/>
+          <w:lang w:eastAsia="en-US"/>
+        </w:rPr>
+        <w:t>=</w:t>
+      </w:r>
+      <w:r>
+        <w:rPr>
+          <w:rFonts w:ascii="Consolas" w:eastAsia="Times New Roman" w:hAnsi="Consolas" w:cs="Times New Roman"/>
+          <w:color w:val="CCCCCC"/>
+          <w:sz w:val="21"/>
+          <w:szCs w:val="21"/>
+          <w:lang w:eastAsia="en-US"/>
+        </w:rPr>
+        <w:t xml:space="preserve"> </w:t>
+      </w:r>
+      <w:r>
+        <w:rPr>
+          <w:rFonts w:ascii="Consolas" w:eastAsia="Times New Roman" w:hAnsi="Consolas" w:cs="Times New Roman"/>
+          <w:color w:val="B5CEA8"/>
+          <w:sz w:val="21"/>
+          <w:szCs w:val="21"/>
+          <w:lang w:eastAsia="en-US"/>
+        </w:rPr>
+        <w:t>32978</w:t>
+      </w:r>
+    </w:p>
+    <w:p>
+      <w:pPr>
+        <w:shd w:val="clear" w:color="auto" w:fill="1F1F1F"/>
+        <w:suppressAutoHyphens w:val="0"/>
+        <w:spacing w:after="0" w:line="285" w:lineRule="atLeast"/>
+        <w:rPr>
+          <w:rFonts w:ascii="Consolas" w:eastAsia="Times New Roman" w:hAnsi="Consolas" w:cs="Times New Roman"/>
+          <w:color w:val="CCCCCC"/>
+          <w:sz w:val="21"/>
+          <w:szCs w:val="21"/>
+          <w:lang w:eastAsia="en-US"/>
+        </w:rPr>
+      </w:pPr>
+      <w:r>
+        <w:rPr>
+          <w:rFonts w:ascii="Consolas" w:eastAsia="Times New Roman" w:hAnsi="Consolas" w:cs="Times New Roman"/>
+          <w:color w:val="6A9955"/>
+          <w:sz w:val="21"/>
+          <w:szCs w:val="21"/>
+          <w:lang w:eastAsia="en-US"/>
+        </w:rPr>
+        <w:t># linearization equation</w:t>
+      </w:r>
+    </w:p>
+    <w:p>
+      <w:pPr>
+        <w:shd w:val="clear" w:color="auto" w:fill="1F1F1F"/>
+        <w:suppressAutoHyphens w:val="0"/>
+        <w:spacing w:after="0" w:line="285" w:lineRule="atLeast"/>
+        <w:rPr>
+          <w:rFonts w:ascii="Consolas" w:eastAsia="Times New Roman" w:hAnsi="Consolas" w:cs="Times New Roman"/>
+          <w:color w:val="CCCCCC"/>
+          <w:sz w:val="21"/>
+          <w:szCs w:val="21"/>
+          <w:lang w:eastAsia="en-US"/>
+        </w:rPr>
+      </w:pPr>
+      <w:r>
+        <w:rPr>
+          <w:rFonts w:ascii="Consolas" w:eastAsia="Times New Roman" w:hAnsi="Consolas" w:cs="Times New Roman"/>
+          <w:color w:val="9CDCFE"/>
+          <w:sz w:val="21"/>
+          <w:szCs w:val="21"/>
+          <w:lang w:eastAsia="en-US"/>
+        </w:rPr>
+        <w:t>lin_eq</w:t>
+      </w:r>
+      <w:r>
+        <w:rPr>
+          <w:rFonts w:ascii="Consolas" w:eastAsia="Times New Roman" w:hAnsi="Consolas" w:cs="Times New Roman"/>
+          <w:color w:val="CCCCCC"/>
+          <w:sz w:val="21"/>
+          <w:szCs w:val="21"/>
+          <w:lang w:eastAsia="en-US"/>
+        </w:rPr>
+        <w:t xml:space="preserve"> </w:t>
+      </w:r>
+      <w:r>
+        <w:rPr>
+          <w:rFonts w:ascii="Consolas" w:eastAsia="Times New Roman" w:hAnsi="Consolas" w:cs="Times New Roman"/>
+          <w:color w:val="D4D4D4"/>
+          <w:sz w:val="21"/>
+          <w:szCs w:val="21"/>
+          <w:lang w:eastAsia="en-US"/>
+        </w:rPr>
+        <w:t>=</w:t>
+      </w:r>
+      <w:r>
+        <w:rPr>
+          <w:rFonts w:ascii="Consolas" w:eastAsia="Times New Roman" w:hAnsi="Consolas" w:cs="Times New Roman"/>
+          <w:color w:val="CCCCCC"/>
+          <w:sz w:val="21"/>
+          <w:szCs w:val="21"/>
+          <w:lang w:eastAsia="en-US"/>
+        </w:rPr>
+        <w:t xml:space="preserve"> </w:t>
+      </w:r>
+      <w:r>
+        <w:rPr>
+          <w:rFonts w:ascii="Consolas" w:eastAsia="Times New Roman" w:hAnsi="Consolas" w:cs="Times New Roman"/>
+          <w:color w:val="B5CEA8"/>
+          <w:sz w:val="21"/>
+          <w:szCs w:val="21"/>
+          <w:lang w:eastAsia="en-US"/>
+        </w:rPr>
+        <w:t>8913</w:t>
+      </w:r>
+      <w:r>
+        <w:rPr>
+          <w:rFonts w:ascii="Consolas" w:eastAsia="Times New Roman" w:hAnsi="Consolas" w:cs="Times New Roman"/>
+          <w:color w:val="CCCCCC"/>
+          <w:sz w:val="21"/>
+          <w:szCs w:val="21"/>
+          <w:lang w:eastAsia="en-US"/>
+        </w:rPr>
+        <w:t xml:space="preserve"> </w:t>
+      </w:r>
+      <w:r>
+        <w:rPr>
+          <w:rFonts w:ascii="Consolas" w:eastAsia="Times New Roman" w:hAnsi="Consolas" w:cs="Times New Roman"/>
+          <w:color w:val="D4D4D4"/>
+          <w:sz w:val="21"/>
+          <w:szCs w:val="21"/>
+          <w:lang w:eastAsia="en-US"/>
+        </w:rPr>
+        <w:t>*</w:t>
+      </w:r>
+      <w:r>
+        <w:rPr>
+          <w:rFonts w:ascii="Consolas" w:eastAsia="Times New Roman" w:hAnsi="Consolas" w:cs="Times New Roman"/>
+          <w:color w:val="CCCCCC"/>
+          <w:sz w:val="21"/>
+          <w:szCs w:val="21"/>
+          <w:lang w:eastAsia="en-US"/>
+        </w:rPr>
+        <w:t xml:space="preserve"> </w:t>
+      </w:r>
+      <w:r>
+        <w:rPr>
+          <w:rFonts w:ascii="Consolas" w:eastAsia="Times New Roman" w:hAnsi="Consolas" w:cs="Times New Roman"/>
+          <w:color w:val="4EC9B0"/>
+          <w:sz w:val="21"/>
+          <w:szCs w:val="21"/>
+          <w:lang w:eastAsia="en-US"/>
+        </w:rPr>
+        <w:t>math</w:t>
+      </w:r>
+      <w:r>
+        <w:rPr>
+          <w:rFonts w:ascii="Consolas" w:eastAsia="Times New Roman" w:hAnsi="Consolas" w:cs="Times New Roman"/>
+          <w:color w:val="CCCCCC"/>
+          <w:sz w:val="21"/>
+          <w:szCs w:val="21"/>
+          <w:lang w:eastAsia="en-US"/>
+        </w:rPr>
+        <w:t>.</w:t>
+      </w:r>
+      <w:r>
+        <w:rPr>
+          <w:rFonts w:ascii="Consolas" w:eastAsia="Times New Roman" w:hAnsi="Consolas" w:cs="Times New Roman"/>
+          <w:color w:val="DCDCAA"/>
+          <w:sz w:val="21"/>
+          <w:szCs w:val="21"/>
+          <w:lang w:eastAsia="en-US"/>
+        </w:rPr>
+        <w:t>exp</w:t>
+      </w:r>
+      <w:r>
+        <w:rPr>
+          <w:rFonts w:ascii="Consolas" w:eastAsia="Times New Roman" w:hAnsi="Consolas" w:cs="Times New Roman"/>
+          <w:color w:val="CCCCCC"/>
+          <w:sz w:val="21"/>
+          <w:szCs w:val="21"/>
+          <w:lang w:eastAsia="en-US"/>
+        </w:rPr>
+        <w:t>(</w:t>
+      </w:r>
+      <w:r>
+        <w:rPr>
+          <w:rFonts w:ascii="Consolas" w:eastAsia="Times New Roman" w:hAnsi="Consolas" w:cs="Times New Roman"/>
+          <w:color w:val="B5CEA8"/>
+          <w:sz w:val="21"/>
+          <w:szCs w:val="21"/>
+          <w:lang w:eastAsia="en-US"/>
+        </w:rPr>
+        <w:t>2.57</w:t>
+      </w:r>
+      <w:r>
+        <w:rPr>
+          <w:rFonts w:ascii="Consolas" w:eastAsia="Times New Roman" w:hAnsi="Consolas" w:cs="Times New Roman"/>
+          <w:color w:val="CCCCCC"/>
+          <w:sz w:val="21"/>
+          <w:szCs w:val="21"/>
+          <w:lang w:eastAsia="en-US"/>
+        </w:rPr>
+        <w:t xml:space="preserve">) </w:t>
+      </w:r>
+      <w:r>
+        <w:rPr>
+          <w:rFonts w:ascii="Consolas" w:eastAsia="Times New Roman" w:hAnsi="Consolas" w:cs="Times New Roman"/>
+          <w:color w:val="D4D4D4"/>
+          <w:sz w:val="21"/>
+          <w:szCs w:val="21"/>
+          <w:lang w:eastAsia="en-US"/>
+        </w:rPr>
+        <w:t>*</w:t>
+      </w:r>
+      <w:r>
+        <w:rPr>
+          <w:rFonts w:ascii="Consolas" w:eastAsia="Times New Roman" w:hAnsi="Consolas" w:cs="Times New Roman"/>
+          <w:color w:val="CCCCCC"/>
+          <w:sz w:val="21"/>
+          <w:szCs w:val="21"/>
+          <w:lang w:eastAsia="en-US"/>
+        </w:rPr>
+        <w:t xml:space="preserve"> </w:t>
+      </w:r>
+      <w:r>
+        <w:rPr>
+          <w:rFonts w:ascii="Consolas" w:eastAsia="Times New Roman" w:hAnsi="Consolas" w:cs="Times New Roman"/>
+          <w:color w:val="B5CEA8"/>
+          <w:sz w:val="21"/>
+          <w:szCs w:val="21"/>
+          <w:lang w:eastAsia="en-US"/>
+        </w:rPr>
+        <w:t>10</w:t>
+      </w:r>
+      <w:r>
+        <w:rPr>
+          <w:rFonts w:ascii="Consolas" w:eastAsia="Times New Roman" w:hAnsi="Consolas" w:cs="Times New Roman"/>
+          <w:color w:val="D4D4D4"/>
+          <w:sz w:val="21"/>
+          <w:szCs w:val="21"/>
+          <w:lang w:eastAsia="en-US"/>
+        </w:rPr>
+        <w:t>**</w:t>
+      </w:r>
+      <w:r>
+        <w:rPr>
+          <w:rFonts w:ascii="Consolas" w:eastAsia="Times New Roman" w:hAnsi="Consolas" w:cs="Times New Roman"/>
+          <w:color w:val="CCCCCC"/>
+          <w:sz w:val="21"/>
+          <w:szCs w:val="21"/>
+          <w:lang w:eastAsia="en-US"/>
+        </w:rPr>
+        <w:t>(</w:t>
+      </w:r>
+      <w:r>
+        <w:rPr>
+          <w:rFonts w:ascii="Consolas" w:eastAsia="Times New Roman" w:hAnsi="Consolas" w:cs="Times New Roman"/>
+          <w:color w:val="D4D4D4"/>
+          <w:sz w:val="21"/>
+          <w:szCs w:val="21"/>
+          <w:lang w:eastAsia="en-US"/>
+        </w:rPr>
+        <w:t>-</w:t>
+      </w:r>
+      <w:r>
+        <w:rPr>
+          <w:rFonts w:ascii="Consolas" w:eastAsia="Times New Roman" w:hAnsi="Consolas" w:cs="Times New Roman"/>
+          <w:color w:val="B5CEA8"/>
+          <w:sz w:val="21"/>
+          <w:szCs w:val="21"/>
+          <w:lang w:eastAsia="en-US"/>
+        </w:rPr>
+        <w:t>6</w:t>
+      </w:r>
+      <w:r>
+        <w:rPr>
+          <w:rFonts w:ascii="Consolas" w:eastAsia="Times New Roman" w:hAnsi="Consolas" w:cs="Times New Roman"/>
+          <w:color w:val="CCCCCC"/>
+          <w:sz w:val="21"/>
+          <w:szCs w:val="21"/>
+          <w:lang w:eastAsia="en-US"/>
+        </w:rPr>
+        <w:t>)</w:t>
+      </w:r>
+    </w:p>
+    <w:p>
+      <w:pPr>
+        <w:shd w:val="clear" w:color="auto" w:fill="1F1F1F"/>
+        <w:suppressAutoHyphens w:val="0"/>
+        <w:spacing w:after="0" w:line="285" w:lineRule="atLeast"/>
+        <w:rPr>
+          <w:rFonts w:ascii="Consolas" w:eastAsia="Times New Roman" w:hAnsi="Consolas" w:cs="Times New Roman"/>
+          <w:color w:val="CCCCCC"/>
+          <w:sz w:val="21"/>
+          <w:szCs w:val="21"/>
+          <w:lang w:eastAsia="en-US"/>
+        </w:rPr>
+      </w:pPr>
+    </w:p>
+    <w:p>
+      <w:pPr>
+        <w:shd w:val="clear" w:color="auto" w:fill="1F1F1F"/>
+        <w:suppressAutoHyphens w:val="0"/>
+        <w:spacing w:after="0" w:line="285" w:lineRule="atLeast"/>
+        <w:rPr>
+          <w:rFonts w:ascii="Consolas" w:eastAsia="Times New Roman" w:hAnsi="Consolas" w:cs="Times New Roman"/>
+          <w:color w:val="CCCCCC"/>
+          <w:sz w:val="21"/>
+          <w:szCs w:val="21"/>
+          <w:lang w:eastAsia="en-US"/>
+        </w:rPr>
+      </w:pPr>
+      <w:r>
+        <w:rPr>
+          <w:rFonts w:ascii="Consolas" w:eastAsia="Times New Roman" w:hAnsi="Consolas" w:cs="Times New Roman"/>
+          <w:color w:val="6A9955"/>
+          <w:sz w:val="21"/>
+          <w:szCs w:val="21"/>
+          <w:lang w:eastAsia="en-US"/>
+        </w:rPr>
+        <w:t># Rolling Average Filter</w:t>
+      </w:r>
+    </w:p>
+    <w:p>
+      <w:pPr>
+        <w:shd w:val="clear" w:color="auto" w:fill="1F1F1F"/>
+        <w:suppressAutoHyphens w:val="0"/>
+        <w:spacing w:after="0" w:line="285" w:lineRule="atLeast"/>
+        <w:rPr>
+          <w:rFonts w:ascii="Consolas" w:eastAsia="Times New Roman" w:hAnsi="Consolas" w:cs="Times New Roman"/>
+          <w:color w:val="CCCCCC"/>
+          <w:sz w:val="21"/>
+          <w:szCs w:val="21"/>
+          <w:lang w:eastAsia="en-US"/>
+        </w:rPr>
+      </w:pPr>
+      <w:r>
+        <w:rPr>
+          <w:rFonts w:ascii="Consolas" w:eastAsia="Times New Roman" w:hAnsi="Consolas" w:cs="Times New Roman"/>
+          <w:color w:val="9CDCFE"/>
+          <w:sz w:val="21"/>
+          <w:szCs w:val="21"/>
+          <w:lang w:eastAsia="en-US"/>
+        </w:rPr>
+        <w:t>data</w:t>
+      </w:r>
+      <w:r>
+        <w:rPr>
+          <w:rFonts w:ascii="Consolas" w:eastAsia="Times New Roman" w:hAnsi="Consolas" w:cs="Times New Roman"/>
+          <w:color w:val="CCCCCC"/>
+          <w:sz w:val="21"/>
+          <w:szCs w:val="21"/>
+          <w:lang w:eastAsia="en-US"/>
+        </w:rPr>
+        <w:t xml:space="preserve"> </w:t>
+      </w:r>
+      <w:r>
+        <w:rPr>
+          <w:rFonts w:ascii="Consolas" w:eastAsia="Times New Roman" w:hAnsi="Consolas" w:cs="Times New Roman"/>
+          <w:color w:val="D4D4D4"/>
+          <w:sz w:val="21"/>
+          <w:szCs w:val="21"/>
+          <w:lang w:eastAsia="en-US"/>
+        </w:rPr>
+        <w:t>=</w:t>
+      </w:r>
+      <w:r>
+        <w:rPr>
+          <w:rFonts w:ascii="Consolas" w:eastAsia="Times New Roman" w:hAnsi="Consolas" w:cs="Times New Roman"/>
+          <w:color w:val="CCCCCC"/>
+          <w:sz w:val="21"/>
+          <w:szCs w:val="21"/>
+          <w:lang w:eastAsia="en-US"/>
+        </w:rPr>
+        <w:t xml:space="preserve"> []</w:t>
+      </w:r>
+    </w:p>
+    <w:p>
+      <w:pPr>
+        <w:shd w:val="clear" w:color="auto" w:fill="1F1F1F"/>
+        <w:suppressAutoHyphens w:val="0"/>
+        <w:spacing w:after="0" w:line="285" w:lineRule="atLeast"/>
+        <w:rPr>
+          <w:rFonts w:ascii="Consolas" w:eastAsia="Times New Roman" w:hAnsi="Consolas" w:cs="Times New Roman"/>
+          <w:color w:val="CCCCCC"/>
+          <w:sz w:val="21"/>
+          <w:szCs w:val="21"/>
+          <w:lang w:eastAsia="en-US"/>
+        </w:rPr>
+      </w:pPr>
+      <w:r>
+        <w:rPr>
+          <w:rFonts w:ascii="Consolas" w:eastAsia="Times New Roman" w:hAnsi="Consolas" w:cs="Times New Roman"/>
+          <w:color w:val="4FC1FF"/>
+          <w:sz w:val="21"/>
+          <w:szCs w:val="21"/>
+          <w:lang w:eastAsia="en-US"/>
+        </w:rPr>
+        <w:t>WIN_SIZE</w:t>
+      </w:r>
+      <w:r>
+        <w:rPr>
+          <w:rFonts w:ascii="Consolas" w:eastAsia="Times New Roman" w:hAnsi="Consolas" w:cs="Times New Roman"/>
+          <w:color w:val="CCCCCC"/>
+          <w:sz w:val="21"/>
+          <w:szCs w:val="21"/>
+          <w:lang w:eastAsia="en-US"/>
+        </w:rPr>
+        <w:t xml:space="preserve"> </w:t>
+      </w:r>
+      <w:r>
+        <w:rPr>
+          <w:rFonts w:ascii="Consolas" w:eastAsia="Times New Roman" w:hAnsi="Consolas" w:cs="Times New Roman"/>
+          <w:color w:val="D4D4D4"/>
+          <w:sz w:val="21"/>
+          <w:szCs w:val="21"/>
+          <w:lang w:eastAsia="en-US"/>
+        </w:rPr>
+        <w:t>=</w:t>
+      </w:r>
+      <w:r>
+        <w:rPr>
+          <w:rFonts w:ascii="Consolas" w:eastAsia="Times New Roman" w:hAnsi="Consolas" w:cs="Times New Roman"/>
+          <w:color w:val="CCCCCC"/>
+          <w:sz w:val="21"/>
+          <w:szCs w:val="21"/>
+          <w:lang w:eastAsia="en-US"/>
+        </w:rPr>
+        <w:t xml:space="preserve"> </w:t>
+      </w:r>
+      <w:r>
+        <w:rPr>
+          <w:rFonts w:ascii="Consolas" w:eastAsia="Times New Roman" w:hAnsi="Consolas" w:cs="Times New Roman"/>
+          <w:color w:val="B5CEA8"/>
+          <w:sz w:val="21"/>
+          <w:szCs w:val="21"/>
+          <w:lang w:eastAsia="en-US"/>
+        </w:rPr>
+        <w:t>50</w:t>
+      </w:r>
+    </w:p>
+    <w:p>
+      <w:pPr>
+        <w:shd w:val="clear" w:color="auto" w:fill="1F1F1F"/>
+        <w:suppressAutoHyphens w:val="0"/>
+        <w:spacing w:after="0" w:line="285" w:lineRule="atLeast"/>
+        <w:rPr>
+          <w:rFonts w:ascii="Consolas" w:eastAsia="Times New Roman" w:hAnsi="Consolas" w:cs="Times New Roman"/>
+          <w:color w:val="CCCCCC"/>
+          <w:sz w:val="21"/>
+          <w:szCs w:val="21"/>
+          <w:lang w:eastAsia="en-US"/>
+        </w:rPr>
+      </w:pPr>
+      <w:r>
+        <w:rPr>
+          <w:rFonts w:ascii="Consolas" w:eastAsia="Times New Roman" w:hAnsi="Consolas" w:cs="Times New Roman"/>
+          <w:color w:val="9CDCFE"/>
+          <w:sz w:val="21"/>
+          <w:szCs w:val="21"/>
+          <w:lang w:eastAsia="en-US"/>
+        </w:rPr>
+        <w:t>prev_filtered_resistance</w:t>
+      </w:r>
+      <w:r>
+        <w:rPr>
+          <w:rFonts w:ascii="Consolas" w:eastAsia="Times New Roman" w:hAnsi="Consolas" w:cs="Times New Roman"/>
+          <w:color w:val="CCCCCC"/>
+          <w:sz w:val="21"/>
+          <w:szCs w:val="21"/>
+          <w:lang w:eastAsia="en-US"/>
+        </w:rPr>
+        <w:t xml:space="preserve"> </w:t>
+      </w:r>
+      <w:r>
+        <w:rPr>
+          <w:rFonts w:ascii="Consolas" w:eastAsia="Times New Roman" w:hAnsi="Consolas" w:cs="Times New Roman"/>
+          <w:color w:val="D4D4D4"/>
+          <w:sz w:val="21"/>
+          <w:szCs w:val="21"/>
+          <w:lang w:eastAsia="en-US"/>
+        </w:rPr>
+        <w:t>=</w:t>
+      </w:r>
+      <w:r>
+        <w:rPr>
+          <w:rFonts w:ascii="Consolas" w:eastAsia="Times New Roman" w:hAnsi="Consolas" w:cs="Times New Roman"/>
+          <w:color w:val="CCCCCC"/>
+          <w:sz w:val="21"/>
+          <w:szCs w:val="21"/>
+          <w:lang w:eastAsia="en-US"/>
+        </w:rPr>
+        <w:t xml:space="preserve"> </w:t>
+      </w:r>
+      <w:r>
+        <w:rPr>
+          <w:rFonts w:ascii="Consolas" w:eastAsia="Times New Roman" w:hAnsi="Consolas" w:cs="Times New Roman"/>
+          <w:color w:val="B5CEA8"/>
+          <w:sz w:val="21"/>
+          <w:szCs w:val="21"/>
+          <w:lang w:eastAsia="en-US"/>
+        </w:rPr>
+        <w:t>0</w:t>
+      </w:r>
+    </w:p>
+    <w:p>
+      <w:pPr>
+        <w:shd w:val="clear" w:color="auto" w:fill="1F1F1F"/>
+        <w:suppressAutoHyphens w:val="0"/>
+        <w:spacing w:after="0" w:line="285" w:lineRule="atLeast"/>
+        <w:rPr>
+          <w:rFonts w:ascii="Consolas" w:eastAsia="Times New Roman" w:hAnsi="Consolas" w:cs="Times New Roman"/>
+          <w:color w:val="CCCCCC"/>
+          <w:sz w:val="21"/>
+          <w:szCs w:val="21"/>
+          <w:lang w:eastAsia="en-US"/>
+        </w:rPr>
+      </w:pPr>
+      <w:r>
+        <w:rPr>
+          <w:rFonts w:ascii="Consolas" w:eastAsia="Times New Roman" w:hAnsi="Consolas" w:cs="Times New Roman"/>
+          <w:color w:val="4FC1FF"/>
+          <w:sz w:val="21"/>
+          <w:szCs w:val="21"/>
+          <w:lang w:eastAsia="en-US"/>
+        </w:rPr>
+        <w:t>THRESHOLD</w:t>
+      </w:r>
+      <w:r>
+        <w:rPr>
+          <w:rFonts w:ascii="Consolas" w:eastAsia="Times New Roman" w:hAnsi="Consolas" w:cs="Times New Roman"/>
+          <w:color w:val="CCCCCC"/>
+          <w:sz w:val="21"/>
+          <w:szCs w:val="21"/>
+          <w:lang w:eastAsia="en-US"/>
+        </w:rPr>
+        <w:t xml:space="preserve"> </w:t>
+      </w:r>
+      <w:r>
+        <w:rPr>
+          <w:rFonts w:ascii="Consolas" w:eastAsia="Times New Roman" w:hAnsi="Consolas" w:cs="Times New Roman"/>
+          <w:color w:val="D4D4D4"/>
+          <w:sz w:val="21"/>
+          <w:szCs w:val="21"/>
+          <w:lang w:eastAsia="en-US"/>
+        </w:rPr>
+        <w:t>=</w:t>
+      </w:r>
+      <w:r>
+        <w:rPr>
+          <w:rFonts w:ascii="Consolas" w:eastAsia="Times New Roman" w:hAnsi="Consolas" w:cs="Times New Roman"/>
+          <w:color w:val="CCCCCC"/>
+          <w:sz w:val="21"/>
+          <w:szCs w:val="21"/>
+          <w:lang w:eastAsia="en-US"/>
+        </w:rPr>
+        <w:t xml:space="preserve"> </w:t>
+      </w:r>
+      <w:r>
+        <w:rPr>
+          <w:rFonts w:ascii="Consolas" w:eastAsia="Times New Roman" w:hAnsi="Consolas" w:cs="Times New Roman"/>
+          <w:color w:val="B5CEA8"/>
+          <w:sz w:val="21"/>
+          <w:szCs w:val="21"/>
+          <w:lang w:eastAsia="en-US"/>
+        </w:rPr>
+        <w:t>0.05</w:t>
+      </w:r>
+    </w:p>
+    <w:p>
+      <w:pPr>
+        <w:shd w:val="clear" w:color="auto" w:fill="1F1F1F"/>
+        <w:suppressAutoHyphens w:val="0"/>
+        <w:spacing w:after="0" w:line="285" w:lineRule="atLeast"/>
+        <w:rPr>
+          <w:rFonts w:ascii="Consolas" w:eastAsia="Times New Roman" w:hAnsi="Consolas" w:cs="Times New Roman"/>
+          <w:color w:val="CCCCCC"/>
+          <w:sz w:val="21"/>
+          <w:szCs w:val="21"/>
+          <w:lang w:eastAsia="en-US"/>
+        </w:rPr>
+      </w:pPr>
+    </w:p>
+    <w:p>
+      <w:pPr>
+        <w:shd w:val="clear" w:color="auto" w:fill="1F1F1F"/>
+        <w:suppressAutoHyphens w:val="0"/>
+        <w:spacing w:after="0" w:line="285" w:lineRule="atLeast"/>
+        <w:rPr>
+          <w:rFonts w:ascii="Consolas" w:eastAsia="Times New Roman" w:hAnsi="Consolas" w:cs="Times New Roman"/>
+          <w:color w:val="CCCCCC"/>
+          <w:sz w:val="21"/>
+          <w:szCs w:val="21"/>
+          <w:lang w:eastAsia="en-US"/>
+        </w:rPr>
+      </w:pPr>
+      <w:r>
+        <w:rPr>
+          <w:rFonts w:ascii="Consolas" w:eastAsia="Times New Roman" w:hAnsi="Consolas" w:cs="Times New Roman"/>
+          <w:color w:val="C586C0"/>
+          <w:sz w:val="21"/>
+          <w:szCs w:val="21"/>
+          <w:lang w:eastAsia="en-US"/>
+        </w:rPr>
+        <w:t>while</w:t>
+      </w:r>
+      <w:r>
+        <w:rPr>
+          <w:rFonts w:ascii="Consolas" w:eastAsia="Times New Roman" w:hAnsi="Consolas" w:cs="Times New Roman"/>
+          <w:color w:val="CCCCCC"/>
+          <w:sz w:val="21"/>
+          <w:szCs w:val="21"/>
+          <w:lang w:eastAsia="en-US"/>
+        </w:rPr>
+        <w:t xml:space="preserve"> </w:t>
+      </w:r>
+      <w:r>
+        <w:rPr>
+          <w:rFonts w:ascii="Consolas" w:eastAsia="Times New Roman" w:hAnsi="Consolas" w:cs="Times New Roman"/>
+          <w:color w:val="4FC1FF"/>
+          <w:sz w:val="21"/>
+          <w:szCs w:val="21"/>
+          <w:lang w:eastAsia="en-US"/>
+        </w:rPr>
+        <w:t>True</w:t>
+      </w:r>
+      <w:r>
+        <w:rPr>
+          <w:rFonts w:ascii="Consolas" w:eastAsia="Times New Roman" w:hAnsi="Consolas" w:cs="Times New Roman"/>
+          <w:color w:val="CCCCCC"/>
+          <w:sz w:val="21"/>
+          <w:szCs w:val="21"/>
+          <w:lang w:eastAsia="en-US"/>
+        </w:rPr>
+        <w:t>:</w:t>
+      </w:r>
+    </w:p>
+    <w:p>
+      <w:pPr>
+        <w:shd w:val="clear" w:color="auto" w:fill="1F1F1F"/>
+        <w:suppressAutoHyphens w:val="0"/>
+        <w:spacing w:after="0" w:line="285" w:lineRule="atLeast"/>
+        <w:rPr>
+          <w:rFonts w:ascii="Consolas" w:eastAsia="Times New Roman" w:hAnsi="Consolas" w:cs="Times New Roman"/>
+          <w:color w:val="CCCCCC"/>
+          <w:sz w:val="21"/>
+          <w:szCs w:val="21"/>
+          <w:lang w:eastAsia="en-US"/>
+        </w:rPr>
+      </w:pPr>
+      <w:r>
+        <w:rPr>
+          <w:rFonts w:ascii="Consolas" w:eastAsia="Times New Roman" w:hAnsi="Consolas" w:cs="Times New Roman"/>
+          <w:color w:val="CCCCCC"/>
+          <w:sz w:val="21"/>
+          <w:szCs w:val="21"/>
+          <w:lang w:eastAsia="en-US"/>
+        </w:rPr>
+        <w:t xml:space="preserve">    </w:t>
+      </w:r>
+      <w:r>
+        <w:rPr>
+          <w:rFonts w:ascii="Consolas" w:eastAsia="Times New Roman" w:hAnsi="Consolas" w:cs="Times New Roman"/>
+          <w:color w:val="6A9955"/>
+          <w:sz w:val="21"/>
+          <w:szCs w:val="21"/>
+          <w:lang w:eastAsia="en-US"/>
+        </w:rPr>
+        <w:t># read the voltage and convert to adc value</w:t>
+      </w:r>
+    </w:p>
+    <w:p>
+      <w:pPr>
+        <w:shd w:val="clear" w:color="auto" w:fill="1F1F1F"/>
+        <w:suppressAutoHyphens w:val="0"/>
+        <w:spacing w:after="0" w:line="285" w:lineRule="atLeast"/>
+        <w:rPr>
+          <w:rFonts w:ascii="Consolas" w:eastAsia="Times New Roman" w:hAnsi="Consolas" w:cs="Times New Roman"/>
+          <w:color w:val="CCCCCC"/>
+          <w:sz w:val="21"/>
+          <w:szCs w:val="21"/>
+          <w:lang w:eastAsia="en-US"/>
+        </w:rPr>
+      </w:pPr>
+      <w:r>
+        <w:rPr>
+          <w:rFonts w:ascii="Consolas" w:eastAsia="Times New Roman" w:hAnsi="Consolas" w:cs="Times New Roman"/>
+          <w:color w:val="CCCCCC"/>
+          <w:sz w:val="21"/>
+          <w:szCs w:val="21"/>
+          <w:lang w:eastAsia="en-US"/>
+        </w:rPr>
+        <w:t xml:space="preserve">    </w:t>
+      </w:r>
+      <w:r>
+        <w:rPr>
+          <w:rFonts w:ascii="Consolas" w:eastAsia="Times New Roman" w:hAnsi="Consolas" w:cs="Times New Roman"/>
+          <w:color w:val="9CDCFE"/>
+          <w:sz w:val="21"/>
+          <w:szCs w:val="21"/>
+          <w:lang w:eastAsia="en-US"/>
+        </w:rPr>
+        <w:t>voltage_read</w:t>
+      </w:r>
+      <w:r>
+        <w:rPr>
+          <w:rFonts w:ascii="Consolas" w:eastAsia="Times New Roman" w:hAnsi="Consolas" w:cs="Times New Roman"/>
+          <w:color w:val="CCCCCC"/>
+          <w:sz w:val="21"/>
+          <w:szCs w:val="21"/>
+          <w:lang w:eastAsia="en-US"/>
+        </w:rPr>
+        <w:t xml:space="preserve"> </w:t>
+      </w:r>
+      <w:r>
+        <w:rPr>
+          <w:rFonts w:ascii="Consolas" w:eastAsia="Times New Roman" w:hAnsi="Consolas" w:cs="Times New Roman"/>
+          <w:color w:val="D4D4D4"/>
+          <w:sz w:val="21"/>
+          <w:szCs w:val="21"/>
+          <w:lang w:eastAsia="en-US"/>
+        </w:rPr>
+        <w:t>=</w:t>
+      </w:r>
+      <w:r>
+        <w:rPr>
+          <w:rFonts w:ascii="Consolas" w:eastAsia="Times New Roman" w:hAnsi="Consolas" w:cs="Times New Roman"/>
+          <w:color w:val="CCCCCC"/>
+          <w:sz w:val="21"/>
+          <w:szCs w:val="21"/>
+          <w:lang w:eastAsia="en-US"/>
+        </w:rPr>
+        <w:t xml:space="preserve"> </w:t>
+      </w:r>
+      <w:r>
+        <w:rPr>
+          <w:rFonts w:ascii="Consolas" w:eastAsia="Times New Roman" w:hAnsi="Consolas" w:cs="Times New Roman"/>
+          <w:color w:val="9CDCFE"/>
+          <w:sz w:val="21"/>
+          <w:szCs w:val="21"/>
+          <w:lang w:eastAsia="en-US"/>
+        </w:rPr>
+        <w:t>voltage_adc</w:t>
+      </w:r>
+      <w:r>
+        <w:rPr>
+          <w:rFonts w:ascii="Consolas" w:eastAsia="Times New Roman" w:hAnsi="Consolas" w:cs="Times New Roman"/>
+          <w:color w:val="CCCCCC"/>
+          <w:sz w:val="21"/>
+          <w:szCs w:val="21"/>
+          <w:lang w:eastAsia="en-US"/>
+        </w:rPr>
+        <w:t>.</w:t>
+      </w:r>
+      <w:r>
+        <w:rPr>
+          <w:rFonts w:ascii="Consolas" w:eastAsia="Times New Roman" w:hAnsi="Consolas" w:cs="Times New Roman"/>
+          <w:color w:val="DCDCAA"/>
+          <w:sz w:val="21"/>
+          <w:szCs w:val="21"/>
+          <w:lang w:eastAsia="en-US"/>
+        </w:rPr>
+        <w:t>read_u16</w:t>
+      </w:r>
+      <w:r>
+        <w:rPr>
+          <w:rFonts w:ascii="Consolas" w:eastAsia="Times New Roman" w:hAnsi="Consolas" w:cs="Times New Roman"/>
+          <w:color w:val="CCCCCC"/>
+          <w:sz w:val="21"/>
+          <w:szCs w:val="21"/>
+          <w:lang w:eastAsia="en-US"/>
+        </w:rPr>
+        <w:t xml:space="preserve">() </w:t>
+      </w:r>
+      <w:r>
+        <w:rPr>
+          <w:rFonts w:ascii="Consolas" w:eastAsia="Times New Roman" w:hAnsi="Consolas" w:cs="Times New Roman"/>
+          <w:color w:val="D4D4D4"/>
+          <w:sz w:val="21"/>
+          <w:szCs w:val="21"/>
+          <w:lang w:eastAsia="en-US"/>
+        </w:rPr>
+        <w:t>*</w:t>
+      </w:r>
+      <w:r>
+        <w:rPr>
+          <w:rFonts w:ascii="Consolas" w:eastAsia="Times New Roman" w:hAnsi="Consolas" w:cs="Times New Roman"/>
+          <w:color w:val="CCCCCC"/>
+          <w:sz w:val="21"/>
+          <w:szCs w:val="21"/>
+          <w:lang w:eastAsia="en-US"/>
+        </w:rPr>
+        <w:t xml:space="preserve"> </w:t>
+      </w:r>
+      <w:r>
+        <w:rPr>
+          <w:rFonts w:ascii="Consolas" w:eastAsia="Times New Roman" w:hAnsi="Consolas" w:cs="Times New Roman"/>
+          <w:color w:val="9CDCFE"/>
+          <w:sz w:val="21"/>
+          <w:szCs w:val="21"/>
+          <w:lang w:eastAsia="en-US"/>
+        </w:rPr>
+        <w:t>conversion_factor</w:t>
+      </w:r>
+    </w:p>
+    <w:p>
+      <w:pPr>
+        <w:shd w:val="clear" w:color="auto" w:fill="1F1F1F"/>
+        <w:suppressAutoHyphens w:val="0"/>
+        <w:spacing w:after="0" w:line="285" w:lineRule="atLeast"/>
+        <w:rPr>
+          <w:rFonts w:ascii="Consolas" w:eastAsia="Times New Roman" w:hAnsi="Consolas" w:cs="Times New Roman"/>
+          <w:color w:val="CCCCCC"/>
+          <w:sz w:val="21"/>
+          <w:szCs w:val="21"/>
+          <w:lang w:eastAsia="en-US"/>
+        </w:rPr>
+      </w:pPr>
+      <w:r>
+        <w:rPr>
+          <w:rFonts w:ascii="Consolas" w:eastAsia="Times New Roman" w:hAnsi="Consolas" w:cs="Times New Roman"/>
+          <w:color w:val="CCCCCC"/>
+          <w:sz w:val="21"/>
+          <w:szCs w:val="21"/>
+          <w:lang w:eastAsia="en-US"/>
+        </w:rPr>
+        <w:t xml:space="preserve">    </w:t>
+      </w:r>
+      <w:r>
+        <w:rPr>
+          <w:rFonts w:ascii="Consolas" w:eastAsia="Times New Roman" w:hAnsi="Consolas" w:cs="Times New Roman"/>
+          <w:color w:val="6A9955"/>
+          <w:sz w:val="21"/>
+          <w:szCs w:val="21"/>
+          <w:lang w:eastAsia="en-US"/>
+        </w:rPr>
+        <w:t># find r2 value</w:t>
+      </w:r>
+    </w:p>
+    <w:p>
+      <w:pPr>
+        <w:shd w:val="clear" w:color="auto" w:fill="1F1F1F"/>
+        <w:suppressAutoHyphens w:val="0"/>
+        <w:spacing w:after="0" w:line="285" w:lineRule="atLeast"/>
+        <w:rPr>
+          <w:rFonts w:ascii="Consolas" w:eastAsia="Times New Roman" w:hAnsi="Consolas" w:cs="Times New Roman"/>
+          <w:color w:val="CCCCCC"/>
+          <w:sz w:val="21"/>
+          <w:szCs w:val="21"/>
+          <w:lang w:eastAsia="en-US"/>
+        </w:rPr>
+      </w:pPr>
+      <w:r>
+        <w:rPr>
+          <w:rFonts w:ascii="Consolas" w:eastAsia="Times New Roman" w:hAnsi="Consolas" w:cs="Times New Roman"/>
+          <w:color w:val="CCCCCC"/>
+          <w:sz w:val="21"/>
+          <w:szCs w:val="21"/>
+          <w:lang w:eastAsia="en-US"/>
+        </w:rPr>
+        <w:t xml:space="preserve">    </w:t>
+      </w:r>
+    </w:p>
+    <w:p>
+      <w:pPr>
+        <w:shd w:val="clear" w:color="auto" w:fill="1F1F1F"/>
+        <w:suppressAutoHyphens w:val="0"/>
+        <w:spacing w:after="0" w:line="285" w:lineRule="atLeast"/>
+        <w:rPr>
+          <w:rFonts w:ascii="Consolas" w:eastAsia="Times New Roman" w:hAnsi="Consolas" w:cs="Times New Roman"/>
+          <w:color w:val="CCCCCC"/>
+          <w:sz w:val="21"/>
+          <w:szCs w:val="21"/>
+          <w:lang w:eastAsia="en-US"/>
+        </w:rPr>
+      </w:pPr>
+      <w:r>
+        <w:rPr>
+          <w:rFonts w:ascii="Consolas" w:eastAsia="Times New Roman" w:hAnsi="Consolas" w:cs="Times New Roman"/>
+          <w:color w:val="CCCCCC"/>
+          <w:sz w:val="21"/>
+          <w:szCs w:val="21"/>
+          <w:lang w:eastAsia="en-US"/>
+        </w:rPr>
+        <w:t xml:space="preserve">    </w:t>
+      </w:r>
+      <w:r>
+        <w:rPr>
+          <w:rFonts w:ascii="Consolas" w:eastAsia="Times New Roman" w:hAnsi="Consolas" w:cs="Times New Roman"/>
+          <w:color w:val="C586C0"/>
+          <w:sz w:val="21"/>
+          <w:szCs w:val="21"/>
+          <w:lang w:eastAsia="en-US"/>
+        </w:rPr>
+        <w:t>if</w:t>
+      </w:r>
+      <w:r>
+        <w:rPr>
+          <w:rFonts w:ascii="Consolas" w:eastAsia="Times New Roman" w:hAnsi="Consolas" w:cs="Times New Roman"/>
+          <w:color w:val="CCCCCC"/>
+          <w:sz w:val="21"/>
+          <w:szCs w:val="21"/>
+          <w:lang w:eastAsia="en-US"/>
+        </w:rPr>
+        <w:t>(</w:t>
+      </w:r>
+      <w:r>
+        <w:rPr>
+          <w:rFonts w:ascii="Consolas" w:eastAsia="Times New Roman" w:hAnsi="Consolas" w:cs="Times New Roman"/>
+          <w:color w:val="B5CEA8"/>
+          <w:sz w:val="21"/>
+          <w:szCs w:val="21"/>
+          <w:lang w:eastAsia="en-US"/>
+        </w:rPr>
+        <w:t>3.3</w:t>
+      </w:r>
+      <w:r>
+        <w:rPr>
+          <w:rFonts w:ascii="Consolas" w:eastAsia="Times New Roman" w:hAnsi="Consolas" w:cs="Times New Roman"/>
+          <w:color w:val="CCCCCC"/>
+          <w:sz w:val="21"/>
+          <w:szCs w:val="21"/>
+          <w:lang w:eastAsia="en-US"/>
+        </w:rPr>
+        <w:t xml:space="preserve"> </w:t>
+      </w:r>
+      <w:r>
+        <w:rPr>
+          <w:rFonts w:ascii="Consolas" w:eastAsia="Times New Roman" w:hAnsi="Consolas" w:cs="Times New Roman"/>
+          <w:color w:val="D4D4D4"/>
+          <w:sz w:val="21"/>
+          <w:szCs w:val="21"/>
+          <w:lang w:eastAsia="en-US"/>
+        </w:rPr>
+        <w:t>-</w:t>
+      </w:r>
+      <w:r>
+        <w:rPr>
+          <w:rFonts w:ascii="Consolas" w:eastAsia="Times New Roman" w:hAnsi="Consolas" w:cs="Times New Roman"/>
+          <w:color w:val="CCCCCC"/>
+          <w:sz w:val="21"/>
+          <w:szCs w:val="21"/>
+          <w:lang w:eastAsia="en-US"/>
+        </w:rPr>
+        <w:t xml:space="preserve"> </w:t>
+      </w:r>
+      <w:r>
+        <w:rPr>
+          <w:rFonts w:ascii="Consolas" w:eastAsia="Times New Roman" w:hAnsi="Consolas" w:cs="Times New Roman"/>
+          <w:color w:val="9CDCFE"/>
+          <w:sz w:val="21"/>
+          <w:szCs w:val="21"/>
+          <w:lang w:eastAsia="en-US"/>
+        </w:rPr>
+        <w:t>voltage_read</w:t>
+      </w:r>
+      <w:r>
+        <w:rPr>
+          <w:rFonts w:ascii="Consolas" w:eastAsia="Times New Roman" w:hAnsi="Consolas" w:cs="Times New Roman"/>
+          <w:color w:val="CCCCCC"/>
+          <w:sz w:val="21"/>
+          <w:szCs w:val="21"/>
+          <w:lang w:eastAsia="en-US"/>
+        </w:rPr>
+        <w:t xml:space="preserve"> </w:t>
+      </w:r>
+      <w:r>
+        <w:rPr>
+          <w:rFonts w:ascii="Consolas" w:eastAsia="Times New Roman" w:hAnsi="Consolas" w:cs="Times New Roman"/>
+          <w:color w:val="D4D4D4"/>
+          <w:sz w:val="21"/>
+          <w:szCs w:val="21"/>
+          <w:lang w:eastAsia="en-US"/>
+        </w:rPr>
+        <w:t>&lt;=</w:t>
+      </w:r>
+      <w:r>
+        <w:rPr>
+          <w:rFonts w:ascii="Consolas" w:eastAsia="Times New Roman" w:hAnsi="Consolas" w:cs="Times New Roman"/>
+          <w:color w:val="CCCCCC"/>
+          <w:sz w:val="21"/>
+          <w:szCs w:val="21"/>
+          <w:lang w:eastAsia="en-US"/>
+        </w:rPr>
+        <w:t xml:space="preserve"> </w:t>
+      </w:r>
+      <w:r>
+        <w:rPr>
+          <w:rFonts w:ascii="Consolas" w:eastAsia="Times New Roman" w:hAnsi="Consolas" w:cs="Times New Roman"/>
+          <w:color w:val="B5CEA8"/>
+          <w:sz w:val="21"/>
+          <w:szCs w:val="21"/>
+          <w:lang w:eastAsia="en-US"/>
+        </w:rPr>
+        <w:t>0</w:t>
+      </w:r>
+      <w:r>
+        <w:rPr>
+          <w:rFonts w:ascii="Consolas" w:eastAsia="Times New Roman" w:hAnsi="Consolas" w:cs="Times New Roman"/>
+          <w:color w:val="CCCCCC"/>
+          <w:sz w:val="21"/>
+          <w:szCs w:val="21"/>
+          <w:lang w:eastAsia="en-US"/>
+        </w:rPr>
+        <w:t>):</w:t>
+      </w:r>
+    </w:p>
+    <w:p>
+      <w:pPr>
+        <w:shd w:val="clear" w:color="auto" w:fill="1F1F1F"/>
+        <w:suppressAutoHyphens w:val="0"/>
+        <w:spacing w:after="0" w:line="285" w:lineRule="atLeast"/>
+        <w:rPr>
+          <w:rFonts w:ascii="Consolas" w:eastAsia="Times New Roman" w:hAnsi="Consolas" w:cs="Times New Roman"/>
+          <w:color w:val="CCCCCC"/>
+          <w:sz w:val="21"/>
+          <w:szCs w:val="21"/>
+          <w:lang w:eastAsia="en-US"/>
+        </w:rPr>
+      </w:pPr>
+      <w:r>
+        <w:rPr>
+          <w:rFonts w:ascii="Consolas" w:eastAsia="Times New Roman" w:hAnsi="Consolas" w:cs="Times New Roman"/>
+          <w:color w:val="CCCCCC"/>
+          <w:sz w:val="21"/>
+          <w:szCs w:val="21"/>
+          <w:lang w:eastAsia="en-US"/>
+        </w:rPr>
+        <w:t xml:space="preserve">        </w:t>
+      </w:r>
+      <w:r>
+        <w:rPr>
+          <w:rFonts w:ascii="Consolas" w:eastAsia="Times New Roman" w:hAnsi="Consolas" w:cs="Times New Roman"/>
+          <w:color w:val="9CDCFE"/>
+          <w:sz w:val="21"/>
+          <w:szCs w:val="21"/>
+          <w:lang w:eastAsia="en-US"/>
+        </w:rPr>
+        <w:t>r2</w:t>
+      </w:r>
+      <w:r>
+        <w:rPr>
+          <w:rFonts w:ascii="Consolas" w:eastAsia="Times New Roman" w:hAnsi="Consolas" w:cs="Times New Roman"/>
+          <w:color w:val="CCCCCC"/>
+          <w:sz w:val="21"/>
+          <w:szCs w:val="21"/>
+          <w:lang w:eastAsia="en-US"/>
+        </w:rPr>
+        <w:t xml:space="preserve"> </w:t>
+      </w:r>
+      <w:r>
+        <w:rPr>
+          <w:rFonts w:ascii="Consolas" w:eastAsia="Times New Roman" w:hAnsi="Consolas" w:cs="Times New Roman"/>
+          <w:color w:val="D4D4D4"/>
+          <w:sz w:val="21"/>
+          <w:szCs w:val="21"/>
+          <w:lang w:eastAsia="en-US"/>
+        </w:rPr>
+        <w:t>=</w:t>
+      </w:r>
+      <w:r>
+        <w:rPr>
+          <w:rFonts w:ascii="Consolas" w:eastAsia="Times New Roman" w:hAnsi="Consolas" w:cs="Times New Roman"/>
+          <w:color w:val="CCCCCC"/>
+          <w:sz w:val="21"/>
+          <w:szCs w:val="21"/>
+          <w:lang w:eastAsia="en-US"/>
+        </w:rPr>
+        <w:t xml:space="preserve"> </w:t>
+      </w:r>
+      <w:r>
+        <w:rPr>
+          <w:rFonts w:ascii="Consolas" w:eastAsia="Times New Roman" w:hAnsi="Consolas" w:cs="Times New Roman"/>
+          <w:color w:val="B5CEA8"/>
+          <w:sz w:val="21"/>
+          <w:szCs w:val="21"/>
+          <w:lang w:eastAsia="en-US"/>
+        </w:rPr>
+        <w:t>1e7</w:t>
+      </w:r>
+    </w:p>
+    <w:p>
+      <w:pPr>
+        <w:shd w:val="clear" w:color="auto" w:fill="1F1F1F"/>
+        <w:suppressAutoHyphens w:val="0"/>
+        <w:spacing w:after="0" w:line="285" w:lineRule="atLeast"/>
+        <w:rPr>
+          <w:rFonts w:ascii="Consolas" w:eastAsia="Times New Roman" w:hAnsi="Consolas" w:cs="Times New Roman"/>
+          <w:color w:val="CCCCCC"/>
+          <w:sz w:val="21"/>
+          <w:szCs w:val="21"/>
+          <w:lang w:eastAsia="en-US"/>
+        </w:rPr>
+      </w:pPr>
+      <w:r>
+        <w:rPr>
+          <w:rFonts w:ascii="Consolas" w:eastAsia="Times New Roman" w:hAnsi="Consolas" w:cs="Times New Roman"/>
+          <w:color w:val="CCCCCC"/>
+          <w:sz w:val="21"/>
+          <w:szCs w:val="21"/>
+          <w:lang w:eastAsia="en-US"/>
+        </w:rPr>
+        <w:t xml:space="preserve">    </w:t>
+      </w:r>
+      <w:r>
+        <w:rPr>
+          <w:rFonts w:ascii="Consolas" w:eastAsia="Times New Roman" w:hAnsi="Consolas" w:cs="Times New Roman"/>
+          <w:color w:val="C586C0"/>
+          <w:sz w:val="21"/>
+          <w:szCs w:val="21"/>
+          <w:lang w:eastAsia="en-US"/>
+        </w:rPr>
+        <w:t>else</w:t>
+      </w:r>
+      <w:r>
+        <w:rPr>
+          <w:rFonts w:ascii="Consolas" w:eastAsia="Times New Roman" w:hAnsi="Consolas" w:cs="Times New Roman"/>
+          <w:color w:val="CCCCCC"/>
+          <w:sz w:val="21"/>
+          <w:szCs w:val="21"/>
+          <w:lang w:eastAsia="en-US"/>
+        </w:rPr>
+        <w:t xml:space="preserve">: </w:t>
+      </w:r>
+    </w:p>
+    <w:p>
+      <w:pPr>
+        <w:shd w:val="clear" w:color="auto" w:fill="1F1F1F"/>
+        <w:suppressAutoHyphens w:val="0"/>
+        <w:spacing w:after="0" w:line="285" w:lineRule="atLeast"/>
+        <w:rPr>
+          <w:rFonts w:ascii="Consolas" w:eastAsia="Times New Roman" w:hAnsi="Consolas" w:cs="Times New Roman"/>
+          <w:color w:val="CCCCCC"/>
+          <w:sz w:val="21"/>
+          <w:szCs w:val="21"/>
+          <w:lang w:eastAsia="en-US"/>
+        </w:rPr>
+      </w:pPr>
+      <w:r>
+        <w:rPr>
+          <w:rFonts w:ascii="Consolas" w:eastAsia="Times New Roman" w:hAnsi="Consolas" w:cs="Times New Roman"/>
+          <w:color w:val="CCCCCC"/>
+          <w:sz w:val="21"/>
+          <w:szCs w:val="21"/>
+          <w:lang w:eastAsia="en-US"/>
+        </w:rPr>
+        <w:t xml:space="preserve">        </w:t>
+      </w:r>
+      <w:r>
+        <w:rPr>
+          <w:rFonts w:ascii="Consolas" w:eastAsia="Times New Roman" w:hAnsi="Consolas" w:cs="Times New Roman"/>
+          <w:color w:val="9CDCFE"/>
+          <w:sz w:val="21"/>
+          <w:szCs w:val="21"/>
+          <w:lang w:eastAsia="en-US"/>
+        </w:rPr>
+        <w:t>r2</w:t>
+      </w:r>
+      <w:r>
+        <w:rPr>
+          <w:rFonts w:ascii="Consolas" w:eastAsia="Times New Roman" w:hAnsi="Consolas" w:cs="Times New Roman"/>
+          <w:color w:val="CCCCCC"/>
+          <w:sz w:val="21"/>
+          <w:szCs w:val="21"/>
+          <w:lang w:eastAsia="en-US"/>
+        </w:rPr>
+        <w:t xml:space="preserve"> </w:t>
+      </w:r>
+      <w:r>
+        <w:rPr>
+          <w:rFonts w:ascii="Consolas" w:eastAsia="Times New Roman" w:hAnsi="Consolas" w:cs="Times New Roman"/>
+          <w:color w:val="D4D4D4"/>
+          <w:sz w:val="21"/>
+          <w:szCs w:val="21"/>
+          <w:lang w:eastAsia="en-US"/>
+        </w:rPr>
+        <w:t>=</w:t>
+      </w:r>
+      <w:r>
+        <w:rPr>
+          <w:rFonts w:ascii="Consolas" w:eastAsia="Times New Roman" w:hAnsi="Consolas" w:cs="Times New Roman"/>
+          <w:color w:val="CCCCCC"/>
+          <w:sz w:val="21"/>
+          <w:szCs w:val="21"/>
+          <w:lang w:eastAsia="en-US"/>
+        </w:rPr>
+        <w:t xml:space="preserve"> </w:t>
+      </w:r>
+      <w:r>
+        <w:rPr>
+          <w:rFonts w:ascii="Consolas" w:eastAsia="Times New Roman" w:hAnsi="Consolas" w:cs="Times New Roman"/>
+          <w:color w:val="9CDCFE"/>
+          <w:sz w:val="21"/>
+          <w:szCs w:val="21"/>
+          <w:lang w:eastAsia="en-US"/>
+        </w:rPr>
+        <w:t>r1</w:t>
+      </w:r>
+      <w:r>
+        <w:rPr>
+          <w:rFonts w:ascii="Consolas" w:eastAsia="Times New Roman" w:hAnsi="Consolas" w:cs="Times New Roman"/>
+          <w:color w:val="CCCCCC"/>
+          <w:sz w:val="21"/>
+          <w:szCs w:val="21"/>
+          <w:lang w:eastAsia="en-US"/>
+        </w:rPr>
+        <w:t xml:space="preserve"> </w:t>
+      </w:r>
+      <w:r>
+        <w:rPr>
+          <w:rFonts w:ascii="Consolas" w:eastAsia="Times New Roman" w:hAnsi="Consolas" w:cs="Times New Roman"/>
+          <w:color w:val="D4D4D4"/>
+          <w:sz w:val="21"/>
+          <w:szCs w:val="21"/>
+          <w:lang w:eastAsia="en-US"/>
+        </w:rPr>
+        <w:t>*</w:t>
+      </w:r>
+      <w:r>
+        <w:rPr>
+          <w:rFonts w:ascii="Consolas" w:eastAsia="Times New Roman" w:hAnsi="Consolas" w:cs="Times New Roman"/>
+          <w:color w:val="CCCCCC"/>
+          <w:sz w:val="21"/>
+          <w:szCs w:val="21"/>
+          <w:lang w:eastAsia="en-US"/>
+        </w:rPr>
+        <w:t xml:space="preserve"> (</w:t>
+      </w:r>
+      <w:r>
+        <w:rPr>
+          <w:rFonts w:ascii="Consolas" w:eastAsia="Times New Roman" w:hAnsi="Consolas" w:cs="Times New Roman"/>
+          <w:color w:val="9CDCFE"/>
+          <w:sz w:val="21"/>
+          <w:szCs w:val="21"/>
+          <w:lang w:eastAsia="en-US"/>
+        </w:rPr>
+        <w:t>(voltage_read)</w:t>
+      </w:r>
+      <w:r>
+        <w:rPr>
+          <w:rFonts w:ascii="Consolas" w:eastAsia="Times New Roman" w:hAnsi="Consolas" w:cs="Times New Roman"/>
+          <w:color w:val="CCCCCC"/>
+          <w:sz w:val="21"/>
+          <w:szCs w:val="21"/>
+          <w:lang w:eastAsia="en-US"/>
+        </w:rPr>
+        <w:t xml:space="preserve"> </w:t>
+      </w:r>
+      <w:r>
+        <w:rPr>
+          <w:rFonts w:ascii="Consolas" w:eastAsia="Times New Roman" w:hAnsi="Consolas" w:cs="Times New Roman"/>
+          <w:color w:val="D4D4D4"/>
+          <w:sz w:val="21"/>
+          <w:szCs w:val="21"/>
+          <w:lang w:eastAsia="en-US"/>
+        </w:rPr>
+        <w:t>/</w:t>
+      </w:r>
+      <w:r>
+        <w:rPr>
+          <w:rFonts w:ascii="Consolas" w:eastAsia="Times New Roman" w:hAnsi="Consolas" w:cs="Times New Roman"/>
+          <w:color w:val="CCCCCC"/>
+          <w:sz w:val="21"/>
+          <w:szCs w:val="21"/>
+          <w:lang w:eastAsia="en-US"/>
+        </w:rPr>
+        <w:t xml:space="preserve"> (</w:t>
+      </w:r>
+      <w:r>
+        <w:rPr>
+          <w:rFonts w:ascii="Consolas" w:eastAsia="Times New Roman" w:hAnsi="Consolas" w:cs="Times New Roman"/>
+          <w:color w:val="B5CEA8"/>
+          <w:sz w:val="21"/>
+          <w:szCs w:val="21"/>
+          <w:lang w:eastAsia="en-US"/>
+        </w:rPr>
+        <w:t>3.3</w:t>
+      </w:r>
+      <w:r>
+        <w:rPr>
+          <w:rFonts w:ascii="Consolas" w:eastAsia="Times New Roman" w:hAnsi="Consolas" w:cs="Times New Roman"/>
+          <w:color w:val="CCCCCC"/>
+          <w:sz w:val="21"/>
+          <w:szCs w:val="21"/>
+          <w:lang w:eastAsia="en-US"/>
+        </w:rPr>
+        <w:t xml:space="preserve"> </w:t>
+      </w:r>
+      <w:r>
+        <w:rPr>
+          <w:rFonts w:ascii="Consolas" w:eastAsia="Times New Roman" w:hAnsi="Consolas" w:cs="Times New Roman"/>
+          <w:color w:val="D4D4D4"/>
+          <w:sz w:val="21"/>
+          <w:szCs w:val="21"/>
+          <w:lang w:eastAsia="en-US"/>
+        </w:rPr>
+        <w:t>-</w:t>
+      </w:r>
+      <w:r>
+        <w:rPr>
+          <w:rFonts w:ascii="Consolas" w:eastAsia="Times New Roman" w:hAnsi="Consolas" w:cs="Times New Roman"/>
+          <w:color w:val="CCCCCC"/>
+          <w:sz w:val="21"/>
+          <w:szCs w:val="21"/>
+          <w:lang w:eastAsia="en-US"/>
+        </w:rPr>
+        <w:t xml:space="preserve"> </w:t>
+      </w:r>
+      <w:r>
+        <w:rPr>
+          <w:rFonts w:ascii="Consolas" w:eastAsia="Times New Roman" w:hAnsi="Consolas" w:cs="Times New Roman"/>
+          <w:color w:val="9CDCFE"/>
+          <w:sz w:val="21"/>
+          <w:szCs w:val="21"/>
+          <w:lang w:eastAsia="en-US"/>
+        </w:rPr>
+        <w:t>voltage_read</w:t>
+      </w:r>
+      <w:r>
+        <w:rPr>
+          <w:rFonts w:ascii="Consolas" w:eastAsia="Times New Roman" w:hAnsi="Consolas" w:cs="Times New Roman"/>
+          <w:color w:val="CCCCCC"/>
+          <w:sz w:val="21"/>
+          <w:szCs w:val="21"/>
+          <w:lang w:eastAsia="en-US"/>
+        </w:rPr>
+        <w:t>))</w:t>
+      </w:r>
+    </w:p>
+    <w:p>
+      <w:pPr>
+        <w:shd w:val="clear" w:color="auto" w:fill="1F1F1F"/>
+        <w:suppressAutoHyphens w:val="0"/>
+        <w:spacing w:after="0" w:line="285" w:lineRule="atLeast"/>
+        <w:rPr>
+          <w:rFonts w:ascii="Consolas" w:eastAsia="Times New Roman" w:hAnsi="Consolas" w:cs="Times New Roman"/>
+          <w:color w:val="CCCCCC"/>
+          <w:sz w:val="21"/>
+          <w:szCs w:val="21"/>
+          <w:lang w:eastAsia="en-US"/>
+        </w:rPr>
+      </w:pPr>
+      <w:r>
+        <w:rPr>
+          <w:rFonts w:ascii="Consolas" w:eastAsia="Times New Roman" w:hAnsi="Consolas" w:cs="Times New Roman"/>
+          <w:color w:val="CCCCCC"/>
+          <w:sz w:val="21"/>
+          <w:szCs w:val="21"/>
+          <w:lang w:eastAsia="en-US"/>
+        </w:rPr>
+        <w:t xml:space="preserve">    </w:t>
+      </w:r>
+    </w:p>
+    <w:p>
+      <w:pPr>
+        <w:shd w:val="clear" w:color="auto" w:fill="1F1F1F"/>
+        <w:suppressAutoHyphens w:val="0"/>
+        <w:spacing w:after="0" w:line="285" w:lineRule="atLeast"/>
+        <w:rPr>
+          <w:rFonts w:ascii="Consolas" w:eastAsia="Times New Roman" w:hAnsi="Consolas" w:cs="Times New Roman"/>
+          <w:color w:val="CCCCCC"/>
+          <w:sz w:val="21"/>
+          <w:szCs w:val="21"/>
+          <w:lang w:eastAsia="en-US"/>
+        </w:rPr>
+      </w:pPr>
+      <w:r>
+        <w:rPr>
+          <w:rFonts w:ascii="Consolas" w:eastAsia="Times New Roman" w:hAnsi="Consolas" w:cs="Times New Roman"/>
+          <w:color w:val="CCCCCC"/>
+          <w:sz w:val="21"/>
+          <w:szCs w:val="21"/>
+          <w:lang w:eastAsia="en-US"/>
+        </w:rPr>
+        <w:t xml:space="preserve">    </w:t>
+      </w:r>
+      <w:r>
+        <w:rPr>
+          <w:rFonts w:ascii="Consolas" w:eastAsia="Times New Roman" w:hAnsi="Consolas" w:cs="Times New Roman"/>
+          <w:color w:val="6A9955"/>
+          <w:sz w:val="21"/>
+          <w:szCs w:val="21"/>
+          <w:lang w:eastAsia="en-US"/>
+        </w:rPr>
+        <w:t xml:space="preserve">## convert the value using linearized equation (used exponential) for normal values and </w:t>
+      </w:r>
+    </w:p>
+    <w:p>
+      <w:pPr>
+        <w:shd w:val="clear" w:color="auto" w:fill="1F1F1F"/>
+        <w:suppressAutoHyphens w:val="0"/>
+        <w:spacing w:after="0" w:line="285" w:lineRule="atLeast"/>
+        <w:rPr>
+          <w:rFonts w:ascii="Consolas" w:eastAsia="Times New Roman" w:hAnsi="Consolas" w:cs="Times New Roman"/>
+          <w:color w:val="CCCCCC"/>
+          <w:sz w:val="21"/>
+          <w:szCs w:val="21"/>
+          <w:lang w:eastAsia="en-US"/>
+        </w:rPr>
+      </w:pPr>
+      <w:r>
+        <w:rPr>
+          <w:rFonts w:ascii="Consolas" w:eastAsia="Times New Roman" w:hAnsi="Consolas" w:cs="Times New Roman"/>
+          <w:color w:val="CCCCCC"/>
+          <w:sz w:val="21"/>
+          <w:szCs w:val="21"/>
+          <w:lang w:eastAsia="en-US"/>
+        </w:rPr>
+        <w:t xml:space="preserve">    </w:t>
+      </w:r>
+      <w:r>
+        <w:rPr>
+          <w:rFonts w:ascii="Consolas" w:eastAsia="Times New Roman" w:hAnsi="Consolas" w:cs="Times New Roman"/>
+          <w:color w:val="C586C0"/>
+          <w:sz w:val="21"/>
+          <w:szCs w:val="21"/>
+          <w:lang w:eastAsia="en-US"/>
+        </w:rPr>
+        <w:t>if</w:t>
+      </w:r>
+      <w:r>
+        <w:rPr>
+          <w:rFonts w:ascii="Consolas" w:eastAsia="Times New Roman" w:hAnsi="Consolas" w:cs="Times New Roman"/>
+          <w:color w:val="CCCCCC"/>
+          <w:sz w:val="21"/>
+          <w:szCs w:val="21"/>
+          <w:lang w:eastAsia="en-US"/>
+        </w:rPr>
+        <w:t>(</w:t>
+      </w:r>
+      <w:r>
+        <w:rPr>
+          <w:rFonts w:ascii="Consolas" w:eastAsia="Times New Roman" w:hAnsi="Consolas" w:cs="Times New Roman"/>
+          <w:color w:val="9CDCFE"/>
+          <w:sz w:val="21"/>
+          <w:szCs w:val="21"/>
+          <w:lang w:eastAsia="en-US"/>
+        </w:rPr>
+        <w:t>r2</w:t>
+      </w:r>
+      <w:r>
+        <w:rPr>
+          <w:rFonts w:ascii="Consolas" w:eastAsia="Times New Roman" w:hAnsi="Consolas" w:cs="Times New Roman"/>
+          <w:color w:val="CCCCCC"/>
+          <w:sz w:val="21"/>
+          <w:szCs w:val="21"/>
+          <w:lang w:eastAsia="en-US"/>
+        </w:rPr>
+        <w:t xml:space="preserve"> </w:t>
+      </w:r>
+      <w:r>
+        <w:rPr>
+          <w:rFonts w:ascii="Consolas" w:eastAsia="Times New Roman" w:hAnsi="Consolas" w:cs="Times New Roman"/>
+          <w:color w:val="D4D4D4"/>
+          <w:sz w:val="21"/>
+          <w:szCs w:val="21"/>
+          <w:lang w:eastAsia="en-US"/>
+        </w:rPr>
+        <w:t>&lt;</w:t>
+      </w:r>
+      <w:r>
+        <w:rPr>
+          <w:rFonts w:ascii="Consolas" w:eastAsia="Times New Roman" w:hAnsi="Consolas" w:cs="Times New Roman"/>
+          <w:color w:val="CCCCCC"/>
+          <w:sz w:val="21"/>
+          <w:szCs w:val="21"/>
+          <w:lang w:eastAsia="en-US"/>
+        </w:rPr>
+        <w:t xml:space="preserve"> </w:t>
+      </w:r>
+      <w:r>
+        <w:rPr>
+          <w:rFonts w:ascii="Consolas" w:eastAsia="Times New Roman" w:hAnsi="Consolas" w:cs="Times New Roman"/>
+          <w:color w:val="B5CEA8"/>
+          <w:sz w:val="21"/>
+          <w:szCs w:val="21"/>
+          <w:lang w:eastAsia="en-US"/>
+        </w:rPr>
+        <w:t>650e3</w:t>
+      </w:r>
+      <w:r>
+        <w:rPr>
+          <w:rFonts w:ascii="Consolas" w:eastAsia="Times New Roman" w:hAnsi="Consolas" w:cs="Times New Roman"/>
+          <w:color w:val="CCCCCC"/>
+          <w:sz w:val="21"/>
+          <w:szCs w:val="21"/>
+          <w:lang w:eastAsia="en-US"/>
+        </w:rPr>
+        <w:t>):</w:t>
+      </w:r>
+    </w:p>
+    <w:p>
+      <w:pPr>
+        <w:shd w:val="clear" w:color="auto" w:fill="1F1F1F"/>
+        <w:suppressAutoHyphens w:val="0"/>
+        <w:spacing w:after="0" w:line="285" w:lineRule="atLeast"/>
+        <w:rPr>
+          <w:rFonts w:ascii="Consolas" w:eastAsia="Times New Roman" w:hAnsi="Consolas" w:cs="Times New Roman"/>
+          <w:color w:val="CCCCCC"/>
+          <w:sz w:val="21"/>
+          <w:szCs w:val="21"/>
+          <w:lang w:eastAsia="en-US"/>
+        </w:rPr>
+      </w:pPr>
+      <w:r>
+        <w:rPr>
+          <w:rFonts w:ascii="Consolas" w:eastAsia="Times New Roman" w:hAnsi="Consolas" w:cs="Times New Roman"/>
+          <w:color w:val="CCCCCC"/>
+          <w:sz w:val="21"/>
+          <w:szCs w:val="21"/>
+          <w:lang w:eastAsia="en-US"/>
+        </w:rPr>
+        <w:t>       </w:t>
+      </w:r>
+      <w:r>
+        <w:rPr>
+          <w:rFonts w:ascii="Consolas" w:eastAsia="Times New Roman" w:hAnsi="Consolas" w:cs="Times New Roman"/>
+          <w:color w:val="9CDCFE"/>
+          <w:sz w:val="21"/>
+          <w:szCs w:val="21"/>
+          <w:lang w:eastAsia="en-US"/>
+        </w:rPr>
+        <w:t>r2_out</w:t>
+      </w:r>
+      <w:r>
+        <w:rPr>
+          <w:rFonts w:ascii="Consolas" w:eastAsia="Times New Roman" w:hAnsi="Consolas" w:cs="Times New Roman"/>
+          <w:color w:val="CCCCCC"/>
+          <w:sz w:val="21"/>
+          <w:szCs w:val="21"/>
+          <w:lang w:eastAsia="en-US"/>
+        </w:rPr>
+        <w:t xml:space="preserve"> </w:t>
+      </w:r>
+      <w:r>
+        <w:rPr>
+          <w:rFonts w:ascii="Consolas" w:eastAsia="Times New Roman" w:hAnsi="Consolas" w:cs="Times New Roman"/>
+          <w:color w:val="D4D4D4"/>
+          <w:sz w:val="21"/>
+          <w:szCs w:val="21"/>
+          <w:lang w:eastAsia="en-US"/>
+        </w:rPr>
+        <w:t>=</w:t>
+      </w:r>
+      <w:r>
+        <w:rPr>
+          <w:rFonts w:ascii="Consolas" w:eastAsia="Times New Roman" w:hAnsi="Consolas" w:cs="Times New Roman"/>
+          <w:color w:val="CCCCCC"/>
+          <w:sz w:val="21"/>
+          <w:szCs w:val="21"/>
+          <w:lang w:eastAsia="en-US"/>
+        </w:rPr>
+        <w:t xml:space="preserve"> </w:t>
+      </w:r>
+      <w:r>
+        <w:rPr>
+          <w:rFonts w:ascii="Consolas" w:eastAsia="Times New Roman" w:hAnsi="Consolas" w:cs="Times New Roman"/>
+          <w:color w:val="D4D4D4"/>
+          <w:sz w:val="21"/>
+          <w:szCs w:val="21"/>
+          <w:lang w:eastAsia="en-US"/>
+        </w:rPr>
+        <w:t>-</w:t>
+      </w:r>
+      <w:r>
+        <w:rPr>
+          <w:rFonts w:ascii="Consolas" w:eastAsia="Times New Roman" w:hAnsi="Consolas" w:cs="Times New Roman"/>
+          <w:color w:val="B5CEA8"/>
+          <w:sz w:val="21"/>
+          <w:szCs w:val="21"/>
+          <w:lang w:eastAsia="en-US"/>
+        </w:rPr>
+        <w:t>16.263</w:t>
+      </w:r>
+      <w:r>
+        <w:rPr>
+          <w:rFonts w:ascii="Consolas" w:eastAsia="Times New Roman" w:hAnsi="Consolas" w:cs="Times New Roman"/>
+          <w:color w:val="CCCCCC"/>
+          <w:sz w:val="21"/>
+          <w:szCs w:val="21"/>
+          <w:lang w:eastAsia="en-US"/>
+        </w:rPr>
+        <w:t xml:space="preserve"> </w:t>
+      </w:r>
+      <w:r>
+        <w:rPr>
+          <w:rFonts w:ascii="Consolas" w:eastAsia="Times New Roman" w:hAnsi="Consolas" w:cs="Times New Roman"/>
+          <w:color w:val="D4D4D4"/>
+          <w:sz w:val="21"/>
+          <w:szCs w:val="21"/>
+          <w:lang w:eastAsia="en-US"/>
+        </w:rPr>
+        <w:t>+</w:t>
+      </w:r>
+      <w:r>
+        <w:rPr>
+          <w:rFonts w:ascii="Consolas" w:eastAsia="Times New Roman" w:hAnsi="Consolas" w:cs="Times New Roman"/>
+          <w:color w:val="CCCCCC"/>
+          <w:sz w:val="21"/>
+          <w:szCs w:val="21"/>
+          <w:lang w:eastAsia="en-US"/>
+        </w:rPr>
+        <w:t xml:space="preserve"> </w:t>
+      </w:r>
+      <w:r>
+        <w:rPr>
+          <w:rFonts w:ascii="Consolas" w:eastAsia="Times New Roman" w:hAnsi="Consolas" w:cs="Times New Roman"/>
+          <w:color w:val="B5CEA8"/>
+          <w:sz w:val="21"/>
+          <w:szCs w:val="21"/>
+          <w:lang w:eastAsia="en-US"/>
+        </w:rPr>
+        <w:t>0.9866</w:t>
+      </w:r>
+      <w:r>
+        <w:rPr>
+          <w:rFonts w:ascii="Consolas" w:eastAsia="Times New Roman" w:hAnsi="Consolas" w:cs="Times New Roman"/>
+          <w:color w:val="CCCCCC"/>
+          <w:sz w:val="21"/>
+          <w:szCs w:val="21"/>
+          <w:lang w:eastAsia="en-US"/>
+        </w:rPr>
+        <w:t xml:space="preserve"> </w:t>
+      </w:r>
+      <w:r>
+        <w:rPr>
+          <w:rFonts w:ascii="Consolas" w:eastAsia="Times New Roman" w:hAnsi="Consolas" w:cs="Times New Roman"/>
+          <w:color w:val="D4D4D4"/>
+          <w:sz w:val="21"/>
+          <w:szCs w:val="21"/>
+          <w:lang w:eastAsia="en-US"/>
+        </w:rPr>
+        <w:t>*</w:t>
+      </w:r>
+      <w:r>
+        <w:rPr>
+          <w:rFonts w:ascii="Consolas" w:eastAsia="Times New Roman" w:hAnsi="Consolas" w:cs="Times New Roman"/>
+          <w:color w:val="CCCCCC"/>
+          <w:sz w:val="21"/>
+          <w:szCs w:val="21"/>
+          <w:lang w:eastAsia="en-US"/>
+        </w:rPr>
+        <w:t xml:space="preserve"> </w:t>
+      </w:r>
+      <w:r>
+        <w:rPr>
+          <w:rFonts w:ascii="Consolas" w:eastAsia="Times New Roman" w:hAnsi="Consolas" w:cs="Times New Roman"/>
+          <w:color w:val="9CDCFE"/>
+          <w:sz w:val="21"/>
+          <w:szCs w:val="21"/>
+          <w:lang w:eastAsia="en-US"/>
+        </w:rPr>
+        <w:t>(r2)</w:t>
+      </w:r>
+      <w:r>
+        <w:rPr>
+          <w:rFonts w:ascii="Consolas" w:eastAsia="Times New Roman" w:hAnsi="Consolas" w:cs="Times New Roman"/>
+          <w:color w:val="CCCCCC"/>
+          <w:sz w:val="21"/>
+          <w:szCs w:val="21"/>
+          <w:lang w:eastAsia="en-US"/>
+        </w:rPr>
+        <w:t xml:space="preserve"> </w:t>
+      </w:r>
+      <w:r>
+        <w:rPr>
+          <w:rFonts w:ascii="Consolas" w:eastAsia="Times New Roman" w:hAnsi="Consolas" w:cs="Times New Roman"/>
+          <w:color w:val="D4D4D4"/>
+          <w:sz w:val="21"/>
+          <w:szCs w:val="21"/>
+          <w:lang w:eastAsia="en-US"/>
+        </w:rPr>
+        <w:t>-</w:t>
+      </w:r>
+      <w:r>
+        <w:rPr>
+          <w:rFonts w:ascii="Consolas" w:eastAsia="Times New Roman" w:hAnsi="Consolas" w:cs="Times New Roman"/>
+          <w:color w:val="CCCCCC"/>
+          <w:sz w:val="21"/>
+          <w:szCs w:val="21"/>
+          <w:lang w:eastAsia="en-US"/>
+        </w:rPr>
+        <w:t xml:space="preserve"> </w:t>
+      </w:r>
+      <w:r>
+        <w:rPr>
+          <w:rFonts w:ascii="Consolas" w:eastAsia="Times New Roman" w:hAnsi="Consolas" w:cs="Times New Roman"/>
+          <w:color w:val="B5CEA8"/>
+          <w:sz w:val="21"/>
+          <w:szCs w:val="21"/>
+          <w:lang w:eastAsia="en-US"/>
+        </w:rPr>
+        <w:t>2e-7</w:t>
+      </w:r>
+      <w:r>
+        <w:rPr>
+          <w:rFonts w:ascii="Consolas" w:eastAsia="Times New Roman" w:hAnsi="Consolas" w:cs="Times New Roman"/>
+          <w:color w:val="CCCCCC"/>
+          <w:sz w:val="21"/>
+          <w:szCs w:val="21"/>
+          <w:lang w:eastAsia="en-US"/>
+        </w:rPr>
+        <w:t xml:space="preserve"> </w:t>
+      </w:r>
+      <w:r>
+        <w:rPr>
+          <w:rFonts w:ascii="Consolas" w:eastAsia="Times New Roman" w:hAnsi="Consolas" w:cs="Times New Roman"/>
+          <w:color w:val="D4D4D4"/>
+          <w:sz w:val="21"/>
+          <w:szCs w:val="21"/>
+          <w:lang w:eastAsia="en-US"/>
+        </w:rPr>
+        <w:t>*</w:t>
+      </w:r>
+      <w:r>
+        <w:rPr>
+          <w:rFonts w:ascii="Consolas" w:eastAsia="Times New Roman" w:hAnsi="Consolas" w:cs="Times New Roman"/>
+          <w:color w:val="CCCCCC"/>
+          <w:sz w:val="21"/>
+          <w:szCs w:val="21"/>
+          <w:lang w:eastAsia="en-US"/>
+        </w:rPr>
+        <w:t xml:space="preserve"> </w:t>
+      </w:r>
+      <w:r>
+        <w:rPr>
+          <w:rFonts w:ascii="Consolas" w:eastAsia="Times New Roman" w:hAnsi="Consolas" w:cs="Times New Roman"/>
+          <w:color w:val="9CDCFE"/>
+          <w:sz w:val="21"/>
+          <w:szCs w:val="21"/>
+          <w:lang w:eastAsia="en-US"/>
+        </w:rPr>
+        <w:t>(r2)</w:t>
+      </w:r>
+      <w:r>
+        <w:rPr>
+          <w:rFonts w:ascii="Consolas" w:eastAsia="Times New Roman" w:hAnsi="Consolas" w:cs="Times New Roman"/>
+          <w:color w:val="D4D4D4"/>
+          <w:sz w:val="21"/>
+          <w:szCs w:val="21"/>
+          <w:lang w:eastAsia="en-US"/>
+        </w:rPr>
+        <w:t>**</w:t>
+      </w:r>
+      <w:r>
+        <w:rPr>
+          <w:rFonts w:ascii="Consolas" w:eastAsia="Times New Roman" w:hAnsi="Consolas" w:cs="Times New Roman"/>
+          <w:color w:val="B5CEA8"/>
+          <w:sz w:val="21"/>
+          <w:szCs w:val="21"/>
+          <w:lang w:eastAsia="en-US"/>
+        </w:rPr>
+        <w:t>2</w:t>
+      </w:r>
+    </w:p>
+    <w:p>
+      <w:pPr>
+        <w:shd w:val="clear" w:color="auto" w:fill="1F1F1F"/>
+        <w:suppressAutoHyphens w:val="0"/>
+        <w:spacing w:after="0" w:line="285" w:lineRule="atLeast"/>
+        <w:rPr>
+          <w:rFonts w:ascii="Consolas" w:eastAsia="Times New Roman" w:hAnsi="Consolas" w:cs="Times New Roman"/>
+          <w:color w:val="CCCCCC"/>
+          <w:sz w:val="21"/>
+          <w:szCs w:val="21"/>
+          <w:lang w:eastAsia="en-US"/>
+        </w:rPr>
+      </w:pPr>
+      <w:r>
+        <w:rPr>
+          <w:rFonts w:ascii="Consolas" w:eastAsia="Times New Roman" w:hAnsi="Consolas" w:cs="Times New Roman"/>
+          <w:color w:val="CCCCCC"/>
+          <w:sz w:val="21"/>
+          <w:szCs w:val="21"/>
+          <w:lang w:eastAsia="en-US"/>
+        </w:rPr>
+        <w:t xml:space="preserve">    </w:t>
+      </w:r>
+      <w:r>
+        <w:rPr>
+          <w:rFonts w:ascii="Consolas" w:eastAsia="Times New Roman" w:hAnsi="Consolas" w:cs="Times New Roman"/>
+          <w:color w:val="C586C0"/>
+          <w:sz w:val="21"/>
+          <w:szCs w:val="21"/>
+          <w:lang w:eastAsia="en-US"/>
+        </w:rPr>
+        <w:t>else</w:t>
+      </w:r>
+      <w:r>
+        <w:rPr>
+          <w:rFonts w:ascii="Consolas" w:eastAsia="Times New Roman" w:hAnsi="Consolas" w:cs="Times New Roman"/>
+          <w:color w:val="CCCCCC"/>
+          <w:sz w:val="21"/>
+          <w:szCs w:val="21"/>
+          <w:lang w:eastAsia="en-US"/>
+        </w:rPr>
+        <w:t>:</w:t>
+      </w:r>
+    </w:p>
+    <w:p>
+      <w:pPr>
+        <w:shd w:val="clear" w:color="auto" w:fill="1F1F1F"/>
+        <w:suppressAutoHyphens w:val="0"/>
+        <w:spacing w:after="0" w:line="285" w:lineRule="atLeast"/>
+        <w:rPr>
+          <w:rFonts w:ascii="Consolas" w:eastAsia="Times New Roman" w:hAnsi="Consolas" w:cs="Times New Roman"/>
+          <w:color w:val="CCCCCC"/>
+          <w:sz w:val="21"/>
+          <w:szCs w:val="21"/>
+          <w:lang w:eastAsia="en-US"/>
+        </w:rPr>
+      </w:pPr>
+      <w:r>
+        <w:rPr>
+          <w:rFonts w:ascii="Consolas" w:eastAsia="Times New Roman" w:hAnsi="Consolas" w:cs="Times New Roman"/>
+          <w:color w:val="CCCCCC"/>
+          <w:sz w:val="21"/>
+          <w:szCs w:val="21"/>
+          <w:lang w:eastAsia="en-US"/>
+        </w:rPr>
+        <w:t>       </w:t>
+      </w:r>
+      <w:r>
+        <w:rPr>
+          <w:rFonts w:ascii="Consolas" w:eastAsia="Times New Roman" w:hAnsi="Consolas" w:cs="Times New Roman"/>
+          <w:color w:val="9CDCFE"/>
+          <w:sz w:val="21"/>
+          <w:szCs w:val="21"/>
+          <w:lang w:eastAsia="en-US"/>
+        </w:rPr>
+        <w:t>r2_out</w:t>
+      </w:r>
+      <w:r>
+        <w:rPr>
+          <w:rFonts w:ascii="Consolas" w:eastAsia="Times New Roman" w:hAnsi="Consolas" w:cs="Times New Roman"/>
+          <w:color w:val="CCCCCC"/>
+          <w:sz w:val="21"/>
+          <w:szCs w:val="21"/>
+          <w:lang w:eastAsia="en-US"/>
+        </w:rPr>
+        <w:t xml:space="preserve"> </w:t>
+      </w:r>
+      <w:r>
+        <w:rPr>
+          <w:rFonts w:ascii="Consolas" w:eastAsia="Times New Roman" w:hAnsi="Consolas" w:cs="Times New Roman"/>
+          <w:color w:val="D4D4D4"/>
+          <w:sz w:val="21"/>
+          <w:szCs w:val="21"/>
+          <w:lang w:eastAsia="en-US"/>
+        </w:rPr>
+        <w:t>=</w:t>
+      </w:r>
+      <w:r>
+        <w:rPr>
+          <w:rFonts w:ascii="Consolas" w:eastAsia="Times New Roman" w:hAnsi="Consolas" w:cs="Times New Roman"/>
+          <w:color w:val="CCCCCC"/>
+          <w:sz w:val="21"/>
+          <w:szCs w:val="21"/>
+          <w:lang w:eastAsia="en-US"/>
+        </w:rPr>
+        <w:t xml:space="preserve"> </w:t>
+      </w:r>
+      <w:r>
+        <w:rPr>
+          <w:rFonts w:ascii="Consolas" w:eastAsia="Times New Roman" w:hAnsi="Consolas" w:cs="Times New Roman"/>
+          <w:color w:val="B5CEA8"/>
+          <w:sz w:val="21"/>
+          <w:szCs w:val="21"/>
+          <w:lang w:eastAsia="en-US"/>
+        </w:rPr>
+        <w:t>0.821</w:t>
+      </w:r>
+      <w:r>
+        <w:rPr>
+          <w:rFonts w:ascii="Consolas" w:eastAsia="Times New Roman" w:hAnsi="Consolas" w:cs="Times New Roman"/>
+          <w:color w:val="CCCCCC"/>
+          <w:sz w:val="21"/>
+          <w:szCs w:val="21"/>
+          <w:lang w:eastAsia="en-US"/>
+        </w:rPr>
+        <w:t xml:space="preserve"> </w:t>
+      </w:r>
+      <w:r>
+        <w:rPr>
+          <w:rFonts w:ascii="Consolas" w:eastAsia="Times New Roman" w:hAnsi="Consolas" w:cs="Times New Roman"/>
+          <w:color w:val="D4D4D4"/>
+          <w:sz w:val="21"/>
+          <w:szCs w:val="21"/>
+          <w:lang w:eastAsia="en-US"/>
+        </w:rPr>
+        <w:t>*</w:t>
+      </w:r>
+      <w:r>
+        <w:rPr>
+          <w:rFonts w:ascii="Consolas" w:eastAsia="Times New Roman" w:hAnsi="Consolas" w:cs="Times New Roman"/>
+          <w:color w:val="CCCCCC"/>
+          <w:sz w:val="21"/>
+          <w:szCs w:val="21"/>
+          <w:lang w:eastAsia="en-US"/>
+        </w:rPr>
+        <w:t xml:space="preserve"> </w:t>
+      </w:r>
+      <w:r>
+        <w:rPr>
+          <w:rFonts w:ascii="Consolas" w:eastAsia="Times New Roman" w:hAnsi="Consolas" w:cs="Times New Roman"/>
+          <w:color w:val="9CDCFE"/>
+          <w:sz w:val="21"/>
+          <w:szCs w:val="21"/>
+          <w:lang w:eastAsia="en-US"/>
+        </w:rPr>
+        <w:t>r2</w:t>
+      </w:r>
+      <w:r>
+        <w:rPr>
+          <w:rFonts w:ascii="Consolas" w:eastAsia="Times New Roman" w:hAnsi="Consolas" w:cs="Times New Roman"/>
+          <w:color w:val="CCCCCC"/>
+          <w:sz w:val="21"/>
+          <w:szCs w:val="21"/>
+          <w:lang w:eastAsia="en-US"/>
+        </w:rPr>
+        <w:t xml:space="preserve"> </w:t>
+      </w:r>
+      <w:r>
+        <w:rPr>
+          <w:rFonts w:ascii="Consolas" w:eastAsia="Times New Roman" w:hAnsi="Consolas" w:cs="Times New Roman"/>
+          <w:color w:val="D4D4D4"/>
+          <w:sz w:val="21"/>
+          <w:szCs w:val="21"/>
+          <w:lang w:eastAsia="en-US"/>
+        </w:rPr>
+        <w:t>+</w:t>
+      </w:r>
+      <w:r>
+        <w:rPr>
+          <w:rFonts w:ascii="Consolas" w:eastAsia="Times New Roman" w:hAnsi="Consolas" w:cs="Times New Roman"/>
+          <w:color w:val="CCCCCC"/>
+          <w:sz w:val="21"/>
+          <w:szCs w:val="21"/>
+          <w:lang w:eastAsia="en-US"/>
+        </w:rPr>
+        <w:t xml:space="preserve"> </w:t>
+      </w:r>
+      <w:r>
+        <w:rPr>
+          <w:rFonts w:ascii="Consolas" w:eastAsia="Times New Roman" w:hAnsi="Consolas" w:cs="Times New Roman"/>
+          <w:color w:val="B5CEA8"/>
+          <w:sz w:val="21"/>
+          <w:szCs w:val="21"/>
+          <w:lang w:eastAsia="en-US"/>
+        </w:rPr>
+        <w:t>15.477e3</w:t>
+      </w:r>
+    </w:p>
+    <w:p>
+      <w:pPr>
+        <w:shd w:val="clear" w:color="auto" w:fill="1F1F1F"/>
+        <w:suppressAutoHyphens w:val="0"/>
+        <w:spacing w:after="0" w:line="285" w:lineRule="atLeast"/>
+        <w:rPr>
+          <w:rFonts w:ascii="Consolas" w:eastAsia="Times New Roman" w:hAnsi="Consolas" w:cs="Times New Roman"/>
+          <w:color w:val="CCCCCC"/>
+          <w:sz w:val="21"/>
+          <w:szCs w:val="21"/>
+          <w:lang w:eastAsia="en-US"/>
+        </w:rPr>
+      </w:pPr>
+      <w:r>
+        <w:rPr>
+          <w:rFonts w:ascii="Consolas" w:eastAsia="Times New Roman" w:hAnsi="Consolas" w:cs="Times New Roman"/>
+          <w:color w:val="CCCCCC"/>
+          <w:sz w:val="21"/>
+          <w:szCs w:val="21"/>
+          <w:lang w:eastAsia="en-US"/>
+        </w:rPr>
+        <w:t>       </w:t>
+      </w:r>
+    </w:p>
+    <w:p>
+      <w:pPr>
+        <w:shd w:val="clear" w:color="auto" w:fill="1F1F1F"/>
+        <w:suppressAutoHyphens w:val="0"/>
+        <w:spacing w:after="0" w:line="285" w:lineRule="atLeast"/>
+        <w:rPr>
+          <w:rFonts w:ascii="Consolas" w:eastAsia="Times New Roman" w:hAnsi="Consolas" w:cs="Times New Roman"/>
+          <w:color w:val="CCCCCC"/>
+          <w:sz w:val="21"/>
+          <w:szCs w:val="21"/>
+          <w:lang w:eastAsia="en-US"/>
+        </w:rPr>
+      </w:pPr>
+      <w:r>
+        <w:rPr>
+          <w:rFonts w:ascii="Consolas" w:eastAsia="Times New Roman" w:hAnsi="Consolas" w:cs="Times New Roman"/>
+          <w:color w:val="CCCCCC"/>
+          <w:sz w:val="21"/>
+          <w:szCs w:val="21"/>
+          <w:lang w:eastAsia="en-US"/>
+        </w:rPr>
+        <w:t xml:space="preserve">    </w:t>
+      </w:r>
+      <w:r>
+        <w:rPr>
+          <w:rFonts w:ascii="Consolas" w:eastAsia="Times New Roman" w:hAnsi="Consolas" w:cs="Times New Roman"/>
+          <w:color w:val="C586C0"/>
+          <w:sz w:val="21"/>
+          <w:szCs w:val="21"/>
+          <w:lang w:eastAsia="en-US"/>
+        </w:rPr>
+        <w:t>if</w:t>
+      </w:r>
+      <w:r>
+        <w:rPr>
+          <w:rFonts w:ascii="Consolas" w:eastAsia="Times New Roman" w:hAnsi="Consolas" w:cs="Times New Roman"/>
+          <w:color w:val="CCCCCC"/>
+          <w:sz w:val="21"/>
+          <w:szCs w:val="21"/>
+          <w:lang w:eastAsia="en-US"/>
+        </w:rPr>
+        <w:t xml:space="preserve"> </w:t>
+      </w:r>
+      <w:r>
+        <w:rPr>
+          <w:rFonts w:ascii="Consolas" w:eastAsia="Times New Roman" w:hAnsi="Consolas" w:cs="Times New Roman"/>
+          <w:color w:val="9CDCFE"/>
+          <w:sz w:val="21"/>
+          <w:szCs w:val="21"/>
+          <w:lang w:eastAsia="en-US"/>
+        </w:rPr>
+        <w:t>prev_filtered_resistance</w:t>
+      </w:r>
+      <w:r>
+        <w:rPr>
+          <w:rFonts w:ascii="Consolas" w:eastAsia="Times New Roman" w:hAnsi="Consolas" w:cs="Times New Roman"/>
+          <w:color w:val="CCCCCC"/>
+          <w:sz w:val="21"/>
+          <w:szCs w:val="21"/>
+          <w:lang w:eastAsia="en-US"/>
+        </w:rPr>
+        <w:t xml:space="preserve"> </w:t>
+      </w:r>
+      <w:r>
+        <w:rPr>
+          <w:rFonts w:ascii="Consolas" w:eastAsia="Times New Roman" w:hAnsi="Consolas" w:cs="Times New Roman"/>
+          <w:color w:val="D4D4D4"/>
+          <w:sz w:val="21"/>
+          <w:szCs w:val="21"/>
+          <w:lang w:eastAsia="en-US"/>
+        </w:rPr>
+        <w:t>&gt;</w:t>
+      </w:r>
+      <w:r>
+        <w:rPr>
+          <w:rFonts w:ascii="Consolas" w:eastAsia="Times New Roman" w:hAnsi="Consolas" w:cs="Times New Roman"/>
+          <w:color w:val="CCCCCC"/>
+          <w:sz w:val="21"/>
+          <w:szCs w:val="21"/>
+          <w:lang w:eastAsia="en-US"/>
+        </w:rPr>
+        <w:t xml:space="preserve"> </w:t>
+      </w:r>
+      <w:r>
+        <w:rPr>
+          <w:rFonts w:ascii="Consolas" w:eastAsia="Times New Roman" w:hAnsi="Consolas" w:cs="Times New Roman"/>
+          <w:color w:val="B5CEA8"/>
+          <w:sz w:val="21"/>
+          <w:szCs w:val="21"/>
+          <w:lang w:eastAsia="en-US"/>
+        </w:rPr>
+        <w:t>0</w:t>
+      </w:r>
+      <w:r>
+        <w:rPr>
+          <w:rFonts w:ascii="Consolas" w:eastAsia="Times New Roman" w:hAnsi="Consolas" w:cs="Times New Roman"/>
+          <w:color w:val="CCCCCC"/>
+          <w:sz w:val="21"/>
+          <w:szCs w:val="21"/>
+          <w:lang w:eastAsia="en-US"/>
+        </w:rPr>
+        <w:t>:</w:t>
+      </w:r>
+    </w:p>
+    <w:p>
+      <w:pPr>
+        <w:shd w:val="clear" w:color="auto" w:fill="1F1F1F"/>
+        <w:suppressAutoHyphens w:val="0"/>
+        <w:spacing w:after="0" w:line="285" w:lineRule="atLeast"/>
+        <w:rPr>
+          <w:rFonts w:ascii="Consolas" w:eastAsia="Times New Roman" w:hAnsi="Consolas" w:cs="Times New Roman"/>
+          <w:color w:val="CCCCCC"/>
+          <w:sz w:val="21"/>
+          <w:szCs w:val="21"/>
+          <w:lang w:eastAsia="en-US"/>
+        </w:rPr>
+      </w:pPr>
+      <w:r>
+        <w:rPr>
+          <w:rFonts w:ascii="Consolas" w:eastAsia="Times New Roman" w:hAnsi="Consolas" w:cs="Times New Roman"/>
+          <w:color w:val="CCCCCC"/>
+          <w:sz w:val="21"/>
+          <w:szCs w:val="21"/>
+          <w:lang w:eastAsia="en-US"/>
+        </w:rPr>
+        <w:t xml:space="preserve">        </w:t>
+      </w:r>
+    </w:p>
+    <w:p>
+      <w:pPr>
+        <w:shd w:val="clear" w:color="auto" w:fill="1F1F1F"/>
+        <w:suppressAutoHyphens w:val="0"/>
+        <w:spacing w:after="0" w:line="285" w:lineRule="atLeast"/>
+        <w:rPr>
+          <w:rFonts w:ascii="Consolas" w:eastAsia="Times New Roman" w:hAnsi="Consolas" w:cs="Times New Roman"/>
+          <w:color w:val="CCCCCC"/>
+          <w:sz w:val="21"/>
+          <w:szCs w:val="21"/>
+          <w:lang w:eastAsia="en-US"/>
+        </w:rPr>
+      </w:pPr>
+      <w:r>
+        <w:rPr>
+          <w:rFonts w:ascii="Consolas" w:eastAsia="Times New Roman" w:hAnsi="Consolas" w:cs="Times New Roman"/>
+          <w:color w:val="CCCCCC"/>
+          <w:sz w:val="21"/>
+          <w:szCs w:val="21"/>
+          <w:lang w:eastAsia="en-US"/>
+        </w:rPr>
+        <w:t xml:space="preserve">        </w:t>
+      </w:r>
+      <w:r>
+        <w:rPr>
+          <w:rFonts w:ascii="Consolas" w:eastAsia="Times New Roman" w:hAnsi="Consolas" w:cs="Times New Roman"/>
+          <w:color w:val="9CDCFE"/>
+          <w:sz w:val="21"/>
+          <w:szCs w:val="21"/>
+          <w:lang w:eastAsia="en-US"/>
+        </w:rPr>
+        <w:t>diff</w:t>
+      </w:r>
+      <w:r>
+        <w:rPr>
+          <w:rFonts w:ascii="Consolas" w:eastAsia="Times New Roman" w:hAnsi="Consolas" w:cs="Times New Roman"/>
+          <w:color w:val="CCCCCC"/>
+          <w:sz w:val="21"/>
+          <w:szCs w:val="21"/>
+          <w:lang w:eastAsia="en-US"/>
+        </w:rPr>
+        <w:t xml:space="preserve"> </w:t>
+      </w:r>
+      <w:r>
+        <w:rPr>
+          <w:rFonts w:ascii="Consolas" w:eastAsia="Times New Roman" w:hAnsi="Consolas" w:cs="Times New Roman"/>
+          <w:color w:val="D4D4D4"/>
+          <w:sz w:val="21"/>
+          <w:szCs w:val="21"/>
+          <w:lang w:eastAsia="en-US"/>
+        </w:rPr>
+        <w:t>=</w:t>
+      </w:r>
+      <w:r>
+        <w:rPr>
+          <w:rFonts w:ascii="Consolas" w:eastAsia="Times New Roman" w:hAnsi="Consolas" w:cs="Times New Roman"/>
+          <w:color w:val="CCCCCC"/>
+          <w:sz w:val="21"/>
+          <w:szCs w:val="21"/>
+          <w:lang w:eastAsia="en-US"/>
+        </w:rPr>
+        <w:t xml:space="preserve"> </w:t>
+      </w:r>
+      <w:r>
+        <w:rPr>
+          <w:rFonts w:ascii="Consolas" w:eastAsia="Times New Roman" w:hAnsi="Consolas" w:cs="Times New Roman"/>
+          <w:color w:val="DCDCAA"/>
+          <w:sz w:val="21"/>
+          <w:szCs w:val="21"/>
+          <w:lang w:eastAsia="en-US"/>
+        </w:rPr>
+        <w:t>abs</w:t>
+      </w:r>
+      <w:r>
+        <w:rPr>
+          <w:rFonts w:ascii="Consolas" w:eastAsia="Times New Roman" w:hAnsi="Consolas" w:cs="Times New Roman"/>
+          <w:color w:val="CCCCCC"/>
+          <w:sz w:val="21"/>
+          <w:szCs w:val="21"/>
+          <w:lang w:eastAsia="en-US"/>
+        </w:rPr>
+        <w:t>(</w:t>
+      </w:r>
+      <w:r>
+        <w:rPr>
+          <w:rFonts w:ascii="Consolas" w:eastAsia="Times New Roman" w:hAnsi="Consolas" w:cs="Times New Roman"/>
+          <w:color w:val="9CDCFE"/>
+          <w:sz w:val="21"/>
+          <w:szCs w:val="21"/>
+          <w:lang w:eastAsia="en-US"/>
+        </w:rPr>
+        <w:t>r2_out</w:t>
+      </w:r>
+      <w:r>
+        <w:rPr>
+          <w:rFonts w:ascii="Consolas" w:eastAsia="Times New Roman" w:hAnsi="Consolas" w:cs="Times New Roman"/>
+          <w:color w:val="CCCCCC"/>
+          <w:sz w:val="21"/>
+          <w:szCs w:val="21"/>
+          <w:lang w:eastAsia="en-US"/>
+        </w:rPr>
+        <w:t xml:space="preserve"> </w:t>
+      </w:r>
+      <w:r>
+        <w:rPr>
+          <w:rFonts w:ascii="Consolas" w:eastAsia="Times New Roman" w:hAnsi="Consolas" w:cs="Times New Roman"/>
+          <w:color w:val="D4D4D4"/>
+          <w:sz w:val="21"/>
+          <w:szCs w:val="21"/>
+          <w:lang w:eastAsia="en-US"/>
+        </w:rPr>
+        <w:t>-</w:t>
+      </w:r>
+      <w:r>
+        <w:rPr>
+          <w:rFonts w:ascii="Consolas" w:eastAsia="Times New Roman" w:hAnsi="Consolas" w:cs="Times New Roman"/>
+          <w:color w:val="CCCCCC"/>
+          <w:sz w:val="21"/>
+          <w:szCs w:val="21"/>
+          <w:lang w:eastAsia="en-US"/>
+        </w:rPr>
+        <w:t xml:space="preserve"> </w:t>
+      </w:r>
+      <w:r>
+        <w:rPr>
+          <w:rFonts w:ascii="Consolas" w:eastAsia="Times New Roman" w:hAnsi="Consolas" w:cs="Times New Roman"/>
+          <w:color w:val="9CDCFE"/>
+          <w:sz w:val="21"/>
+          <w:szCs w:val="21"/>
+          <w:lang w:eastAsia="en-US"/>
+        </w:rPr>
+        <w:t>prev_filtered_resistance</w:t>
+      </w:r>
+      <w:r>
+        <w:rPr>
+          <w:rFonts w:ascii="Consolas" w:eastAsia="Times New Roman" w:hAnsi="Consolas" w:cs="Times New Roman"/>
+          <w:color w:val="CCCCCC"/>
+          <w:sz w:val="21"/>
+          <w:szCs w:val="21"/>
+          <w:lang w:eastAsia="en-US"/>
+        </w:rPr>
+        <w:t xml:space="preserve">) </w:t>
+      </w:r>
+      <w:r>
+        <w:rPr>
+          <w:rFonts w:ascii="Consolas" w:eastAsia="Times New Roman" w:hAnsi="Consolas" w:cs="Times New Roman"/>
+          <w:color w:val="D4D4D4"/>
+          <w:sz w:val="21"/>
+          <w:szCs w:val="21"/>
+          <w:lang w:eastAsia="en-US"/>
+        </w:rPr>
+        <w:t>/</w:t>
+      </w:r>
+      <w:r>
+        <w:rPr>
+          <w:rFonts w:ascii="Consolas" w:eastAsia="Times New Roman" w:hAnsi="Consolas" w:cs="Times New Roman"/>
+          <w:color w:val="CCCCCC"/>
+          <w:sz w:val="21"/>
+          <w:szCs w:val="21"/>
+          <w:lang w:eastAsia="en-US"/>
+        </w:rPr>
+        <w:t xml:space="preserve"> </w:t>
+      </w:r>
+      <w:r>
+        <w:rPr>
+          <w:rFonts w:ascii="Consolas" w:eastAsia="Times New Roman" w:hAnsi="Consolas" w:cs="Times New Roman"/>
+          <w:color w:val="9CDCFE"/>
+          <w:sz w:val="21"/>
+          <w:szCs w:val="21"/>
+          <w:lang w:eastAsia="en-US"/>
+        </w:rPr>
+        <w:t>prev_filtered_resistance</w:t>
+      </w:r>
+    </w:p>
+    <w:p>
+      <w:pPr>
+        <w:shd w:val="clear" w:color="auto" w:fill="1F1F1F"/>
+        <w:suppressAutoHyphens w:val="0"/>
+        <w:spacing w:after="0" w:line="285" w:lineRule="atLeast"/>
+        <w:rPr>
+          <w:rFonts w:ascii="Consolas" w:eastAsia="Times New Roman" w:hAnsi="Consolas" w:cs="Times New Roman"/>
+          <w:color w:val="CCCCCC"/>
+          <w:sz w:val="21"/>
+          <w:szCs w:val="21"/>
+          <w:lang w:eastAsia="en-US"/>
+        </w:rPr>
+      </w:pPr>
+      <w:r>
+        <w:rPr>
+          <w:rFonts w:ascii="Consolas" w:eastAsia="Times New Roman" w:hAnsi="Consolas" w:cs="Times New Roman"/>
+          <w:color w:val="CCCCCC"/>
+          <w:sz w:val="21"/>
+          <w:szCs w:val="21"/>
+          <w:lang w:eastAsia="en-US"/>
+        </w:rPr>
+        <w:t xml:space="preserve">        </w:t>
+      </w:r>
+    </w:p>
+    <w:p>
+      <w:pPr>
+        <w:shd w:val="clear" w:color="auto" w:fill="1F1F1F"/>
+        <w:suppressAutoHyphens w:val="0"/>
+        <w:spacing w:after="0" w:line="285" w:lineRule="atLeast"/>
+        <w:rPr>
+          <w:rFonts w:ascii="Consolas" w:eastAsia="Times New Roman" w:hAnsi="Consolas" w:cs="Times New Roman"/>
+          <w:color w:val="CCCCCC"/>
+          <w:sz w:val="21"/>
+          <w:szCs w:val="21"/>
+          <w:lang w:eastAsia="en-US"/>
+        </w:rPr>
+      </w:pPr>
+      <w:r>
+        <w:rPr>
+          <w:rFonts w:ascii="Consolas" w:eastAsia="Times New Roman" w:hAnsi="Consolas" w:cs="Times New Roman"/>
+          <w:color w:val="CCCCCC"/>
+          <w:sz w:val="21"/>
+          <w:szCs w:val="21"/>
+          <w:lang w:eastAsia="en-US"/>
+        </w:rPr>
+        <w:t xml:space="preserve">        </w:t>
+      </w:r>
+      <w:r>
+        <w:rPr>
+          <w:rFonts w:ascii="Consolas" w:eastAsia="Times New Roman" w:hAnsi="Consolas" w:cs="Times New Roman"/>
+          <w:color w:val="C586C0"/>
+          <w:sz w:val="21"/>
+          <w:szCs w:val="21"/>
+          <w:lang w:eastAsia="en-US"/>
+        </w:rPr>
+        <w:t>if</w:t>
+      </w:r>
+      <w:r>
+        <w:rPr>
+          <w:rFonts w:ascii="Consolas" w:eastAsia="Times New Roman" w:hAnsi="Consolas" w:cs="Times New Roman"/>
+          <w:color w:val="CCCCCC"/>
+          <w:sz w:val="21"/>
+          <w:szCs w:val="21"/>
+          <w:lang w:eastAsia="en-US"/>
+        </w:rPr>
+        <w:t xml:space="preserve"> </w:t>
+      </w:r>
+      <w:r>
+        <w:rPr>
+          <w:rFonts w:ascii="Consolas" w:eastAsia="Times New Roman" w:hAnsi="Consolas" w:cs="Times New Roman"/>
+          <w:color w:val="9CDCFE"/>
+          <w:sz w:val="21"/>
+          <w:szCs w:val="21"/>
+          <w:lang w:eastAsia="en-US"/>
+        </w:rPr>
+        <w:t>diff</w:t>
+      </w:r>
+      <w:r>
+        <w:rPr>
+          <w:rFonts w:ascii="Consolas" w:eastAsia="Times New Roman" w:hAnsi="Consolas" w:cs="Times New Roman"/>
+          <w:color w:val="CCCCCC"/>
+          <w:sz w:val="21"/>
+          <w:szCs w:val="21"/>
+          <w:lang w:eastAsia="en-US"/>
+        </w:rPr>
+        <w:t xml:space="preserve"> </w:t>
+      </w:r>
+      <w:r>
+        <w:rPr>
+          <w:rFonts w:ascii="Consolas" w:eastAsia="Times New Roman" w:hAnsi="Consolas" w:cs="Times New Roman"/>
+          <w:color w:val="D4D4D4"/>
+          <w:sz w:val="21"/>
+          <w:szCs w:val="21"/>
+          <w:lang w:eastAsia="en-US"/>
+        </w:rPr>
+        <w:t>&gt;</w:t>
+      </w:r>
+      <w:r>
+        <w:rPr>
+          <w:rFonts w:ascii="Consolas" w:eastAsia="Times New Roman" w:hAnsi="Consolas" w:cs="Times New Roman"/>
+          <w:color w:val="CCCCCC"/>
+          <w:sz w:val="21"/>
+          <w:szCs w:val="21"/>
+          <w:lang w:eastAsia="en-US"/>
+        </w:rPr>
+        <w:t xml:space="preserve"> </w:t>
+      </w:r>
+      <w:r>
+        <w:rPr>
+          <w:rFonts w:ascii="Consolas" w:eastAsia="Times New Roman" w:hAnsi="Consolas" w:cs="Times New Roman"/>
+          <w:color w:val="4FC1FF"/>
+          <w:sz w:val="21"/>
+          <w:szCs w:val="21"/>
+          <w:lang w:eastAsia="en-US"/>
+        </w:rPr>
+        <w:t>THRESHOLD</w:t>
+      </w:r>
+      <w:r>
+        <w:rPr>
+          <w:rFonts w:ascii="Consolas" w:eastAsia="Times New Roman" w:hAnsi="Consolas" w:cs="Times New Roman"/>
+          <w:color w:val="CCCCCC"/>
+          <w:sz w:val="21"/>
+          <w:szCs w:val="21"/>
+          <w:lang w:eastAsia="en-US"/>
+        </w:rPr>
+        <w:t>:</w:t>
+      </w:r>
+    </w:p>
+    <w:p>
+      <w:pPr>
+        <w:shd w:val="clear" w:color="auto" w:fill="1F1F1F"/>
+        <w:suppressAutoHyphens w:val="0"/>
+        <w:spacing w:after="0" w:line="285" w:lineRule="atLeast"/>
+        <w:rPr>
+          <w:rFonts w:ascii="Consolas" w:eastAsia="Times New Roman" w:hAnsi="Consolas" w:cs="Times New Roman"/>
+          <w:color w:val="CCCCCC"/>
+          <w:sz w:val="21"/>
+          <w:szCs w:val="21"/>
+          <w:lang w:eastAsia="en-US"/>
+        </w:rPr>
+      </w:pPr>
+      <w:r>
+        <w:rPr>
+          <w:rFonts w:ascii="Consolas" w:eastAsia="Times New Roman" w:hAnsi="Consolas" w:cs="Times New Roman"/>
+          <w:color w:val="CCCCCC"/>
+          <w:sz w:val="21"/>
+          <w:szCs w:val="21"/>
+          <w:lang w:eastAsia="en-US"/>
+        </w:rPr>
+        <w:t xml:space="preserve">            </w:t>
+      </w:r>
+      <w:r>
+        <w:rPr>
+          <w:rFonts w:ascii="Consolas" w:eastAsia="Times New Roman" w:hAnsi="Consolas" w:cs="Times New Roman"/>
+          <w:color w:val="9CDCFE"/>
+          <w:sz w:val="21"/>
+          <w:szCs w:val="21"/>
+          <w:lang w:eastAsia="en-US"/>
+        </w:rPr>
+        <w:t>data</w:t>
+      </w:r>
+      <w:r>
+        <w:rPr>
+          <w:rFonts w:ascii="Consolas" w:eastAsia="Times New Roman" w:hAnsi="Consolas" w:cs="Times New Roman"/>
+          <w:color w:val="CCCCCC"/>
+          <w:sz w:val="21"/>
+          <w:szCs w:val="21"/>
+          <w:lang w:eastAsia="en-US"/>
+        </w:rPr>
+        <w:t>.</w:t>
+      </w:r>
+      <w:r>
+        <w:rPr>
+          <w:rFonts w:ascii="Consolas" w:eastAsia="Times New Roman" w:hAnsi="Consolas" w:cs="Times New Roman"/>
+          <w:color w:val="DCDCAA"/>
+          <w:sz w:val="21"/>
+          <w:szCs w:val="21"/>
+          <w:lang w:eastAsia="en-US"/>
+        </w:rPr>
+        <w:t>clear</w:t>
+      </w:r>
+      <w:r>
+        <w:rPr>
+          <w:rFonts w:ascii="Consolas" w:eastAsia="Times New Roman" w:hAnsi="Consolas" w:cs="Times New Roman"/>
+          <w:color w:val="CCCCCC"/>
+          <w:sz w:val="21"/>
+          <w:szCs w:val="21"/>
+          <w:lang w:eastAsia="en-US"/>
+        </w:rPr>
+        <w:t>()</w:t>
+      </w:r>
+    </w:p>
+    <w:p>
+      <w:pPr>
+        <w:shd w:val="clear" w:color="auto" w:fill="1F1F1F"/>
+        <w:suppressAutoHyphens w:val="0"/>
+        <w:spacing w:after="0" w:line="285" w:lineRule="atLeast"/>
+        <w:rPr>
+          <w:rFonts w:ascii="Consolas" w:eastAsia="Times New Roman" w:hAnsi="Consolas" w:cs="Times New Roman"/>
+          <w:color w:val="CCCCCC"/>
+          <w:sz w:val="21"/>
+          <w:szCs w:val="21"/>
+          <w:lang w:eastAsia="en-US"/>
+        </w:rPr>
+      </w:pPr>
+      <w:r>
+        <w:rPr>
+          <w:rFonts w:ascii="Consolas" w:eastAsia="Times New Roman" w:hAnsi="Consolas" w:cs="Times New Roman"/>
+          <w:color w:val="CCCCCC"/>
+          <w:sz w:val="21"/>
+          <w:szCs w:val="21"/>
+          <w:lang w:eastAsia="en-US"/>
+        </w:rPr>
+        <w:t xml:space="preserve">            </w:t>
+      </w:r>
+      <w:r>
+        <w:rPr>
+          <w:rFonts w:ascii="Consolas" w:eastAsia="Times New Roman" w:hAnsi="Consolas" w:cs="Times New Roman"/>
+          <w:color w:val="DCDCAA"/>
+          <w:sz w:val="21"/>
+          <w:szCs w:val="21"/>
+          <w:lang w:eastAsia="en-US"/>
+        </w:rPr>
+        <w:t>print</w:t>
+      </w:r>
+      <w:r>
+        <w:rPr>
+          <w:rFonts w:ascii="Consolas" w:eastAsia="Times New Roman" w:hAnsi="Consolas" w:cs="Times New Roman"/>
+          <w:color w:val="CCCCCC"/>
+          <w:sz w:val="21"/>
+          <w:szCs w:val="21"/>
+          <w:lang w:eastAsia="en-US"/>
+        </w:rPr>
+        <w:t>(</w:t>
+      </w:r>
+      <w:r>
+        <w:rPr>
+          <w:rFonts w:ascii="Consolas" w:eastAsia="Times New Roman" w:hAnsi="Consolas" w:cs="Times New Roman"/>
+          <w:color w:val="CE9178"/>
+          <w:sz w:val="21"/>
+          <w:szCs w:val="21"/>
+          <w:lang w:eastAsia="en-US"/>
+        </w:rPr>
+        <w:t>"Resistance Changed!"</w:t>
+      </w:r>
+      <w:r>
+        <w:rPr>
+          <w:rFonts w:ascii="Consolas" w:eastAsia="Times New Roman" w:hAnsi="Consolas" w:cs="Times New Roman"/>
+          <w:color w:val="CCCCCC"/>
+          <w:sz w:val="21"/>
+          <w:szCs w:val="21"/>
+          <w:lang w:eastAsia="en-US"/>
+        </w:rPr>
+        <w:t>)</w:t>
+      </w:r>
+    </w:p>
+    <w:p>
+      <w:pPr>
+        <w:shd w:val="clear" w:color="auto" w:fill="1F1F1F"/>
+        <w:suppressAutoHyphens w:val="0"/>
+        <w:spacing w:after="0" w:line="285" w:lineRule="atLeast"/>
+        <w:rPr>
+          <w:rFonts w:ascii="Consolas" w:eastAsia="Times New Roman" w:hAnsi="Consolas" w:cs="Times New Roman"/>
+          <w:color w:val="CCCCCC"/>
+          <w:sz w:val="21"/>
+          <w:szCs w:val="21"/>
+          <w:lang w:eastAsia="en-US"/>
+        </w:rPr>
+      </w:pPr>
+      <w:r>
+        <w:rPr>
+          <w:rFonts w:ascii="Consolas" w:eastAsia="Times New Roman" w:hAnsi="Consolas" w:cs="Times New Roman"/>
+          <w:color w:val="CCCCCC"/>
+          <w:sz w:val="21"/>
+          <w:szCs w:val="21"/>
+          <w:lang w:eastAsia="en-US"/>
+        </w:rPr>
+        <w:t xml:space="preserve">    </w:t>
+      </w:r>
+    </w:p>
+    <w:p>
+      <w:pPr>
+        <w:shd w:val="clear" w:color="auto" w:fill="1F1F1F"/>
+        <w:suppressAutoHyphens w:val="0"/>
+        <w:spacing w:after="0" w:line="285" w:lineRule="atLeast"/>
+        <w:rPr>
+          <w:rFonts w:ascii="Consolas" w:eastAsia="Times New Roman" w:hAnsi="Consolas" w:cs="Times New Roman"/>
+          <w:color w:val="CCCCCC"/>
+          <w:sz w:val="21"/>
+          <w:szCs w:val="21"/>
+          <w:lang w:eastAsia="en-US"/>
+        </w:rPr>
+      </w:pPr>
+      <w:r>
+        <w:rPr>
+          <w:rFonts w:ascii="Consolas" w:eastAsia="Times New Roman" w:hAnsi="Consolas" w:cs="Times New Roman"/>
+          <w:color w:val="CCCCCC"/>
+          <w:sz w:val="21"/>
+          <w:szCs w:val="21"/>
+          <w:lang w:eastAsia="en-US"/>
+        </w:rPr>
+        <w:t>       </w:t>
+      </w:r>
+    </w:p>
+    <w:p>
+      <w:pPr>
+        <w:shd w:val="clear" w:color="auto" w:fill="1F1F1F"/>
+        <w:suppressAutoHyphens w:val="0"/>
+        <w:spacing w:after="0" w:line="285" w:lineRule="atLeast"/>
+        <w:rPr>
+          <w:rFonts w:ascii="Consolas" w:eastAsia="Times New Roman" w:hAnsi="Consolas" w:cs="Times New Roman"/>
+          <w:color w:val="CCCCCC"/>
+          <w:sz w:val="21"/>
+          <w:szCs w:val="21"/>
+          <w:lang w:eastAsia="en-US"/>
+        </w:rPr>
+      </w:pPr>
+      <w:r>
+        <w:rPr>
+          <w:rFonts w:ascii="Consolas" w:eastAsia="Times New Roman" w:hAnsi="Consolas" w:cs="Times New Roman"/>
+          <w:color w:val="CCCCCC"/>
+          <w:sz w:val="21"/>
+          <w:szCs w:val="21"/>
+          <w:lang w:eastAsia="en-US"/>
+        </w:rPr>
+        <w:t xml:space="preserve">    </w:t>
+      </w:r>
+      <w:r>
+        <w:rPr>
+          <w:rFonts w:ascii="Consolas" w:eastAsia="Times New Roman" w:hAnsi="Consolas" w:cs="Times New Roman"/>
+          <w:color w:val="9CDCFE"/>
+          <w:sz w:val="21"/>
+          <w:szCs w:val="21"/>
+          <w:lang w:eastAsia="en-US"/>
+        </w:rPr>
+        <w:t>data</w:t>
+      </w:r>
+      <w:r>
+        <w:rPr>
+          <w:rFonts w:ascii="Consolas" w:eastAsia="Times New Roman" w:hAnsi="Consolas" w:cs="Times New Roman"/>
+          <w:color w:val="CCCCCC"/>
+          <w:sz w:val="21"/>
+          <w:szCs w:val="21"/>
+          <w:lang w:eastAsia="en-US"/>
+        </w:rPr>
+        <w:t>.</w:t>
+      </w:r>
+      <w:r>
+        <w:rPr>
+          <w:rFonts w:ascii="Consolas" w:eastAsia="Times New Roman" w:hAnsi="Consolas" w:cs="Times New Roman"/>
+          <w:color w:val="DCDCAA"/>
+          <w:sz w:val="21"/>
+          <w:szCs w:val="21"/>
+          <w:lang w:eastAsia="en-US"/>
+        </w:rPr>
+        <w:t>append</w:t>
+      </w:r>
+      <w:r>
+        <w:rPr>
+          <w:rFonts w:ascii="Consolas" w:eastAsia="Times New Roman" w:hAnsi="Consolas" w:cs="Times New Roman"/>
+          <w:color w:val="CCCCCC"/>
+          <w:sz w:val="21"/>
+          <w:szCs w:val="21"/>
+          <w:lang w:eastAsia="en-US"/>
+        </w:rPr>
+        <w:t>(</w:t>
+      </w:r>
+      <w:r>
+        <w:rPr>
+          <w:rFonts w:ascii="Consolas" w:eastAsia="Times New Roman" w:hAnsi="Consolas" w:cs="Times New Roman"/>
+          <w:color w:val="9CDCFE"/>
+          <w:sz w:val="21"/>
+          <w:szCs w:val="21"/>
+          <w:lang w:eastAsia="en-US"/>
+        </w:rPr>
+        <w:t>r2_out</w:t>
+      </w:r>
+      <w:r>
+        <w:rPr>
+          <w:rFonts w:ascii="Consolas" w:eastAsia="Times New Roman" w:hAnsi="Consolas" w:cs="Times New Roman"/>
+          <w:color w:val="CCCCCC"/>
+          <w:sz w:val="21"/>
+          <w:szCs w:val="21"/>
+          <w:lang w:eastAsia="en-US"/>
+        </w:rPr>
+        <w:t>)</w:t>
+      </w:r>
+    </w:p>
+    <w:p>
+      <w:pPr>
+        <w:shd w:val="clear" w:color="auto" w:fill="1F1F1F"/>
+        <w:suppressAutoHyphens w:val="0"/>
+        <w:spacing w:after="0" w:line="285" w:lineRule="atLeast"/>
+        <w:rPr>
+          <w:rFonts w:ascii="Consolas" w:eastAsia="Times New Roman" w:hAnsi="Consolas" w:cs="Times New Roman"/>
+          <w:color w:val="CCCCCC"/>
+          <w:sz w:val="21"/>
+          <w:szCs w:val="21"/>
+          <w:lang w:eastAsia="en-US"/>
+        </w:rPr>
+      </w:pPr>
+      <w:r>
+        <w:rPr>
+          <w:rFonts w:ascii="Consolas" w:eastAsia="Times New Roman" w:hAnsi="Consolas" w:cs="Times New Roman"/>
+          <w:color w:val="CCCCCC"/>
+          <w:sz w:val="21"/>
+          <w:szCs w:val="21"/>
+          <w:lang w:eastAsia="en-US"/>
+        </w:rPr>
+        <w:lastRenderedPageBreak/>
+        <w:t xml:space="preserve">    </w:t>
+      </w:r>
+    </w:p>
+    <w:p>
+      <w:pPr>
+        <w:shd w:val="clear" w:color="auto" w:fill="1F1F1F"/>
+        <w:suppressAutoHyphens w:val="0"/>
+        <w:spacing w:after="0" w:line="285" w:lineRule="atLeast"/>
+        <w:rPr>
+          <w:rFonts w:ascii="Consolas" w:eastAsia="Times New Roman" w:hAnsi="Consolas" w:cs="Times New Roman"/>
+          <w:color w:val="CCCCCC"/>
+          <w:sz w:val="21"/>
+          <w:szCs w:val="21"/>
+          <w:lang w:eastAsia="en-US"/>
+        </w:rPr>
+      </w:pPr>
+      <w:r>
+        <w:rPr>
+          <w:rFonts w:ascii="Consolas" w:eastAsia="Times New Roman" w:hAnsi="Consolas" w:cs="Times New Roman"/>
+          <w:color w:val="CCCCCC"/>
+          <w:sz w:val="21"/>
+          <w:szCs w:val="21"/>
+          <w:lang w:eastAsia="en-US"/>
+        </w:rPr>
+        <w:t xml:space="preserve">    </w:t>
+      </w:r>
+      <w:r>
+        <w:rPr>
+          <w:rFonts w:ascii="Consolas" w:eastAsia="Times New Roman" w:hAnsi="Consolas" w:cs="Times New Roman"/>
+          <w:color w:val="C586C0"/>
+          <w:sz w:val="21"/>
+          <w:szCs w:val="21"/>
+          <w:lang w:eastAsia="en-US"/>
+        </w:rPr>
+        <w:t>if</w:t>
+      </w:r>
+      <w:r>
+        <w:rPr>
+          <w:rFonts w:ascii="Consolas" w:eastAsia="Times New Roman" w:hAnsi="Consolas" w:cs="Times New Roman"/>
+          <w:color w:val="CCCCCC"/>
+          <w:sz w:val="21"/>
+          <w:szCs w:val="21"/>
+          <w:lang w:eastAsia="en-US"/>
+        </w:rPr>
+        <w:t xml:space="preserve"> </w:t>
+      </w:r>
+      <w:r>
+        <w:rPr>
+          <w:rFonts w:ascii="Consolas" w:eastAsia="Times New Roman" w:hAnsi="Consolas" w:cs="Times New Roman"/>
+          <w:color w:val="DCDCAA"/>
+          <w:sz w:val="21"/>
+          <w:szCs w:val="21"/>
+          <w:lang w:eastAsia="en-US"/>
+        </w:rPr>
+        <w:t>len</w:t>
+      </w:r>
+      <w:r>
+        <w:rPr>
+          <w:rFonts w:ascii="Consolas" w:eastAsia="Times New Roman" w:hAnsi="Consolas" w:cs="Times New Roman"/>
+          <w:color w:val="CCCCCC"/>
+          <w:sz w:val="21"/>
+          <w:szCs w:val="21"/>
+          <w:lang w:eastAsia="en-US"/>
+        </w:rPr>
+        <w:t>(</w:t>
+      </w:r>
+      <w:r>
+        <w:rPr>
+          <w:rFonts w:ascii="Consolas" w:eastAsia="Times New Roman" w:hAnsi="Consolas" w:cs="Times New Roman"/>
+          <w:color w:val="9CDCFE"/>
+          <w:sz w:val="21"/>
+          <w:szCs w:val="21"/>
+          <w:lang w:eastAsia="en-US"/>
+        </w:rPr>
+        <w:t>data</w:t>
+      </w:r>
+      <w:r>
+        <w:rPr>
+          <w:rFonts w:ascii="Consolas" w:eastAsia="Times New Roman" w:hAnsi="Consolas" w:cs="Times New Roman"/>
+          <w:color w:val="CCCCCC"/>
+          <w:sz w:val="21"/>
+          <w:szCs w:val="21"/>
+          <w:lang w:eastAsia="en-US"/>
+        </w:rPr>
+        <w:t xml:space="preserve">) </w:t>
+      </w:r>
+      <w:r>
+        <w:rPr>
+          <w:rFonts w:ascii="Consolas" w:eastAsia="Times New Roman" w:hAnsi="Consolas" w:cs="Times New Roman"/>
+          <w:color w:val="D4D4D4"/>
+          <w:sz w:val="21"/>
+          <w:szCs w:val="21"/>
+          <w:lang w:eastAsia="en-US"/>
+        </w:rPr>
+        <w:t>&gt;</w:t>
+      </w:r>
+      <w:r>
+        <w:rPr>
+          <w:rFonts w:ascii="Consolas" w:eastAsia="Times New Roman" w:hAnsi="Consolas" w:cs="Times New Roman"/>
+          <w:color w:val="CCCCCC"/>
+          <w:sz w:val="21"/>
+          <w:szCs w:val="21"/>
+          <w:lang w:eastAsia="en-US"/>
+        </w:rPr>
+        <w:t xml:space="preserve"> </w:t>
+      </w:r>
+      <w:r>
+        <w:rPr>
+          <w:rFonts w:ascii="Consolas" w:eastAsia="Times New Roman" w:hAnsi="Consolas" w:cs="Times New Roman"/>
+          <w:color w:val="4FC1FF"/>
+          <w:sz w:val="21"/>
+          <w:szCs w:val="21"/>
+          <w:lang w:eastAsia="en-US"/>
+        </w:rPr>
+        <w:t>WIN_SIZE</w:t>
+      </w:r>
+      <w:r>
+        <w:rPr>
+          <w:rFonts w:ascii="Consolas" w:eastAsia="Times New Roman" w:hAnsi="Consolas" w:cs="Times New Roman"/>
+          <w:color w:val="CCCCCC"/>
+          <w:sz w:val="21"/>
+          <w:szCs w:val="21"/>
+          <w:lang w:eastAsia="en-US"/>
+        </w:rPr>
+        <w:t>:</w:t>
+      </w:r>
+    </w:p>
+    <w:p>
+      <w:pPr>
+        <w:shd w:val="clear" w:color="auto" w:fill="1F1F1F"/>
+        <w:suppressAutoHyphens w:val="0"/>
+        <w:spacing w:after="0" w:line="285" w:lineRule="atLeast"/>
+        <w:rPr>
+          <w:rFonts w:ascii="Consolas" w:eastAsia="Times New Roman" w:hAnsi="Consolas" w:cs="Times New Roman"/>
+          <w:color w:val="CCCCCC"/>
+          <w:sz w:val="21"/>
+          <w:szCs w:val="21"/>
+          <w:lang w:eastAsia="en-US"/>
+        </w:rPr>
+      </w:pPr>
+      <w:r>
+        <w:rPr>
+          <w:rFonts w:ascii="Consolas" w:eastAsia="Times New Roman" w:hAnsi="Consolas" w:cs="Times New Roman"/>
+          <w:color w:val="CCCCCC"/>
+          <w:sz w:val="21"/>
+          <w:szCs w:val="21"/>
+          <w:lang w:eastAsia="en-US"/>
+        </w:rPr>
+        <w:t xml:space="preserve">        </w:t>
+      </w:r>
+      <w:r>
+        <w:rPr>
+          <w:rFonts w:ascii="Consolas" w:eastAsia="Times New Roman" w:hAnsi="Consolas" w:cs="Times New Roman"/>
+          <w:color w:val="6A9955"/>
+          <w:sz w:val="21"/>
+          <w:szCs w:val="21"/>
+          <w:lang w:eastAsia="en-US"/>
+        </w:rPr>
+        <w:t># remove the oldest sample if the length of the array is greater than the window size</w:t>
+      </w:r>
+    </w:p>
+    <w:p>
+      <w:pPr>
+        <w:shd w:val="clear" w:color="auto" w:fill="1F1F1F"/>
+        <w:suppressAutoHyphens w:val="0"/>
+        <w:spacing w:after="0" w:line="285" w:lineRule="atLeast"/>
+        <w:rPr>
+          <w:rFonts w:ascii="Consolas" w:eastAsia="Times New Roman" w:hAnsi="Consolas" w:cs="Times New Roman"/>
+          <w:color w:val="CCCCCC"/>
+          <w:sz w:val="21"/>
+          <w:szCs w:val="21"/>
+          <w:lang w:eastAsia="en-US"/>
+        </w:rPr>
+      </w:pPr>
+      <w:r>
+        <w:rPr>
+          <w:rFonts w:ascii="Consolas" w:eastAsia="Times New Roman" w:hAnsi="Consolas" w:cs="Times New Roman"/>
+          <w:color w:val="CCCCCC"/>
+          <w:sz w:val="21"/>
+          <w:szCs w:val="21"/>
+          <w:lang w:eastAsia="en-US"/>
+        </w:rPr>
+        <w:t xml:space="preserve">        </w:t>
+      </w:r>
+      <w:r>
+        <w:rPr>
+          <w:rFonts w:ascii="Consolas" w:eastAsia="Times New Roman" w:hAnsi="Consolas" w:cs="Times New Roman"/>
+          <w:color w:val="9CDCFE"/>
+          <w:sz w:val="21"/>
+          <w:szCs w:val="21"/>
+          <w:lang w:eastAsia="en-US"/>
+        </w:rPr>
+        <w:t>data</w:t>
+      </w:r>
+      <w:r>
+        <w:rPr>
+          <w:rFonts w:ascii="Consolas" w:eastAsia="Times New Roman" w:hAnsi="Consolas" w:cs="Times New Roman"/>
+          <w:color w:val="CCCCCC"/>
+          <w:sz w:val="21"/>
+          <w:szCs w:val="21"/>
+          <w:lang w:eastAsia="en-US"/>
+        </w:rPr>
+        <w:t>.</w:t>
+      </w:r>
+      <w:r>
+        <w:rPr>
+          <w:rFonts w:ascii="Consolas" w:eastAsia="Times New Roman" w:hAnsi="Consolas" w:cs="Times New Roman"/>
+          <w:color w:val="DCDCAA"/>
+          <w:sz w:val="21"/>
+          <w:szCs w:val="21"/>
+          <w:lang w:eastAsia="en-US"/>
+        </w:rPr>
+        <w:t>pop</w:t>
+      </w:r>
+      <w:r>
+        <w:rPr>
+          <w:rFonts w:ascii="Consolas" w:eastAsia="Times New Roman" w:hAnsi="Consolas" w:cs="Times New Roman"/>
+          <w:color w:val="CCCCCC"/>
+          <w:sz w:val="21"/>
+          <w:szCs w:val="21"/>
+          <w:lang w:eastAsia="en-US"/>
+        </w:rPr>
+        <w:t>(</w:t>
+      </w:r>
+      <w:r>
+        <w:rPr>
+          <w:rFonts w:ascii="Consolas" w:eastAsia="Times New Roman" w:hAnsi="Consolas" w:cs="Times New Roman"/>
+          <w:color w:val="B5CEA8"/>
+          <w:sz w:val="21"/>
+          <w:szCs w:val="21"/>
+          <w:lang w:eastAsia="en-US"/>
+        </w:rPr>
+        <w:t>0</w:t>
+      </w:r>
+      <w:r>
+        <w:rPr>
+          <w:rFonts w:ascii="Consolas" w:eastAsia="Times New Roman" w:hAnsi="Consolas" w:cs="Times New Roman"/>
+          <w:color w:val="CCCCCC"/>
+          <w:sz w:val="21"/>
+          <w:szCs w:val="21"/>
+          <w:lang w:eastAsia="en-US"/>
+        </w:rPr>
+        <w:t xml:space="preserve">) </w:t>
+      </w:r>
+    </w:p>
+    <w:p>
+      <w:pPr>
+        <w:shd w:val="clear" w:color="auto" w:fill="1F1F1F"/>
+        <w:suppressAutoHyphens w:val="0"/>
+        <w:spacing w:after="0" w:line="285" w:lineRule="atLeast"/>
+        <w:rPr>
+          <w:rFonts w:ascii="Consolas" w:eastAsia="Times New Roman" w:hAnsi="Consolas" w:cs="Times New Roman"/>
+          <w:color w:val="CCCCCC"/>
+          <w:sz w:val="21"/>
+          <w:szCs w:val="21"/>
+          <w:lang w:eastAsia="en-US"/>
+        </w:rPr>
+      </w:pPr>
+      <w:r>
+        <w:rPr>
+          <w:rFonts w:ascii="Consolas" w:eastAsia="Times New Roman" w:hAnsi="Consolas" w:cs="Times New Roman"/>
+          <w:color w:val="CCCCCC"/>
+          <w:sz w:val="21"/>
+          <w:szCs w:val="21"/>
+          <w:lang w:eastAsia="en-US"/>
+        </w:rPr>
+        <w:t xml:space="preserve">    </w:t>
+      </w:r>
+    </w:p>
+    <w:p>
+      <w:pPr>
+        <w:shd w:val="clear" w:color="auto" w:fill="1F1F1F"/>
+        <w:suppressAutoHyphens w:val="0"/>
+        <w:spacing w:after="0" w:line="285" w:lineRule="atLeast"/>
+        <w:rPr>
+          <w:rFonts w:ascii="Consolas" w:eastAsia="Times New Roman" w:hAnsi="Consolas" w:cs="Times New Roman"/>
+          <w:color w:val="CCCCCC"/>
+          <w:sz w:val="21"/>
+          <w:szCs w:val="21"/>
+          <w:lang w:eastAsia="en-US"/>
+        </w:rPr>
+      </w:pPr>
+      <w:r>
+        <w:rPr>
+          <w:rFonts w:ascii="Consolas" w:eastAsia="Times New Roman" w:hAnsi="Consolas" w:cs="Times New Roman"/>
+          <w:color w:val="CCCCCC"/>
+          <w:sz w:val="21"/>
+          <w:szCs w:val="21"/>
+          <w:lang w:eastAsia="en-US"/>
+        </w:rPr>
+        <w:t xml:space="preserve">    </w:t>
+      </w:r>
+      <w:r>
+        <w:rPr>
+          <w:rFonts w:ascii="Consolas" w:eastAsia="Times New Roman" w:hAnsi="Consolas" w:cs="Times New Roman"/>
+          <w:color w:val="6A9955"/>
+          <w:sz w:val="21"/>
+          <w:szCs w:val="21"/>
+          <w:lang w:eastAsia="en-US"/>
+        </w:rPr>
+        <w:t># take the mean of the data values and the length</w:t>
+      </w:r>
+    </w:p>
+    <w:p>
+      <w:pPr>
+        <w:shd w:val="clear" w:color="auto" w:fill="1F1F1F"/>
+        <w:suppressAutoHyphens w:val="0"/>
+        <w:spacing w:after="0" w:line="285" w:lineRule="atLeast"/>
+        <w:rPr>
+          <w:rFonts w:ascii="Consolas" w:eastAsia="Times New Roman" w:hAnsi="Consolas" w:cs="Times New Roman"/>
+          <w:color w:val="CCCCCC"/>
+          <w:sz w:val="21"/>
+          <w:szCs w:val="21"/>
+          <w:lang w:eastAsia="en-US"/>
+        </w:rPr>
+      </w:pPr>
+      <w:r>
+        <w:rPr>
+          <w:rFonts w:ascii="Consolas" w:eastAsia="Times New Roman" w:hAnsi="Consolas" w:cs="Times New Roman"/>
+          <w:color w:val="CCCCCC"/>
+          <w:sz w:val="21"/>
+          <w:szCs w:val="21"/>
+          <w:lang w:eastAsia="en-US"/>
+        </w:rPr>
+        <w:t xml:space="preserve">    </w:t>
+      </w:r>
+      <w:r>
+        <w:rPr>
+          <w:rFonts w:ascii="Consolas" w:eastAsia="Times New Roman" w:hAnsi="Consolas" w:cs="Times New Roman"/>
+          <w:color w:val="9CDCFE"/>
+          <w:sz w:val="21"/>
+          <w:szCs w:val="21"/>
+          <w:lang w:eastAsia="en-US"/>
+        </w:rPr>
+        <w:t>r2_out_filter</w:t>
+      </w:r>
+      <w:r>
+        <w:rPr>
+          <w:rFonts w:ascii="Consolas" w:eastAsia="Times New Roman" w:hAnsi="Consolas" w:cs="Times New Roman"/>
+          <w:color w:val="CCCCCC"/>
+          <w:sz w:val="21"/>
+          <w:szCs w:val="21"/>
+          <w:lang w:eastAsia="en-US"/>
+        </w:rPr>
+        <w:t xml:space="preserve"> </w:t>
+      </w:r>
+      <w:r>
+        <w:rPr>
+          <w:rFonts w:ascii="Consolas" w:eastAsia="Times New Roman" w:hAnsi="Consolas" w:cs="Times New Roman"/>
+          <w:color w:val="D4D4D4"/>
+          <w:sz w:val="21"/>
+          <w:szCs w:val="21"/>
+          <w:lang w:eastAsia="en-US"/>
+        </w:rPr>
+        <w:t>=</w:t>
+      </w:r>
+      <w:r>
+        <w:rPr>
+          <w:rFonts w:ascii="Consolas" w:eastAsia="Times New Roman" w:hAnsi="Consolas" w:cs="Times New Roman"/>
+          <w:color w:val="CCCCCC"/>
+          <w:sz w:val="21"/>
+          <w:szCs w:val="21"/>
+          <w:lang w:eastAsia="en-US"/>
+        </w:rPr>
+        <w:t xml:space="preserve"> </w:t>
+      </w:r>
+      <w:r>
+        <w:rPr>
+          <w:rFonts w:ascii="Consolas" w:eastAsia="Times New Roman" w:hAnsi="Consolas" w:cs="Times New Roman"/>
+          <w:color w:val="DCDCAA"/>
+          <w:sz w:val="21"/>
+          <w:szCs w:val="21"/>
+          <w:lang w:eastAsia="en-US"/>
+        </w:rPr>
+        <w:t>sum</w:t>
+      </w:r>
+      <w:r>
+        <w:rPr>
+          <w:rFonts w:ascii="Consolas" w:eastAsia="Times New Roman" w:hAnsi="Consolas" w:cs="Times New Roman"/>
+          <w:color w:val="CCCCCC"/>
+          <w:sz w:val="21"/>
+          <w:szCs w:val="21"/>
+          <w:lang w:eastAsia="en-US"/>
+        </w:rPr>
+        <w:t>(</w:t>
+      </w:r>
+      <w:r>
+        <w:rPr>
+          <w:rFonts w:ascii="Consolas" w:eastAsia="Times New Roman" w:hAnsi="Consolas" w:cs="Times New Roman"/>
+          <w:color w:val="9CDCFE"/>
+          <w:sz w:val="21"/>
+          <w:szCs w:val="21"/>
+          <w:lang w:eastAsia="en-US"/>
+        </w:rPr>
+        <w:t>data</w:t>
+      </w:r>
+      <w:r>
+        <w:rPr>
+          <w:rFonts w:ascii="Consolas" w:eastAsia="Times New Roman" w:hAnsi="Consolas" w:cs="Times New Roman"/>
+          <w:color w:val="CCCCCC"/>
+          <w:sz w:val="21"/>
+          <w:szCs w:val="21"/>
+          <w:lang w:eastAsia="en-US"/>
+        </w:rPr>
+        <w:t xml:space="preserve">) </w:t>
+      </w:r>
+      <w:r>
+        <w:rPr>
+          <w:rFonts w:ascii="Consolas" w:eastAsia="Times New Roman" w:hAnsi="Consolas" w:cs="Times New Roman"/>
+          <w:color w:val="D4D4D4"/>
+          <w:sz w:val="21"/>
+          <w:szCs w:val="21"/>
+          <w:lang w:eastAsia="en-US"/>
+        </w:rPr>
+        <w:t>/</w:t>
+      </w:r>
+      <w:r>
+        <w:rPr>
+          <w:rFonts w:ascii="Consolas" w:eastAsia="Times New Roman" w:hAnsi="Consolas" w:cs="Times New Roman"/>
+          <w:color w:val="CCCCCC"/>
+          <w:sz w:val="21"/>
+          <w:szCs w:val="21"/>
+          <w:lang w:eastAsia="en-US"/>
+        </w:rPr>
+        <w:t xml:space="preserve"> </w:t>
+      </w:r>
+      <w:r>
+        <w:rPr>
+          <w:rFonts w:ascii="Consolas" w:eastAsia="Times New Roman" w:hAnsi="Consolas" w:cs="Times New Roman"/>
+          <w:color w:val="DCDCAA"/>
+          <w:sz w:val="21"/>
+          <w:szCs w:val="21"/>
+          <w:lang w:eastAsia="en-US"/>
+        </w:rPr>
+        <w:t>len</w:t>
+      </w:r>
+      <w:r>
+        <w:rPr>
+          <w:rFonts w:ascii="Consolas" w:eastAsia="Times New Roman" w:hAnsi="Consolas" w:cs="Times New Roman"/>
+          <w:color w:val="CCCCCC"/>
+          <w:sz w:val="21"/>
+          <w:szCs w:val="21"/>
+          <w:lang w:eastAsia="en-US"/>
+        </w:rPr>
+        <w:t>(</w:t>
+      </w:r>
+      <w:r>
+        <w:rPr>
+          <w:rFonts w:ascii="Consolas" w:eastAsia="Times New Roman" w:hAnsi="Consolas" w:cs="Times New Roman"/>
+          <w:color w:val="9CDCFE"/>
+          <w:sz w:val="21"/>
+          <w:szCs w:val="21"/>
+          <w:lang w:eastAsia="en-US"/>
+        </w:rPr>
+        <w:t>data</w:t>
+      </w:r>
+      <w:r>
+        <w:rPr>
+          <w:rFonts w:ascii="Consolas" w:eastAsia="Times New Roman" w:hAnsi="Consolas" w:cs="Times New Roman"/>
+          <w:color w:val="CCCCCC"/>
+          <w:sz w:val="21"/>
+          <w:szCs w:val="21"/>
+          <w:lang w:eastAsia="en-US"/>
+        </w:rPr>
+        <w:t>)</w:t>
+      </w:r>
+    </w:p>
+    <w:p>
+      <w:pPr>
+        <w:shd w:val="clear" w:color="auto" w:fill="1F1F1F"/>
+        <w:suppressAutoHyphens w:val="0"/>
+        <w:spacing w:after="0" w:line="285" w:lineRule="atLeast"/>
+        <w:rPr>
+          <w:rFonts w:ascii="Consolas" w:eastAsia="Times New Roman" w:hAnsi="Consolas" w:cs="Times New Roman"/>
+          <w:color w:val="CCCCCC"/>
+          <w:sz w:val="21"/>
+          <w:szCs w:val="21"/>
+          <w:lang w:eastAsia="en-US"/>
+        </w:rPr>
+      </w:pPr>
+      <w:r>
+        <w:rPr>
+          <w:rFonts w:ascii="Consolas" w:eastAsia="Times New Roman" w:hAnsi="Consolas" w:cs="Times New Roman"/>
+          <w:color w:val="CCCCCC"/>
+          <w:sz w:val="21"/>
+          <w:szCs w:val="21"/>
+          <w:lang w:eastAsia="en-US"/>
+        </w:rPr>
+        <w:t xml:space="preserve">    </w:t>
+      </w:r>
+      <w:r>
+        <w:rPr>
+          <w:rFonts w:ascii="Consolas" w:eastAsia="Times New Roman" w:hAnsi="Consolas" w:cs="Times New Roman"/>
+          <w:color w:val="9CDCFE"/>
+          <w:sz w:val="21"/>
+          <w:szCs w:val="21"/>
+          <w:lang w:eastAsia="en-US"/>
+        </w:rPr>
+        <w:t>r2_out_t</w:t>
+      </w:r>
+      <w:r>
+        <w:rPr>
+          <w:rFonts w:ascii="Consolas" w:eastAsia="Times New Roman" w:hAnsi="Consolas" w:cs="Times New Roman"/>
+          <w:color w:val="CCCCCC"/>
+          <w:sz w:val="21"/>
+          <w:szCs w:val="21"/>
+          <w:lang w:eastAsia="en-US"/>
+        </w:rPr>
+        <w:t xml:space="preserve"> </w:t>
+      </w:r>
+      <w:r>
+        <w:rPr>
+          <w:rFonts w:ascii="Consolas" w:eastAsia="Times New Roman" w:hAnsi="Consolas" w:cs="Times New Roman"/>
+          <w:color w:val="D4D4D4"/>
+          <w:sz w:val="21"/>
+          <w:szCs w:val="21"/>
+          <w:lang w:eastAsia="en-US"/>
+        </w:rPr>
+        <w:t>=</w:t>
+      </w:r>
+      <w:r>
+        <w:rPr>
+          <w:rFonts w:ascii="Consolas" w:eastAsia="Times New Roman" w:hAnsi="Consolas" w:cs="Times New Roman"/>
+          <w:color w:val="CCCCCC"/>
+          <w:sz w:val="21"/>
+          <w:szCs w:val="21"/>
+          <w:lang w:eastAsia="en-US"/>
+        </w:rPr>
+        <w:t xml:space="preserve"> </w:t>
+      </w:r>
+      <w:r>
+        <w:rPr>
+          <w:rFonts w:ascii="Consolas" w:eastAsia="Times New Roman" w:hAnsi="Consolas" w:cs="Times New Roman"/>
+          <w:color w:val="DCDCAA"/>
+          <w:sz w:val="21"/>
+          <w:szCs w:val="21"/>
+          <w:lang w:eastAsia="en-US"/>
+        </w:rPr>
+        <w:t>round</w:t>
+      </w:r>
+      <w:r>
+        <w:rPr>
+          <w:rFonts w:ascii="Consolas" w:eastAsia="Times New Roman" w:hAnsi="Consolas" w:cs="Times New Roman"/>
+          <w:color w:val="CCCCCC"/>
+          <w:sz w:val="21"/>
+          <w:szCs w:val="21"/>
+          <w:lang w:eastAsia="en-US"/>
+        </w:rPr>
+        <w:t>(</w:t>
+      </w:r>
+      <w:r>
+        <w:rPr>
+          <w:rFonts w:ascii="Consolas" w:eastAsia="Times New Roman" w:hAnsi="Consolas" w:cs="Times New Roman"/>
+          <w:color w:val="9CDCFE"/>
+          <w:sz w:val="21"/>
+          <w:szCs w:val="21"/>
+          <w:lang w:eastAsia="en-US"/>
+        </w:rPr>
+        <w:t>r2_out_filter</w:t>
+      </w:r>
+      <w:r>
+        <w:rPr>
+          <w:rFonts w:ascii="Consolas" w:eastAsia="Times New Roman" w:hAnsi="Consolas" w:cs="Times New Roman"/>
+          <w:color w:val="CCCCCC"/>
+          <w:sz w:val="21"/>
+          <w:szCs w:val="21"/>
+          <w:lang w:eastAsia="en-US"/>
+        </w:rPr>
+        <w:t xml:space="preserve">, </w:t>
+      </w:r>
+      <w:r>
+        <w:rPr>
+          <w:rFonts w:ascii="Consolas" w:eastAsia="Times New Roman" w:hAnsi="Consolas" w:cs="Times New Roman"/>
+          <w:color w:val="B5CEA8"/>
+          <w:sz w:val="21"/>
+          <w:szCs w:val="21"/>
+          <w:lang w:eastAsia="en-US"/>
+        </w:rPr>
+        <w:t>3</w:t>
+      </w:r>
+      <w:r>
+        <w:rPr>
+          <w:rFonts w:ascii="Consolas" w:eastAsia="Times New Roman" w:hAnsi="Consolas" w:cs="Times New Roman"/>
+          <w:color w:val="CCCCCC"/>
+          <w:sz w:val="21"/>
+          <w:szCs w:val="21"/>
+          <w:lang w:eastAsia="en-US"/>
+        </w:rPr>
+        <w:t>)</w:t>
+      </w:r>
+    </w:p>
+    <w:p>
+      <w:pPr>
+        <w:shd w:val="clear" w:color="auto" w:fill="1F1F1F"/>
+        <w:suppressAutoHyphens w:val="0"/>
+        <w:spacing w:after="0" w:line="285" w:lineRule="atLeast"/>
+        <w:rPr>
+          <w:rFonts w:ascii="Consolas" w:eastAsia="Times New Roman" w:hAnsi="Consolas" w:cs="Times New Roman"/>
+          <w:color w:val="CCCCCC"/>
+          <w:sz w:val="21"/>
+          <w:szCs w:val="21"/>
+          <w:lang w:eastAsia="en-US"/>
+        </w:rPr>
+      </w:pPr>
+      <w:r>
+        <w:rPr>
+          <w:rFonts w:ascii="Consolas" w:eastAsia="Times New Roman" w:hAnsi="Consolas" w:cs="Times New Roman"/>
+          <w:color w:val="CCCCCC"/>
+          <w:sz w:val="21"/>
+          <w:szCs w:val="21"/>
+          <w:lang w:eastAsia="en-US"/>
+        </w:rPr>
+        <w:t xml:space="preserve">    </w:t>
+      </w:r>
+      <w:r>
+        <w:rPr>
+          <w:rFonts w:ascii="Consolas" w:eastAsia="Times New Roman" w:hAnsi="Consolas" w:cs="Times New Roman"/>
+          <w:color w:val="9CDCFE"/>
+          <w:sz w:val="21"/>
+          <w:szCs w:val="21"/>
+          <w:lang w:eastAsia="en-US"/>
+        </w:rPr>
+        <w:t>prev_filtered_resistance</w:t>
+      </w:r>
+      <w:r>
+        <w:rPr>
+          <w:rFonts w:ascii="Consolas" w:eastAsia="Times New Roman" w:hAnsi="Consolas" w:cs="Times New Roman"/>
+          <w:color w:val="CCCCCC"/>
+          <w:sz w:val="21"/>
+          <w:szCs w:val="21"/>
+          <w:lang w:eastAsia="en-US"/>
+        </w:rPr>
+        <w:t xml:space="preserve"> </w:t>
+      </w:r>
+      <w:r>
+        <w:rPr>
+          <w:rFonts w:ascii="Consolas" w:eastAsia="Times New Roman" w:hAnsi="Consolas" w:cs="Times New Roman"/>
+          <w:color w:val="D4D4D4"/>
+          <w:sz w:val="21"/>
+          <w:szCs w:val="21"/>
+          <w:lang w:eastAsia="en-US"/>
+        </w:rPr>
+        <w:t>=</w:t>
+      </w:r>
+      <w:r>
+        <w:rPr>
+          <w:rFonts w:ascii="Consolas" w:eastAsia="Times New Roman" w:hAnsi="Consolas" w:cs="Times New Roman"/>
+          <w:color w:val="CCCCCC"/>
+          <w:sz w:val="21"/>
+          <w:szCs w:val="21"/>
+          <w:lang w:eastAsia="en-US"/>
+        </w:rPr>
+        <w:t xml:space="preserve"> </w:t>
+      </w:r>
+      <w:r>
+        <w:rPr>
+          <w:rFonts w:ascii="Consolas" w:eastAsia="Times New Roman" w:hAnsi="Consolas" w:cs="Times New Roman"/>
+          <w:color w:val="9CDCFE"/>
+          <w:sz w:val="21"/>
+          <w:szCs w:val="21"/>
+          <w:lang w:eastAsia="en-US"/>
+        </w:rPr>
+        <w:t>r2_out_filter</w:t>
+      </w:r>
+    </w:p>
+    <w:p>
+      <w:pPr>
+        <w:shd w:val="clear" w:color="auto" w:fill="1F1F1F"/>
+        <w:suppressAutoHyphens w:val="0"/>
+        <w:spacing w:after="0" w:line="285" w:lineRule="atLeast"/>
+        <w:rPr>
+          <w:rFonts w:ascii="Consolas" w:eastAsia="Times New Roman" w:hAnsi="Consolas" w:cs="Times New Roman"/>
+          <w:color w:val="CCCCCC"/>
+          <w:sz w:val="21"/>
+          <w:szCs w:val="21"/>
+          <w:lang w:eastAsia="en-US"/>
+        </w:rPr>
+      </w:pPr>
+      <w:r>
+        <w:rPr>
+          <w:rFonts w:ascii="Consolas" w:eastAsia="Times New Roman" w:hAnsi="Consolas" w:cs="Times New Roman"/>
+          <w:color w:val="CCCCCC"/>
+          <w:sz w:val="21"/>
+          <w:szCs w:val="21"/>
+          <w:lang w:eastAsia="en-US"/>
+        </w:rPr>
+        <w:t>       </w:t>
+      </w:r>
+    </w:p>
+    <w:p>
+      <w:pPr>
+        <w:shd w:val="clear" w:color="auto" w:fill="1F1F1F"/>
+        <w:suppressAutoHyphens w:val="0"/>
+        <w:spacing w:after="0" w:line="285" w:lineRule="atLeast"/>
+        <w:rPr>
+          <w:rFonts w:ascii="Consolas" w:eastAsia="Times New Roman" w:hAnsi="Consolas" w:cs="Times New Roman"/>
+          <w:color w:val="CCCCCC"/>
+          <w:sz w:val="21"/>
+          <w:szCs w:val="21"/>
+          <w:lang w:eastAsia="en-US"/>
+        </w:rPr>
+      </w:pPr>
+      <w:r>
+        <w:rPr>
+          <w:rFonts w:ascii="Consolas" w:eastAsia="Times New Roman" w:hAnsi="Consolas" w:cs="Times New Roman"/>
+          <w:color w:val="CCCCCC"/>
+          <w:sz w:val="21"/>
+          <w:szCs w:val="21"/>
+          <w:lang w:eastAsia="en-US"/>
+        </w:rPr>
+        <w:t xml:space="preserve">        </w:t>
+      </w:r>
+    </w:p>
+    <w:p>
+      <w:pPr>
+        <w:shd w:val="clear" w:color="auto" w:fill="1F1F1F"/>
+        <w:suppressAutoHyphens w:val="0"/>
+        <w:spacing w:after="0" w:line="285" w:lineRule="atLeast"/>
+        <w:rPr>
+          <w:rFonts w:ascii="Consolas" w:eastAsia="Times New Roman" w:hAnsi="Consolas" w:cs="Times New Roman"/>
+          <w:color w:val="CCCCCC"/>
+          <w:sz w:val="21"/>
+          <w:szCs w:val="21"/>
+          <w:lang w:eastAsia="en-US"/>
+        </w:rPr>
+      </w:pPr>
+      <w:r>
+        <w:rPr>
+          <w:rFonts w:ascii="Consolas" w:eastAsia="Times New Roman" w:hAnsi="Consolas" w:cs="Times New Roman"/>
+          <w:color w:val="CCCCCC"/>
+          <w:sz w:val="21"/>
+          <w:szCs w:val="21"/>
+          <w:lang w:eastAsia="en-US"/>
+        </w:rPr>
+        <w:t xml:space="preserve">    </w:t>
+      </w:r>
+      <w:r>
+        <w:rPr>
+          <w:rFonts w:ascii="Consolas" w:eastAsia="Times New Roman" w:hAnsi="Consolas" w:cs="Times New Roman"/>
+          <w:color w:val="6A9955"/>
+          <w:sz w:val="21"/>
+          <w:szCs w:val="21"/>
+          <w:lang w:eastAsia="en-US"/>
+        </w:rPr>
+        <w:t># output the adc value to LCD display</w:t>
+      </w:r>
+    </w:p>
+    <w:p>
+      <w:pPr>
+        <w:shd w:val="clear" w:color="auto" w:fill="1F1F1F"/>
+        <w:suppressAutoHyphens w:val="0"/>
+        <w:spacing w:after="0" w:line="285" w:lineRule="atLeast"/>
+        <w:rPr>
+          <w:rFonts w:ascii="Consolas" w:eastAsia="Times New Roman" w:hAnsi="Consolas" w:cs="Times New Roman"/>
+          <w:color w:val="CCCCCC"/>
+          <w:sz w:val="21"/>
+          <w:szCs w:val="21"/>
+          <w:lang w:eastAsia="en-US"/>
+        </w:rPr>
+      </w:pPr>
+      <w:r>
+        <w:rPr>
+          <w:rFonts w:ascii="Consolas" w:eastAsia="Times New Roman" w:hAnsi="Consolas" w:cs="Times New Roman"/>
+          <w:color w:val="CCCCCC"/>
+          <w:sz w:val="21"/>
+          <w:szCs w:val="21"/>
+          <w:lang w:eastAsia="en-US"/>
+        </w:rPr>
+        <w:t xml:space="preserve">    </w:t>
+      </w:r>
+      <w:r>
+        <w:rPr>
+          <w:rFonts w:ascii="Consolas" w:eastAsia="Times New Roman" w:hAnsi="Consolas" w:cs="Times New Roman"/>
+          <w:color w:val="9CDCFE"/>
+          <w:sz w:val="21"/>
+          <w:szCs w:val="21"/>
+          <w:lang w:eastAsia="en-US"/>
+        </w:rPr>
+        <w:t>out_string</w:t>
+      </w:r>
+      <w:r>
+        <w:rPr>
+          <w:rFonts w:ascii="Consolas" w:eastAsia="Times New Roman" w:hAnsi="Consolas" w:cs="Times New Roman"/>
+          <w:color w:val="CCCCCC"/>
+          <w:sz w:val="21"/>
+          <w:szCs w:val="21"/>
+          <w:lang w:eastAsia="en-US"/>
+        </w:rPr>
+        <w:t xml:space="preserve"> </w:t>
+      </w:r>
+      <w:r>
+        <w:rPr>
+          <w:rFonts w:ascii="Consolas" w:eastAsia="Times New Roman" w:hAnsi="Consolas" w:cs="Times New Roman"/>
+          <w:color w:val="D4D4D4"/>
+          <w:sz w:val="21"/>
+          <w:szCs w:val="21"/>
+          <w:lang w:eastAsia="en-US"/>
+        </w:rPr>
+        <w:t>=</w:t>
+      </w:r>
+      <w:r>
+        <w:rPr>
+          <w:rFonts w:ascii="Consolas" w:eastAsia="Times New Roman" w:hAnsi="Consolas" w:cs="Times New Roman"/>
+          <w:color w:val="CCCCCC"/>
+          <w:sz w:val="21"/>
+          <w:szCs w:val="21"/>
+          <w:lang w:eastAsia="en-US"/>
+        </w:rPr>
+        <w:t xml:space="preserve"> </w:t>
+      </w:r>
+      <w:r>
+        <w:rPr>
+          <w:rFonts w:ascii="Consolas" w:eastAsia="Times New Roman" w:hAnsi="Consolas" w:cs="Times New Roman"/>
+          <w:color w:val="CE9178"/>
+          <w:sz w:val="21"/>
+          <w:szCs w:val="21"/>
+          <w:lang w:eastAsia="en-US"/>
+        </w:rPr>
+        <w:t>"R = "</w:t>
+      </w:r>
+      <w:r>
+        <w:rPr>
+          <w:rFonts w:ascii="Consolas" w:eastAsia="Times New Roman" w:hAnsi="Consolas" w:cs="Times New Roman"/>
+          <w:color w:val="CCCCCC"/>
+          <w:sz w:val="21"/>
+          <w:szCs w:val="21"/>
+          <w:lang w:eastAsia="en-US"/>
+        </w:rPr>
+        <w:t xml:space="preserve"> </w:t>
+      </w:r>
+      <w:r>
+        <w:rPr>
+          <w:rFonts w:ascii="Consolas" w:eastAsia="Times New Roman" w:hAnsi="Consolas" w:cs="Times New Roman"/>
+          <w:color w:val="D4D4D4"/>
+          <w:sz w:val="21"/>
+          <w:szCs w:val="21"/>
+          <w:lang w:eastAsia="en-US"/>
+        </w:rPr>
+        <w:t>+</w:t>
+      </w:r>
+      <w:r>
+        <w:rPr>
+          <w:rFonts w:ascii="Consolas" w:eastAsia="Times New Roman" w:hAnsi="Consolas" w:cs="Times New Roman"/>
+          <w:color w:val="CCCCCC"/>
+          <w:sz w:val="21"/>
+          <w:szCs w:val="21"/>
+          <w:lang w:eastAsia="en-US"/>
+        </w:rPr>
+        <w:t xml:space="preserve"> </w:t>
+      </w:r>
+      <w:r>
+        <w:rPr>
+          <w:rFonts w:ascii="Consolas" w:eastAsia="Times New Roman" w:hAnsi="Consolas" w:cs="Times New Roman"/>
+          <w:color w:val="4EC9B0"/>
+          <w:sz w:val="21"/>
+          <w:szCs w:val="21"/>
+          <w:lang w:eastAsia="en-US"/>
+        </w:rPr>
+        <w:t>str</w:t>
+      </w:r>
+      <w:r>
+        <w:rPr>
+          <w:rFonts w:ascii="Consolas" w:eastAsia="Times New Roman" w:hAnsi="Consolas" w:cs="Times New Roman"/>
+          <w:color w:val="CCCCCC"/>
+          <w:sz w:val="21"/>
+          <w:szCs w:val="21"/>
+          <w:lang w:eastAsia="en-US"/>
+        </w:rPr>
+        <w:t>(</w:t>
+      </w:r>
+      <w:r>
+        <w:rPr>
+          <w:rFonts w:ascii="Consolas" w:eastAsia="Times New Roman" w:hAnsi="Consolas" w:cs="Times New Roman"/>
+          <w:color w:val="9CDCFE"/>
+          <w:sz w:val="21"/>
+          <w:szCs w:val="21"/>
+          <w:lang w:eastAsia="en-US"/>
+        </w:rPr>
+        <w:t>r2_out_t</w:t>
+      </w:r>
+      <w:r>
+        <w:rPr>
+          <w:rFonts w:ascii="Consolas" w:eastAsia="Times New Roman" w:hAnsi="Consolas" w:cs="Times New Roman"/>
+          <w:color w:val="CCCCCC"/>
+          <w:sz w:val="21"/>
+          <w:szCs w:val="21"/>
+          <w:lang w:eastAsia="en-US"/>
+        </w:rPr>
+        <w:t xml:space="preserve">) </w:t>
+      </w:r>
+      <w:r>
+        <w:rPr>
+          <w:rFonts w:ascii="Consolas" w:eastAsia="Times New Roman" w:hAnsi="Consolas" w:cs="Times New Roman"/>
+          <w:color w:val="D4D4D4"/>
+          <w:sz w:val="21"/>
+          <w:szCs w:val="21"/>
+          <w:lang w:eastAsia="en-US"/>
+        </w:rPr>
+        <w:t>+</w:t>
+      </w:r>
+      <w:r>
+        <w:rPr>
+          <w:rFonts w:ascii="Consolas" w:eastAsia="Times New Roman" w:hAnsi="Consolas" w:cs="Times New Roman"/>
+          <w:color w:val="CCCCCC"/>
+          <w:sz w:val="21"/>
+          <w:szCs w:val="21"/>
+          <w:lang w:eastAsia="en-US"/>
+        </w:rPr>
+        <w:t xml:space="preserve"> </w:t>
+      </w:r>
+      <w:r>
+        <w:rPr>
+          <w:rFonts w:ascii="Consolas" w:eastAsia="Times New Roman" w:hAnsi="Consolas" w:cs="Times New Roman"/>
+          <w:color w:val="DCDCAA"/>
+          <w:sz w:val="21"/>
+          <w:szCs w:val="21"/>
+          <w:lang w:eastAsia="en-US"/>
+        </w:rPr>
+        <w:t>chr</w:t>
+      </w:r>
+      <w:r>
+        <w:rPr>
+          <w:rFonts w:ascii="Consolas" w:eastAsia="Times New Roman" w:hAnsi="Consolas" w:cs="Times New Roman"/>
+          <w:color w:val="CCCCCC"/>
+          <w:sz w:val="21"/>
+          <w:szCs w:val="21"/>
+          <w:lang w:eastAsia="en-US"/>
+        </w:rPr>
+        <w:t>(</w:t>
+      </w:r>
+      <w:r>
+        <w:rPr>
+          <w:rFonts w:ascii="Consolas" w:eastAsia="Times New Roman" w:hAnsi="Consolas" w:cs="Times New Roman"/>
+          <w:color w:val="569CD6"/>
+          <w:sz w:val="21"/>
+          <w:szCs w:val="21"/>
+          <w:lang w:eastAsia="en-US"/>
+        </w:rPr>
+        <w:t>0x</w:t>
+      </w:r>
+      <w:r>
+        <w:rPr>
+          <w:rFonts w:ascii="Consolas" w:eastAsia="Times New Roman" w:hAnsi="Consolas" w:cs="Times New Roman"/>
+          <w:color w:val="B5CEA8"/>
+          <w:sz w:val="21"/>
+          <w:szCs w:val="21"/>
+          <w:lang w:eastAsia="en-US"/>
+        </w:rPr>
+        <w:t>f4</w:t>
+      </w:r>
+      <w:r>
+        <w:rPr>
+          <w:rFonts w:ascii="Consolas" w:eastAsia="Times New Roman" w:hAnsi="Consolas" w:cs="Times New Roman"/>
+          <w:color w:val="CCCCCC"/>
+          <w:sz w:val="21"/>
+          <w:szCs w:val="21"/>
+          <w:lang w:eastAsia="en-US"/>
+        </w:rPr>
+        <w:t>)</w:t>
+      </w:r>
+    </w:p>
+    <w:p>
+      <w:pPr>
+        <w:shd w:val="clear" w:color="auto" w:fill="1F1F1F"/>
+        <w:suppressAutoHyphens w:val="0"/>
+        <w:spacing w:after="0" w:line="285" w:lineRule="atLeast"/>
+        <w:rPr>
+          <w:rFonts w:ascii="Consolas" w:eastAsia="Times New Roman" w:hAnsi="Consolas" w:cs="Times New Roman"/>
+          <w:color w:val="CCCCCC"/>
+          <w:sz w:val="21"/>
+          <w:szCs w:val="21"/>
+          <w:lang w:eastAsia="en-US"/>
+        </w:rPr>
+      </w:pPr>
+      <w:r>
+        <w:rPr>
+          <w:rFonts w:ascii="Consolas" w:eastAsia="Times New Roman" w:hAnsi="Consolas" w:cs="Times New Roman"/>
+          <w:color w:val="CCCCCC"/>
+          <w:sz w:val="21"/>
+          <w:szCs w:val="21"/>
+          <w:lang w:eastAsia="en-US"/>
+        </w:rPr>
+        <w:t xml:space="preserve">    </w:t>
+      </w:r>
+    </w:p>
+    <w:p>
+      <w:pPr>
+        <w:shd w:val="clear" w:color="auto" w:fill="1F1F1F"/>
+        <w:suppressAutoHyphens w:val="0"/>
+        <w:spacing w:after="0" w:line="285" w:lineRule="atLeast"/>
+        <w:rPr>
+          <w:rFonts w:ascii="Consolas" w:eastAsia="Times New Roman" w:hAnsi="Consolas" w:cs="Times New Roman"/>
+          <w:color w:val="CCCCCC"/>
+          <w:sz w:val="21"/>
+          <w:szCs w:val="21"/>
+          <w:lang w:eastAsia="en-US"/>
+        </w:rPr>
+      </w:pPr>
+      <w:r>
+        <w:rPr>
+          <w:rFonts w:ascii="Consolas" w:eastAsia="Times New Roman" w:hAnsi="Consolas" w:cs="Times New Roman"/>
+          <w:color w:val="CCCCCC"/>
+          <w:sz w:val="21"/>
+          <w:szCs w:val="21"/>
+          <w:lang w:eastAsia="en-US"/>
+        </w:rPr>
+        <w:t xml:space="preserve">    </w:t>
+      </w:r>
+      <w:r>
+        <w:rPr>
+          <w:rFonts w:ascii="Consolas" w:eastAsia="Times New Roman" w:hAnsi="Consolas" w:cs="Times New Roman"/>
+          <w:color w:val="6A9955"/>
+          <w:sz w:val="21"/>
+          <w:szCs w:val="21"/>
+          <w:lang w:eastAsia="en-US"/>
+        </w:rPr>
+        <w:t># clear before printing</w:t>
+      </w:r>
+    </w:p>
+    <w:p>
+      <w:pPr>
+        <w:shd w:val="clear" w:color="auto" w:fill="1F1F1F"/>
+        <w:suppressAutoHyphens w:val="0"/>
+        <w:spacing w:after="0" w:line="285" w:lineRule="atLeast"/>
+        <w:rPr>
+          <w:rFonts w:ascii="Consolas" w:eastAsia="Times New Roman" w:hAnsi="Consolas" w:cs="Times New Roman"/>
+          <w:color w:val="CCCCCC"/>
+          <w:sz w:val="21"/>
+          <w:szCs w:val="21"/>
+          <w:lang w:eastAsia="en-US"/>
+        </w:rPr>
+      </w:pPr>
+      <w:r>
+        <w:rPr>
+          <w:rFonts w:ascii="Consolas" w:eastAsia="Times New Roman" w:hAnsi="Consolas" w:cs="Times New Roman"/>
+          <w:color w:val="CCCCCC"/>
+          <w:sz w:val="21"/>
+          <w:szCs w:val="21"/>
+          <w:lang w:eastAsia="en-US"/>
+        </w:rPr>
+        <w:t xml:space="preserve">    </w:t>
+      </w:r>
+      <w:r>
+        <w:rPr>
+          <w:rFonts w:ascii="Consolas" w:eastAsia="Times New Roman" w:hAnsi="Consolas" w:cs="Times New Roman"/>
+          <w:color w:val="9CDCFE"/>
+          <w:sz w:val="21"/>
+          <w:szCs w:val="21"/>
+          <w:lang w:eastAsia="en-US"/>
+        </w:rPr>
+        <w:t>lcd</w:t>
+      </w:r>
+      <w:r>
+        <w:rPr>
+          <w:rFonts w:ascii="Consolas" w:eastAsia="Times New Roman" w:hAnsi="Consolas" w:cs="Times New Roman"/>
+          <w:color w:val="CCCCCC"/>
+          <w:sz w:val="21"/>
+          <w:szCs w:val="21"/>
+          <w:lang w:eastAsia="en-US"/>
+        </w:rPr>
+        <w:t>.clear()</w:t>
+      </w:r>
+    </w:p>
+    <w:p>
+      <w:pPr>
+        <w:shd w:val="clear" w:color="auto" w:fill="1F1F1F"/>
+        <w:suppressAutoHyphens w:val="0"/>
+        <w:spacing w:after="0" w:line="285" w:lineRule="atLeast"/>
+        <w:rPr>
+          <w:rFonts w:ascii="Consolas" w:eastAsia="Times New Roman" w:hAnsi="Consolas" w:cs="Times New Roman"/>
+          <w:color w:val="CCCCCC"/>
+          <w:sz w:val="21"/>
+          <w:szCs w:val="21"/>
+          <w:lang w:eastAsia="en-US"/>
+        </w:rPr>
+      </w:pPr>
+      <w:r>
+        <w:rPr>
+          <w:rFonts w:ascii="Consolas" w:eastAsia="Times New Roman" w:hAnsi="Consolas" w:cs="Times New Roman"/>
+          <w:color w:val="CCCCCC"/>
+          <w:sz w:val="21"/>
+          <w:szCs w:val="21"/>
+          <w:lang w:eastAsia="en-US"/>
+        </w:rPr>
+        <w:t xml:space="preserve">    </w:t>
+      </w:r>
+    </w:p>
+    <w:p>
+      <w:pPr>
+        <w:shd w:val="clear" w:color="auto" w:fill="1F1F1F"/>
+        <w:suppressAutoHyphens w:val="0"/>
+        <w:spacing w:after="0" w:line="285" w:lineRule="atLeast"/>
+        <w:rPr>
+          <w:rFonts w:ascii="Consolas" w:eastAsia="Times New Roman" w:hAnsi="Consolas" w:cs="Times New Roman"/>
+          <w:color w:val="CCCCCC"/>
+          <w:sz w:val="21"/>
+          <w:szCs w:val="21"/>
+          <w:lang w:eastAsia="en-US"/>
+        </w:rPr>
+      </w:pPr>
+    </w:p>
+    <w:p>
+      <w:pPr>
+        <w:shd w:val="clear" w:color="auto" w:fill="1F1F1F"/>
+        <w:suppressAutoHyphens w:val="0"/>
+        <w:spacing w:after="0" w:line="285" w:lineRule="atLeast"/>
+        <w:rPr>
+          <w:rFonts w:ascii="Consolas" w:eastAsia="Times New Roman" w:hAnsi="Consolas" w:cs="Times New Roman"/>
+          <w:color w:val="CCCCCC"/>
+          <w:sz w:val="21"/>
+          <w:szCs w:val="21"/>
+          <w:lang w:eastAsia="en-US"/>
+        </w:rPr>
+      </w:pPr>
+      <w:r>
+        <w:rPr>
+          <w:rFonts w:ascii="Consolas" w:eastAsia="Times New Roman" w:hAnsi="Consolas" w:cs="Times New Roman"/>
+          <w:color w:val="CCCCCC"/>
+          <w:sz w:val="21"/>
+          <w:szCs w:val="21"/>
+          <w:lang w:eastAsia="en-US"/>
+        </w:rPr>
+        <w:t xml:space="preserve">    </w:t>
+      </w:r>
+      <w:r>
+        <w:rPr>
+          <w:rFonts w:ascii="Consolas" w:eastAsia="Times New Roman" w:hAnsi="Consolas" w:cs="Times New Roman"/>
+          <w:color w:val="C586C0"/>
+          <w:sz w:val="21"/>
+          <w:szCs w:val="21"/>
+          <w:lang w:eastAsia="en-US"/>
+        </w:rPr>
+        <w:t>if</w:t>
+      </w:r>
+      <w:r>
+        <w:rPr>
+          <w:rFonts w:ascii="Consolas" w:eastAsia="Times New Roman" w:hAnsi="Consolas" w:cs="Times New Roman"/>
+          <w:color w:val="CCCCCC"/>
+          <w:sz w:val="21"/>
+          <w:szCs w:val="21"/>
+          <w:lang w:eastAsia="en-US"/>
+        </w:rPr>
+        <w:t xml:space="preserve"> (</w:t>
+      </w:r>
+      <w:r>
+        <w:rPr>
+          <w:rFonts w:ascii="Consolas" w:eastAsia="Times New Roman" w:hAnsi="Consolas" w:cs="Times New Roman"/>
+          <w:color w:val="9CDCFE"/>
+          <w:sz w:val="21"/>
+          <w:szCs w:val="21"/>
+          <w:lang w:eastAsia="en-US"/>
+        </w:rPr>
+        <w:t>r2_out_t</w:t>
+      </w:r>
+      <w:r>
+        <w:rPr>
+          <w:rFonts w:ascii="Consolas" w:eastAsia="Times New Roman" w:hAnsi="Consolas" w:cs="Times New Roman"/>
+          <w:color w:val="CCCCCC"/>
+          <w:sz w:val="21"/>
+          <w:szCs w:val="21"/>
+          <w:lang w:eastAsia="en-US"/>
+        </w:rPr>
+        <w:t xml:space="preserve"> </w:t>
+      </w:r>
+      <w:r>
+        <w:rPr>
+          <w:rFonts w:ascii="Consolas" w:eastAsia="Times New Roman" w:hAnsi="Consolas" w:cs="Times New Roman"/>
+          <w:color w:val="D4D4D4"/>
+          <w:sz w:val="21"/>
+          <w:szCs w:val="21"/>
+          <w:lang w:eastAsia="en-US"/>
+        </w:rPr>
+        <w:t>&lt;</w:t>
+      </w:r>
+      <w:r>
+        <w:rPr>
+          <w:rFonts w:ascii="Consolas" w:eastAsia="Times New Roman" w:hAnsi="Consolas" w:cs="Times New Roman"/>
+          <w:color w:val="CCCCCC"/>
+          <w:sz w:val="21"/>
+          <w:szCs w:val="21"/>
+          <w:lang w:eastAsia="en-US"/>
+        </w:rPr>
+        <w:t xml:space="preserve"> </w:t>
+      </w:r>
+      <w:r>
+        <w:rPr>
+          <w:rFonts w:ascii="Consolas" w:eastAsia="Times New Roman" w:hAnsi="Consolas" w:cs="Times New Roman"/>
+          <w:color w:val="B5CEA8"/>
+          <w:sz w:val="21"/>
+          <w:szCs w:val="21"/>
+          <w:lang w:eastAsia="en-US"/>
+        </w:rPr>
+        <w:t>1e3</w:t>
+      </w:r>
+      <w:r>
+        <w:rPr>
+          <w:rFonts w:ascii="Consolas" w:eastAsia="Times New Roman" w:hAnsi="Consolas" w:cs="Times New Roman"/>
+          <w:color w:val="CCCCCC"/>
+          <w:sz w:val="21"/>
+          <w:szCs w:val="21"/>
+          <w:lang w:eastAsia="en-US"/>
+        </w:rPr>
+        <w:t xml:space="preserve"> </w:t>
+      </w:r>
+      <w:r>
+        <w:rPr>
+          <w:rFonts w:ascii="Consolas" w:eastAsia="Times New Roman" w:hAnsi="Consolas" w:cs="Times New Roman"/>
+          <w:color w:val="569CD6"/>
+          <w:sz w:val="21"/>
+          <w:szCs w:val="21"/>
+          <w:lang w:eastAsia="en-US"/>
+        </w:rPr>
+        <w:t>or</w:t>
+      </w:r>
+      <w:r>
+        <w:rPr>
+          <w:rFonts w:ascii="Consolas" w:eastAsia="Times New Roman" w:hAnsi="Consolas" w:cs="Times New Roman"/>
+          <w:color w:val="CCCCCC"/>
+          <w:sz w:val="21"/>
+          <w:szCs w:val="21"/>
+          <w:lang w:eastAsia="en-US"/>
+        </w:rPr>
+        <w:t xml:space="preserve"> </w:t>
+      </w:r>
+      <w:r>
+        <w:rPr>
+          <w:rFonts w:ascii="Consolas" w:eastAsia="Times New Roman" w:hAnsi="Consolas" w:cs="Times New Roman"/>
+          <w:color w:val="9CDCFE"/>
+          <w:sz w:val="21"/>
+          <w:szCs w:val="21"/>
+          <w:lang w:eastAsia="en-US"/>
+        </w:rPr>
+        <w:t>r2_out_t</w:t>
+      </w:r>
+      <w:r>
+        <w:rPr>
+          <w:rFonts w:ascii="Consolas" w:eastAsia="Times New Roman" w:hAnsi="Consolas" w:cs="Times New Roman"/>
+          <w:color w:val="CCCCCC"/>
+          <w:sz w:val="21"/>
+          <w:szCs w:val="21"/>
+          <w:lang w:eastAsia="en-US"/>
+        </w:rPr>
+        <w:t xml:space="preserve"> </w:t>
+      </w:r>
+      <w:r>
+        <w:rPr>
+          <w:rFonts w:ascii="Consolas" w:eastAsia="Times New Roman" w:hAnsi="Consolas" w:cs="Times New Roman"/>
+          <w:color w:val="D4D4D4"/>
+          <w:sz w:val="21"/>
+          <w:szCs w:val="21"/>
+          <w:lang w:eastAsia="en-US"/>
+        </w:rPr>
+        <w:t>&gt;</w:t>
+      </w:r>
+      <w:r>
+        <w:rPr>
+          <w:rFonts w:ascii="Consolas" w:eastAsia="Times New Roman" w:hAnsi="Consolas" w:cs="Times New Roman"/>
+          <w:color w:val="CCCCCC"/>
+          <w:sz w:val="21"/>
+          <w:szCs w:val="21"/>
+          <w:lang w:eastAsia="en-US"/>
+        </w:rPr>
+        <w:t xml:space="preserve"> </w:t>
+      </w:r>
+      <w:r>
+        <w:rPr>
+          <w:rFonts w:ascii="Consolas" w:eastAsia="Times New Roman" w:hAnsi="Consolas" w:cs="Times New Roman"/>
+          <w:color w:val="B5CEA8"/>
+          <w:sz w:val="21"/>
+          <w:szCs w:val="21"/>
+          <w:lang w:eastAsia="en-US"/>
+        </w:rPr>
+        <w:t>1e6</w:t>
+      </w:r>
+      <w:r>
+        <w:rPr>
+          <w:rFonts w:ascii="Consolas" w:eastAsia="Times New Roman" w:hAnsi="Consolas" w:cs="Times New Roman"/>
+          <w:color w:val="CCCCCC"/>
+          <w:sz w:val="21"/>
+          <w:szCs w:val="21"/>
+          <w:lang w:eastAsia="en-US"/>
+        </w:rPr>
+        <w:t>):</w:t>
+      </w:r>
+    </w:p>
+    <w:p>
+      <w:pPr>
+        <w:shd w:val="clear" w:color="auto" w:fill="1F1F1F"/>
+        <w:suppressAutoHyphens w:val="0"/>
+        <w:spacing w:after="0" w:line="285" w:lineRule="atLeast"/>
+        <w:rPr>
+          <w:rFonts w:ascii="Consolas" w:eastAsia="Times New Roman" w:hAnsi="Consolas" w:cs="Times New Roman"/>
+          <w:color w:val="CCCCCC"/>
+          <w:sz w:val="21"/>
+          <w:szCs w:val="21"/>
+          <w:lang w:eastAsia="en-US"/>
+        </w:rPr>
+      </w:pPr>
+      <w:r>
+        <w:rPr>
+          <w:rFonts w:ascii="Consolas" w:eastAsia="Times New Roman" w:hAnsi="Consolas" w:cs="Times New Roman"/>
+          <w:color w:val="CCCCCC"/>
+          <w:sz w:val="21"/>
+          <w:szCs w:val="21"/>
+          <w:lang w:eastAsia="en-US"/>
+        </w:rPr>
+        <w:t xml:space="preserve">        </w:t>
+      </w:r>
+      <w:r>
+        <w:rPr>
+          <w:rFonts w:ascii="Consolas" w:eastAsia="Times New Roman" w:hAnsi="Consolas" w:cs="Times New Roman"/>
+          <w:color w:val="9CDCFE"/>
+          <w:sz w:val="21"/>
+          <w:szCs w:val="21"/>
+          <w:lang w:eastAsia="en-US"/>
+        </w:rPr>
+        <w:t>lcd</w:t>
+      </w:r>
+      <w:r>
+        <w:rPr>
+          <w:rFonts w:ascii="Consolas" w:eastAsia="Times New Roman" w:hAnsi="Consolas" w:cs="Times New Roman"/>
+          <w:color w:val="CCCCCC"/>
+          <w:sz w:val="21"/>
+          <w:szCs w:val="21"/>
+          <w:lang w:eastAsia="en-US"/>
+        </w:rPr>
+        <w:t>.print(</w:t>
+      </w:r>
+      <w:r>
+        <w:rPr>
+          <w:rFonts w:ascii="Consolas" w:eastAsia="Times New Roman" w:hAnsi="Consolas" w:cs="Times New Roman"/>
+          <w:color w:val="CE9178"/>
+          <w:sz w:val="21"/>
+          <w:szCs w:val="21"/>
+          <w:lang w:eastAsia="en-US"/>
+        </w:rPr>
+        <w:t>"Out of Range"</w:t>
+      </w:r>
+      <w:r>
+        <w:rPr>
+          <w:rFonts w:ascii="Consolas" w:eastAsia="Times New Roman" w:hAnsi="Consolas" w:cs="Times New Roman"/>
+          <w:color w:val="CCCCCC"/>
+          <w:sz w:val="21"/>
+          <w:szCs w:val="21"/>
+          <w:lang w:eastAsia="en-US"/>
+        </w:rPr>
+        <w:t>)</w:t>
+      </w:r>
+    </w:p>
+    <w:p>
+      <w:pPr>
+        <w:shd w:val="clear" w:color="auto" w:fill="1F1F1F"/>
+        <w:suppressAutoHyphens w:val="0"/>
+        <w:spacing w:after="0" w:line="285" w:lineRule="atLeast"/>
+        <w:rPr>
+          <w:rFonts w:ascii="Consolas" w:eastAsia="Times New Roman" w:hAnsi="Consolas" w:cs="Times New Roman"/>
+          <w:color w:val="CCCCCC"/>
+          <w:sz w:val="21"/>
+          <w:szCs w:val="21"/>
+          <w:lang w:eastAsia="en-US"/>
+        </w:rPr>
+      </w:pPr>
+      <w:r>
+        <w:rPr>
+          <w:rFonts w:ascii="Consolas" w:eastAsia="Times New Roman" w:hAnsi="Consolas" w:cs="Times New Roman"/>
+          <w:color w:val="CCCCCC"/>
+          <w:sz w:val="21"/>
+          <w:szCs w:val="21"/>
+          <w:lang w:eastAsia="en-US"/>
+        </w:rPr>
+        <w:t xml:space="preserve">    </w:t>
+      </w:r>
+      <w:r>
+        <w:rPr>
+          <w:rFonts w:ascii="Consolas" w:eastAsia="Times New Roman" w:hAnsi="Consolas" w:cs="Times New Roman"/>
+          <w:color w:val="C586C0"/>
+          <w:sz w:val="21"/>
+          <w:szCs w:val="21"/>
+          <w:lang w:eastAsia="en-US"/>
+        </w:rPr>
+        <w:t>else</w:t>
+      </w:r>
+      <w:r>
+        <w:rPr>
+          <w:rFonts w:ascii="Consolas" w:eastAsia="Times New Roman" w:hAnsi="Consolas" w:cs="Times New Roman"/>
+          <w:color w:val="CCCCCC"/>
+          <w:sz w:val="21"/>
+          <w:szCs w:val="21"/>
+          <w:lang w:eastAsia="en-US"/>
+        </w:rPr>
+        <w:t>:</w:t>
+      </w:r>
+    </w:p>
+    <w:p>
+      <w:pPr>
+        <w:shd w:val="clear" w:color="auto" w:fill="1F1F1F"/>
+        <w:suppressAutoHyphens w:val="0"/>
+        <w:spacing w:after="0" w:line="285" w:lineRule="atLeast"/>
+        <w:rPr>
+          <w:rFonts w:ascii="Consolas" w:eastAsia="Times New Roman" w:hAnsi="Consolas" w:cs="Times New Roman"/>
+          <w:color w:val="CCCCCC"/>
+          <w:sz w:val="21"/>
+          <w:szCs w:val="21"/>
+          <w:lang w:eastAsia="en-US"/>
+        </w:rPr>
+      </w:pPr>
+      <w:r>
+        <w:rPr>
+          <w:rFonts w:ascii="Consolas" w:eastAsia="Times New Roman" w:hAnsi="Consolas" w:cs="Times New Roman"/>
+          <w:color w:val="CCCCCC"/>
+          <w:sz w:val="21"/>
+          <w:szCs w:val="21"/>
+          <w:lang w:eastAsia="en-US"/>
+        </w:rPr>
+        <w:t xml:space="preserve">        </w:t>
+      </w:r>
+      <w:r>
+        <w:rPr>
+          <w:rFonts w:ascii="Consolas" w:eastAsia="Times New Roman" w:hAnsi="Consolas" w:cs="Times New Roman"/>
+          <w:color w:val="9CDCFE"/>
+          <w:sz w:val="21"/>
+          <w:szCs w:val="21"/>
+          <w:lang w:eastAsia="en-US"/>
+        </w:rPr>
+        <w:t>lcd</w:t>
+      </w:r>
+      <w:r>
+        <w:rPr>
+          <w:rFonts w:ascii="Consolas" w:eastAsia="Times New Roman" w:hAnsi="Consolas" w:cs="Times New Roman"/>
+          <w:color w:val="CCCCCC"/>
+          <w:sz w:val="21"/>
+          <w:szCs w:val="21"/>
+          <w:lang w:eastAsia="en-US"/>
+        </w:rPr>
+        <w:t>.print(</w:t>
+      </w:r>
+      <w:r>
+        <w:rPr>
+          <w:rFonts w:ascii="Consolas" w:eastAsia="Times New Roman" w:hAnsi="Consolas" w:cs="Times New Roman"/>
+          <w:color w:val="9CDCFE"/>
+          <w:sz w:val="21"/>
+          <w:szCs w:val="21"/>
+          <w:lang w:eastAsia="en-US"/>
+        </w:rPr>
+        <w:t>out_string</w:t>
+      </w:r>
+      <w:r>
+        <w:rPr>
+          <w:rFonts w:ascii="Consolas" w:eastAsia="Times New Roman" w:hAnsi="Consolas" w:cs="Times New Roman"/>
+          <w:color w:val="CCCCCC"/>
+          <w:sz w:val="21"/>
+          <w:szCs w:val="21"/>
+          <w:lang w:eastAsia="en-US"/>
+        </w:rPr>
+        <w:t>)</w:t>
+      </w:r>
+    </w:p>
+    <w:p>
+      <w:pPr>
+        <w:shd w:val="clear" w:color="auto" w:fill="1F1F1F"/>
+        <w:suppressAutoHyphens w:val="0"/>
+        <w:spacing w:after="0" w:line="285" w:lineRule="atLeast"/>
+        <w:rPr>
+          <w:rFonts w:ascii="Consolas" w:eastAsia="Times New Roman" w:hAnsi="Consolas" w:cs="Times New Roman"/>
+          <w:color w:val="CCCCCC"/>
+          <w:sz w:val="21"/>
+          <w:szCs w:val="21"/>
+          <w:lang w:eastAsia="en-US"/>
+        </w:rPr>
+      </w:pPr>
+      <w:r>
+        <w:rPr>
+          <w:rFonts w:ascii="Consolas" w:eastAsia="Times New Roman" w:hAnsi="Consolas" w:cs="Times New Roman"/>
+          <w:color w:val="CCCCCC"/>
+          <w:sz w:val="21"/>
+          <w:szCs w:val="21"/>
+          <w:lang w:eastAsia="en-US"/>
+        </w:rPr>
+        <w:t xml:space="preserve">        </w:t>
+      </w:r>
+    </w:p>
+    <w:p>
+      <w:pPr>
+        <w:shd w:val="clear" w:color="auto" w:fill="1F1F1F"/>
+        <w:suppressAutoHyphens w:val="0"/>
+        <w:spacing w:after="0" w:line="285" w:lineRule="atLeast"/>
+        <w:rPr>
+          <w:rFonts w:ascii="Consolas" w:eastAsia="Times New Roman" w:hAnsi="Consolas" w:cs="Times New Roman"/>
+          <w:color w:val="CCCCCC"/>
+          <w:sz w:val="21"/>
+          <w:szCs w:val="21"/>
+          <w:lang w:eastAsia="en-US"/>
+        </w:rPr>
+      </w:pPr>
+      <w:r>
+        <w:rPr>
+          <w:rFonts w:ascii="Consolas" w:eastAsia="Times New Roman" w:hAnsi="Consolas" w:cs="Times New Roman"/>
+          <w:color w:val="CCCCCC"/>
+          <w:sz w:val="21"/>
+          <w:szCs w:val="21"/>
+          <w:lang w:eastAsia="en-US"/>
+        </w:rPr>
+        <w:t xml:space="preserve">    </w:t>
+      </w:r>
+      <w:r>
+        <w:rPr>
+          <w:rFonts w:ascii="Consolas" w:eastAsia="Times New Roman" w:hAnsi="Consolas" w:cs="Times New Roman"/>
+          <w:color w:val="6A9955"/>
+          <w:sz w:val="21"/>
+          <w:szCs w:val="21"/>
+          <w:lang w:eastAsia="en-US"/>
+        </w:rPr>
+        <w:t># print out resistance value</w:t>
+      </w:r>
+    </w:p>
+    <w:p>
+      <w:pPr>
+        <w:shd w:val="clear" w:color="auto" w:fill="1F1F1F"/>
+        <w:suppressAutoHyphens w:val="0"/>
+        <w:spacing w:after="0" w:line="285" w:lineRule="atLeast"/>
+        <w:rPr>
+          <w:rFonts w:ascii="Consolas" w:eastAsia="Times New Roman" w:hAnsi="Consolas" w:cs="Times New Roman"/>
+          <w:color w:val="CCCCCC"/>
+          <w:sz w:val="21"/>
+          <w:szCs w:val="21"/>
+          <w:lang w:eastAsia="en-US"/>
+        </w:rPr>
+      </w:pPr>
+      <w:r>
+        <w:rPr>
+          <w:rFonts w:ascii="Consolas" w:eastAsia="Times New Roman" w:hAnsi="Consolas" w:cs="Times New Roman"/>
+          <w:color w:val="CCCCCC"/>
+          <w:sz w:val="21"/>
+          <w:szCs w:val="21"/>
+          <w:lang w:eastAsia="en-US"/>
+        </w:rPr>
+        <w:t xml:space="preserve">    </w:t>
+      </w:r>
+      <w:r>
+        <w:rPr>
+          <w:rFonts w:ascii="Consolas" w:eastAsia="Times New Roman" w:hAnsi="Consolas" w:cs="Times New Roman"/>
+          <w:color w:val="DCDCAA"/>
+          <w:sz w:val="21"/>
+          <w:szCs w:val="21"/>
+          <w:lang w:eastAsia="en-US"/>
+        </w:rPr>
+        <w:t>print</w:t>
+      </w:r>
+      <w:r>
+        <w:rPr>
+          <w:rFonts w:ascii="Consolas" w:eastAsia="Times New Roman" w:hAnsi="Consolas" w:cs="Times New Roman"/>
+          <w:color w:val="CCCCCC"/>
+          <w:sz w:val="21"/>
+          <w:szCs w:val="21"/>
+          <w:lang w:eastAsia="en-US"/>
+        </w:rPr>
+        <w:t>(</w:t>
+      </w:r>
+      <w:r>
+        <w:rPr>
+          <w:rFonts w:ascii="Consolas" w:eastAsia="Times New Roman" w:hAnsi="Consolas" w:cs="Times New Roman"/>
+          <w:color w:val="9CDCFE"/>
+          <w:sz w:val="21"/>
+          <w:szCs w:val="21"/>
+          <w:lang w:eastAsia="en-US"/>
+        </w:rPr>
+        <w:t>out_string</w:t>
+      </w:r>
+      <w:r>
+        <w:rPr>
+          <w:rFonts w:ascii="Consolas" w:eastAsia="Times New Roman" w:hAnsi="Consolas" w:cs="Times New Roman"/>
+          <w:color w:val="CCCCCC"/>
+          <w:sz w:val="21"/>
+          <w:szCs w:val="21"/>
+          <w:lang w:eastAsia="en-US"/>
+        </w:rPr>
+        <w:t>)</w:t>
+      </w:r>
+    </w:p>
+    <w:p>
+      <w:pPr>
+        <w:shd w:val="clear" w:color="auto" w:fill="1F1F1F"/>
+        <w:suppressAutoHyphens w:val="0"/>
+        <w:spacing w:after="0" w:line="285" w:lineRule="atLeast"/>
+        <w:rPr>
+          <w:rFonts w:ascii="Consolas" w:eastAsia="Times New Roman" w:hAnsi="Consolas" w:cs="Times New Roman"/>
+          <w:color w:val="CCCCCC"/>
+          <w:sz w:val="21"/>
+          <w:szCs w:val="21"/>
+          <w:lang w:eastAsia="en-US"/>
+        </w:rPr>
+      </w:pPr>
+      <w:r>
+        <w:rPr>
+          <w:rFonts w:ascii="Consolas" w:eastAsia="Times New Roman" w:hAnsi="Consolas" w:cs="Times New Roman"/>
+          <w:color w:val="CCCCCC"/>
+          <w:sz w:val="21"/>
+          <w:szCs w:val="21"/>
+          <w:lang w:eastAsia="en-US"/>
+        </w:rPr>
+        <w:t xml:space="preserve">    </w:t>
+      </w:r>
+    </w:p>
+    <w:p>
+      <w:pPr>
+        <w:shd w:val="clear" w:color="auto" w:fill="1F1F1F"/>
+        <w:suppressAutoHyphens w:val="0"/>
+        <w:spacing w:after="0" w:line="285" w:lineRule="atLeast"/>
+        <w:rPr>
+          <w:rFonts w:ascii="Consolas" w:eastAsia="Times New Roman" w:hAnsi="Consolas" w:cs="Times New Roman"/>
+          <w:color w:val="CCCCCC"/>
+          <w:sz w:val="21"/>
+          <w:szCs w:val="21"/>
+          <w:lang w:eastAsia="en-US"/>
+        </w:rPr>
+      </w:pPr>
+      <w:r>
+        <w:rPr>
+          <w:rFonts w:ascii="Consolas" w:eastAsia="Times New Roman" w:hAnsi="Consolas" w:cs="Times New Roman"/>
+          <w:color w:val="CCCCCC"/>
+          <w:sz w:val="21"/>
+          <w:szCs w:val="21"/>
+          <w:lang w:eastAsia="en-US"/>
+        </w:rPr>
+        <w:t xml:space="preserve">    </w:t>
+      </w:r>
+      <w:r>
+        <w:rPr>
+          <w:rFonts w:ascii="Consolas" w:eastAsia="Times New Roman" w:hAnsi="Consolas" w:cs="Times New Roman"/>
+          <w:color w:val="DCDCAA"/>
+          <w:sz w:val="21"/>
+          <w:szCs w:val="21"/>
+          <w:lang w:eastAsia="en-US"/>
+        </w:rPr>
+        <w:t>sleep</w:t>
+      </w:r>
+      <w:r>
+        <w:rPr>
+          <w:rFonts w:ascii="Consolas" w:eastAsia="Times New Roman" w:hAnsi="Consolas" w:cs="Times New Roman"/>
+          <w:color w:val="CCCCCC"/>
+          <w:sz w:val="21"/>
+          <w:szCs w:val="21"/>
+          <w:lang w:eastAsia="en-US"/>
+        </w:rPr>
+        <w:t>(</w:t>
+      </w:r>
+      <w:r>
+        <w:rPr>
+          <w:rFonts w:ascii="Consolas" w:eastAsia="Times New Roman" w:hAnsi="Consolas" w:cs="Times New Roman"/>
+          <w:color w:val="B5CEA8"/>
+          <w:sz w:val="21"/>
+          <w:szCs w:val="21"/>
+          <w:lang w:eastAsia="en-US"/>
+        </w:rPr>
+        <w:t>0.5</w:t>
+      </w:r>
+      <w:r>
+        <w:rPr>
+          <w:rFonts w:ascii="Consolas" w:eastAsia="Times New Roman" w:hAnsi="Consolas" w:cs="Times New Roman"/>
+          <w:color w:val="CCCCCC"/>
+          <w:sz w:val="21"/>
+          <w:szCs w:val="21"/>
+          <w:lang w:eastAsia="en-US"/>
+        </w:rPr>
+        <w:t>)</w:t>
       </w:r>
     </w:p>
     <w:p>
@@ -1587,57 +7456,115 @@
           <w:sz w:val="24"/>
           <w:szCs w:val="24"/>
         </w:rPr>
-        <w:t xml:space="preserve">Put the </w:t>
-      </w:r>
-      <w:r>
+        <w:t xml:space="preserve">[1] </w:t>
+      </w:r>
+      <w:hyperlink r:id="rId11" w:history="1">
+        <w:r>
+          <w:rPr>
+            <w:rStyle w:val="Hyperlink"/>
+            <w:sz w:val="24"/>
+            <w:szCs w:val="24"/>
+          </w:rPr>
+          <w:t>https://www.electronics-tutorials.ws/combination/analogue-to-digital-converter.html</w:t>
+        </w:r>
+      </w:hyperlink>
+    </w:p>
+    <w:p>
+      <w:pPr>
         <w:rPr>
           <w:sz w:val="24"/>
           <w:szCs w:val="24"/>
         </w:rPr>
-        <w:t>references in any standard citation form here. Websites are allowed. (This is your chance to</w:t>
-      </w:r>
+      </w:pPr>
       <w:r>
         <w:rPr>
           <w:sz w:val="24"/>
           <w:szCs w:val="24"/>
         </w:rPr>
-        <w:t xml:space="preserve"> </w:t>
-      </w:r>
-      <w:r>
+        <w:t xml:space="preserve">[2] </w:t>
+      </w:r>
+      <w:hyperlink r:id="rId12" w:history="1">
+        <w:r>
+          <w:rPr>
+            <w:rStyle w:val="Hyperlink"/>
+            <w:sz w:val="24"/>
+            <w:szCs w:val="24"/>
+          </w:rPr>
+          <w:t>https://uk.rs-online.com/web/content/discovery/ideas-and-advice/rotary-switches-guide</w:t>
+        </w:r>
+      </w:hyperlink>
+    </w:p>
+    <w:p>
+      <w:pPr>
         <w:rPr>
           <w:sz w:val="24"/>
           <w:szCs w:val="24"/>
         </w:rPr>
-        <w:t>become familiar with the</w:t>
-      </w:r>
+      </w:pPr>
       <w:r>
         <w:rPr>
           <w:sz w:val="24"/>
           <w:szCs w:val="24"/>
         </w:rPr>
-        <w:t xml:space="preserve"> </w:t>
+        <w:t xml:space="preserve">[3] </w:t>
       </w:r>
       <w:r>
         <w:rPr>
           <w:sz w:val="24"/>
           <w:szCs w:val="24"/>
         </w:rPr>
-        <w:t>noise in analog to digital converters</w:t>
-      </w:r>
-      <w:r>
+        <w:t xml:space="preserve">Patrick’s Video </w:t>
+      </w:r>
+    </w:p>
+    <w:p>
+      <w:pPr>
         <w:rPr>
           <w:sz w:val="24"/>
           <w:szCs w:val="24"/>
         </w:rPr>
-        <w:t>.</w:t>
-      </w:r>
+      </w:pPr>
       <w:r>
         <w:rPr>
           <w:sz w:val="24"/>
           <w:szCs w:val="24"/>
         </w:rPr>
-        <w:t>)</w:t>
-      </w:r>
+        <w:t xml:space="preserve">[4] </w:t>
+      </w:r>
+      <w:hyperlink r:id="rId13" w:history="1">
+        <w:r>
+          <w:rPr>
+            <w:rStyle w:val="Hyperlink"/>
+            <w:sz w:val="24"/>
+            <w:szCs w:val="24"/>
+          </w:rPr>
+          <w:t>https://electronics.howstuffworks.com/lcd.htm</w:t>
+        </w:r>
+      </w:hyperlink>
+    </w:p>
+    <w:p>
+      <w:pPr>
+        <w:rPr>
+          <w:sz w:val="24"/>
+          <w:szCs w:val="24"/>
+        </w:rPr>
+      </w:pPr>
+      <w:r>
+        <w:rPr>
+          <w:sz w:val="24"/>
+          <w:szCs w:val="24"/>
+        </w:rPr>
+        <w:t xml:space="preserve">[5] </w:t>
+      </w:r>
+      <w:hyperlink r:id="rId14" w:history="1">
+        <w:r>
+          <w:rPr>
+            <w:rStyle w:val="Hyperlink"/>
+            <w:sz w:val="24"/>
+            <w:szCs w:val="24"/>
+          </w:rPr>
+          <w:t>https://wiki.purduesigbots.com/electronics/general/bitbang</w:t>
+        </w:r>
+      </w:hyperlink>
     </w:p>
     <w:p>
       <w:pPr>
@@ -1898,16 +7825,16 @@
     </w:lvl>
   </w:abstractNum>
   <w:abstractNum w:abstractNumId="2" w15:restartNumberingAfterBreak="0">
-    <w:nsid w:val="36BE5F31"/>
+    <w:nsid w:val="29FA0548"/>
     <w:multiLevelType w:val="hybridMultilevel"/>
-    <w:tmpl w:val="A74817B2"/>
-    <w:lvl w:ilvl="0" w:tplc="3FD8A926">
+    <w:tmpl w:val="80D8625A"/>
+    <w:lvl w:ilvl="0" w:tplc="04090011">
       <w:start w:val="1"/>
       <w:numFmt w:val="decimal"/>
       <w:lvlText w:val="%1)"/>
       <w:lvlJc w:val="left"/>
       <w:pPr>
-        <w:ind w:left="1080" w:hanging="360"/>
+        <w:ind w:left="720" w:hanging="360"/>
       </w:pPr>
       <w:rPr>
         <w:rFonts w:hint="default"/>
@@ -1919,7 +7846,7 @@
       <w:lvlText w:val="%2."/>
       <w:lvlJc w:val="left"/>
       <w:pPr>
-        <w:ind w:left="1800" w:hanging="360"/>
+        <w:ind w:left="1440" w:hanging="360"/>
       </w:pPr>
     </w:lvl>
     <w:lvl w:ilvl="2" w:tplc="0409001B" w:tentative="1">
@@ -1928,7 +7855,7 @@
       <w:lvlText w:val="%3."/>
       <w:lvlJc w:val="right"/>
       <w:pPr>
-        <w:ind w:left="2520" w:hanging="180"/>
+        <w:ind w:left="2160" w:hanging="180"/>
       </w:pPr>
     </w:lvl>
     <w:lvl w:ilvl="3" w:tplc="0409000F" w:tentative="1">
@@ -1937,7 +7864,7 @@
       <w:lvlText w:val="%4."/>
       <w:lvlJc w:val="left"/>
       <w:pPr>
-        <w:ind w:left="3240" w:hanging="360"/>
+        <w:ind w:left="2880" w:hanging="360"/>
       </w:pPr>
     </w:lvl>
     <w:lvl w:ilvl="4" w:tplc="04090019" w:tentative="1">
@@ -1946,7 +7873,7 @@
       <w:lvlText w:val="%5."/>
       <w:lvlJc w:val="left"/>
       <w:pPr>
-        <w:ind w:left="3960" w:hanging="360"/>
+        <w:ind w:left="3600" w:hanging="360"/>
       </w:pPr>
     </w:lvl>
     <w:lvl w:ilvl="5" w:tplc="0409001B" w:tentative="1">
@@ -1955,7 +7882,7 @@
       <w:lvlText w:val="%6."/>
       <w:lvlJc w:val="right"/>
       <w:pPr>
-        <w:ind w:left="4680" w:hanging="180"/>
+        <w:ind w:left="4320" w:hanging="180"/>
       </w:pPr>
     </w:lvl>
     <w:lvl w:ilvl="6" w:tplc="0409000F" w:tentative="1">
@@ -1964,7 +7891,7 @@
       <w:lvlText w:val="%7."/>
       <w:lvlJc w:val="left"/>
       <w:pPr>
-        <w:ind w:left="5400" w:hanging="360"/>
+        <w:ind w:left="5040" w:hanging="360"/>
       </w:pPr>
     </w:lvl>
     <w:lvl w:ilvl="7" w:tplc="04090019" w:tentative="1">
@@ -1973,7 +7900,7 @@
       <w:lvlText w:val="%8."/>
       <w:lvlJc w:val="left"/>
       <w:pPr>
-        <w:ind w:left="6120" w:hanging="360"/>
+        <w:ind w:left="5760" w:hanging="360"/>
       </w:pPr>
     </w:lvl>
     <w:lvl w:ilvl="8" w:tplc="0409001B" w:tentative="1">
@@ -1982,15 +7909,15 @@
       <w:lvlText w:val="%9."/>
       <w:lvlJc w:val="right"/>
       <w:pPr>
-        <w:ind w:left="6840" w:hanging="180"/>
+        <w:ind w:left="6480" w:hanging="180"/>
       </w:pPr>
     </w:lvl>
   </w:abstractNum>
   <w:abstractNum w:abstractNumId="3" w15:restartNumberingAfterBreak="0">
-    <w:nsid w:val="54237EC1"/>
+    <w:nsid w:val="36BE5F31"/>
     <w:multiLevelType w:val="hybridMultilevel"/>
-    <w:tmpl w:val="8216059E"/>
-    <w:lvl w:ilvl="0" w:tplc="D260387E">
+    <w:tmpl w:val="A74817B2"/>
+    <w:lvl w:ilvl="0" w:tplc="3FD8A926">
       <w:start w:val="1"/>
       <w:numFmt w:val="decimal"/>
       <w:lvlText w:val="%1)"/>
@@ -2076,6 +8003,95 @@
     </w:lvl>
   </w:abstractNum>
   <w:abstractNum w:abstractNumId="4" w15:restartNumberingAfterBreak="0">
+    <w:nsid w:val="54237EC1"/>
+    <w:multiLevelType w:val="hybridMultilevel"/>
+    <w:tmpl w:val="8216059E"/>
+    <w:lvl w:ilvl="0" w:tplc="D260387E">
+      <w:start w:val="1"/>
+      <w:numFmt w:val="decimal"/>
+      <w:lvlText w:val="%1)"/>
+      <w:lvlJc w:val="left"/>
+      <w:pPr>
+        <w:ind w:left="1080" w:hanging="360"/>
+      </w:pPr>
+      <w:rPr>
+        <w:rFonts w:hint="default"/>
+      </w:rPr>
+    </w:lvl>
+    <w:lvl w:ilvl="1" w:tplc="04090019" w:tentative="1">
+      <w:start w:val="1"/>
+      <w:numFmt w:val="lowerLetter"/>
+      <w:lvlText w:val="%2."/>
+      <w:lvlJc w:val="left"/>
+      <w:pPr>
+        <w:ind w:left="1800" w:hanging="360"/>
+      </w:pPr>
+    </w:lvl>
+    <w:lvl w:ilvl="2" w:tplc="0409001B" w:tentative="1">
+      <w:start w:val="1"/>
+      <w:numFmt w:val="lowerRoman"/>
+      <w:lvlText w:val="%3."/>
+      <w:lvlJc w:val="right"/>
+      <w:pPr>
+        <w:ind w:left="2520" w:hanging="180"/>
+      </w:pPr>
+    </w:lvl>
+    <w:lvl w:ilvl="3" w:tplc="0409000F" w:tentative="1">
+      <w:start w:val="1"/>
+      <w:numFmt w:val="decimal"/>
+      <w:lvlText w:val="%4."/>
+      <w:lvlJc w:val="left"/>
+      <w:pPr>
+        <w:ind w:left="3240" w:hanging="360"/>
+      </w:pPr>
+    </w:lvl>
+    <w:lvl w:ilvl="4" w:tplc="04090019" w:tentative="1">
+      <w:start w:val="1"/>
+      <w:numFmt w:val="lowerLetter"/>
+      <w:lvlText w:val="%5."/>
+      <w:lvlJc w:val="left"/>
+      <w:pPr>
+        <w:ind w:left="3960" w:hanging="360"/>
+      </w:pPr>
+    </w:lvl>
+    <w:lvl w:ilvl="5" w:tplc="0409001B" w:tentative="1">
+      <w:start w:val="1"/>
+      <w:numFmt w:val="lowerRoman"/>
+      <w:lvlText w:val="%6."/>
+      <w:lvlJc w:val="right"/>
+      <w:pPr>
+        <w:ind w:left="4680" w:hanging="180"/>
+      </w:pPr>
+    </w:lvl>
+    <w:lvl w:ilvl="6" w:tplc="0409000F" w:tentative="1">
+      <w:start w:val="1"/>
+      <w:numFmt w:val="decimal"/>
+      <w:lvlText w:val="%7."/>
+      <w:lvlJc w:val="left"/>
+      <w:pPr>
+        <w:ind w:left="5400" w:hanging="360"/>
+      </w:pPr>
+    </w:lvl>
+    <w:lvl w:ilvl="7" w:tplc="04090019" w:tentative="1">
+      <w:start w:val="1"/>
+      <w:numFmt w:val="lowerLetter"/>
+      <w:lvlText w:val="%8."/>
+      <w:lvlJc w:val="left"/>
+      <w:pPr>
+        <w:ind w:left="6120" w:hanging="360"/>
+      </w:pPr>
+    </w:lvl>
+    <w:lvl w:ilvl="8" w:tplc="0409001B" w:tentative="1">
+      <w:start w:val="1"/>
+      <w:numFmt w:val="lowerRoman"/>
+      <w:lvlText w:val="%9."/>
+      <w:lvlJc w:val="right"/>
+      <w:pPr>
+        <w:ind w:left="6840" w:hanging="180"/>
+      </w:pPr>
+    </w:lvl>
+  </w:abstractNum>
+  <w:abstractNum w:abstractNumId="5" w15:restartNumberingAfterBreak="0">
     <w:nsid w:val="62452EC5"/>
     <w:multiLevelType w:val="hybridMultilevel"/>
     <w:tmpl w:val="D720A248"/>
@@ -2215,7 +8231,7 @@
       </w:rPr>
     </w:lvl>
   </w:abstractNum>
-  <w:abstractNum w:abstractNumId="5" w15:restartNumberingAfterBreak="0">
+  <w:abstractNum w:abstractNumId="6" w15:restartNumberingAfterBreak="0">
     <w:nsid w:val="660B10A8"/>
     <w:multiLevelType w:val="hybridMultilevel"/>
     <w:tmpl w:val="386609E4"/>
@@ -2328,7 +8344,7 @@
       </w:rPr>
     </w:lvl>
   </w:abstractNum>
-  <w:abstractNum w:abstractNumId="6" w15:restartNumberingAfterBreak="0">
+  <w:abstractNum w:abstractNumId="7" w15:restartNumberingAfterBreak="0">
     <w:nsid w:val="71907708"/>
     <w:multiLevelType w:val="hybridMultilevel"/>
     <w:tmpl w:val="9440C7A0"/>
@@ -2442,16 +8458,16 @@
     </w:lvl>
   </w:abstractNum>
   <w:num w:numId="1" w16cid:durableId="1316375323">
-    <w:abstractNumId w:val="2"/>
+    <w:abstractNumId w:val="3"/>
   </w:num>
   <w:num w:numId="2" w16cid:durableId="1572159708">
-    <w:abstractNumId w:val="5"/>
+    <w:abstractNumId w:val="6"/>
   </w:num>
   <w:num w:numId="3" w16cid:durableId="1442187043">
-    <w:abstractNumId w:val="3"/>
+    <w:abstractNumId w:val="4"/>
   </w:num>
   <w:num w:numId="4" w16cid:durableId="1370648948">
-    <w:abstractNumId w:val="4"/>
+    <w:abstractNumId w:val="5"/>
   </w:num>
   <w:num w:numId="5" w16cid:durableId="793787168">
     <w:abstractNumId w:val="0"/>
@@ -2460,7 +8476,10 @@
     <w:abstractNumId w:val="1"/>
   </w:num>
   <w:num w:numId="7" w16cid:durableId="1218053863">
-    <w:abstractNumId w:val="6"/>
+    <w:abstractNumId w:val="7"/>
+  </w:num>
+  <w:num w:numId="8" w16cid:durableId="1237328062">
+    <w:abstractNumId w:val="2"/>
   </w:num>
 </w:numbering>
 </file>
@@ -2871,7 +8890,6 @@
   <w:style w:type="character" w:default="1" w:styleId="DefaultParagraphFont">
     <w:name w:val="Default Paragraph Font"/>
     <w:uiPriority w:val="1"/>
-    <w:semiHidden/>
     <w:unhideWhenUsed/>
   </w:style>
   <w:style w:type="table" w:default="1" w:styleId="TableNormal">
@@ -2993,6 +9011,16 @@
     <w:rPr>
       <w:color w:val="605E5C"/>
       <w:shd w:val="clear" w:color="auto" w:fill="E1DFDD"/>
+    </w:rPr>
+  </w:style>
+  <w:style w:type="character" w:styleId="PlaceholderText">
+    <w:name w:val="Placeholder Text"/>
+    <w:basedOn w:val="DefaultParagraphFont"/>
+    <w:uiPriority w:val="99"/>
+    <w:semiHidden/>
+    <w:rsid w:val="00116126"/>
+    <w:rPr>
+      <w:color w:val="666666"/>
     </w:rPr>
   </w:style>
 </w:styles>
@@ -3291,4 +9319,16 @@
     </a:ext>
   </a:extLst>
 </a:theme>
+</file>
+
+<file path=customXml/item1.xml><?xml version="1.0" encoding="utf-8"?>
+<b:Sources xmlns:b="http://schemas.openxmlformats.org/officeDocument/2006/bibliography" xmlns="http://schemas.openxmlformats.org/officeDocument/2006/bibliography" SelectedStyle="\APASixthEditionOfficeOnline.xsl" StyleName="APA" Version="6"/>
+</file>
+
+<file path=customXml/itemProps1.xml><?xml version="1.0" encoding="utf-8"?>
+<ds:datastoreItem xmlns:ds="http://schemas.openxmlformats.org/officeDocument/2006/customXml" ds:itemID="{03726214-DFAE-4722-AE71-DA4915E6BA45}">
+  <ds:schemaRefs>
+    <ds:schemaRef ds:uri="http://schemas.openxmlformats.org/officeDocument/2006/bibliography"/>
+  </ds:schemaRefs>
+</ds:datastoreItem>
 </file>
--- a/ADC_LCD/report/Microcontroller_ADC_LCD.docx
+++ b/ADC_LCD/report/Microcontroller_ADC_LCD.docx
@@ -244,6 +244,7 @@
         <w:spacing w:after="0"/>
         <w:jc w:val="center"/>
         <w:rPr>
+          <w:rFonts w:asciiTheme="minorHAnsi" w:hAnsiTheme="minorHAnsi" w:cstheme="minorHAnsi"/>
           <w:b/>
           <w:bCs/>
           <w:sz w:val="24"/>
@@ -251,6 +252,7 @@
       </w:pPr>
       <w:r>
         <w:rPr>
+          <w:rFonts w:asciiTheme="minorHAnsi" w:hAnsiTheme="minorHAnsi" w:cstheme="minorHAnsi"/>
           <w:b/>
           <w:bCs/>
           <w:sz w:val="24"/>
@@ -262,11 +264,13 @@
       <w:pPr>
         <w:spacing w:after="0"/>
         <w:rPr>
-          <w:sz w:val="24"/>
-        </w:rPr>
-      </w:pPr>
-      <w:r>
-        <w:rPr>
+          <w:rFonts w:asciiTheme="minorHAnsi" w:hAnsiTheme="minorHAnsi" w:cstheme="minorHAnsi"/>
+          <w:sz w:val="24"/>
+        </w:rPr>
+      </w:pPr>
+      <w:r>
+        <w:rPr>
+          <w:rFonts w:asciiTheme="minorHAnsi" w:hAnsiTheme="minorHAnsi" w:cstheme="minorHAnsi"/>
           <w:b/>
           <w:bCs/>
           <w:sz w:val="24"/>
@@ -275,6 +279,7 @@
       </w:r>
       <w:r>
         <w:rPr>
+          <w:rFonts w:asciiTheme="minorHAnsi" w:hAnsiTheme="minorHAnsi" w:cstheme="minorHAnsi"/>
           <w:sz w:val="24"/>
         </w:rPr>
         <w:t xml:space="preserve">The key to analyzing the ADC is to first understand why we require them. The most fundamental issue with any embedded device is that it struggles to read continuous values. The main challenge with digital devices is that they struggle to discretize continuous signals and the ADC is a fundamental asset in smoothing out this process. </w:t>
@@ -284,11 +289,13 @@
       <w:pPr>
         <w:spacing w:after="0"/>
         <w:rPr>
-          <w:sz w:val="24"/>
-        </w:rPr>
-      </w:pPr>
-      <w:r>
-        <w:rPr>
+          <w:rFonts w:asciiTheme="minorHAnsi" w:hAnsiTheme="minorHAnsi" w:cstheme="minorHAnsi"/>
+          <w:sz w:val="24"/>
+        </w:rPr>
+      </w:pPr>
+      <w:r>
+        <w:rPr>
+          <w:rFonts w:asciiTheme="minorHAnsi" w:hAnsiTheme="minorHAnsi" w:cstheme="minorHAnsi"/>
           <w:noProof/>
         </w:rPr>
         <mc:AlternateContent>
@@ -347,32 +354,27 @@
                             <w:r>
                               <w:t xml:space="preserve">Figure </w:t>
                             </w:r>
-                            <w:r>
-                              <w:fldChar w:fldCharType="begin"/>
-                            </w:r>
-                            <w:r>
-                              <w:instrText xml:space="preserve"> SEQ Figure \* ARABIC </w:instrText>
-                            </w:r>
-                            <w:r>
-                              <w:fldChar w:fldCharType="separate"/>
-                            </w:r>
-                            <w:r>
-                              <w:rPr>
-                                <w:noProof/>
-                              </w:rPr>
-                              <w:t>1</w:t>
-                            </w:r>
-                            <w:r>
-                              <w:rPr>
-                                <w:noProof/>
-                              </w:rPr>
-                              <w:fldChar w:fldCharType="end"/>
-                            </w:r>
+                            <w:fldSimple w:instr=" SEQ Figure \* ARABIC ">
+                              <w:r>
+                                <w:rPr>
+                                  <w:noProof/>
+                                </w:rPr>
+                                <w:t>1</w:t>
+                              </w:r>
+                            </w:fldSimple>
                             <w:r>
                               <w:t xml:space="preserve">: </w:t>
                             </w:r>
                             <w:r>
-                              <w:t>Potentiometer Circuit Vout Reading</w:t>
+                              <w:t xml:space="preserve">Potentiometer Circuit </w:t>
+                            </w:r>
+                            <w:proofErr w:type="spellStart"/>
+                            <w:r>
+                              <w:t>Vout</w:t>
+                            </w:r>
+                            <w:proofErr w:type="spellEnd"/>
+                            <w:r>
+                              <w:t xml:space="preserve"> Reading</w:t>
                             </w:r>
                           </w:p>
                         </w:txbxContent>
@@ -409,32 +411,27 @@
                       <w:r>
                         <w:t xml:space="preserve">Figure </w:t>
                       </w:r>
-                      <w:r>
-                        <w:fldChar w:fldCharType="begin"/>
-                      </w:r>
-                      <w:r>
-                        <w:instrText xml:space="preserve"> SEQ Figure \* ARABIC </w:instrText>
-                      </w:r>
-                      <w:r>
-                        <w:fldChar w:fldCharType="separate"/>
-                      </w:r>
-                      <w:r>
-                        <w:rPr>
-                          <w:noProof/>
-                        </w:rPr>
-                        <w:t>1</w:t>
-                      </w:r>
-                      <w:r>
-                        <w:rPr>
-                          <w:noProof/>
-                        </w:rPr>
-                        <w:fldChar w:fldCharType="end"/>
-                      </w:r>
+                      <w:fldSimple w:instr=" SEQ Figure \* ARABIC ">
+                        <w:r>
+                          <w:rPr>
+                            <w:noProof/>
+                          </w:rPr>
+                          <w:t>1</w:t>
+                        </w:r>
+                      </w:fldSimple>
                       <w:r>
                         <w:t xml:space="preserve">: </w:t>
                       </w:r>
                       <w:r>
-                        <w:t>Potentiometer Circuit Vout Reading</w:t>
+                        <w:t xml:space="preserve">Potentiometer Circuit </w:t>
+                      </w:r>
+                      <w:proofErr w:type="spellStart"/>
+                      <w:r>
+                        <w:t>Vout</w:t>
+                      </w:r>
+                      <w:proofErr w:type="spellEnd"/>
+                      <w:r>
+                        <w:t xml:space="preserve"> Reading</w:t>
                       </w:r>
                     </w:p>
                   </w:txbxContent>
@@ -447,11 +444,12 @@
       </w:r>
       <w:r>
         <w:rPr>
+          <w:rFonts w:asciiTheme="minorHAnsi" w:hAnsiTheme="minorHAnsi" w:cstheme="minorHAnsi"/>
           <w:noProof/>
           <w:sz w:val="24"/>
         </w:rPr>
         <w:drawing>
-          <wp:anchor distT="0" distB="0" distL="114300" distR="114300" simplePos="0" relativeHeight="251658240" behindDoc="1" locked="0" layoutInCell="1" allowOverlap="1" wp14:anchorId="35E18CA7" wp14:editId="3549E647">
+          <wp:anchor distT="0" distB="0" distL="114300" distR="114300" simplePos="0" relativeHeight="251658240" behindDoc="1" locked="0" layoutInCell="1" allowOverlap="1" wp14:anchorId="35E18CA7" wp14:editId="130B636D">
             <wp:simplePos x="0" y="0"/>
             <wp:positionH relativeFrom="column">
               <wp:posOffset>-99695</wp:posOffset>
@@ -508,12 +506,14 @@
       </w:r>
       <w:r>
         <w:rPr>
+          <w:rFonts w:asciiTheme="minorHAnsi" w:hAnsiTheme="minorHAnsi" w:cstheme="minorHAnsi"/>
           <w:sz w:val="24"/>
         </w:rPr>
         <w:tab/>
       </w:r>
       <w:r>
         <w:rPr>
+          <w:rFonts w:asciiTheme="minorHAnsi" w:hAnsiTheme="minorHAnsi" w:cstheme="minorHAnsi"/>
           <w:sz w:val="24"/>
         </w:rPr>
         <w:tab/>
@@ -523,17 +523,20 @@
       <w:pPr>
         <w:spacing w:after="0"/>
         <w:rPr>
-          <w:sz w:val="24"/>
-        </w:rPr>
-      </w:pPr>
-      <w:r>
-        <w:rPr>
+          <w:rFonts w:asciiTheme="minorHAnsi" w:hAnsiTheme="minorHAnsi" w:cstheme="minorHAnsi"/>
+          <w:sz w:val="24"/>
+        </w:rPr>
+      </w:pPr>
+      <w:r>
+        <w:rPr>
+          <w:rFonts w:asciiTheme="minorHAnsi" w:hAnsiTheme="minorHAnsi" w:cstheme="minorHAnsi"/>
           <w:sz w:val="24"/>
         </w:rPr>
         <w:t xml:space="preserve"> </w:t>
       </w:r>
       <w:r>
         <w:rPr>
+          <w:rFonts w:asciiTheme="minorHAnsi" w:hAnsiTheme="minorHAnsi" w:cstheme="minorHAnsi"/>
           <w:b/>
           <w:bCs/>
           <w:sz w:val="24"/>
@@ -542,12 +545,14 @@
       </w:r>
       <w:r>
         <w:rPr>
+          <w:rFonts w:asciiTheme="minorHAnsi" w:hAnsiTheme="minorHAnsi" w:cstheme="minorHAnsi"/>
           <w:sz w:val="24"/>
         </w:rPr>
         <w:t xml:space="preserve"> is an example of the change in the voltage reading at the output node of a potentiometer [1]. The reading has no breaks in between any of the wiper positions. It is difficult to utilize any number of bits to perfectly match an analog value, so ADCs often have a </w:t>
       </w:r>
       <w:r>
         <w:rPr>
+          <w:rFonts w:asciiTheme="minorHAnsi" w:hAnsiTheme="minorHAnsi" w:cstheme="minorHAnsi"/>
           <w:b/>
           <w:bCs/>
           <w:sz w:val="24"/>
@@ -556,12 +561,14 @@
       </w:r>
       <w:r>
         <w:rPr>
+          <w:rFonts w:asciiTheme="minorHAnsi" w:hAnsiTheme="minorHAnsi" w:cstheme="minorHAnsi"/>
           <w:sz w:val="24"/>
         </w:rPr>
         <w:t xml:space="preserve"> that is based on the number of bits that it can utilize. For instance, a 12-bit ADC will have a resolution of 2</w:t>
       </w:r>
       <w:r>
         <w:rPr>
+          <w:rFonts w:asciiTheme="minorHAnsi" w:hAnsiTheme="minorHAnsi" w:cstheme="minorHAnsi"/>
           <w:sz w:val="24"/>
           <w:vertAlign w:val="superscript"/>
         </w:rPr>
@@ -569,18 +576,21 @@
       </w:r>
       <w:r>
         <w:rPr>
+          <w:rFonts w:asciiTheme="minorHAnsi" w:hAnsiTheme="minorHAnsi" w:cstheme="minorHAnsi"/>
           <w:sz w:val="24"/>
         </w:rPr>
         <w:t xml:space="preserve">- 1 = 4095, so the numbers it can read can range from 0 to 4095, unless they are normalized. Moreover, the resolution of the ADC corresponds to the number of steps that an ADC </w:t>
       </w:r>
       <w:r>
         <w:rPr>
+          <w:rFonts w:asciiTheme="minorHAnsi" w:hAnsiTheme="minorHAnsi" w:cstheme="minorHAnsi"/>
           <w:sz w:val="24"/>
         </w:rPr>
         <w:t xml:space="preserve">has between its entire range [1]. </w:t>
       </w:r>
       <w:r>
         <w:rPr>
+          <w:rFonts w:asciiTheme="minorHAnsi" w:hAnsiTheme="minorHAnsi" w:cstheme="minorHAnsi"/>
           <w:sz w:val="24"/>
         </w:rPr>
         <w:br/>
@@ -590,59 +600,45 @@
       <w:pPr>
         <w:spacing w:after="0"/>
         <w:rPr>
-          <w:sz w:val="24"/>
-        </w:rPr>
-      </w:pPr>
-      <w:r>
-        <w:rPr>
+          <w:rFonts w:asciiTheme="minorHAnsi" w:hAnsiTheme="minorHAnsi" w:cstheme="minorHAnsi"/>
+          <w:sz w:val="24"/>
+        </w:rPr>
+      </w:pPr>
+      <w:r>
+        <w:rPr>
+          <w:rFonts w:asciiTheme="minorHAnsi" w:hAnsiTheme="minorHAnsi" w:cstheme="minorHAnsi"/>
           <w:b/>
           <w:bCs/>
           <w:sz w:val="24"/>
         </w:rPr>
-        <w:t>Figure 2</w:t>
-      </w:r>
-      <w:r>
-        <w:rPr>
+        <w:t xml:space="preserve">Figure 2 </w:t>
+      </w:r>
+      <w:r>
+        <w:rPr>
+          <w:rFonts w:asciiTheme="minorHAnsi" w:hAnsiTheme="minorHAnsi" w:cstheme="minorHAnsi"/>
+          <w:sz w:val="24"/>
+        </w:rPr>
+        <w:t xml:space="preserve">demonstrates the “same” functionality as the original potentiometer circuit but with a </w:t>
+      </w:r>
+      <w:r>
+        <w:rPr>
+          <w:rFonts w:asciiTheme="minorHAnsi" w:hAnsiTheme="minorHAnsi" w:cstheme="minorHAnsi"/>
           <w:b/>
           <w:bCs/>
           <w:sz w:val="24"/>
         </w:rPr>
-        <w:t xml:space="preserve"> </w:t>
-      </w:r>
-      <w:r>
-        <w:rPr>
-          <w:sz w:val="24"/>
-        </w:rPr>
-        <w:t>demonstrates the “</w:t>
-      </w:r>
-      <w:r>
-        <w:rPr>
-          <w:sz w:val="24"/>
-        </w:rPr>
-        <w:t>same</w:t>
-      </w:r>
-      <w:r>
-        <w:rPr>
-          <w:sz w:val="24"/>
-        </w:rPr>
-        <w:t xml:space="preserve">” functionality as the original potentiometer circuit but with a </w:t>
-      </w:r>
-      <w:r>
-        <w:rPr>
-          <w:b/>
-          <w:bCs/>
-          <w:sz w:val="24"/>
-        </w:rPr>
         <w:t xml:space="preserve">rotary switch. </w:t>
       </w:r>
       <w:r>
         <w:rPr>
+          <w:rFonts w:asciiTheme="minorHAnsi" w:hAnsiTheme="minorHAnsi" w:cstheme="minorHAnsi"/>
           <w:sz w:val="24"/>
         </w:rPr>
         <w:t xml:space="preserve">A rotary switch operates as complex switch that has multiple position besides </w:t>
       </w:r>
       <w:r>
         <w:rPr>
+          <w:rFonts w:asciiTheme="minorHAnsi" w:hAnsiTheme="minorHAnsi" w:cstheme="minorHAnsi"/>
           <w:noProof/>
         </w:rPr>
         <w:lastRenderedPageBreak/>
@@ -703,29 +699,24 @@
                             <w:r>
                               <w:t xml:space="preserve">Figure </w:t>
                             </w:r>
+                            <w:fldSimple w:instr=" SEQ Figure \* ARABIC ">
+                              <w:r>
+                                <w:rPr>
+                                  <w:noProof/>
+                                </w:rPr>
+                                <w:t>2</w:t>
+                              </w:r>
+                            </w:fldSimple>
                             <w:r>
-                              <w:fldChar w:fldCharType="begin"/>
+                              <w:t xml:space="preserve">: Rotary Switch Circuit </w:t>
                             </w:r>
+                            <w:proofErr w:type="spellStart"/>
                             <w:r>
-                              <w:instrText xml:space="preserve"> SEQ Figure \* ARABIC </w:instrText>
+                              <w:t>Vout</w:t>
                             </w:r>
+                            <w:proofErr w:type="spellEnd"/>
                             <w:r>
-                              <w:fldChar w:fldCharType="separate"/>
-                            </w:r>
-                            <w:r>
-                              <w:rPr>
-                                <w:noProof/>
-                              </w:rPr>
-                              <w:t>2</w:t>
-                            </w:r>
-                            <w:r>
-                              <w:rPr>
-                                <w:noProof/>
-                              </w:rPr>
-                              <w:fldChar w:fldCharType="end"/>
-                            </w:r>
-                            <w:r>
-                              <w:t>: Rotary Switch Circuit Vout Reading</w:t>
+                              <w:t xml:space="preserve"> Reading</w:t>
                             </w:r>
                           </w:p>
                         </w:txbxContent>
@@ -760,29 +751,24 @@
                       <w:r>
                         <w:t xml:space="preserve">Figure </w:t>
                       </w:r>
+                      <w:fldSimple w:instr=" SEQ Figure \* ARABIC ">
+                        <w:r>
+                          <w:rPr>
+                            <w:noProof/>
+                          </w:rPr>
+                          <w:t>2</w:t>
+                        </w:r>
+                      </w:fldSimple>
                       <w:r>
-                        <w:fldChar w:fldCharType="begin"/>
+                        <w:t xml:space="preserve">: Rotary Switch Circuit </w:t>
                       </w:r>
+                      <w:proofErr w:type="spellStart"/>
                       <w:r>
-                        <w:instrText xml:space="preserve"> SEQ Figure \* ARABIC </w:instrText>
+                        <w:t>Vout</w:t>
                       </w:r>
+                      <w:proofErr w:type="spellEnd"/>
                       <w:r>
-                        <w:fldChar w:fldCharType="separate"/>
-                      </w:r>
-                      <w:r>
-                        <w:rPr>
-                          <w:noProof/>
-                        </w:rPr>
-                        <w:t>2</w:t>
-                      </w:r>
-                      <w:r>
-                        <w:rPr>
-                          <w:noProof/>
-                        </w:rPr>
-                        <w:fldChar w:fldCharType="end"/>
-                      </w:r>
-                      <w:r>
-                        <w:t>: Rotary Switch Circuit Vout Reading</w:t>
+                        <w:t xml:space="preserve"> Reading</w:t>
                       </w:r>
                     </w:p>
                   </w:txbxContent>
@@ -795,6 +781,7 @@
       </w:r>
       <w:r>
         <w:rPr>
+          <w:rFonts w:asciiTheme="minorHAnsi" w:hAnsiTheme="minorHAnsi" w:cstheme="minorHAnsi"/>
           <w:noProof/>
           <w:sz w:val="24"/>
         </w:rPr>
@@ -864,12 +851,14 @@
       </w:r>
       <w:r>
         <w:rPr>
+          <w:rFonts w:asciiTheme="minorHAnsi" w:hAnsiTheme="minorHAnsi" w:cstheme="minorHAnsi"/>
           <w:sz w:val="24"/>
         </w:rPr>
         <w:t xml:space="preserve">the binary “On” and “Off” positions of a regular switch [2]. Figure 2 differs from Figure 1 based on the different readings for the same range of outputs. The only way to digitally replicate the analog </w:t>
       </w:r>
       <w:r>
         <w:rPr>
+          <w:rFonts w:asciiTheme="minorHAnsi" w:hAnsiTheme="minorHAnsi" w:cstheme="minorHAnsi"/>
           <w:i/>
           <w:iCs/>
           <w:sz w:val="24"/>
@@ -878,12 +867,14 @@
       </w:r>
       <w:r>
         <w:rPr>
+          <w:rFonts w:asciiTheme="minorHAnsi" w:hAnsiTheme="minorHAnsi" w:cstheme="minorHAnsi"/>
           <w:sz w:val="24"/>
         </w:rPr>
         <w:t xml:space="preserve">is to have each rotary switch position act as </w:t>
       </w:r>
       <w:r>
         <w:rPr>
+          <w:rFonts w:asciiTheme="minorHAnsi" w:hAnsiTheme="minorHAnsi" w:cstheme="minorHAnsi"/>
           <w:i/>
           <w:iCs/>
           <w:sz w:val="24"/>
@@ -892,20 +883,34 @@
       </w:r>
       <w:r>
         <w:rPr>
+          <w:rFonts w:asciiTheme="minorHAnsi" w:hAnsiTheme="minorHAnsi" w:cstheme="minorHAnsi"/>
           <w:sz w:val="24"/>
         </w:rPr>
         <w:t xml:space="preserve">, a range of values, for a certain amount of wiper positions. Therefore, </w:t>
       </w:r>
-      <w:r>
-        <w:rPr>
+      <w:proofErr w:type="spellStart"/>
+      <w:r>
+        <w:rPr>
+          <w:rFonts w:asciiTheme="minorHAnsi" w:hAnsiTheme="minorHAnsi" w:cstheme="minorHAnsi"/>
           <w:b/>
           <w:bCs/>
           <w:sz w:val="24"/>
         </w:rPr>
-        <w:t xml:space="preserve">Vout </w:t>
-      </w:r>
-      <w:r>
-        <w:rPr>
+        <w:t>Vout</w:t>
+      </w:r>
+      <w:proofErr w:type="spellEnd"/>
+      <w:r>
+        <w:rPr>
+          <w:rFonts w:asciiTheme="minorHAnsi" w:hAnsiTheme="minorHAnsi" w:cstheme="minorHAnsi"/>
+          <w:b/>
+          <w:bCs/>
+          <w:sz w:val="24"/>
+        </w:rPr>
+        <w:t xml:space="preserve"> </w:t>
+      </w:r>
+      <w:r>
+        <w:rPr>
+          <w:rFonts w:asciiTheme="minorHAnsi" w:hAnsiTheme="minorHAnsi" w:cstheme="minorHAnsi"/>
           <w:sz w:val="24"/>
         </w:rPr>
         <w:t xml:space="preserve">becomes discretized into 6 distinct voltages instead of a complete range of continuous values. </w:t>
@@ -915,6 +920,7 @@
       <w:pPr>
         <w:spacing w:after="0"/>
         <w:rPr>
+          <w:rFonts w:asciiTheme="minorHAnsi" w:hAnsiTheme="minorHAnsi" w:cstheme="minorHAnsi"/>
           <w:sz w:val="24"/>
         </w:rPr>
       </w:pPr>
@@ -923,17 +929,20 @@
       <w:pPr>
         <w:spacing w:after="0"/>
         <w:rPr>
-          <w:sz w:val="24"/>
-        </w:rPr>
-      </w:pPr>
-      <w:r>
-        <w:rPr>
+          <w:rFonts w:asciiTheme="minorHAnsi" w:hAnsiTheme="minorHAnsi" w:cstheme="minorHAnsi"/>
+          <w:sz w:val="24"/>
+        </w:rPr>
+      </w:pPr>
+      <w:r>
+        <w:rPr>
+          <w:rFonts w:asciiTheme="minorHAnsi" w:hAnsiTheme="minorHAnsi" w:cstheme="minorHAnsi"/>
           <w:sz w:val="24"/>
         </w:rPr>
         <w:t xml:space="preserve">However, the issue of accuracy is trivial if we take the resolution into consideration. Accuracy is equivalent to </w:t>
       </w:r>
       <w:r>
         <w:rPr>
+          <w:rFonts w:asciiTheme="minorHAnsi" w:hAnsiTheme="minorHAnsi" w:cstheme="minorHAnsi"/>
           <w:b/>
           <w:bCs/>
           <w:sz w:val="24"/>
@@ -942,12 +951,14 @@
       </w:r>
       <w:r>
         <w:rPr>
+          <w:rFonts w:asciiTheme="minorHAnsi" w:hAnsiTheme="minorHAnsi" w:cstheme="minorHAnsi"/>
           <w:sz w:val="24"/>
         </w:rPr>
         <w:t xml:space="preserve">. </w:t>
       </w:r>
       <w:r>
         <w:rPr>
+          <w:rFonts w:asciiTheme="minorHAnsi" w:hAnsiTheme="minorHAnsi" w:cstheme="minorHAnsi"/>
           <w:b/>
           <w:bCs/>
           <w:sz w:val="24"/>
@@ -956,24 +967,28 @@
       </w:r>
       <w:r>
         <w:rPr>
+          <w:rFonts w:asciiTheme="minorHAnsi" w:hAnsiTheme="minorHAnsi" w:cstheme="minorHAnsi"/>
           <w:sz w:val="24"/>
         </w:rPr>
         <w:t xml:space="preserve"> is the range of voltage values that we are digitizing</w:t>
       </w:r>
       <w:r>
         <w:rPr>
+          <w:rFonts w:asciiTheme="minorHAnsi" w:hAnsiTheme="minorHAnsi" w:cstheme="minorHAnsi"/>
           <w:sz w:val="24"/>
         </w:rPr>
         <w:t xml:space="preserve"> [3]</w:t>
       </w:r>
       <w:r>
         <w:rPr>
+          <w:rFonts w:asciiTheme="minorHAnsi" w:hAnsiTheme="minorHAnsi" w:cstheme="minorHAnsi"/>
           <w:sz w:val="24"/>
         </w:rPr>
         <w:t xml:space="preserve">. Therefore, a smaller span and larger resolution </w:t>
       </w:r>
       <w:r>
         <w:rPr>
+          <w:rFonts w:asciiTheme="minorHAnsi" w:hAnsiTheme="minorHAnsi" w:cstheme="minorHAnsi"/>
           <w:sz w:val="24"/>
         </w:rPr>
         <w:t xml:space="preserve">will result in greater accuracy. For instance, a 5V signal with a 5-bit ADC will have a span of 5V, a resolution of 32, and an accuracy of 156.25mV; the calculation is demonstrated by the following equation: </w:t>
@@ -983,6 +998,7 @@
       <w:pPr>
         <w:spacing w:after="0"/>
         <w:rPr>
+          <w:rFonts w:asciiTheme="minorHAnsi" w:hAnsiTheme="minorHAnsi" w:cstheme="minorHAnsi"/>
           <w:sz w:val="24"/>
         </w:rPr>
       </w:pPr>
@@ -991,6 +1007,7 @@
       <w:pPr>
         <w:spacing w:after="0"/>
         <w:rPr>
+          <w:rFonts w:asciiTheme="minorHAnsi" w:hAnsiTheme="minorHAnsi" w:cstheme="minorHAnsi"/>
           <w:sz w:val="24"/>
           <w:vertAlign w:val="superscript"/>
         </w:rPr>
@@ -999,7 +1016,7 @@
         <m:oMath>
           <m:r>
             <w:rPr>
-              <w:rFonts w:ascii="Cambria Math" w:hAnsi="Cambria Math"/>
+              <w:rFonts w:ascii="Cambria Math" w:hAnsi="Cambria Math" w:cstheme="minorHAnsi"/>
               <w:sz w:val="24"/>
               <w:vertAlign w:val="superscript"/>
             </w:rPr>
@@ -1009,7 +1026,7 @@
             <m:fPr>
               <m:ctrlPr>
                 <w:rPr>
-                  <w:rFonts w:ascii="Cambria Math" w:hAnsi="Cambria Math"/>
+                  <w:rFonts w:ascii="Cambria Math" w:hAnsi="Cambria Math" w:cstheme="minorHAnsi"/>
                   <w:i/>
                   <w:sz w:val="24"/>
                   <w:vertAlign w:val="superscript"/>
@@ -1019,7 +1036,7 @@
             <m:num>
               <m:r>
                 <w:rPr>
-                  <w:rFonts w:ascii="Cambria Math" w:hAnsi="Cambria Math"/>
+                  <w:rFonts w:ascii="Cambria Math" w:hAnsi="Cambria Math" w:cstheme="minorHAnsi"/>
                   <w:sz w:val="24"/>
                   <w:vertAlign w:val="superscript"/>
                 </w:rPr>
@@ -1029,7 +1046,7 @@
             <m:den>
               <m:r>
                 <w:rPr>
-                  <w:rFonts w:ascii="Cambria Math" w:hAnsi="Cambria Math"/>
+                  <w:rFonts w:ascii="Cambria Math" w:hAnsi="Cambria Math" w:cstheme="minorHAnsi"/>
                   <w:sz w:val="24"/>
                   <w:vertAlign w:val="superscript"/>
                 </w:rPr>
@@ -1039,7 +1056,7 @@
           </m:f>
           <m:r>
             <w:rPr>
-              <w:rFonts w:ascii="Cambria Math" w:hAnsi="Cambria Math"/>
+              <w:rFonts w:ascii="Cambria Math" w:hAnsi="Cambria Math" w:cstheme="minorHAnsi"/>
               <w:sz w:val="24"/>
               <w:vertAlign w:val="superscript"/>
             </w:rPr>
@@ -1049,7 +1066,7 @@
             <m:fPr>
               <m:ctrlPr>
                 <w:rPr>
-                  <w:rFonts w:ascii="Cambria Math" w:hAnsi="Cambria Math"/>
+                  <w:rFonts w:ascii="Cambria Math" w:hAnsi="Cambria Math" w:cstheme="minorHAnsi"/>
                   <w:i/>
                   <w:sz w:val="24"/>
                   <w:vertAlign w:val="superscript"/>
@@ -1059,7 +1076,7 @@
             <m:num>
               <m:r>
                 <w:rPr>
-                  <w:rFonts w:ascii="Cambria Math" w:hAnsi="Cambria Math"/>
+                  <w:rFonts w:ascii="Cambria Math" w:hAnsi="Cambria Math" w:cstheme="minorHAnsi"/>
                   <w:sz w:val="24"/>
                   <w:vertAlign w:val="superscript"/>
                 </w:rPr>
@@ -1069,7 +1086,7 @@
             <m:den>
               <m:r>
                 <w:rPr>
-                  <w:rFonts w:ascii="Cambria Math" w:hAnsi="Cambria Math"/>
+                  <w:rFonts w:ascii="Cambria Math" w:hAnsi="Cambria Math" w:cstheme="minorHAnsi"/>
                   <w:sz w:val="24"/>
                   <w:vertAlign w:val="superscript"/>
                 </w:rPr>
@@ -1079,7 +1096,7 @@
           </m:f>
           <m:r>
             <w:rPr>
-              <w:rFonts w:ascii="Cambria Math" w:hAnsi="Cambria Math"/>
+              <w:rFonts w:ascii="Cambria Math" w:hAnsi="Cambria Math" w:cstheme="minorHAnsi"/>
               <w:sz w:val="24"/>
               <w:vertAlign w:val="superscript"/>
             </w:rPr>
@@ -1092,6 +1109,7 @@
       <w:pPr>
         <w:spacing w:after="0"/>
         <w:rPr>
+          <w:rFonts w:asciiTheme="minorHAnsi" w:hAnsiTheme="minorHAnsi" w:cstheme="minorHAnsi"/>
           <w:sz w:val="24"/>
         </w:rPr>
       </w:pPr>
@@ -1101,6 +1119,7 @@
         <w:spacing w:after="0"/>
         <w:jc w:val="center"/>
         <w:rPr>
+          <w:rFonts w:asciiTheme="minorHAnsi" w:hAnsiTheme="minorHAnsi" w:cstheme="minorHAnsi"/>
           <w:b/>
           <w:bCs/>
           <w:sz w:val="24"/>
@@ -1108,6 +1127,7 @@
       </w:pPr>
       <w:r>
         <w:rPr>
+          <w:rFonts w:asciiTheme="minorHAnsi" w:hAnsiTheme="minorHAnsi" w:cstheme="minorHAnsi"/>
           <w:b/>
           <w:bCs/>
           <w:sz w:val="24"/>
@@ -1120,47 +1140,55 @@
         <w:spacing w:after="0"/>
         <w:ind w:firstLine="720"/>
         <w:rPr>
-          <w:sz w:val="24"/>
-        </w:rPr>
-      </w:pPr>
-      <w:r>
-        <w:rPr>
+          <w:rFonts w:asciiTheme="minorHAnsi" w:hAnsiTheme="minorHAnsi" w:cstheme="minorHAnsi"/>
+          <w:sz w:val="24"/>
+        </w:rPr>
+      </w:pPr>
+      <w:r>
+        <w:rPr>
+          <w:rFonts w:asciiTheme="minorHAnsi" w:hAnsiTheme="minorHAnsi" w:cstheme="minorHAnsi"/>
           <w:sz w:val="24"/>
         </w:rPr>
         <w:t>The LCD was the second component that I was unfamiliar with for this lab.</w:t>
       </w:r>
       <w:r>
         <w:rPr>
+          <w:rFonts w:asciiTheme="minorHAnsi" w:hAnsiTheme="minorHAnsi" w:cstheme="minorHAnsi"/>
           <w:sz w:val="24"/>
         </w:rPr>
         <w:t xml:space="preserve"> It is a device that shows outputs on a display. An LCD works through the geometry and physics of its internal components. At its most fundamental level, an LCD is </w:t>
       </w:r>
       <w:r>
         <w:rPr>
+          <w:rFonts w:asciiTheme="minorHAnsi" w:hAnsiTheme="minorHAnsi" w:cstheme="minorHAnsi"/>
           <w:sz w:val="24"/>
         </w:rPr>
         <w:t xml:space="preserve">comprised of </w:t>
       </w:r>
       <w:r>
         <w:rPr>
+          <w:rFonts w:asciiTheme="minorHAnsi" w:hAnsiTheme="minorHAnsi" w:cstheme="minorHAnsi"/>
           <w:sz w:val="24"/>
         </w:rPr>
         <w:t xml:space="preserve">a pair of polarizing light filters that and electrodes that sandwich a layer of liquid crystal molecules. </w:t>
       </w:r>
       <w:r>
         <w:rPr>
+          <w:rFonts w:asciiTheme="minorHAnsi" w:hAnsiTheme="minorHAnsi" w:cstheme="minorHAnsi"/>
           <w:sz w:val="24"/>
         </w:rPr>
         <w:t>The liquid crystals change their orientation if electricity is applied, offering greater control over the display</w:t>
       </w:r>
       <w:r>
         <w:rPr>
+          <w:rFonts w:asciiTheme="minorHAnsi" w:hAnsiTheme="minorHAnsi" w:cstheme="minorHAnsi"/>
           <w:sz w:val="24"/>
         </w:rPr>
         <w:t xml:space="preserve"> [4]</w:t>
       </w:r>
       <w:r>
         <w:rPr>
+          <w:rFonts w:asciiTheme="minorHAnsi" w:hAnsiTheme="minorHAnsi" w:cstheme="minorHAnsi"/>
           <w:sz w:val="24"/>
         </w:rPr>
         <w:t xml:space="preserve">. </w:t>
@@ -1170,6 +1198,7 @@
       <w:pPr>
         <w:spacing w:after="0"/>
         <w:rPr>
+          <w:rFonts w:asciiTheme="minorHAnsi" w:hAnsiTheme="minorHAnsi" w:cstheme="minorHAnsi"/>
           <w:sz w:val="24"/>
         </w:rPr>
       </w:pPr>
@@ -1178,11 +1207,13 @@
       <w:pPr>
         <w:spacing w:after="0"/>
         <w:rPr>
-          <w:sz w:val="24"/>
-        </w:rPr>
-      </w:pPr>
-      <w:r>
-        <w:rPr>
+          <w:rFonts w:asciiTheme="minorHAnsi" w:hAnsiTheme="minorHAnsi" w:cstheme="minorHAnsi"/>
+          <w:sz w:val="24"/>
+        </w:rPr>
+      </w:pPr>
+      <w:r>
+        <w:rPr>
+          <w:rFonts w:asciiTheme="minorHAnsi" w:hAnsiTheme="minorHAnsi" w:cstheme="minorHAnsi"/>
           <w:sz w:val="24"/>
         </w:rPr>
         <w:tab/>
@@ -1190,81 +1221,125 @@
       </w:r>
       <w:r>
         <w:rPr>
+          <w:rFonts w:asciiTheme="minorHAnsi" w:hAnsiTheme="minorHAnsi" w:cstheme="minorHAnsi"/>
           <w:sz w:val="24"/>
         </w:rPr>
         <w:t>Pico</w:t>
       </w:r>
       <w:r>
         <w:rPr>
+          <w:rFonts w:asciiTheme="minorHAnsi" w:hAnsiTheme="minorHAnsi" w:cstheme="minorHAnsi"/>
           <w:sz w:val="24"/>
         </w:rPr>
         <w:t xml:space="preserve"> communicates with the LCD without a backpack is through </w:t>
       </w:r>
       <w:r>
         <w:rPr>
+          <w:rFonts w:asciiTheme="minorHAnsi" w:hAnsiTheme="minorHAnsi" w:cstheme="minorHAnsi"/>
           <w:b/>
           <w:bCs/>
           <w:sz w:val="24"/>
         </w:rPr>
-        <w:t>Bit-Banging</w:t>
-      </w:r>
-      <w:r>
-        <w:rPr>
+        <w:t>Bit-Banging.</w:t>
+      </w:r>
+      <w:r>
+        <w:rPr>
+          <w:rFonts w:asciiTheme="minorHAnsi" w:hAnsiTheme="minorHAnsi" w:cstheme="minorHAnsi"/>
           <w:b/>
           <w:bCs/>
           <w:sz w:val="24"/>
         </w:rPr>
-        <w:t>.</w:t>
-      </w:r>
-      <w:r>
-        <w:rPr>
+        <w:t xml:space="preserve"> </w:t>
+      </w:r>
+      <w:r>
+        <w:rPr>
+          <w:rFonts w:asciiTheme="minorHAnsi" w:hAnsiTheme="minorHAnsi" w:cstheme="minorHAnsi"/>
+          <w:sz w:val="24"/>
+        </w:rPr>
+        <w:t xml:space="preserve">Bit-Banging is a method where a device can imitate a communication protocol </w:t>
+      </w:r>
+      <w:r>
+        <w:rPr>
+          <w:rFonts w:asciiTheme="minorHAnsi" w:hAnsiTheme="minorHAnsi" w:cstheme="minorHAnsi"/>
+          <w:sz w:val="24"/>
+        </w:rPr>
+        <w:t xml:space="preserve">like UART, I2C, or SPI </w:t>
+      </w:r>
+      <w:r>
+        <w:rPr>
+          <w:rFonts w:asciiTheme="minorHAnsi" w:hAnsiTheme="minorHAnsi" w:cstheme="minorHAnsi"/>
+          <w:sz w:val="24"/>
+        </w:rPr>
+        <w:t>using pins without using the dedicated hardware for that communication protocol [</w:t>
+      </w:r>
+      <w:r>
+        <w:rPr>
+          <w:rFonts w:asciiTheme="minorHAnsi" w:hAnsiTheme="minorHAnsi" w:cstheme="minorHAnsi"/>
+          <w:sz w:val="24"/>
+        </w:rPr>
+        <w:t xml:space="preserve">5]. In this lab, we are imitating a Parallel 4-Bit Protocol with the LCD.py library that I used. However, it is often easier to communicate with LCDs using the Serial-Peripheral Interface Protocol (SPI) because it is faster than both I2C and UART, so the display can refresh faster. However, this was not an option for this lab. </w:t>
+      </w:r>
+      <w:r>
+        <w:rPr>
+          <w:rFonts w:asciiTheme="minorHAnsi" w:hAnsiTheme="minorHAnsi" w:cstheme="minorHAnsi"/>
+          <w:sz w:val="24"/>
+        </w:rPr>
+        <w:br/>
+      </w:r>
+      <w:r>
+        <w:rPr>
+          <w:rFonts w:asciiTheme="minorHAnsi" w:hAnsiTheme="minorHAnsi" w:cstheme="minorHAnsi"/>
+          <w:sz w:val="24"/>
+        </w:rPr>
+        <w:br/>
+      </w:r>
+    </w:p>
+    <w:p>
+      <w:pPr>
+        <w:spacing w:after="0"/>
+        <w:rPr>
+          <w:rFonts w:asciiTheme="minorHAnsi" w:hAnsiTheme="minorHAnsi" w:cstheme="minorHAnsi"/>
+          <w:sz w:val="24"/>
+        </w:rPr>
+      </w:pPr>
+    </w:p>
+    <w:p>
+      <w:pPr>
+        <w:spacing w:after="0"/>
+        <w:rPr>
+          <w:rFonts w:asciiTheme="minorHAnsi" w:hAnsiTheme="minorHAnsi" w:cstheme="minorHAnsi"/>
+          <w:sz w:val="24"/>
+        </w:rPr>
+      </w:pPr>
+    </w:p>
+    <w:p>
+      <w:pPr>
+        <w:spacing w:after="0"/>
+        <w:rPr>
+          <w:rFonts w:asciiTheme="minorHAnsi" w:hAnsiTheme="minorHAnsi" w:cstheme="minorHAnsi"/>
           <w:b/>
           <w:bCs/>
           <w:sz w:val="24"/>
         </w:rPr>
-        <w:t xml:space="preserve"> </w:t>
-      </w:r>
-      <w:r>
-        <w:rPr>
-          <w:sz w:val="24"/>
-        </w:rPr>
-        <w:t xml:space="preserve">Bit-Banging is a method where a device can imitate a communication protocol </w:t>
-      </w:r>
-      <w:r>
-        <w:rPr>
-          <w:sz w:val="24"/>
-        </w:rPr>
-        <w:t xml:space="preserve">like UART, I2C, or SPI </w:t>
-      </w:r>
-      <w:r>
-        <w:rPr>
-          <w:sz w:val="24"/>
-        </w:rPr>
-        <w:t>using pins without using the dedicated hardware for that communication protocol [</w:t>
-      </w:r>
-      <w:r>
-        <w:rPr>
-          <w:sz w:val="24"/>
-        </w:rPr>
-        <w:t xml:space="preserve">5]. In this lab, we are imitating a Parallel 4-Bit Protocol with the LCD.py library that I used. However, it is often easier to communicate with LCDs using the Serial-Peripheral Interface Protocol (SPI) because it is faster than both I2C and UART, so the display can refresh faster. However, this was not an option for this lab. </w:t>
-      </w:r>
-      <w:r>
-        <w:rPr>
-          <w:sz w:val="24"/>
-        </w:rPr>
-        <w:br/>
-      </w:r>
-      <w:r>
-        <w:rPr>
-          <w:sz w:val="24"/>
-        </w:rPr>
-        <w:br/>
+      </w:pPr>
+      <w:r>
+        <w:rPr>
+          <w:rFonts w:asciiTheme="minorHAnsi" w:hAnsiTheme="minorHAnsi" w:cstheme="minorHAnsi"/>
+          <w:b/>
+          <w:bCs/>
+          <w:sz w:val="24"/>
+        </w:rPr>
+        <w:lastRenderedPageBreak/>
+        <w:t xml:space="preserve">Design Steps: </w:t>
       </w:r>
     </w:p>
     <w:p>
       <w:pPr>
         <w:spacing w:after="0"/>
         <w:rPr>
+          <w:rFonts w:asciiTheme="minorHAnsi" w:hAnsiTheme="minorHAnsi" w:cstheme="minorHAnsi"/>
+          <w:b/>
+          <w:bCs/>
           <w:sz w:val="24"/>
         </w:rPr>
       </w:pPr>
@@ -1273,77 +1348,46 @@
       <w:pPr>
         <w:spacing w:after="0"/>
         <w:rPr>
-          <w:sz w:val="24"/>
-        </w:rPr>
-      </w:pPr>
+          <w:rFonts w:asciiTheme="minorHAnsi" w:hAnsiTheme="minorHAnsi" w:cstheme="minorHAnsi"/>
+          <w:sz w:val="24"/>
+        </w:rPr>
+      </w:pPr>
+      <w:r>
+        <w:rPr>
+          <w:rFonts w:asciiTheme="minorHAnsi" w:hAnsiTheme="minorHAnsi" w:cstheme="minorHAnsi"/>
+          <w:b/>
+          <w:bCs/>
+          <w:sz w:val="24"/>
+        </w:rPr>
+        <w:tab/>
+      </w:r>
+      <w:r>
+        <w:rPr>
+          <w:rFonts w:asciiTheme="minorHAnsi" w:hAnsiTheme="minorHAnsi" w:cstheme="minorHAnsi"/>
+          <w:sz w:val="24"/>
+        </w:rPr>
+        <w:t>The most common methodology that I use for most labs that involve hardware is to design the circuit before writing any software.  So, I laid out the circuit, mapped Pico’s pins to the LCD, and designed the resistor ladder before I wrote any code for the program. Therefore, I’ll go over e</w:t>
+      </w:r>
+      <w:r>
+        <w:rPr>
+          <w:rFonts w:asciiTheme="minorHAnsi" w:hAnsiTheme="minorHAnsi" w:cstheme="minorHAnsi"/>
+          <w:sz w:val="24"/>
+        </w:rPr>
+        <w:t>ach design decision listed below</w:t>
+      </w:r>
+      <w:r>
+        <w:rPr>
+          <w:rFonts w:asciiTheme="minorHAnsi" w:hAnsiTheme="minorHAnsi" w:cstheme="minorHAnsi"/>
+          <w:sz w:val="24"/>
+        </w:rPr>
+        <w:t>:</w:t>
+      </w:r>
     </w:p>
     <w:p>
       <w:pPr>
         <w:spacing w:after="0"/>
         <w:rPr>
-          <w:b/>
-          <w:bCs/>
-          <w:sz w:val="24"/>
-        </w:rPr>
-      </w:pPr>
-      <w:r>
-        <w:rPr>
-          <w:b/>
-          <w:bCs/>
-          <w:sz w:val="24"/>
-        </w:rPr>
-        <w:lastRenderedPageBreak/>
-        <w:t xml:space="preserve">Design Steps: </w:t>
-      </w:r>
-    </w:p>
-    <w:p>
-      <w:pPr>
-        <w:spacing w:after="0"/>
-        <w:rPr>
-          <w:b/>
-          <w:bCs/>
-          <w:sz w:val="24"/>
-        </w:rPr>
-      </w:pPr>
-    </w:p>
-    <w:p>
-      <w:pPr>
-        <w:spacing w:after="0"/>
-        <w:rPr>
-          <w:sz w:val="24"/>
-        </w:rPr>
-      </w:pPr>
-      <w:r>
-        <w:rPr>
-          <w:b/>
-          <w:bCs/>
-          <w:sz w:val="24"/>
-        </w:rPr>
-        <w:tab/>
-      </w:r>
-      <w:r>
-        <w:rPr>
-          <w:sz w:val="24"/>
-        </w:rPr>
-        <w:t>The most common methodology that I use for most labs that involve hardware is to design the circuit before writing any software.  So, I laid out the circuit, mapped Pico’s pins to the LCD, and designed the resistor ladder before I wrote any code for the program. Therefore, I’ll go over e</w:t>
-      </w:r>
-      <w:r>
-        <w:rPr>
-          <w:sz w:val="24"/>
-        </w:rPr>
-        <w:t>ach design decision listed below</w:t>
-      </w:r>
-      <w:r>
-        <w:rPr>
-          <w:sz w:val="24"/>
-        </w:rPr>
-        <w:t>:</w:t>
-      </w:r>
-    </w:p>
-    <w:p>
-      <w:pPr>
-        <w:spacing w:after="0"/>
-        <w:rPr>
+          <w:rFonts w:asciiTheme="minorHAnsi" w:hAnsiTheme="minorHAnsi" w:cstheme="minorHAnsi"/>
           <w:sz w:val="24"/>
         </w:rPr>
       </w:pPr>
@@ -1357,6 +1401,7 @@
         </w:numPr>
         <w:spacing w:after="0"/>
         <w:rPr>
+          <w:rFonts w:asciiTheme="minorHAnsi" w:hAnsiTheme="minorHAnsi" w:cstheme="minorHAnsi"/>
           <w:b/>
           <w:bCs/>
           <w:sz w:val="24"/>
@@ -1364,28 +1409,12 @@
       </w:pPr>
       <w:r>
         <w:rPr>
+          <w:rFonts w:asciiTheme="minorHAnsi" w:hAnsiTheme="minorHAnsi" w:cstheme="minorHAnsi"/>
           <w:b/>
           <w:bCs/>
           <w:sz w:val="24"/>
         </w:rPr>
-        <w:t>Why a 33k</w:t>
-      </w:r>
-      <w:r>
-        <w:rPr>
-          <w:rFonts w:ascii="Times New Roman" w:hAnsi="Times New Roman" w:cs="Times New Roman"/>
-          <w:b/>
-          <w:bCs/>
-          <w:sz w:val="24"/>
-        </w:rPr>
-        <w:t>Ω</w:t>
-      </w:r>
-      <w:r>
-        <w:rPr>
-          <w:b/>
-          <w:bCs/>
-          <w:sz w:val="24"/>
-        </w:rPr>
-        <w:t xml:space="preserve"> resistor as R1?</w:t>
+        <w:t>Why a 33kΩ resistor as R1?</w:t>
       </w:r>
     </w:p>
     <w:p>
@@ -1397,6 +1426,7 @@
         </w:numPr>
         <w:spacing w:after="0"/>
         <w:rPr>
+          <w:rFonts w:asciiTheme="minorHAnsi" w:hAnsiTheme="minorHAnsi" w:cstheme="minorHAnsi"/>
           <w:b/>
           <w:bCs/>
           <w:sz w:val="24"/>
@@ -1404,6 +1434,7 @@
       </w:pPr>
       <w:r>
         <w:rPr>
+          <w:rFonts w:asciiTheme="minorHAnsi" w:hAnsiTheme="minorHAnsi" w:cstheme="minorHAnsi"/>
           <w:b/>
           <w:bCs/>
           <w:sz w:val="24"/>
@@ -1416,6 +1447,7 @@
         <w:pStyle w:val="ListParagraph"/>
         <w:spacing w:after="0"/>
         <w:rPr>
+          <w:rFonts w:asciiTheme="minorHAnsi" w:hAnsiTheme="minorHAnsi" w:cstheme="minorHAnsi"/>
           <w:sz w:val="24"/>
         </w:rPr>
       </w:pPr>
@@ -1425,102 +1457,86 @@
         <w:spacing w:after="0"/>
         <w:ind w:firstLine="720"/>
         <w:rPr>
-          <w:sz w:val="24"/>
-        </w:rPr>
-      </w:pPr>
-      <w:r>
-        <w:rPr>
-          <w:sz w:val="24"/>
-        </w:rPr>
-        <w:t>I decided on the 33kcapacitor because it was the most effective at keeping the</w:t>
-      </w:r>
-      <w:r>
-        <w:rPr>
+          <w:rFonts w:asciiTheme="minorHAnsi" w:hAnsiTheme="minorHAnsi" w:cstheme="minorHAnsi"/>
+          <w:sz w:val="24"/>
+        </w:rPr>
+      </w:pPr>
+      <w:r>
+        <w:rPr>
+          <w:rFonts w:asciiTheme="minorHAnsi" w:hAnsiTheme="minorHAnsi" w:cstheme="minorHAnsi"/>
+          <w:sz w:val="24"/>
+        </w:rPr>
+        <w:t>I decided on the 33k</w:t>
+      </w:r>
+      <w:r>
+        <w:rPr>
+          <w:rFonts w:asciiTheme="minorHAnsi" w:hAnsiTheme="minorHAnsi" w:cstheme="minorHAnsi"/>
+          <w:sz w:val="24"/>
+        </w:rPr>
+        <w:t>Ω</w:t>
+      </w:r>
+      <w:r>
+        <w:rPr>
+          <w:rFonts w:asciiTheme="minorHAnsi" w:hAnsiTheme="minorHAnsi" w:cstheme="minorHAnsi"/>
+          <w:sz w:val="24"/>
+        </w:rPr>
+        <w:t xml:space="preserve"> resistor</w:t>
+      </w:r>
+      <w:r>
+        <w:rPr>
+          <w:rFonts w:asciiTheme="minorHAnsi" w:hAnsiTheme="minorHAnsi" w:cstheme="minorHAnsi"/>
+          <w:sz w:val="24"/>
+        </w:rPr>
+        <w:t xml:space="preserve"> because it was the most effective at keeping the</w:t>
+      </w:r>
+      <w:r>
+        <w:rPr>
+          <w:rFonts w:asciiTheme="minorHAnsi" w:hAnsiTheme="minorHAnsi" w:cstheme="minorHAnsi"/>
           <w:sz w:val="24"/>
         </w:rPr>
         <w:t xml:space="preserve"> resistance</w:t>
       </w:r>
       <w:r>
         <w:rPr>
+          <w:rFonts w:asciiTheme="minorHAnsi" w:hAnsiTheme="minorHAnsi" w:cstheme="minorHAnsi"/>
           <w:sz w:val="24"/>
         </w:rPr>
         <w:t xml:space="preserve"> readings close to the expected value</w:t>
       </w:r>
       <w:r>
         <w:rPr>
-          <w:sz w:val="24"/>
-        </w:rPr>
-        <w:t>s even if they were not within the specified error range. Initially, I used a 10k</w:t>
-      </w:r>
-      <w:r>
-        <w:rPr>
-          <w:rFonts w:ascii="Times New Roman" w:hAnsi="Times New Roman" w:cs="Times New Roman"/>
-          <w:sz w:val="24"/>
-        </w:rPr>
-        <w:t>Ω</w:t>
-      </w:r>
-      <w:r>
-        <w:rPr>
+          <w:rFonts w:asciiTheme="minorHAnsi" w:hAnsiTheme="minorHAnsi" w:cstheme="minorHAnsi"/>
+          <w:sz w:val="24"/>
+        </w:rPr>
+        <w:t>s even if they were not within the specified error range. Initially, I used a 10kΩ resistor, but that proved to be more error prone in the higher ranges</w:t>
+      </w:r>
+      <w:r>
+        <w:rPr>
+          <w:rFonts w:asciiTheme="minorHAnsi" w:hAnsiTheme="minorHAnsi" w:cstheme="minorHAnsi"/>
+          <w:sz w:val="24"/>
+        </w:rPr>
+        <w:t>. This is a result of the</w:t>
+      </w:r>
+      <w:r>
+        <w:rPr>
+          <w:rFonts w:asciiTheme="minorHAnsi" w:hAnsiTheme="minorHAnsi" w:cstheme="minorHAnsi"/>
           <w:sz w:val="24"/>
         </w:rPr>
         <w:t xml:space="preserve"> </w:t>
       </w:r>
       <w:r>
         <w:rPr>
-          <w:sz w:val="24"/>
-        </w:rPr>
-        <w:t>resistor, but that proved to be more error prone in the higher ranges</w:t>
-      </w:r>
-      <w:r>
-        <w:rPr>
-          <w:sz w:val="24"/>
-        </w:rPr>
-        <w:t>. This is a result of the</w:t>
-      </w:r>
-      <w:r>
-        <w:rPr>
-          <w:sz w:val="24"/>
-        </w:rPr>
-        <w:t xml:space="preserve"> </w:t>
-      </w:r>
-      <w:r>
-        <w:rPr>
+          <w:rFonts w:asciiTheme="minorHAnsi" w:hAnsiTheme="minorHAnsi" w:cstheme="minorHAnsi"/>
           <w:sz w:val="24"/>
         </w:rPr>
         <w:t xml:space="preserve">voltage drop </w:t>
       </w:r>
       <w:r>
         <w:rPr>
-          <w:sz w:val="24"/>
-        </w:rPr>
-        <w:t>across the 10k</w:t>
-      </w:r>
-      <w:r>
-        <w:rPr>
-          <w:rFonts w:ascii="Times New Roman" w:hAnsi="Times New Roman" w:cs="Times New Roman"/>
-          <w:sz w:val="24"/>
-        </w:rPr>
-        <w:t>Ω</w:t>
-      </w:r>
-      <w:r>
-        <w:rPr>
-          <w:rFonts w:ascii="Times New Roman" w:hAnsi="Times New Roman" w:cs="Times New Roman"/>
-          <w:sz w:val="24"/>
-        </w:rPr>
-        <w:t xml:space="preserve"> test resistor being much smaller than the drop across the larger resistor values when compared to the 33k</w:t>
-      </w:r>
-      <w:r>
-        <w:rPr>
-          <w:rFonts w:ascii="Times New Roman" w:hAnsi="Times New Roman" w:cs="Times New Roman"/>
-          <w:sz w:val="24"/>
-        </w:rPr>
-        <w:t>Ω</w:t>
-      </w:r>
-      <w:r>
-        <w:rPr>
-          <w:sz w:val="24"/>
-        </w:rPr>
-        <w:t xml:space="preserve"> resistor which would reduce this effect by a factor of 3.3. </w:t>
+          <w:rFonts w:asciiTheme="minorHAnsi" w:hAnsiTheme="minorHAnsi" w:cstheme="minorHAnsi"/>
+          <w:sz w:val="24"/>
+        </w:rPr>
+        <w:t xml:space="preserve">across the 10kΩ test resistor being much smaller than the drop across the larger resistor values when compared to the 33kΩ resistor which would reduce this effect by a factor of 3.3. </w:t>
       </w:r>
     </w:p>
     <w:p>
@@ -1528,6 +1544,7 @@
         <w:spacing w:after="0"/>
         <w:ind w:firstLine="720"/>
         <w:rPr>
+          <w:rFonts w:asciiTheme="minorHAnsi" w:hAnsiTheme="minorHAnsi" w:cstheme="minorHAnsi"/>
           <w:sz w:val="24"/>
         </w:rPr>
       </w:pPr>
@@ -1537,75 +1554,88 @@
         <w:spacing w:after="0"/>
         <w:ind w:firstLine="720"/>
         <w:rPr>
-          <w:sz w:val="24"/>
-        </w:rPr>
-      </w:pPr>
-      <w:r>
-        <w:rPr>
+          <w:rFonts w:asciiTheme="minorHAnsi" w:hAnsiTheme="minorHAnsi" w:cstheme="minorHAnsi"/>
+          <w:sz w:val="24"/>
+        </w:rPr>
+      </w:pPr>
+      <w:r>
+        <w:rPr>
+          <w:rFonts w:asciiTheme="minorHAnsi" w:hAnsiTheme="minorHAnsi" w:cstheme="minorHAnsi"/>
           <w:sz w:val="24"/>
         </w:rPr>
         <w:t xml:space="preserve">The next </w:t>
       </w:r>
       <w:r>
         <w:rPr>
+          <w:rFonts w:asciiTheme="minorHAnsi" w:hAnsiTheme="minorHAnsi" w:cstheme="minorHAnsi"/>
           <w:sz w:val="24"/>
         </w:rPr>
         <w:t>decision</w:t>
       </w:r>
       <w:r>
         <w:rPr>
+          <w:rFonts w:asciiTheme="minorHAnsi" w:hAnsiTheme="minorHAnsi" w:cstheme="minorHAnsi"/>
           <w:sz w:val="24"/>
         </w:rPr>
         <w:t xml:space="preserve"> that I </w:t>
       </w:r>
       <w:r>
         <w:rPr>
+          <w:rFonts w:asciiTheme="minorHAnsi" w:hAnsiTheme="minorHAnsi" w:cstheme="minorHAnsi"/>
           <w:sz w:val="24"/>
         </w:rPr>
         <w:t>made</w:t>
       </w:r>
       <w:r>
         <w:rPr>
+          <w:rFonts w:asciiTheme="minorHAnsi" w:hAnsiTheme="minorHAnsi" w:cstheme="minorHAnsi"/>
           <w:sz w:val="24"/>
         </w:rPr>
         <w:t xml:space="preserve"> was to add </w:t>
       </w:r>
       <w:r>
         <w:rPr>
+          <w:rFonts w:asciiTheme="minorHAnsi" w:hAnsiTheme="minorHAnsi" w:cstheme="minorHAnsi"/>
           <w:sz w:val="24"/>
         </w:rPr>
         <w:t>2 capacitors</w:t>
       </w:r>
       <w:r>
         <w:rPr>
+          <w:rFonts w:asciiTheme="minorHAnsi" w:hAnsiTheme="minorHAnsi" w:cstheme="minorHAnsi"/>
           <w:sz w:val="24"/>
         </w:rPr>
         <w:t xml:space="preserve"> to reduce noise on both the ADC </w:t>
       </w:r>
       <w:r>
         <w:rPr>
-          <w:sz w:val="24"/>
-        </w:rPr>
-        <w:t>and the output voltage reading. Capacitors are multi-faceted circuit components that have 2 primary uses: filtering and charge storage. The ADC on the Pico 2 has an internal resistor that draws current thereby reducing the voltage reading on the ADC by approximately 30mV [6]. I used a 0.1</w:t>
-      </w:r>
-      <w:r>
-        <w:rPr>
-          <w:rFonts w:ascii="Times New Roman" w:hAnsi="Times New Roman" w:cs="Times New Roman"/>
-          <w:sz w:val="24"/>
-        </w:rPr>
-        <w:t>µ</w:t>
-      </w:r>
-      <w:r>
-        <w:rPr>
-          <w:sz w:val="24"/>
-        </w:rPr>
-        <w:t xml:space="preserve">F capacitor at the ADC0 input terminal to offset this internal current. This has the additional effect of reducing any high-frequency noise at that terminal as well. Moreover, I used this same principle </w:t>
-      </w:r>
-      <w:r>
-        <w:rPr>
-          <w:sz w:val="24"/>
-        </w:rPr>
-        <w:t xml:space="preserve">in adding the 560pF capacitor at the Vout terminal of the circuit, where we read the output voltage and convert that to a measured resistance value. This capacitor’s primary purpose was to filter the noise on the output terminal and, to a lesser extent, reduce the effects that ADC’s internal current draw. </w:t>
+          <w:rFonts w:asciiTheme="minorHAnsi" w:hAnsiTheme="minorHAnsi" w:cstheme="minorHAnsi"/>
+          <w:sz w:val="24"/>
+        </w:rPr>
+        <w:t xml:space="preserve">and the output voltage reading. Capacitors are multi-faceted circuit components that have 2 primary uses: filtering and charge storage. The ADC on the Pico 2 has an internal resistor that draws current thereby reducing the voltage reading on the ADC by approximately 30mV [6]. I used a 0.1µF capacitor at the ADC0 input terminal to offset this internal current. This has the additional effect of reducing any high-frequency noise at that terminal as well. Moreover, I used this same principle </w:t>
+      </w:r>
+      <w:r>
+        <w:rPr>
+          <w:rFonts w:asciiTheme="minorHAnsi" w:hAnsiTheme="minorHAnsi" w:cstheme="minorHAnsi"/>
+          <w:sz w:val="24"/>
+        </w:rPr>
+        <w:t xml:space="preserve">in adding the 560pF capacitor at the </w:t>
+      </w:r>
+      <w:proofErr w:type="spellStart"/>
+      <w:r>
+        <w:rPr>
+          <w:rFonts w:asciiTheme="minorHAnsi" w:hAnsiTheme="minorHAnsi" w:cstheme="minorHAnsi"/>
+          <w:sz w:val="24"/>
+        </w:rPr>
+        <w:t>Vout</w:t>
+      </w:r>
+      <w:proofErr w:type="spellEnd"/>
+      <w:r>
+        <w:rPr>
+          <w:rFonts w:asciiTheme="minorHAnsi" w:hAnsiTheme="minorHAnsi" w:cstheme="minorHAnsi"/>
+          <w:sz w:val="24"/>
+        </w:rPr>
+        <w:t xml:space="preserve"> terminal of the circuit, where we read the output voltage and convert that to a measured resistance value. This capacitor’s primary purpose was to filter the noise on the output terminal and, to a lesser extent, reduce the effects that ADC’s internal current draw. </w:t>
       </w:r>
     </w:p>
     <w:p>
@@ -1613,6 +1643,7 @@
         <w:spacing w:after="0"/>
         <w:ind w:firstLine="720"/>
         <w:rPr>
+          <w:rFonts w:asciiTheme="minorHAnsi" w:hAnsiTheme="minorHAnsi" w:cstheme="minorHAnsi"/>
           <w:sz w:val="24"/>
         </w:rPr>
       </w:pPr>
@@ -1622,11 +1653,13 @@
         <w:spacing w:after="0"/>
         <w:ind w:firstLine="720"/>
         <w:rPr>
-          <w:sz w:val="24"/>
-        </w:rPr>
-      </w:pPr>
-      <w:r>
-        <w:rPr>
+          <w:rFonts w:asciiTheme="minorHAnsi" w:hAnsiTheme="minorHAnsi" w:cstheme="minorHAnsi"/>
+          <w:sz w:val="24"/>
+        </w:rPr>
+      </w:pPr>
+      <w:r>
+        <w:rPr>
+          <w:rFonts w:asciiTheme="minorHAnsi" w:hAnsiTheme="minorHAnsi" w:cstheme="minorHAnsi"/>
           <w:b/>
           <w:bCs/>
           <w:sz w:val="24"/>
@@ -1635,12 +1668,14 @@
       </w:r>
       <w:r>
         <w:rPr>
+          <w:rFonts w:asciiTheme="minorHAnsi" w:hAnsiTheme="minorHAnsi" w:cstheme="minorHAnsi"/>
           <w:sz w:val="24"/>
         </w:rPr>
         <w:t xml:space="preserve"> shows the basic circuit structure that I decided on for this lab. I added the potentiometer as an additional piece because it controls the contrast on the LCD. </w:t>
       </w:r>
       <w:r>
         <w:rPr>
+          <w:rFonts w:asciiTheme="minorHAnsi" w:hAnsiTheme="minorHAnsi" w:cstheme="minorHAnsi"/>
           <w:sz w:val="24"/>
         </w:rPr>
         <w:t xml:space="preserve">Based on the earlier physics explanation of the LCD, the potentiometer effectively controls the angle that the internal liquid crystals are aligned based on the applied voltage at the Vo terminal of the LCD. </w:t>
@@ -1650,6 +1685,7 @@
       <w:pPr>
         <w:spacing w:after="0"/>
         <w:rPr>
+          <w:rFonts w:asciiTheme="minorHAnsi" w:hAnsiTheme="minorHAnsi" w:cstheme="minorHAnsi"/>
           <w:sz w:val="24"/>
         </w:rPr>
       </w:pPr>
@@ -1658,6 +1694,7 @@
       <w:pPr>
         <w:spacing w:after="0"/>
         <w:rPr>
+          <w:rFonts w:asciiTheme="minorHAnsi" w:hAnsiTheme="minorHAnsi" w:cstheme="minorHAnsi"/>
           <w:b/>
           <w:bCs/>
           <w:sz w:val="24"/>
@@ -1720,27 +1757,14 @@
       <w:r>
         <w:t xml:space="preserve">Figure </w:t>
       </w:r>
-      <w:r>
-        <w:fldChar w:fldCharType="begin"/>
-      </w:r>
-      <w:r>
-        <w:instrText xml:space="preserve"> SEQ Figure \* ARABIC </w:instrText>
-      </w:r>
-      <w:r>
-        <w:fldChar w:fldCharType="separate"/>
-      </w:r>
-      <w:r>
-        <w:rPr>
-          <w:noProof/>
-        </w:rPr>
-        <w:t>3</w:t>
-      </w:r>
-      <w:r>
-        <w:rPr>
-          <w:noProof/>
-        </w:rPr>
-        <w:fldChar w:fldCharType="end"/>
-      </w:r>
+      <w:fldSimple w:instr=" SEQ Figure \* ARABIC ">
+        <w:r>
+          <w:rPr>
+            <w:noProof/>
+          </w:rPr>
+          <w:t>3</w:t>
+        </w:r>
+      </w:fldSimple>
       <w:r>
         <w:t>: Hardware Block Diagram</w:t>
       </w:r>
@@ -1764,6 +1788,9 @@
         <w:jc w:val="center"/>
       </w:pPr>
       <w:r>
+        <w:rPr>
+          <w:noProof/>
+        </w:rPr>
         <w:lastRenderedPageBreak/>
         <w:drawing>
           <wp:inline distT="0" distB="0" distL="0" distR="0" wp14:anchorId="17417944" wp14:editId="622AC965">
@@ -1810,24 +1837,14 @@
       <w:r>
         <w:t xml:space="preserve">Figure </w:t>
       </w:r>
-      <w:r>
-        <w:fldChar w:fldCharType="begin"/>
-      </w:r>
-      <w:r>
-        <w:instrText xml:space="preserve"> SEQ Figure \* ARABIC </w:instrText>
-      </w:r>
-      <w:r>
-        <w:fldChar w:fldCharType="separate"/>
-      </w:r>
-      <w:r>
-        <w:rPr>
-          <w:noProof/>
-        </w:rPr>
-        <w:t>4</w:t>
-      </w:r>
-      <w:r>
-        <w:fldChar w:fldCharType="end"/>
-      </w:r>
+      <w:fldSimple w:instr=" SEQ Figure \* ARABIC ">
+        <w:r>
+          <w:rPr>
+            <w:noProof/>
+          </w:rPr>
+          <w:t>4</w:t>
+        </w:r>
+      </w:fldSimple>
       <w:r>
         <w:t>: Altium Schematic</w:t>
       </w:r>
@@ -1861,6 +1878,7 @@
       <w:pPr>
         <w:pStyle w:val="Caption"/>
         <w:rPr>
+          <w:rFonts w:asciiTheme="minorHAnsi" w:hAnsiTheme="minorHAnsi" w:cstheme="minorHAnsi"/>
           <w:i w:val="0"/>
           <w:iCs w:val="0"/>
         </w:rPr>
@@ -1871,17 +1889,26 @@
           <w:iCs w:val="0"/>
         </w:rPr>
         <w:tab/>
-        <w:t xml:space="preserve">The next step of this process was deciding the logic behind the software. </w:t>
-      </w:r>
-      <w:r>
-        <w:rPr>
+      </w:r>
+      <w:r>
+        <w:rPr>
+          <w:rFonts w:asciiTheme="minorHAnsi" w:hAnsiTheme="minorHAnsi" w:cstheme="minorHAnsi"/>
           <w:i w:val="0"/>
           <w:iCs w:val="0"/>
         </w:rPr>
+        <w:t xml:space="preserve">The next step of this process was deciding the logic behind the software. </w:t>
+      </w:r>
+      <w:r>
+        <w:rPr>
+          <w:rFonts w:asciiTheme="minorHAnsi" w:hAnsiTheme="minorHAnsi" w:cstheme="minorHAnsi"/>
+          <w:i w:val="0"/>
+          <w:iCs w:val="0"/>
+        </w:rPr>
         <w:t xml:space="preserve">While I will not go through every line of my code block, I will go through the most vital ideas. Every embedded program needs to initialize the devices that it uses, so the LCD and ADC were initialized. Then, Pico reads the value from the resistor ladder and converts that to an ADC output. If that value is less than or equal to 0, then it is an error, so the Pico sets the measured resistance value, </w:t>
       </w:r>
       <w:r>
         <w:rPr>
+          <w:rFonts w:asciiTheme="minorHAnsi" w:hAnsiTheme="minorHAnsi" w:cstheme="minorHAnsi"/>
           <w:b/>
           <w:bCs/>
           <w:i w:val="0"/>
@@ -1891,28 +1918,15 @@
       </w:r>
       <w:r>
         <w:rPr>
+          <w:rFonts w:asciiTheme="minorHAnsi" w:hAnsiTheme="minorHAnsi" w:cstheme="minorHAnsi"/>
           <w:i w:val="0"/>
           <w:iCs w:val="0"/>
         </w:rPr>
-        <w:t xml:space="preserve"> to 10M</w:t>
-      </w:r>
-      <w:r>
-        <w:rPr>
-          <w:rFonts w:cs="Calibri"/>
-          <w:i w:val="0"/>
-          <w:iCs w:val="0"/>
-        </w:rPr>
-        <w:t>Ω</w:t>
-      </w:r>
-      <w:r>
-        <w:rPr>
-          <w:i w:val="0"/>
-          <w:iCs w:val="0"/>
-        </w:rPr>
-        <w:t xml:space="preserve">. Otherwise, </w:t>
-      </w:r>
-      <w:r>
-        <w:rPr>
+        <w:t xml:space="preserve"> to 10MΩ. Otherwise, </w:t>
+      </w:r>
+      <w:r>
+        <w:rPr>
+          <w:rFonts w:asciiTheme="minorHAnsi" w:hAnsiTheme="minorHAnsi" w:cstheme="minorHAnsi"/>
           <w:b/>
           <w:bCs/>
           <w:i w:val="0"/>
@@ -1922,6 +1936,7 @@
       </w:r>
       <w:r>
         <w:rPr>
+          <w:rFonts w:asciiTheme="minorHAnsi" w:hAnsiTheme="minorHAnsi" w:cstheme="minorHAnsi"/>
           <w:i w:val="0"/>
           <w:iCs w:val="0"/>
         </w:rPr>
@@ -1932,6 +1947,7 @@
       <w:pPr>
         <w:pStyle w:val="Caption"/>
         <w:rPr>
+          <w:rFonts w:asciiTheme="minorHAnsi" w:hAnsiTheme="minorHAnsi" w:cstheme="minorHAnsi"/>
           <w:i w:val="0"/>
           <w:iCs w:val="0"/>
         </w:rPr>
@@ -1940,7 +1956,7 @@
         <m:oMath>
           <m:r>
             <w:rPr>
-              <w:rFonts w:ascii="Cambria Math" w:hAnsi="Cambria Math"/>
+              <w:rFonts w:ascii="Cambria Math" w:hAnsi="Cambria Math" w:cstheme="minorHAnsi"/>
             </w:rPr>
             <m:t>R2=</m:t>
           </m:r>
@@ -1948,7 +1964,7 @@
             <m:fPr>
               <m:ctrlPr>
                 <w:rPr>
-                  <w:rFonts w:ascii="Cambria Math" w:hAnsi="Cambria Math"/>
+                  <w:rFonts w:ascii="Cambria Math" w:hAnsi="Cambria Math" w:cstheme="minorHAnsi"/>
                   <w:iCs w:val="0"/>
                 </w:rPr>
               </m:ctrlPr>
@@ -1956,7 +1972,7 @@
             <m:num>
               <m:r>
                 <w:rPr>
-                  <w:rFonts w:ascii="Cambria Math" w:hAnsi="Cambria Math"/>
+                  <w:rFonts w:ascii="Cambria Math" w:hAnsi="Cambria Math" w:cstheme="minorHAnsi"/>
                 </w:rPr>
                 <m:t>R1*Vo</m:t>
               </m:r>
@@ -1964,7 +1980,7 @@
             <m:den>
               <m:r>
                 <w:rPr>
-                  <w:rFonts w:ascii="Cambria Math" w:hAnsi="Cambria Math"/>
+                  <w:rFonts w:ascii="Cambria Math" w:hAnsi="Cambria Math" w:cstheme="minorHAnsi"/>
                 </w:rPr>
                 <m:t>Vref-Vo</m:t>
               </m:r>
@@ -1981,6 +1997,7 @@
           <w:numId w:val="9"/>
         </w:numPr>
         <w:rPr>
+          <w:rFonts w:asciiTheme="minorHAnsi" w:hAnsiTheme="minorHAnsi" w:cstheme="minorHAnsi"/>
           <w:b/>
           <w:bCs/>
           <w:i w:val="0"/>
@@ -1989,6 +2006,7 @@
       </w:pPr>
       <w:r>
         <w:rPr>
+          <w:rFonts w:asciiTheme="minorHAnsi" w:hAnsiTheme="minorHAnsi" w:cstheme="minorHAnsi"/>
           <w:b/>
           <w:bCs/>
           <w:i w:val="0"/>
@@ -1998,6 +2016,7 @@
       </w:r>
       <w:r>
         <w:rPr>
+          <w:rFonts w:asciiTheme="minorHAnsi" w:hAnsiTheme="minorHAnsi" w:cstheme="minorHAnsi"/>
           <w:i w:val="0"/>
           <w:iCs w:val="0"/>
         </w:rPr>
@@ -2005,45 +2024,21 @@
       </w:r>
       <w:r>
         <w:rPr>
+          <w:rFonts w:asciiTheme="minorHAnsi" w:hAnsiTheme="minorHAnsi" w:cstheme="minorHAnsi"/>
           <w:b/>
           <w:bCs/>
           <w:i w:val="0"/>
           <w:iCs w:val="0"/>
         </w:rPr>
-        <w:t>test</w:t>
-      </w:r>
-      <w:r>
-        <w:rPr>
-          <w:b/>
-          <w:bCs/>
+        <w:t xml:space="preserve">test resistance value </w:t>
+      </w:r>
+      <w:r>
+        <w:rPr>
+          <w:rFonts w:asciiTheme="minorHAnsi" w:hAnsiTheme="minorHAnsi" w:cstheme="minorHAnsi"/>
           <w:i w:val="0"/>
           <w:iCs w:val="0"/>
         </w:rPr>
-        <w:t xml:space="preserve"> resistance value</w:t>
-      </w:r>
-      <w:r>
-        <w:rPr>
-          <w:b/>
-          <w:bCs/>
-          <w:i w:val="0"/>
-          <w:iCs w:val="0"/>
-        </w:rPr>
-        <w:t xml:space="preserve"> </w:t>
-      </w:r>
-      <w:r>
-        <w:rPr>
-          <w:i w:val="0"/>
-          <w:iCs w:val="0"/>
-        </w:rPr>
-        <w:t>which is approximately 33k</w:t>
-      </w:r>
-      <w:r>
-        <w:rPr>
-          <w:rFonts w:cs="Calibri"/>
-          <w:i w:val="0"/>
-          <w:iCs w:val="0"/>
-        </w:rPr>
-        <w:t>Ω</w:t>
+        <w:t>which is approximately 33kΩ</w:t>
       </w:r>
     </w:p>
     <w:p>
@@ -2054,6 +2049,7 @@
           <w:numId w:val="9"/>
         </w:numPr>
         <w:rPr>
+          <w:rFonts w:asciiTheme="minorHAnsi" w:hAnsiTheme="minorHAnsi" w:cstheme="minorHAnsi"/>
           <w:b/>
           <w:bCs/>
           <w:i w:val="0"/>
@@ -2062,6 +2058,7 @@
       </w:pPr>
       <w:r>
         <w:rPr>
+          <w:rFonts w:asciiTheme="minorHAnsi" w:hAnsiTheme="minorHAnsi" w:cstheme="minorHAnsi"/>
           <w:b/>
           <w:bCs/>
           <w:i w:val="0"/>
@@ -2071,6 +2068,7 @@
       </w:r>
       <w:r>
         <w:rPr>
+          <w:rFonts w:asciiTheme="minorHAnsi" w:hAnsiTheme="minorHAnsi" w:cstheme="minorHAnsi"/>
           <w:i w:val="0"/>
           <w:iCs w:val="0"/>
         </w:rPr>
@@ -2078,6 +2076,7 @@
       </w:r>
       <w:r>
         <w:rPr>
+          <w:rFonts w:asciiTheme="minorHAnsi" w:hAnsiTheme="minorHAnsi" w:cstheme="minorHAnsi"/>
           <w:b/>
           <w:bCs/>
           <w:i w:val="0"/>
@@ -2087,6 +2086,7 @@
       </w:r>
       <w:r>
         <w:rPr>
+          <w:rFonts w:asciiTheme="minorHAnsi" w:hAnsiTheme="minorHAnsi" w:cstheme="minorHAnsi"/>
           <w:i w:val="0"/>
           <w:iCs w:val="0"/>
         </w:rPr>
@@ -2101,119 +2101,145 @@
           <w:numId w:val="9"/>
         </w:numPr>
         <w:rPr>
+          <w:rFonts w:asciiTheme="minorHAnsi" w:hAnsiTheme="minorHAnsi" w:cstheme="minorHAnsi"/>
           <w:b/>
           <w:bCs/>
           <w:i w:val="0"/>
           <w:iCs w:val="0"/>
         </w:rPr>
       </w:pPr>
-      <w:r>
-        <w:rPr>
+      <w:proofErr w:type="spellStart"/>
+      <w:r>
+        <w:rPr>
+          <w:rFonts w:asciiTheme="minorHAnsi" w:hAnsiTheme="minorHAnsi" w:cstheme="minorHAnsi"/>
           <w:b/>
           <w:bCs/>
           <w:i w:val="0"/>
           <w:iCs w:val="0"/>
         </w:rPr>
-        <w:t xml:space="preserve">Vref </w:t>
-      </w:r>
-      <w:r>
-        <w:rPr>
-          <w:i w:val="0"/>
-          <w:iCs w:val="0"/>
-        </w:rPr>
-        <w:t xml:space="preserve">is </w:t>
-      </w:r>
-      <w:r>
-        <w:rPr>
+        <w:t>Vref</w:t>
+      </w:r>
+      <w:proofErr w:type="spellEnd"/>
+      <w:r>
+        <w:rPr>
+          <w:rFonts w:asciiTheme="minorHAnsi" w:hAnsiTheme="minorHAnsi" w:cstheme="minorHAnsi"/>
           <w:b/>
           <w:bCs/>
           <w:i w:val="0"/>
           <w:iCs w:val="0"/>
         </w:rPr>
-        <w:t>ADC’s reference voltage</w:t>
-      </w:r>
-      <w:r>
-        <w:rPr>
+        <w:t xml:space="preserve"> </w:t>
+      </w:r>
+      <w:r>
+        <w:rPr>
+          <w:rFonts w:asciiTheme="minorHAnsi" w:hAnsiTheme="minorHAnsi" w:cstheme="minorHAnsi"/>
           <w:i w:val="0"/>
           <w:iCs w:val="0"/>
         </w:rPr>
-        <w:t xml:space="preserve"> which is 3.3V</w:t>
-      </w:r>
-    </w:p>
-    <w:p>
-      <w:pPr>
-        <w:pStyle w:val="Caption"/>
-        <w:ind w:left="720"/>
-        <w:rPr>
-          <w:i w:val="0"/>
-          <w:iCs w:val="0"/>
-        </w:rPr>
-      </w:pPr>
-    </w:p>
-    <w:p>
-      <w:pPr>
-        <w:pStyle w:val="Caption"/>
-        <w:ind w:firstLine="720"/>
-        <w:rPr>
-          <w:i w:val="0"/>
-          <w:iCs w:val="0"/>
-        </w:rPr>
-      </w:pPr>
-      <w:r>
-        <w:rPr>
-          <w:i w:val="0"/>
-          <w:iCs w:val="0"/>
-        </w:rPr>
-        <w:t xml:space="preserve">Then, I try to fit the resistance to either a </w:t>
-      </w:r>
-      <w:r>
-        <w:rPr>
+        <w:t xml:space="preserve">is </w:t>
+      </w:r>
+      <w:r>
+        <w:rPr>
+          <w:rFonts w:asciiTheme="minorHAnsi" w:hAnsiTheme="minorHAnsi" w:cstheme="minorHAnsi"/>
           <w:b/>
           <w:bCs/>
           <w:i w:val="0"/>
           <w:iCs w:val="0"/>
         </w:rPr>
-        <w:t xml:space="preserve">linear </w:t>
-      </w:r>
-      <w:r>
-        <w:rPr>
+        <w:t>ADC’s reference voltage</w:t>
+      </w:r>
+      <w:r>
+        <w:rPr>
+          <w:rFonts w:asciiTheme="minorHAnsi" w:hAnsiTheme="minorHAnsi" w:cstheme="minorHAnsi"/>
           <w:i w:val="0"/>
           <w:iCs w:val="0"/>
         </w:rPr>
-        <w:t xml:space="preserve">or </w:t>
-      </w:r>
-      <w:r>
-        <w:rPr>
+        <w:t xml:space="preserve"> which is 3.3V</w:t>
+      </w:r>
+    </w:p>
+    <w:p>
+      <w:pPr>
+        <w:pStyle w:val="Caption"/>
+        <w:ind w:left="720"/>
+        <w:rPr>
+          <w:rFonts w:asciiTheme="minorHAnsi" w:hAnsiTheme="minorHAnsi" w:cstheme="minorHAnsi"/>
+          <w:i w:val="0"/>
+          <w:iCs w:val="0"/>
+        </w:rPr>
+      </w:pPr>
+    </w:p>
+    <w:p>
+      <w:pPr>
+        <w:pStyle w:val="Caption"/>
+        <w:ind w:firstLine="720"/>
+        <w:rPr>
+          <w:rFonts w:asciiTheme="minorHAnsi" w:hAnsiTheme="minorHAnsi" w:cstheme="minorHAnsi"/>
+          <w:i w:val="0"/>
+          <w:iCs w:val="0"/>
+        </w:rPr>
+      </w:pPr>
+      <w:r>
+        <w:rPr>
+          <w:rFonts w:asciiTheme="minorHAnsi" w:hAnsiTheme="minorHAnsi" w:cstheme="minorHAnsi"/>
+          <w:i w:val="0"/>
+          <w:iCs w:val="0"/>
+        </w:rPr>
+        <w:t xml:space="preserve">Then, I try to fit the resistance to either a </w:t>
+      </w:r>
+      <w:r>
+        <w:rPr>
+          <w:rFonts w:asciiTheme="minorHAnsi" w:hAnsiTheme="minorHAnsi" w:cstheme="minorHAnsi"/>
           <w:b/>
           <w:bCs/>
           <w:i w:val="0"/>
           <w:iCs w:val="0"/>
         </w:rPr>
-        <w:t xml:space="preserve">quadratic </w:t>
-      </w:r>
-      <w:r>
-        <w:rPr>
+        <w:t xml:space="preserve">linear </w:t>
+      </w:r>
+      <w:r>
+        <w:rPr>
+          <w:rFonts w:asciiTheme="minorHAnsi" w:hAnsiTheme="minorHAnsi" w:cstheme="minorHAnsi"/>
           <w:i w:val="0"/>
           <w:iCs w:val="0"/>
         </w:rPr>
-        <w:t xml:space="preserve">equation based on the converted r2 value. I used an experimentally derived threshold for that conditional so that the </w:t>
-      </w:r>
-      <w:r>
-        <w:rPr>
+        <w:t xml:space="preserve">or </w:t>
+      </w:r>
+      <w:r>
+        <w:rPr>
+          <w:rFonts w:asciiTheme="minorHAnsi" w:hAnsiTheme="minorHAnsi" w:cstheme="minorHAnsi"/>
+          <w:b/>
+          <w:bCs/>
           <w:i w:val="0"/>
           <w:iCs w:val="0"/>
         </w:rPr>
+        <w:t xml:space="preserve">quadratic </w:t>
+      </w:r>
+      <w:r>
+        <w:rPr>
+          <w:rFonts w:asciiTheme="minorHAnsi" w:hAnsiTheme="minorHAnsi" w:cstheme="minorHAnsi"/>
+          <w:i w:val="0"/>
+          <w:iCs w:val="0"/>
+        </w:rPr>
+        <w:t xml:space="preserve">equation based on the converted r2 value. I used an experimentally derived threshold for that conditional so that the </w:t>
+      </w:r>
+      <w:r>
+        <w:rPr>
+          <w:rFonts w:asciiTheme="minorHAnsi" w:hAnsiTheme="minorHAnsi" w:cstheme="minorHAnsi"/>
+          <w:i w:val="0"/>
+          <w:iCs w:val="0"/>
+        </w:rPr>
         <w:lastRenderedPageBreak/>
         <w:t xml:space="preserve">data will fit which spec. The effect of this conditional is visible in the table of the expected and </w:t>
       </w:r>
       <w:r>
         <w:rPr>
+          <w:rFonts w:asciiTheme="minorHAnsi" w:hAnsiTheme="minorHAnsi" w:cstheme="minorHAnsi"/>
           <w:i w:val="0"/>
           <w:iCs w:val="0"/>
           <w:noProof/>
         </w:rPr>
         <w:drawing>
-          <wp:anchor distT="0" distB="0" distL="114300" distR="114300" simplePos="0" relativeHeight="251665408" behindDoc="0" locked="0" layoutInCell="1" allowOverlap="1" wp14:anchorId="2E52B050" wp14:editId="78F9EC2A">
+          <wp:anchor distT="0" distB="0" distL="114300" distR="114300" simplePos="0" relativeHeight="251665408" behindDoc="0" locked="0" layoutInCell="1" allowOverlap="1" wp14:anchorId="2E52B050" wp14:editId="79CEF148">
             <wp:simplePos x="0" y="0"/>
             <wp:positionH relativeFrom="page">
               <wp:posOffset>4020820</wp:posOffset>
@@ -2270,6 +2296,7 @@
       </w:r>
       <w:r>
         <w:rPr>
+          <w:rFonts w:asciiTheme="minorHAnsi" w:hAnsiTheme="minorHAnsi" w:cstheme="minorHAnsi"/>
           <w:noProof/>
         </w:rPr>
         <mc:AlternateContent>
@@ -2356,6 +2383,7 @@
       </w:r>
       <w:r>
         <w:rPr>
+          <w:rFonts w:asciiTheme="minorHAnsi" w:hAnsiTheme="minorHAnsi" w:cstheme="minorHAnsi"/>
           <w:noProof/>
         </w:rPr>
         <mc:AlternateContent>
@@ -2454,12 +2482,13 @@
       </w:r>
       <w:r>
         <w:rPr>
+          <w:rFonts w:asciiTheme="minorHAnsi" w:hAnsiTheme="minorHAnsi" w:cstheme="minorHAnsi"/>
           <w:i w:val="0"/>
           <w:iCs w:val="0"/>
           <w:noProof/>
         </w:rPr>
         <w:drawing>
-          <wp:anchor distT="0" distB="0" distL="114300" distR="114300" simplePos="0" relativeHeight="251664384" behindDoc="0" locked="0" layoutInCell="1" allowOverlap="1" wp14:anchorId="1019C665" wp14:editId="03CFF7E7">
+          <wp:anchor distT="0" distB="0" distL="114300" distR="114300" simplePos="0" relativeHeight="251664384" behindDoc="0" locked="0" layoutInCell="1" allowOverlap="1" wp14:anchorId="1019C665" wp14:editId="656BF626">
             <wp:simplePos x="0" y="0"/>
             <wp:positionH relativeFrom="margin">
               <wp:posOffset>-562415</wp:posOffset>
@@ -2516,6 +2545,7 @@
       </w:r>
       <w:r>
         <w:rPr>
+          <w:rFonts w:asciiTheme="minorHAnsi" w:hAnsiTheme="minorHAnsi" w:cstheme="minorHAnsi"/>
           <w:i w:val="0"/>
           <w:iCs w:val="0"/>
         </w:rPr>
@@ -2527,6 +2557,7 @@
         <w:pStyle w:val="Caption"/>
         <w:ind w:firstLine="720"/>
         <w:rPr>
+          <w:rFonts w:asciiTheme="minorHAnsi" w:hAnsiTheme="minorHAnsi" w:cstheme="minorHAnsi"/>
           <w:i w:val="0"/>
           <w:iCs w:val="0"/>
         </w:rPr>
@@ -2537,12 +2568,14 @@
         <w:pStyle w:val="Caption"/>
         <w:ind w:firstLine="720"/>
         <w:rPr>
+          <w:rFonts w:asciiTheme="minorHAnsi" w:hAnsiTheme="minorHAnsi" w:cstheme="minorHAnsi"/>
           <w:i w:val="0"/>
           <w:iCs w:val="0"/>
         </w:rPr>
       </w:pPr>
       <w:r>
         <w:rPr>
+          <w:rFonts w:asciiTheme="minorHAnsi" w:hAnsiTheme="minorHAnsi" w:cstheme="minorHAnsi"/>
           <w:i w:val="0"/>
           <w:iCs w:val="0"/>
         </w:rPr>
@@ -2550,76 +2583,42 @@
       </w:r>
       <w:r>
         <w:rPr>
+          <w:rFonts w:asciiTheme="minorHAnsi" w:hAnsiTheme="minorHAnsi" w:cstheme="minorHAnsi"/>
           <w:b/>
           <w:bCs/>
           <w:i w:val="0"/>
           <w:iCs w:val="0"/>
         </w:rPr>
-        <w:t>rolling average filter</w:t>
-      </w:r>
-      <w:r>
-        <w:rPr>
-          <w:b/>
-          <w:bCs/>
+        <w:t xml:space="preserve">rolling average filter </w:t>
+      </w:r>
+      <w:r>
+        <w:rPr>
+          <w:rFonts w:asciiTheme="minorHAnsi" w:hAnsiTheme="minorHAnsi" w:cstheme="minorHAnsi"/>
           <w:i w:val="0"/>
           <w:iCs w:val="0"/>
         </w:rPr>
-        <w:t xml:space="preserve"> </w:t>
-      </w:r>
-      <w:r>
-        <w:rPr>
+        <w:t xml:space="preserve">which will be thoroughly explained in the Results section. </w:t>
+      </w:r>
+      <w:r>
+        <w:rPr>
+          <w:rFonts w:asciiTheme="minorHAnsi" w:hAnsiTheme="minorHAnsi" w:cstheme="minorHAnsi"/>
           <w:i w:val="0"/>
           <w:iCs w:val="0"/>
         </w:rPr>
-        <w:t xml:space="preserve">which will be thoroughly explained in the Results section. </w:t>
-      </w:r>
-      <w:r>
-        <w:rPr>
+        <w:t xml:space="preserve">On a basic level, this section saves the previous resistance value and uses that to determine whether to clear the rolling average buffer. Whether the list is cleared or not, the program appends the most recent resistance value to the data list. If that list is greater than a set size that we are looking at for the filter, then we remove the oldest element from the list. The application of the filter is that we take the average of all the values in the buffer for a specific resistance value and print that to the LCD. The only conditional for that print is that the Pico can only print the resistance value if the value is between 1kΩ and 1MΩ </w:t>
+      </w:r>
+      <w:r>
+        <w:rPr>
+          <w:rFonts w:asciiTheme="minorHAnsi" w:hAnsiTheme="minorHAnsi" w:cstheme="minorHAnsi"/>
           <w:i w:val="0"/>
           <w:iCs w:val="0"/>
         </w:rPr>
-        <w:t>On a basic level, this section saves the previous resistance value and uses that to determine whether to clear the rolling average buffer. Whether the list is cleared or not, the program appends the most recent resistance value to the data list. If that list is greater than a set size that we are looking at for the filter, then we remove the oldest element from the list. The application of the filter is that we take the average of all the values in the buffer for a specific resistance value and print that to the LCD. The only conditional for that print is that the Pico can only print the resistance value if the value is between 1k</w:t>
-      </w:r>
-      <w:r>
-        <w:rPr>
-          <w:rFonts w:cs="Calibri"/>
-          <w:i w:val="0"/>
-          <w:iCs w:val="0"/>
-        </w:rPr>
-        <w:t>Ω</w:t>
-      </w:r>
-      <w:r>
-        <w:rPr>
-          <w:i w:val="0"/>
-          <w:iCs w:val="0"/>
-        </w:rPr>
-        <w:t xml:space="preserve"> and 1M</w:t>
-      </w:r>
-      <w:r>
-        <w:rPr>
-          <w:rFonts w:cs="Calibri"/>
-          <w:i w:val="0"/>
-          <w:iCs w:val="0"/>
-        </w:rPr>
-        <w:t>Ω</w:t>
-      </w:r>
-      <w:r>
-        <w:rPr>
-          <w:i w:val="0"/>
-          <w:iCs w:val="0"/>
-        </w:rPr>
-        <w:t xml:space="preserve"> </w:t>
-      </w:r>
-      <w:r>
-        <w:rPr>
-          <w:i w:val="0"/>
-          <w:iCs w:val="0"/>
-        </w:rPr>
         <w:lastRenderedPageBreak/>
         <w:t xml:space="preserve">otherwise it prints “Out of Range” to the LCD. The sleep time is 0.5 seconds to account for the rolling average filter too else the program would be too slow. Finally, the program loops back to reading the ADC value again. </w:t>
       </w:r>
       <w:r>
         <w:rPr>
+          <w:rFonts w:asciiTheme="minorHAnsi" w:hAnsiTheme="minorHAnsi" w:cstheme="minorHAnsi"/>
           <w:i w:val="0"/>
           <w:iCs w:val="0"/>
         </w:rPr>
@@ -2631,36 +2630,58 @@
         <w:pStyle w:val="Caption"/>
         <w:keepNext/>
         <w:jc w:val="center"/>
-      </w:pPr>
-      <w:r>
+        <w:rPr>
+          <w:rFonts w:asciiTheme="minorHAnsi" w:hAnsiTheme="minorHAnsi" w:cstheme="minorHAnsi"/>
+        </w:rPr>
+      </w:pPr>
+      <w:r>
+        <w:rPr>
+          <w:rFonts w:asciiTheme="minorHAnsi" w:hAnsiTheme="minorHAnsi" w:cstheme="minorHAnsi"/>
+        </w:rPr>
         <w:t xml:space="preserve">Table </w:t>
       </w:r>
       <w:r>
+        <w:rPr>
+          <w:rFonts w:asciiTheme="minorHAnsi" w:hAnsiTheme="minorHAnsi" w:cstheme="minorHAnsi"/>
+        </w:rPr>
         <w:fldChar w:fldCharType="begin"/>
       </w:r>
       <w:r>
+        <w:rPr>
+          <w:rFonts w:asciiTheme="minorHAnsi" w:hAnsiTheme="minorHAnsi" w:cstheme="minorHAnsi"/>
+        </w:rPr>
         <w:instrText xml:space="preserve"> SEQ Table \* ARABIC </w:instrText>
       </w:r>
       <w:r>
+        <w:rPr>
+          <w:rFonts w:asciiTheme="minorHAnsi" w:hAnsiTheme="minorHAnsi" w:cstheme="minorHAnsi"/>
+        </w:rPr>
         <w:fldChar w:fldCharType="separate"/>
       </w:r>
       <w:r>
         <w:rPr>
+          <w:rFonts w:asciiTheme="minorHAnsi" w:hAnsiTheme="minorHAnsi" w:cstheme="minorHAnsi"/>
           <w:noProof/>
         </w:rPr>
         <w:t>1</w:t>
       </w:r>
       <w:r>
+        <w:rPr>
+          <w:rFonts w:asciiTheme="minorHAnsi" w:hAnsiTheme="minorHAnsi" w:cstheme="minorHAnsi"/>
+          <w:noProof/>
+        </w:rPr>
         <w:fldChar w:fldCharType="end"/>
       </w:r>
       <w:r>
         <w:rPr>
+          <w:rFonts w:asciiTheme="minorHAnsi" w:hAnsiTheme="minorHAnsi" w:cstheme="minorHAnsi"/>
           <w:noProof/>
         </w:rPr>
         <w:t xml:space="preserve">: </w:t>
       </w:r>
       <w:r>
         <w:rPr>
+          <w:rFonts w:asciiTheme="minorHAnsi" w:hAnsiTheme="minorHAnsi" w:cstheme="minorHAnsi"/>
           <w:noProof/>
         </w:rPr>
         <w:t>Expected vs. Measured Resistance Pre-Correction</w:t>
@@ -2702,7 +2723,7 @@
             </w:pPr>
             <w:r>
               <w:rPr>
-                <w:rFonts w:cs="Mangal"/>
+                <w:rFonts w:asciiTheme="minorHAnsi" w:hAnsiTheme="minorHAnsi" w:cstheme="minorHAnsi"/>
                 <w:b/>
                 <w:bCs/>
                 <w:i/>
@@ -2710,11 +2731,30 @@
                 <w:sz w:val="20"/>
                 <w:szCs w:val="20"/>
               </w:rPr>
-              <w:t>Expected Resistance Value (</w:t>
-            </w:r>
-            <w:r>
-              <w:rPr>
-                <w:rFonts w:ascii="Times New Roman" w:hAnsi="Times New Roman" w:cs="Times New Roman"/>
+              <w:t>Expected Resistance Value (Ω)</w:t>
+            </w:r>
+          </w:p>
+        </w:tc>
+        <w:tc>
+          <w:tcPr>
+            <w:tcW w:w="2917" w:type="dxa"/>
+            <w:noWrap/>
+            <w:hideMark/>
+          </w:tcPr>
+          <w:p>
+            <w:pPr>
+              <w:spacing w:after="0"/>
+              <w:rPr>
+                <w:rFonts w:asciiTheme="minorHAnsi" w:hAnsiTheme="minorHAnsi" w:cstheme="minorHAnsi"/>
+                <w:b/>
+                <w:bCs/>
+                <w:sz w:val="16"/>
+                <w:szCs w:val="16"/>
+              </w:rPr>
+            </w:pPr>
+            <w:r>
+              <w:rPr>
+                <w:rFonts w:asciiTheme="minorHAnsi" w:hAnsiTheme="minorHAnsi" w:cstheme="minorHAnsi"/>
                 <w:b/>
                 <w:bCs/>
                 <w:i/>
@@ -2722,11 +2762,30 @@
                 <w:sz w:val="20"/>
                 <w:szCs w:val="20"/>
               </w:rPr>
-              <w:t>Ω</w:t>
-            </w:r>
-            <w:r>
-              <w:rPr>
-                <w:rFonts w:cs="Mangal"/>
+              <w:t>Measured Resistance Value (Ω)</w:t>
+            </w:r>
+          </w:p>
+        </w:tc>
+        <w:tc>
+          <w:tcPr>
+            <w:tcW w:w="1071" w:type="dxa"/>
+            <w:noWrap/>
+            <w:hideMark/>
+          </w:tcPr>
+          <w:p>
+            <w:pPr>
+              <w:spacing w:after="0"/>
+              <w:rPr>
+                <w:rFonts w:asciiTheme="minorHAnsi" w:hAnsiTheme="minorHAnsi" w:cstheme="minorHAnsi"/>
+                <w:b/>
+                <w:bCs/>
+                <w:sz w:val="16"/>
+                <w:szCs w:val="16"/>
+              </w:rPr>
+            </w:pPr>
+            <w:r>
+              <w:rPr>
+                <w:rFonts w:asciiTheme="minorHAnsi" w:hAnsiTheme="minorHAnsi" w:cstheme="minorHAnsi"/>
                 <w:b/>
                 <w:bCs/>
                 <w:i/>
@@ -2734,13 +2793,13 @@
                 <w:sz w:val="20"/>
                 <w:szCs w:val="20"/>
               </w:rPr>
-              <w:t>)</w:t>
-            </w:r>
-          </w:p>
-        </w:tc>
-        <w:tc>
-          <w:tcPr>
-            <w:tcW w:w="2917" w:type="dxa"/>
+              <w:t>Difference</w:t>
+            </w:r>
+          </w:p>
+        </w:tc>
+        <w:tc>
+          <w:tcPr>
+            <w:tcW w:w="1417" w:type="dxa"/>
             <w:noWrap/>
             <w:hideMark/>
           </w:tcPr>
@@ -2757,7 +2816,7 @@
             </w:pPr>
             <w:r>
               <w:rPr>
-                <w:rFonts w:cs="Mangal"/>
+                <w:rFonts w:asciiTheme="minorHAnsi" w:hAnsiTheme="minorHAnsi" w:cstheme="minorHAnsi"/>
                 <w:b/>
                 <w:bCs/>
                 <w:i/>
@@ -2765,92 +2824,6 @@
                 <w:sz w:val="20"/>
                 <w:szCs w:val="20"/>
               </w:rPr>
-              <w:t>Measured Resistance Value (</w:t>
-            </w:r>
-            <w:r>
-              <w:rPr>
-                <w:rFonts w:ascii="Times New Roman" w:hAnsi="Times New Roman" w:cs="Times New Roman"/>
-                <w:b/>
-                <w:bCs/>
-                <w:i/>
-                <w:iCs/>
-                <w:sz w:val="20"/>
-                <w:szCs w:val="20"/>
-              </w:rPr>
-              <w:t>Ω</w:t>
-            </w:r>
-            <w:r>
-              <w:rPr>
-                <w:rFonts w:cs="Mangal"/>
-                <w:b/>
-                <w:bCs/>
-                <w:i/>
-                <w:iCs/>
-                <w:sz w:val="20"/>
-                <w:szCs w:val="20"/>
-              </w:rPr>
-              <w:t>)</w:t>
-            </w:r>
-          </w:p>
-        </w:tc>
-        <w:tc>
-          <w:tcPr>
-            <w:tcW w:w="1071" w:type="dxa"/>
-            <w:noWrap/>
-            <w:hideMark/>
-          </w:tcPr>
-          <w:p>
-            <w:pPr>
-              <w:spacing w:after="0"/>
-              <w:rPr>
-                <w:rFonts w:asciiTheme="minorHAnsi" w:hAnsiTheme="minorHAnsi" w:cstheme="minorHAnsi"/>
-                <w:b/>
-                <w:bCs/>
-                <w:sz w:val="16"/>
-                <w:szCs w:val="16"/>
-              </w:rPr>
-            </w:pPr>
-            <w:r>
-              <w:rPr>
-                <w:rFonts w:cs="Mangal"/>
-                <w:b/>
-                <w:bCs/>
-                <w:i/>
-                <w:iCs/>
-                <w:sz w:val="20"/>
-                <w:szCs w:val="20"/>
-              </w:rPr>
-              <w:t>Difference</w:t>
-            </w:r>
-          </w:p>
-        </w:tc>
-        <w:tc>
-          <w:tcPr>
-            <w:tcW w:w="1417" w:type="dxa"/>
-            <w:noWrap/>
-            <w:hideMark/>
-          </w:tcPr>
-          <w:p>
-            <w:pPr>
-              <w:spacing w:after="0"/>
-              <w:rPr>
-                <w:rFonts w:asciiTheme="minorHAnsi" w:hAnsiTheme="minorHAnsi" w:cstheme="minorHAnsi"/>
-                <w:b/>
-                <w:bCs/>
-                <w:sz w:val="16"/>
-                <w:szCs w:val="16"/>
-              </w:rPr>
-            </w:pPr>
-            <w:r>
-              <w:rPr>
-                <w:rFonts w:cs="Mangal"/>
-                <w:b/>
-                <w:bCs/>
-                <w:i/>
-                <w:iCs/>
-                <w:sz w:val="20"/>
-                <w:szCs w:val="20"/>
-              </w:rPr>
               <w:t>Percent Error</w:t>
             </w:r>
           </w:p>
@@ -2879,7 +2852,7 @@
             </w:pPr>
             <w:r>
               <w:rPr>
-                <w:rFonts w:ascii="Arial" w:hAnsi="Arial" w:cs="Arial"/>
+                <w:rFonts w:asciiTheme="minorHAnsi" w:hAnsiTheme="minorHAnsi" w:cstheme="minorHAnsi"/>
                 <w:color w:val="000000"/>
                 <w:sz w:val="16"/>
                 <w:szCs w:val="16"/>
@@ -2907,7 +2880,7 @@
             </w:pPr>
             <w:r>
               <w:rPr>
-                <w:rFonts w:ascii="Arial" w:hAnsi="Arial" w:cs="Arial"/>
+                <w:rFonts w:asciiTheme="minorHAnsi" w:hAnsiTheme="minorHAnsi" w:cstheme="minorHAnsi"/>
                 <w:color w:val="000000"/>
                 <w:sz w:val="16"/>
                 <w:szCs w:val="16"/>
@@ -2935,7 +2908,7 @@
             </w:pPr>
             <w:r>
               <w:rPr>
-                <w:rFonts w:ascii="Arial" w:hAnsi="Arial" w:cs="Arial"/>
+                <w:rFonts w:asciiTheme="minorHAnsi" w:hAnsiTheme="minorHAnsi" w:cstheme="minorHAnsi"/>
                 <w:color w:val="000000"/>
                 <w:sz w:val="16"/>
                 <w:szCs w:val="16"/>
@@ -2963,7 +2936,7 @@
             </w:pPr>
             <w:r>
               <w:rPr>
-                <w:rFonts w:ascii="Arial" w:hAnsi="Arial" w:cs="Arial"/>
+                <w:rFonts w:asciiTheme="minorHAnsi" w:hAnsiTheme="minorHAnsi" w:cstheme="minorHAnsi"/>
                 <w:color w:val="000000"/>
                 <w:sz w:val="16"/>
                 <w:szCs w:val="16"/>
@@ -2996,7 +2969,7 @@
             </w:pPr>
             <w:r>
               <w:rPr>
-                <w:rFonts w:ascii="Arial" w:hAnsi="Arial" w:cs="Arial"/>
+                <w:rFonts w:asciiTheme="minorHAnsi" w:hAnsiTheme="minorHAnsi" w:cstheme="minorHAnsi"/>
                 <w:color w:val="000000"/>
                 <w:sz w:val="16"/>
                 <w:szCs w:val="16"/>
@@ -3024,7 +2997,7 @@
             </w:pPr>
             <w:r>
               <w:rPr>
-                <w:rFonts w:ascii="Arial" w:hAnsi="Arial" w:cs="Arial"/>
+                <w:rFonts w:asciiTheme="minorHAnsi" w:hAnsiTheme="minorHAnsi" w:cstheme="minorHAnsi"/>
                 <w:color w:val="000000"/>
                 <w:sz w:val="16"/>
                 <w:szCs w:val="16"/>
@@ -3052,7 +3025,7 @@
             </w:pPr>
             <w:r>
               <w:rPr>
-                <w:rFonts w:ascii="Arial" w:hAnsi="Arial" w:cs="Arial"/>
+                <w:rFonts w:asciiTheme="minorHAnsi" w:hAnsiTheme="minorHAnsi" w:cstheme="minorHAnsi"/>
                 <w:color w:val="000000"/>
                 <w:sz w:val="16"/>
                 <w:szCs w:val="16"/>
@@ -3080,7 +3053,7 @@
             </w:pPr>
             <w:r>
               <w:rPr>
-                <w:rFonts w:ascii="Arial" w:hAnsi="Arial" w:cs="Arial"/>
+                <w:rFonts w:asciiTheme="minorHAnsi" w:hAnsiTheme="minorHAnsi" w:cstheme="minorHAnsi"/>
                 <w:color w:val="000000"/>
                 <w:sz w:val="16"/>
                 <w:szCs w:val="16"/>
@@ -3113,7 +3086,7 @@
             </w:pPr>
             <w:r>
               <w:rPr>
-                <w:rFonts w:ascii="Arial" w:hAnsi="Arial" w:cs="Arial"/>
+                <w:rFonts w:asciiTheme="minorHAnsi" w:hAnsiTheme="minorHAnsi" w:cstheme="minorHAnsi"/>
                 <w:color w:val="000000"/>
                 <w:sz w:val="16"/>
                 <w:szCs w:val="16"/>
@@ -3141,7 +3114,7 @@
             </w:pPr>
             <w:r>
               <w:rPr>
-                <w:rFonts w:ascii="Arial" w:hAnsi="Arial" w:cs="Arial"/>
+                <w:rFonts w:asciiTheme="minorHAnsi" w:hAnsiTheme="minorHAnsi" w:cstheme="minorHAnsi"/>
                 <w:color w:val="000000"/>
                 <w:sz w:val="16"/>
                 <w:szCs w:val="16"/>
@@ -3169,7 +3142,7 @@
             </w:pPr>
             <w:r>
               <w:rPr>
-                <w:rFonts w:ascii="Arial" w:hAnsi="Arial" w:cs="Arial"/>
+                <w:rFonts w:asciiTheme="minorHAnsi" w:hAnsiTheme="minorHAnsi" w:cstheme="minorHAnsi"/>
                 <w:color w:val="000000"/>
                 <w:sz w:val="16"/>
                 <w:szCs w:val="16"/>
@@ -3197,7 +3170,7 @@
             </w:pPr>
             <w:r>
               <w:rPr>
-                <w:rFonts w:ascii="Arial" w:hAnsi="Arial" w:cs="Arial"/>
+                <w:rFonts w:asciiTheme="minorHAnsi" w:hAnsiTheme="minorHAnsi" w:cstheme="minorHAnsi"/>
                 <w:color w:val="000000"/>
                 <w:sz w:val="16"/>
                 <w:szCs w:val="16"/>
@@ -3230,7 +3203,7 @@
             </w:pPr>
             <w:r>
               <w:rPr>
-                <w:rFonts w:ascii="Arial" w:hAnsi="Arial" w:cs="Arial"/>
+                <w:rFonts w:asciiTheme="minorHAnsi" w:hAnsiTheme="minorHAnsi" w:cstheme="minorHAnsi"/>
                 <w:color w:val="000000"/>
                 <w:sz w:val="16"/>
                 <w:szCs w:val="16"/>
@@ -3258,7 +3231,7 @@
             </w:pPr>
             <w:r>
               <w:rPr>
-                <w:rFonts w:ascii="Arial" w:hAnsi="Arial" w:cs="Arial"/>
+                <w:rFonts w:asciiTheme="minorHAnsi" w:hAnsiTheme="minorHAnsi" w:cstheme="minorHAnsi"/>
                 <w:color w:val="000000"/>
                 <w:sz w:val="16"/>
                 <w:szCs w:val="16"/>
@@ -3286,7 +3259,7 @@
             </w:pPr>
             <w:r>
               <w:rPr>
-                <w:rFonts w:ascii="Arial" w:hAnsi="Arial" w:cs="Arial"/>
+                <w:rFonts w:asciiTheme="minorHAnsi" w:hAnsiTheme="minorHAnsi" w:cstheme="minorHAnsi"/>
                 <w:color w:val="000000"/>
                 <w:sz w:val="16"/>
                 <w:szCs w:val="16"/>
@@ -3314,7 +3287,7 @@
             </w:pPr>
             <w:r>
               <w:rPr>
-                <w:rFonts w:ascii="Arial" w:hAnsi="Arial" w:cs="Arial"/>
+                <w:rFonts w:asciiTheme="minorHAnsi" w:hAnsiTheme="minorHAnsi" w:cstheme="minorHAnsi"/>
                 <w:color w:val="000000"/>
                 <w:sz w:val="16"/>
                 <w:szCs w:val="16"/>
@@ -3347,7 +3320,7 @@
             </w:pPr>
             <w:r>
               <w:rPr>
-                <w:rFonts w:ascii="Arial" w:hAnsi="Arial" w:cs="Arial"/>
+                <w:rFonts w:asciiTheme="minorHAnsi" w:hAnsiTheme="minorHAnsi" w:cstheme="minorHAnsi"/>
                 <w:color w:val="000000"/>
                 <w:sz w:val="16"/>
                 <w:szCs w:val="16"/>
@@ -3375,7 +3348,7 @@
             </w:pPr>
             <w:r>
               <w:rPr>
-                <w:rFonts w:ascii="Arial" w:hAnsi="Arial" w:cs="Arial"/>
+                <w:rFonts w:asciiTheme="minorHAnsi" w:hAnsiTheme="minorHAnsi" w:cstheme="minorHAnsi"/>
                 <w:color w:val="000000"/>
                 <w:sz w:val="16"/>
                 <w:szCs w:val="16"/>
@@ -3403,7 +3376,7 @@
             </w:pPr>
             <w:r>
               <w:rPr>
-                <w:rFonts w:ascii="Arial" w:hAnsi="Arial" w:cs="Arial"/>
+                <w:rFonts w:asciiTheme="minorHAnsi" w:hAnsiTheme="minorHAnsi" w:cstheme="minorHAnsi"/>
                 <w:color w:val="000000"/>
                 <w:sz w:val="16"/>
                 <w:szCs w:val="16"/>
@@ -3431,7 +3404,7 @@
             </w:pPr>
             <w:r>
               <w:rPr>
-                <w:rFonts w:ascii="Arial" w:hAnsi="Arial" w:cs="Arial"/>
+                <w:rFonts w:asciiTheme="minorHAnsi" w:hAnsiTheme="minorHAnsi" w:cstheme="minorHAnsi"/>
                 <w:color w:val="000000"/>
                 <w:sz w:val="16"/>
                 <w:szCs w:val="16"/>
@@ -3464,7 +3437,7 @@
             </w:pPr>
             <w:r>
               <w:rPr>
-                <w:rFonts w:ascii="Arial" w:hAnsi="Arial" w:cs="Arial"/>
+                <w:rFonts w:asciiTheme="minorHAnsi" w:hAnsiTheme="minorHAnsi" w:cstheme="minorHAnsi"/>
                 <w:color w:val="000000"/>
                 <w:sz w:val="16"/>
                 <w:szCs w:val="16"/>
@@ -3492,7 +3465,7 @@
             </w:pPr>
             <w:r>
               <w:rPr>
-                <w:rFonts w:ascii="Arial" w:hAnsi="Arial" w:cs="Arial"/>
+                <w:rFonts w:asciiTheme="minorHAnsi" w:hAnsiTheme="minorHAnsi" w:cstheme="minorHAnsi"/>
                 <w:color w:val="000000"/>
                 <w:sz w:val="16"/>
                 <w:szCs w:val="16"/>
@@ -3520,7 +3493,7 @@
             </w:pPr>
             <w:r>
               <w:rPr>
-                <w:rFonts w:ascii="Arial" w:hAnsi="Arial" w:cs="Arial"/>
+                <w:rFonts w:asciiTheme="minorHAnsi" w:hAnsiTheme="minorHAnsi" w:cstheme="minorHAnsi"/>
                 <w:color w:val="000000"/>
                 <w:sz w:val="16"/>
                 <w:szCs w:val="16"/>
@@ -3548,7 +3521,7 @@
             </w:pPr>
             <w:r>
               <w:rPr>
-                <w:rFonts w:ascii="Arial" w:hAnsi="Arial" w:cs="Arial"/>
+                <w:rFonts w:asciiTheme="minorHAnsi" w:hAnsiTheme="minorHAnsi" w:cstheme="minorHAnsi"/>
                 <w:color w:val="000000"/>
                 <w:sz w:val="16"/>
                 <w:szCs w:val="16"/>
@@ -3581,7 +3554,7 @@
             </w:pPr>
             <w:r>
               <w:rPr>
-                <w:rFonts w:ascii="Arial" w:hAnsi="Arial" w:cs="Arial"/>
+                <w:rFonts w:asciiTheme="minorHAnsi" w:hAnsiTheme="minorHAnsi" w:cstheme="minorHAnsi"/>
                 <w:color w:val="000000"/>
                 <w:sz w:val="16"/>
                 <w:szCs w:val="16"/>
@@ -3609,7 +3582,7 @@
             </w:pPr>
             <w:r>
               <w:rPr>
-                <w:rFonts w:ascii="Arial" w:hAnsi="Arial" w:cs="Arial"/>
+                <w:rFonts w:asciiTheme="minorHAnsi" w:hAnsiTheme="minorHAnsi" w:cstheme="minorHAnsi"/>
                 <w:color w:val="000000"/>
                 <w:sz w:val="16"/>
                 <w:szCs w:val="16"/>
@@ -3637,7 +3610,7 @@
             </w:pPr>
             <w:r>
               <w:rPr>
-                <w:rFonts w:ascii="Arial" w:hAnsi="Arial" w:cs="Arial"/>
+                <w:rFonts w:asciiTheme="minorHAnsi" w:hAnsiTheme="minorHAnsi" w:cstheme="minorHAnsi"/>
                 <w:color w:val="000000"/>
                 <w:sz w:val="16"/>
                 <w:szCs w:val="16"/>
@@ -3665,7 +3638,7 @@
             </w:pPr>
             <w:r>
               <w:rPr>
-                <w:rFonts w:ascii="Arial" w:hAnsi="Arial" w:cs="Arial"/>
+                <w:rFonts w:asciiTheme="minorHAnsi" w:hAnsiTheme="minorHAnsi" w:cstheme="minorHAnsi"/>
                 <w:color w:val="000000"/>
                 <w:sz w:val="16"/>
                 <w:szCs w:val="16"/>
@@ -3698,7 +3671,7 @@
             </w:pPr>
             <w:r>
               <w:rPr>
-                <w:rFonts w:ascii="Arial" w:hAnsi="Arial" w:cs="Arial"/>
+                <w:rFonts w:asciiTheme="minorHAnsi" w:hAnsiTheme="minorHAnsi" w:cstheme="minorHAnsi"/>
                 <w:color w:val="000000"/>
                 <w:sz w:val="16"/>
                 <w:szCs w:val="16"/>
@@ -3726,7 +3699,7 @@
             </w:pPr>
             <w:r>
               <w:rPr>
-                <w:rFonts w:ascii="Arial" w:hAnsi="Arial" w:cs="Arial"/>
+                <w:rFonts w:asciiTheme="minorHAnsi" w:hAnsiTheme="minorHAnsi" w:cstheme="minorHAnsi"/>
                 <w:color w:val="000000"/>
                 <w:sz w:val="16"/>
                 <w:szCs w:val="16"/>
@@ -3754,7 +3727,7 @@
             </w:pPr>
             <w:r>
               <w:rPr>
-                <w:rFonts w:ascii="Arial" w:hAnsi="Arial" w:cs="Arial"/>
+                <w:rFonts w:asciiTheme="minorHAnsi" w:hAnsiTheme="minorHAnsi" w:cstheme="minorHAnsi"/>
                 <w:color w:val="000000"/>
                 <w:sz w:val="16"/>
                 <w:szCs w:val="16"/>
@@ -3782,7 +3755,7 @@
             </w:pPr>
             <w:r>
               <w:rPr>
-                <w:rFonts w:ascii="Arial" w:hAnsi="Arial" w:cs="Arial"/>
+                <w:rFonts w:asciiTheme="minorHAnsi" w:hAnsiTheme="minorHAnsi" w:cstheme="minorHAnsi"/>
                 <w:color w:val="000000"/>
                 <w:sz w:val="16"/>
                 <w:szCs w:val="16"/>
@@ -3815,7 +3788,7 @@
             </w:pPr>
             <w:r>
               <w:rPr>
-                <w:rFonts w:ascii="Arial" w:hAnsi="Arial" w:cs="Arial"/>
+                <w:rFonts w:asciiTheme="minorHAnsi" w:hAnsiTheme="minorHAnsi" w:cstheme="minorHAnsi"/>
                 <w:color w:val="000000"/>
                 <w:sz w:val="16"/>
                 <w:szCs w:val="16"/>
@@ -3843,7 +3816,7 @@
             </w:pPr>
             <w:r>
               <w:rPr>
-                <w:rFonts w:ascii="Arial" w:hAnsi="Arial" w:cs="Arial"/>
+                <w:rFonts w:asciiTheme="minorHAnsi" w:hAnsiTheme="minorHAnsi" w:cstheme="minorHAnsi"/>
                 <w:color w:val="000000"/>
                 <w:sz w:val="16"/>
                 <w:szCs w:val="16"/>
@@ -3871,7 +3844,7 @@
             </w:pPr>
             <w:r>
               <w:rPr>
-                <w:rFonts w:ascii="Arial" w:hAnsi="Arial" w:cs="Arial"/>
+                <w:rFonts w:asciiTheme="minorHAnsi" w:hAnsiTheme="minorHAnsi" w:cstheme="minorHAnsi"/>
                 <w:color w:val="000000"/>
                 <w:sz w:val="16"/>
                 <w:szCs w:val="16"/>
@@ -3899,7 +3872,7 @@
             </w:pPr>
             <w:r>
               <w:rPr>
-                <w:rFonts w:ascii="Arial" w:hAnsi="Arial" w:cs="Arial"/>
+                <w:rFonts w:asciiTheme="minorHAnsi" w:hAnsiTheme="minorHAnsi" w:cstheme="minorHAnsi"/>
                 <w:color w:val="000000"/>
                 <w:sz w:val="16"/>
                 <w:szCs w:val="16"/>
@@ -3932,7 +3905,7 @@
             </w:pPr>
             <w:r>
               <w:rPr>
-                <w:rFonts w:ascii="Arial" w:hAnsi="Arial" w:cs="Arial"/>
+                <w:rFonts w:asciiTheme="minorHAnsi" w:hAnsiTheme="minorHAnsi" w:cstheme="minorHAnsi"/>
                 <w:color w:val="000000"/>
                 <w:sz w:val="16"/>
                 <w:szCs w:val="16"/>
@@ -3960,7 +3933,7 @@
             </w:pPr>
             <w:r>
               <w:rPr>
-                <w:rFonts w:ascii="Arial" w:hAnsi="Arial" w:cs="Arial"/>
+                <w:rFonts w:asciiTheme="minorHAnsi" w:hAnsiTheme="minorHAnsi" w:cstheme="minorHAnsi"/>
                 <w:color w:val="000000"/>
                 <w:sz w:val="16"/>
                 <w:szCs w:val="16"/>
@@ -3988,7 +3961,7 @@
             </w:pPr>
             <w:r>
               <w:rPr>
-                <w:rFonts w:ascii="Arial" w:hAnsi="Arial" w:cs="Arial"/>
+                <w:rFonts w:asciiTheme="minorHAnsi" w:hAnsiTheme="minorHAnsi" w:cstheme="minorHAnsi"/>
                 <w:color w:val="000000"/>
                 <w:sz w:val="16"/>
                 <w:szCs w:val="16"/>
@@ -4016,7 +3989,7 @@
             </w:pPr>
             <w:r>
               <w:rPr>
-                <w:rFonts w:ascii="Arial" w:hAnsi="Arial" w:cs="Arial"/>
+                <w:rFonts w:asciiTheme="minorHAnsi" w:hAnsiTheme="minorHAnsi" w:cstheme="minorHAnsi"/>
                 <w:color w:val="000000"/>
                 <w:sz w:val="16"/>
                 <w:szCs w:val="16"/>
@@ -4049,7 +4022,7 @@
             </w:pPr>
             <w:r>
               <w:rPr>
-                <w:rFonts w:ascii="Arial" w:hAnsi="Arial" w:cs="Arial"/>
+                <w:rFonts w:asciiTheme="minorHAnsi" w:hAnsiTheme="minorHAnsi" w:cstheme="minorHAnsi"/>
                 <w:color w:val="000000"/>
                 <w:sz w:val="16"/>
                 <w:szCs w:val="16"/>
@@ -4077,7 +4050,7 @@
             </w:pPr>
             <w:r>
               <w:rPr>
-                <w:rFonts w:ascii="Arial" w:hAnsi="Arial" w:cs="Arial"/>
+                <w:rFonts w:asciiTheme="minorHAnsi" w:hAnsiTheme="minorHAnsi" w:cstheme="minorHAnsi"/>
                 <w:color w:val="000000"/>
                 <w:sz w:val="16"/>
                 <w:szCs w:val="16"/>
@@ -4105,7 +4078,7 @@
             </w:pPr>
             <w:r>
               <w:rPr>
-                <w:rFonts w:ascii="Arial" w:hAnsi="Arial" w:cs="Arial"/>
+                <w:rFonts w:asciiTheme="minorHAnsi" w:hAnsiTheme="minorHAnsi" w:cstheme="minorHAnsi"/>
                 <w:color w:val="000000"/>
                 <w:sz w:val="16"/>
                 <w:szCs w:val="16"/>
@@ -4133,7 +4106,7 @@
             </w:pPr>
             <w:r>
               <w:rPr>
-                <w:rFonts w:ascii="Arial" w:hAnsi="Arial" w:cs="Arial"/>
+                <w:rFonts w:asciiTheme="minorHAnsi" w:hAnsiTheme="minorHAnsi" w:cstheme="minorHAnsi"/>
                 <w:color w:val="000000"/>
                 <w:sz w:val="16"/>
                 <w:szCs w:val="16"/>
@@ -4166,7 +4139,7 @@
             </w:pPr>
             <w:r>
               <w:rPr>
-                <w:rFonts w:ascii="Arial" w:hAnsi="Arial" w:cs="Arial"/>
+                <w:rFonts w:asciiTheme="minorHAnsi" w:hAnsiTheme="minorHAnsi" w:cstheme="minorHAnsi"/>
                 <w:color w:val="000000"/>
                 <w:sz w:val="16"/>
                 <w:szCs w:val="16"/>
@@ -4194,7 +4167,7 @@
             </w:pPr>
             <w:r>
               <w:rPr>
-                <w:rFonts w:ascii="Arial" w:hAnsi="Arial" w:cs="Arial"/>
+                <w:rFonts w:asciiTheme="minorHAnsi" w:hAnsiTheme="minorHAnsi" w:cstheme="minorHAnsi"/>
                 <w:color w:val="000000"/>
                 <w:sz w:val="16"/>
                 <w:szCs w:val="16"/>
@@ -4222,7 +4195,7 @@
             </w:pPr>
             <w:r>
               <w:rPr>
-                <w:rFonts w:ascii="Arial" w:hAnsi="Arial" w:cs="Arial"/>
+                <w:rFonts w:asciiTheme="minorHAnsi" w:hAnsiTheme="minorHAnsi" w:cstheme="minorHAnsi"/>
                 <w:color w:val="000000"/>
                 <w:sz w:val="16"/>
                 <w:szCs w:val="16"/>
@@ -4250,7 +4223,7 @@
             </w:pPr>
             <w:r>
               <w:rPr>
-                <w:rFonts w:ascii="Arial" w:hAnsi="Arial" w:cs="Arial"/>
+                <w:rFonts w:asciiTheme="minorHAnsi" w:hAnsiTheme="minorHAnsi" w:cstheme="minorHAnsi"/>
                 <w:color w:val="000000"/>
                 <w:sz w:val="16"/>
                 <w:szCs w:val="16"/>
@@ -4283,7 +4256,7 @@
             </w:pPr>
             <w:r>
               <w:rPr>
-                <w:rFonts w:ascii="Arial" w:hAnsi="Arial" w:cs="Arial"/>
+                <w:rFonts w:asciiTheme="minorHAnsi" w:hAnsiTheme="minorHAnsi" w:cstheme="minorHAnsi"/>
                 <w:color w:val="000000"/>
                 <w:sz w:val="16"/>
                 <w:szCs w:val="16"/>
@@ -4311,7 +4284,7 @@
             </w:pPr>
             <w:r>
               <w:rPr>
-                <w:rFonts w:ascii="Arial" w:hAnsi="Arial" w:cs="Arial"/>
+                <w:rFonts w:asciiTheme="minorHAnsi" w:hAnsiTheme="minorHAnsi" w:cstheme="minorHAnsi"/>
                 <w:color w:val="000000"/>
                 <w:sz w:val="16"/>
                 <w:szCs w:val="16"/>
@@ -4339,7 +4312,7 @@
             </w:pPr>
             <w:r>
               <w:rPr>
-                <w:rFonts w:ascii="Arial" w:hAnsi="Arial" w:cs="Arial"/>
+                <w:rFonts w:asciiTheme="minorHAnsi" w:hAnsiTheme="minorHAnsi" w:cstheme="minorHAnsi"/>
                 <w:color w:val="000000"/>
                 <w:sz w:val="16"/>
                 <w:szCs w:val="16"/>
@@ -4367,7 +4340,7 @@
             </w:pPr>
             <w:r>
               <w:rPr>
-                <w:rFonts w:ascii="Arial" w:hAnsi="Arial" w:cs="Arial"/>
+                <w:rFonts w:asciiTheme="minorHAnsi" w:hAnsiTheme="minorHAnsi" w:cstheme="minorHAnsi"/>
                 <w:color w:val="000000"/>
                 <w:sz w:val="16"/>
                 <w:szCs w:val="16"/>
@@ -4400,7 +4373,7 @@
             </w:pPr>
             <w:r>
               <w:rPr>
-                <w:rFonts w:ascii="Arial" w:hAnsi="Arial" w:cs="Arial"/>
+                <w:rFonts w:asciiTheme="minorHAnsi" w:hAnsiTheme="minorHAnsi" w:cstheme="minorHAnsi"/>
                 <w:color w:val="000000"/>
                 <w:sz w:val="16"/>
                 <w:szCs w:val="16"/>
@@ -4428,7 +4401,7 @@
             </w:pPr>
             <w:r>
               <w:rPr>
-                <w:rFonts w:ascii="Arial" w:hAnsi="Arial" w:cs="Arial"/>
+                <w:rFonts w:asciiTheme="minorHAnsi" w:hAnsiTheme="minorHAnsi" w:cstheme="minorHAnsi"/>
                 <w:color w:val="000000"/>
                 <w:sz w:val="16"/>
                 <w:szCs w:val="16"/>
@@ -4456,7 +4429,7 @@
             </w:pPr>
             <w:r>
               <w:rPr>
-                <w:rFonts w:ascii="Arial" w:hAnsi="Arial" w:cs="Arial"/>
+                <w:rFonts w:asciiTheme="minorHAnsi" w:hAnsiTheme="minorHAnsi" w:cstheme="minorHAnsi"/>
                 <w:color w:val="000000"/>
                 <w:sz w:val="16"/>
                 <w:szCs w:val="16"/>
@@ -4484,7 +4457,7 @@
             </w:pPr>
             <w:r>
               <w:rPr>
-                <w:rFonts w:ascii="Arial" w:hAnsi="Arial" w:cs="Arial"/>
+                <w:rFonts w:asciiTheme="minorHAnsi" w:hAnsiTheme="minorHAnsi" w:cstheme="minorHAnsi"/>
                 <w:color w:val="000000"/>
                 <w:sz w:val="16"/>
                 <w:szCs w:val="16"/>
@@ -4517,7 +4490,7 @@
             </w:pPr>
             <w:r>
               <w:rPr>
-                <w:rFonts w:ascii="Arial" w:hAnsi="Arial" w:cs="Arial"/>
+                <w:rFonts w:asciiTheme="minorHAnsi" w:hAnsiTheme="minorHAnsi" w:cstheme="minorHAnsi"/>
                 <w:color w:val="000000"/>
                 <w:sz w:val="16"/>
                 <w:szCs w:val="16"/>
@@ -4545,7 +4518,7 @@
             </w:pPr>
             <w:r>
               <w:rPr>
-                <w:rFonts w:ascii="Arial" w:hAnsi="Arial" w:cs="Arial"/>
+                <w:rFonts w:asciiTheme="minorHAnsi" w:hAnsiTheme="minorHAnsi" w:cstheme="minorHAnsi"/>
                 <w:color w:val="000000"/>
                 <w:sz w:val="16"/>
                 <w:szCs w:val="16"/>
@@ -4573,7 +4546,7 @@
             </w:pPr>
             <w:r>
               <w:rPr>
-                <w:rFonts w:ascii="Arial" w:hAnsi="Arial" w:cs="Arial"/>
+                <w:rFonts w:asciiTheme="minorHAnsi" w:hAnsiTheme="minorHAnsi" w:cstheme="minorHAnsi"/>
                 <w:color w:val="000000"/>
                 <w:sz w:val="16"/>
                 <w:szCs w:val="16"/>
@@ -4601,7 +4574,7 @@
             </w:pPr>
             <w:r>
               <w:rPr>
-                <w:rFonts w:ascii="Arial" w:hAnsi="Arial" w:cs="Arial"/>
+                <w:rFonts w:asciiTheme="minorHAnsi" w:hAnsiTheme="minorHAnsi" w:cstheme="minorHAnsi"/>
                 <w:color w:val="000000"/>
                 <w:sz w:val="16"/>
                 <w:szCs w:val="16"/>
@@ -4634,7 +4607,7 @@
             </w:pPr>
             <w:r>
               <w:rPr>
-                <w:rFonts w:ascii="Arial" w:hAnsi="Arial" w:cs="Arial"/>
+                <w:rFonts w:asciiTheme="minorHAnsi" w:hAnsiTheme="minorHAnsi" w:cstheme="minorHAnsi"/>
                 <w:color w:val="000000"/>
                 <w:sz w:val="16"/>
                 <w:szCs w:val="16"/>
@@ -4662,7 +4635,7 @@
             </w:pPr>
             <w:r>
               <w:rPr>
-                <w:rFonts w:ascii="Arial" w:hAnsi="Arial" w:cs="Arial"/>
+                <w:rFonts w:asciiTheme="minorHAnsi" w:hAnsiTheme="minorHAnsi" w:cstheme="minorHAnsi"/>
                 <w:color w:val="000000"/>
                 <w:sz w:val="16"/>
                 <w:szCs w:val="16"/>
@@ -4690,7 +4663,7 @@
             </w:pPr>
             <w:r>
               <w:rPr>
-                <w:rFonts w:ascii="Arial" w:hAnsi="Arial" w:cs="Arial"/>
+                <w:rFonts w:asciiTheme="minorHAnsi" w:hAnsiTheme="minorHAnsi" w:cstheme="minorHAnsi"/>
                 <w:color w:val="000000"/>
                 <w:sz w:val="16"/>
                 <w:szCs w:val="16"/>
@@ -4718,7 +4691,7 @@
             </w:pPr>
             <w:r>
               <w:rPr>
-                <w:rFonts w:ascii="Arial" w:hAnsi="Arial" w:cs="Arial"/>
+                <w:rFonts w:asciiTheme="minorHAnsi" w:hAnsiTheme="minorHAnsi" w:cstheme="minorHAnsi"/>
                 <w:color w:val="000000"/>
                 <w:sz w:val="16"/>
                 <w:szCs w:val="16"/>
@@ -4751,7 +4724,7 @@
             </w:pPr>
             <w:r>
               <w:rPr>
-                <w:rFonts w:ascii="Arial" w:hAnsi="Arial" w:cs="Arial"/>
+                <w:rFonts w:asciiTheme="minorHAnsi" w:hAnsiTheme="minorHAnsi" w:cstheme="minorHAnsi"/>
                 <w:color w:val="000000"/>
                 <w:sz w:val="16"/>
                 <w:szCs w:val="16"/>
@@ -4779,7 +4752,7 @@
             </w:pPr>
             <w:r>
               <w:rPr>
-                <w:rFonts w:ascii="Arial" w:hAnsi="Arial" w:cs="Arial"/>
+                <w:rFonts w:asciiTheme="minorHAnsi" w:hAnsiTheme="minorHAnsi" w:cstheme="minorHAnsi"/>
                 <w:color w:val="000000"/>
                 <w:sz w:val="16"/>
                 <w:szCs w:val="16"/>
@@ -4807,7 +4780,7 @@
             </w:pPr>
             <w:r>
               <w:rPr>
-                <w:rFonts w:ascii="Arial" w:hAnsi="Arial" w:cs="Arial"/>
+                <w:rFonts w:asciiTheme="minorHAnsi" w:hAnsiTheme="minorHAnsi" w:cstheme="minorHAnsi"/>
                 <w:color w:val="000000"/>
                 <w:sz w:val="16"/>
                 <w:szCs w:val="16"/>
@@ -4835,7 +4808,7 @@
             </w:pPr>
             <w:r>
               <w:rPr>
-                <w:rFonts w:ascii="Arial" w:hAnsi="Arial" w:cs="Arial"/>
+                <w:rFonts w:asciiTheme="minorHAnsi" w:hAnsiTheme="minorHAnsi" w:cstheme="minorHAnsi"/>
                 <w:color w:val="000000"/>
                 <w:sz w:val="16"/>
                 <w:szCs w:val="16"/>
@@ -4868,7 +4841,7 @@
             </w:pPr>
             <w:r>
               <w:rPr>
-                <w:rFonts w:ascii="Arial" w:hAnsi="Arial" w:cs="Arial"/>
+                <w:rFonts w:asciiTheme="minorHAnsi" w:hAnsiTheme="minorHAnsi" w:cstheme="minorHAnsi"/>
                 <w:color w:val="000000"/>
                 <w:sz w:val="16"/>
                 <w:szCs w:val="16"/>
@@ -4896,7 +4869,7 @@
             </w:pPr>
             <w:r>
               <w:rPr>
-                <w:rFonts w:ascii="Arial" w:hAnsi="Arial" w:cs="Arial"/>
+                <w:rFonts w:asciiTheme="minorHAnsi" w:hAnsiTheme="minorHAnsi" w:cstheme="minorHAnsi"/>
                 <w:color w:val="000000"/>
                 <w:sz w:val="16"/>
                 <w:szCs w:val="16"/>
@@ -4924,7 +4897,7 @@
             </w:pPr>
             <w:r>
               <w:rPr>
-                <w:rFonts w:ascii="Arial" w:hAnsi="Arial" w:cs="Arial"/>
+                <w:rFonts w:asciiTheme="minorHAnsi" w:hAnsiTheme="minorHAnsi" w:cstheme="minorHAnsi"/>
                 <w:color w:val="000000"/>
                 <w:sz w:val="16"/>
                 <w:szCs w:val="16"/>
@@ -4952,7 +4925,7 @@
             </w:pPr>
             <w:r>
               <w:rPr>
-                <w:rFonts w:ascii="Arial" w:hAnsi="Arial" w:cs="Arial"/>
+                <w:rFonts w:asciiTheme="minorHAnsi" w:hAnsiTheme="minorHAnsi" w:cstheme="minorHAnsi"/>
                 <w:color w:val="000000"/>
                 <w:sz w:val="16"/>
                 <w:szCs w:val="16"/>
@@ -4985,7 +4958,7 @@
             </w:pPr>
             <w:r>
               <w:rPr>
-                <w:rFonts w:ascii="Arial" w:hAnsi="Arial" w:cs="Arial"/>
+                <w:rFonts w:asciiTheme="minorHAnsi" w:hAnsiTheme="minorHAnsi" w:cstheme="minorHAnsi"/>
                 <w:color w:val="000000"/>
                 <w:sz w:val="16"/>
                 <w:szCs w:val="16"/>
@@ -5013,7 +4986,7 @@
             </w:pPr>
             <w:r>
               <w:rPr>
-                <w:rFonts w:ascii="Arial" w:hAnsi="Arial" w:cs="Arial"/>
+                <w:rFonts w:asciiTheme="minorHAnsi" w:hAnsiTheme="minorHAnsi" w:cstheme="minorHAnsi"/>
                 <w:color w:val="000000"/>
                 <w:sz w:val="16"/>
                 <w:szCs w:val="16"/>
@@ -5041,7 +5014,7 @@
             </w:pPr>
             <w:r>
               <w:rPr>
-                <w:rFonts w:ascii="Arial" w:hAnsi="Arial" w:cs="Arial"/>
+                <w:rFonts w:asciiTheme="minorHAnsi" w:hAnsiTheme="minorHAnsi" w:cstheme="minorHAnsi"/>
                 <w:color w:val="000000"/>
                 <w:sz w:val="16"/>
                 <w:szCs w:val="16"/>
@@ -5069,7 +5042,7 @@
             </w:pPr>
             <w:r>
               <w:rPr>
-                <w:rFonts w:ascii="Arial" w:hAnsi="Arial" w:cs="Arial"/>
+                <w:rFonts w:asciiTheme="minorHAnsi" w:hAnsiTheme="minorHAnsi" w:cstheme="minorHAnsi"/>
                 <w:color w:val="000000"/>
                 <w:sz w:val="16"/>
                 <w:szCs w:val="16"/>
@@ -5102,7 +5075,7 @@
             </w:pPr>
             <w:r>
               <w:rPr>
-                <w:rFonts w:ascii="Arial" w:hAnsi="Arial" w:cs="Arial"/>
+                <w:rFonts w:asciiTheme="minorHAnsi" w:hAnsiTheme="minorHAnsi" w:cstheme="minorHAnsi"/>
                 <w:color w:val="000000"/>
                 <w:sz w:val="16"/>
                 <w:szCs w:val="16"/>
@@ -5130,7 +5103,7 @@
             </w:pPr>
             <w:r>
               <w:rPr>
-                <w:rFonts w:ascii="Arial" w:hAnsi="Arial" w:cs="Arial"/>
+                <w:rFonts w:asciiTheme="minorHAnsi" w:hAnsiTheme="minorHAnsi" w:cstheme="minorHAnsi"/>
                 <w:color w:val="000000"/>
                 <w:sz w:val="16"/>
                 <w:szCs w:val="16"/>
@@ -5158,7 +5131,7 @@
             </w:pPr>
             <w:r>
               <w:rPr>
-                <w:rFonts w:ascii="Arial" w:hAnsi="Arial" w:cs="Arial"/>
+                <w:rFonts w:asciiTheme="minorHAnsi" w:hAnsiTheme="minorHAnsi" w:cstheme="minorHAnsi"/>
                 <w:color w:val="000000"/>
                 <w:sz w:val="16"/>
                 <w:szCs w:val="16"/>
@@ -5186,7 +5159,7 @@
             </w:pPr>
             <w:r>
               <w:rPr>
-                <w:rFonts w:ascii="Arial" w:hAnsi="Arial" w:cs="Arial"/>
+                <w:rFonts w:asciiTheme="minorHAnsi" w:hAnsiTheme="minorHAnsi" w:cstheme="minorHAnsi"/>
                 <w:color w:val="000000"/>
                 <w:sz w:val="16"/>
                 <w:szCs w:val="16"/>
@@ -5219,7 +5192,7 @@
             </w:pPr>
             <w:r>
               <w:rPr>
-                <w:rFonts w:ascii="Arial" w:hAnsi="Arial" w:cs="Arial"/>
+                <w:rFonts w:asciiTheme="minorHAnsi" w:hAnsiTheme="minorHAnsi" w:cstheme="minorHAnsi"/>
                 <w:color w:val="000000"/>
                 <w:sz w:val="16"/>
                 <w:szCs w:val="16"/>
@@ -5247,7 +5220,7 @@
             </w:pPr>
             <w:r>
               <w:rPr>
-                <w:rFonts w:ascii="Arial" w:hAnsi="Arial" w:cs="Arial"/>
+                <w:rFonts w:asciiTheme="minorHAnsi" w:hAnsiTheme="minorHAnsi" w:cstheme="minorHAnsi"/>
                 <w:color w:val="000000"/>
                 <w:sz w:val="16"/>
                 <w:szCs w:val="16"/>
@@ -5275,7 +5248,7 @@
             </w:pPr>
             <w:r>
               <w:rPr>
-                <w:rFonts w:ascii="Arial" w:hAnsi="Arial" w:cs="Arial"/>
+                <w:rFonts w:asciiTheme="minorHAnsi" w:hAnsiTheme="minorHAnsi" w:cstheme="minorHAnsi"/>
                 <w:color w:val="000000"/>
                 <w:sz w:val="16"/>
                 <w:szCs w:val="16"/>
@@ -5303,7 +5276,7 @@
             </w:pPr>
             <w:r>
               <w:rPr>
-                <w:rFonts w:ascii="Arial" w:hAnsi="Arial" w:cs="Arial"/>
+                <w:rFonts w:asciiTheme="minorHAnsi" w:hAnsiTheme="minorHAnsi" w:cstheme="minorHAnsi"/>
                 <w:color w:val="000000"/>
                 <w:sz w:val="16"/>
                 <w:szCs w:val="16"/>
@@ -5336,7 +5309,7 @@
             </w:pPr>
             <w:r>
               <w:rPr>
-                <w:rFonts w:ascii="Arial" w:hAnsi="Arial" w:cs="Arial"/>
+                <w:rFonts w:asciiTheme="minorHAnsi" w:hAnsiTheme="minorHAnsi" w:cstheme="minorHAnsi"/>
                 <w:color w:val="000000"/>
                 <w:sz w:val="16"/>
                 <w:szCs w:val="16"/>
@@ -5364,7 +5337,7 @@
             </w:pPr>
             <w:r>
               <w:rPr>
-                <w:rFonts w:ascii="Arial" w:hAnsi="Arial" w:cs="Arial"/>
+                <w:rFonts w:asciiTheme="minorHAnsi" w:hAnsiTheme="minorHAnsi" w:cstheme="minorHAnsi"/>
                 <w:color w:val="000000"/>
                 <w:sz w:val="16"/>
                 <w:szCs w:val="16"/>
@@ -5392,7 +5365,7 @@
             </w:pPr>
             <w:r>
               <w:rPr>
-                <w:rFonts w:ascii="Arial" w:hAnsi="Arial" w:cs="Arial"/>
+                <w:rFonts w:asciiTheme="minorHAnsi" w:hAnsiTheme="minorHAnsi" w:cstheme="minorHAnsi"/>
                 <w:color w:val="000000"/>
                 <w:sz w:val="16"/>
                 <w:szCs w:val="16"/>
@@ -5420,7 +5393,7 @@
             </w:pPr>
             <w:r>
               <w:rPr>
-                <w:rFonts w:ascii="Arial" w:hAnsi="Arial" w:cs="Arial"/>
+                <w:rFonts w:asciiTheme="minorHAnsi" w:hAnsiTheme="minorHAnsi" w:cstheme="minorHAnsi"/>
                 <w:color w:val="000000"/>
                 <w:sz w:val="16"/>
                 <w:szCs w:val="16"/>
@@ -5453,7 +5426,7 @@
             </w:pPr>
             <w:r>
               <w:rPr>
-                <w:rFonts w:ascii="Arial" w:hAnsi="Arial" w:cs="Arial"/>
+                <w:rFonts w:asciiTheme="minorHAnsi" w:hAnsiTheme="minorHAnsi" w:cstheme="minorHAnsi"/>
                 <w:color w:val="000000"/>
                 <w:sz w:val="16"/>
                 <w:szCs w:val="16"/>
@@ -5481,7 +5454,7 @@
             </w:pPr>
             <w:r>
               <w:rPr>
-                <w:rFonts w:ascii="Arial" w:hAnsi="Arial" w:cs="Arial"/>
+                <w:rFonts w:asciiTheme="minorHAnsi" w:hAnsiTheme="minorHAnsi" w:cstheme="minorHAnsi"/>
                 <w:color w:val="000000"/>
                 <w:sz w:val="16"/>
                 <w:szCs w:val="16"/>
@@ -5509,7 +5482,7 @@
             </w:pPr>
             <w:r>
               <w:rPr>
-                <w:rFonts w:ascii="Arial" w:hAnsi="Arial" w:cs="Arial"/>
+                <w:rFonts w:asciiTheme="minorHAnsi" w:hAnsiTheme="minorHAnsi" w:cstheme="minorHAnsi"/>
                 <w:color w:val="000000"/>
                 <w:sz w:val="16"/>
                 <w:szCs w:val="16"/>
@@ -5537,7 +5510,7 @@
             </w:pPr>
             <w:r>
               <w:rPr>
-                <w:rFonts w:ascii="Arial" w:hAnsi="Arial" w:cs="Arial"/>
+                <w:rFonts w:asciiTheme="minorHAnsi" w:hAnsiTheme="minorHAnsi" w:cstheme="minorHAnsi"/>
                 <w:color w:val="000000"/>
                 <w:sz w:val="16"/>
                 <w:szCs w:val="16"/>
@@ -5570,7 +5543,7 @@
             </w:pPr>
             <w:r>
               <w:rPr>
-                <w:rFonts w:ascii="Arial" w:hAnsi="Arial" w:cs="Arial"/>
+                <w:rFonts w:asciiTheme="minorHAnsi" w:hAnsiTheme="minorHAnsi" w:cstheme="minorHAnsi"/>
                 <w:color w:val="000000"/>
                 <w:sz w:val="16"/>
                 <w:szCs w:val="16"/>
@@ -5598,7 +5571,7 @@
             </w:pPr>
             <w:r>
               <w:rPr>
-                <w:rFonts w:ascii="Arial" w:hAnsi="Arial" w:cs="Arial"/>
+                <w:rFonts w:asciiTheme="minorHAnsi" w:hAnsiTheme="minorHAnsi" w:cstheme="minorHAnsi"/>
                 <w:color w:val="000000"/>
                 <w:sz w:val="16"/>
                 <w:szCs w:val="16"/>
@@ -5626,7 +5599,7 @@
             </w:pPr>
             <w:r>
               <w:rPr>
-                <w:rFonts w:ascii="Arial" w:hAnsi="Arial" w:cs="Arial"/>
+                <w:rFonts w:asciiTheme="minorHAnsi" w:hAnsiTheme="minorHAnsi" w:cstheme="minorHAnsi"/>
                 <w:color w:val="000000"/>
                 <w:sz w:val="16"/>
                 <w:szCs w:val="16"/>
@@ -5654,7 +5627,7 @@
             </w:pPr>
             <w:r>
               <w:rPr>
-                <w:rFonts w:ascii="Arial" w:hAnsi="Arial" w:cs="Arial"/>
+                <w:rFonts w:asciiTheme="minorHAnsi" w:hAnsiTheme="minorHAnsi" w:cstheme="minorHAnsi"/>
                 <w:color w:val="000000"/>
                 <w:sz w:val="16"/>
                 <w:szCs w:val="16"/>
@@ -5687,7 +5660,7 @@
             </w:pPr>
             <w:r>
               <w:rPr>
-                <w:rFonts w:ascii="Arial" w:hAnsi="Arial" w:cs="Arial"/>
+                <w:rFonts w:asciiTheme="minorHAnsi" w:hAnsiTheme="minorHAnsi" w:cstheme="minorHAnsi"/>
                 <w:color w:val="000000"/>
                 <w:sz w:val="16"/>
                 <w:szCs w:val="16"/>
@@ -5715,7 +5688,7 @@
             </w:pPr>
             <w:r>
               <w:rPr>
-                <w:rFonts w:ascii="Arial" w:hAnsi="Arial" w:cs="Arial"/>
+                <w:rFonts w:asciiTheme="minorHAnsi" w:hAnsiTheme="minorHAnsi" w:cstheme="minorHAnsi"/>
                 <w:color w:val="000000"/>
                 <w:sz w:val="16"/>
                 <w:szCs w:val="16"/>
@@ -5743,7 +5716,7 @@
             </w:pPr>
             <w:r>
               <w:rPr>
-                <w:rFonts w:ascii="Arial" w:hAnsi="Arial" w:cs="Arial"/>
+                <w:rFonts w:asciiTheme="minorHAnsi" w:hAnsiTheme="minorHAnsi" w:cstheme="minorHAnsi"/>
                 <w:color w:val="000000"/>
                 <w:sz w:val="16"/>
                 <w:szCs w:val="16"/>
@@ -5771,7 +5744,7 @@
             </w:pPr>
             <w:r>
               <w:rPr>
-                <w:rFonts w:ascii="Arial" w:hAnsi="Arial" w:cs="Arial"/>
+                <w:rFonts w:asciiTheme="minorHAnsi" w:hAnsiTheme="minorHAnsi" w:cstheme="minorHAnsi"/>
                 <w:color w:val="000000"/>
                 <w:sz w:val="16"/>
                 <w:szCs w:val="16"/>
@@ -5804,7 +5777,7 @@
             </w:pPr>
             <w:r>
               <w:rPr>
-                <w:rFonts w:ascii="Arial" w:hAnsi="Arial" w:cs="Arial"/>
+                <w:rFonts w:asciiTheme="minorHAnsi" w:hAnsiTheme="minorHAnsi" w:cstheme="minorHAnsi"/>
                 <w:color w:val="000000"/>
                 <w:sz w:val="16"/>
                 <w:szCs w:val="16"/>
@@ -5832,7 +5805,7 @@
             </w:pPr>
             <w:r>
               <w:rPr>
-                <w:rFonts w:ascii="Arial" w:hAnsi="Arial" w:cs="Arial"/>
+                <w:rFonts w:asciiTheme="minorHAnsi" w:hAnsiTheme="minorHAnsi" w:cstheme="minorHAnsi"/>
                 <w:color w:val="000000"/>
                 <w:sz w:val="16"/>
                 <w:szCs w:val="16"/>
@@ -5860,7 +5833,7 @@
             </w:pPr>
             <w:r>
               <w:rPr>
-                <w:rFonts w:ascii="Arial" w:hAnsi="Arial" w:cs="Arial"/>
+                <w:rFonts w:asciiTheme="minorHAnsi" w:hAnsiTheme="minorHAnsi" w:cstheme="minorHAnsi"/>
                 <w:color w:val="000000"/>
                 <w:sz w:val="16"/>
                 <w:szCs w:val="16"/>
@@ -5888,7 +5861,7 @@
             </w:pPr>
             <w:r>
               <w:rPr>
-                <w:rFonts w:ascii="Arial" w:hAnsi="Arial" w:cs="Arial"/>
+                <w:rFonts w:asciiTheme="minorHAnsi" w:hAnsiTheme="minorHAnsi" w:cstheme="minorHAnsi"/>
                 <w:color w:val="000000"/>
                 <w:sz w:val="16"/>
                 <w:szCs w:val="16"/>
@@ -5921,7 +5894,7 @@
             </w:pPr>
             <w:r>
               <w:rPr>
-                <w:rFonts w:ascii="Arial" w:hAnsi="Arial" w:cs="Arial"/>
+                <w:rFonts w:asciiTheme="minorHAnsi" w:hAnsiTheme="minorHAnsi" w:cstheme="minorHAnsi"/>
                 <w:color w:val="000000"/>
                 <w:sz w:val="16"/>
                 <w:szCs w:val="16"/>
@@ -5949,7 +5922,7 @@
             </w:pPr>
             <w:r>
               <w:rPr>
-                <w:rFonts w:ascii="Arial" w:hAnsi="Arial" w:cs="Arial"/>
+                <w:rFonts w:asciiTheme="minorHAnsi" w:hAnsiTheme="minorHAnsi" w:cstheme="minorHAnsi"/>
                 <w:color w:val="000000"/>
                 <w:sz w:val="16"/>
                 <w:szCs w:val="16"/>
@@ -5977,7 +5950,7 @@
             </w:pPr>
             <w:r>
               <w:rPr>
-                <w:rFonts w:ascii="Arial" w:hAnsi="Arial" w:cs="Arial"/>
+                <w:rFonts w:asciiTheme="minorHAnsi" w:hAnsiTheme="minorHAnsi" w:cstheme="minorHAnsi"/>
                 <w:color w:val="000000"/>
                 <w:sz w:val="16"/>
                 <w:szCs w:val="16"/>
@@ -6005,7 +5978,7 @@
             </w:pPr>
             <w:r>
               <w:rPr>
-                <w:rFonts w:ascii="Arial" w:hAnsi="Arial" w:cs="Arial"/>
+                <w:rFonts w:asciiTheme="minorHAnsi" w:hAnsiTheme="minorHAnsi" w:cstheme="minorHAnsi"/>
                 <w:color w:val="000000"/>
                 <w:sz w:val="16"/>
                 <w:szCs w:val="16"/>
@@ -6038,7 +6011,7 @@
             </w:pPr>
             <w:r>
               <w:rPr>
-                <w:rFonts w:ascii="Arial" w:hAnsi="Arial" w:cs="Arial"/>
+                <w:rFonts w:asciiTheme="minorHAnsi" w:hAnsiTheme="minorHAnsi" w:cstheme="minorHAnsi"/>
                 <w:color w:val="000000"/>
                 <w:sz w:val="16"/>
                 <w:szCs w:val="16"/>
@@ -6066,7 +6039,7 @@
             </w:pPr>
             <w:r>
               <w:rPr>
-                <w:rFonts w:ascii="Arial" w:hAnsi="Arial" w:cs="Arial"/>
+                <w:rFonts w:asciiTheme="minorHAnsi" w:hAnsiTheme="minorHAnsi" w:cstheme="minorHAnsi"/>
                 <w:color w:val="000000"/>
                 <w:sz w:val="16"/>
                 <w:szCs w:val="16"/>
@@ -6094,7 +6067,7 @@
             </w:pPr>
             <w:r>
               <w:rPr>
-                <w:rFonts w:ascii="Arial" w:hAnsi="Arial" w:cs="Arial"/>
+                <w:rFonts w:asciiTheme="minorHAnsi" w:hAnsiTheme="minorHAnsi" w:cstheme="minorHAnsi"/>
                 <w:color w:val="000000"/>
                 <w:sz w:val="16"/>
                 <w:szCs w:val="16"/>
@@ -6122,7 +6095,7 @@
             </w:pPr>
             <w:r>
               <w:rPr>
-                <w:rFonts w:ascii="Arial" w:hAnsi="Arial" w:cs="Arial"/>
+                <w:rFonts w:asciiTheme="minorHAnsi" w:hAnsiTheme="minorHAnsi" w:cstheme="minorHAnsi"/>
                 <w:color w:val="000000"/>
                 <w:sz w:val="16"/>
                 <w:szCs w:val="16"/>
@@ -6155,7 +6128,7 @@
             </w:pPr>
             <w:r>
               <w:rPr>
-                <w:rFonts w:ascii="Arial" w:hAnsi="Arial" w:cs="Arial"/>
+                <w:rFonts w:asciiTheme="minorHAnsi" w:hAnsiTheme="minorHAnsi" w:cstheme="minorHAnsi"/>
                 <w:color w:val="000000"/>
                 <w:sz w:val="16"/>
                 <w:szCs w:val="16"/>
@@ -6183,7 +6156,7 @@
             </w:pPr>
             <w:r>
               <w:rPr>
-                <w:rFonts w:ascii="Arial" w:hAnsi="Arial" w:cs="Arial"/>
+                <w:rFonts w:asciiTheme="minorHAnsi" w:hAnsiTheme="minorHAnsi" w:cstheme="minorHAnsi"/>
                 <w:color w:val="000000"/>
                 <w:sz w:val="16"/>
                 <w:szCs w:val="16"/>
@@ -6211,7 +6184,7 @@
             </w:pPr>
             <w:r>
               <w:rPr>
-                <w:rFonts w:ascii="Arial" w:hAnsi="Arial" w:cs="Arial"/>
+                <w:rFonts w:asciiTheme="minorHAnsi" w:hAnsiTheme="minorHAnsi" w:cstheme="minorHAnsi"/>
                 <w:color w:val="000000"/>
                 <w:sz w:val="16"/>
                 <w:szCs w:val="16"/>
@@ -6239,7 +6212,7 @@
             </w:pPr>
             <w:r>
               <w:rPr>
-                <w:rFonts w:ascii="Arial" w:hAnsi="Arial" w:cs="Arial"/>
+                <w:rFonts w:asciiTheme="minorHAnsi" w:hAnsiTheme="minorHAnsi" w:cstheme="minorHAnsi"/>
                 <w:color w:val="000000"/>
                 <w:sz w:val="16"/>
                 <w:szCs w:val="16"/>
@@ -6272,7 +6245,7 @@
             </w:pPr>
             <w:r>
               <w:rPr>
-                <w:rFonts w:ascii="Arial" w:hAnsi="Arial" w:cs="Arial"/>
+                <w:rFonts w:asciiTheme="minorHAnsi" w:hAnsiTheme="minorHAnsi" w:cstheme="minorHAnsi"/>
                 <w:color w:val="000000"/>
                 <w:sz w:val="16"/>
                 <w:szCs w:val="16"/>
@@ -6300,7 +6273,7 @@
             </w:pPr>
             <w:r>
               <w:rPr>
-                <w:rFonts w:ascii="Arial" w:hAnsi="Arial" w:cs="Arial"/>
+                <w:rFonts w:asciiTheme="minorHAnsi" w:hAnsiTheme="minorHAnsi" w:cstheme="minorHAnsi"/>
                 <w:color w:val="000000"/>
                 <w:sz w:val="16"/>
                 <w:szCs w:val="16"/>
@@ -6328,7 +6301,7 @@
             </w:pPr>
             <w:r>
               <w:rPr>
-                <w:rFonts w:ascii="Arial" w:hAnsi="Arial" w:cs="Arial"/>
+                <w:rFonts w:asciiTheme="minorHAnsi" w:hAnsiTheme="minorHAnsi" w:cstheme="minorHAnsi"/>
                 <w:color w:val="000000"/>
                 <w:sz w:val="16"/>
                 <w:szCs w:val="16"/>
@@ -6356,7 +6329,7 @@
             </w:pPr>
             <w:r>
               <w:rPr>
-                <w:rFonts w:ascii="Arial" w:hAnsi="Arial" w:cs="Arial"/>
+                <w:rFonts w:asciiTheme="minorHAnsi" w:hAnsiTheme="minorHAnsi" w:cstheme="minorHAnsi"/>
                 <w:color w:val="000000"/>
                 <w:sz w:val="16"/>
                 <w:szCs w:val="16"/>
@@ -6389,7 +6362,7 @@
             </w:pPr>
             <w:r>
               <w:rPr>
-                <w:rFonts w:ascii="Arial" w:hAnsi="Arial" w:cs="Arial"/>
+                <w:rFonts w:asciiTheme="minorHAnsi" w:hAnsiTheme="minorHAnsi" w:cstheme="minorHAnsi"/>
                 <w:color w:val="000000"/>
                 <w:sz w:val="16"/>
                 <w:szCs w:val="16"/>
@@ -6417,7 +6390,7 @@
             </w:pPr>
             <w:r>
               <w:rPr>
-                <w:rFonts w:ascii="Arial" w:hAnsi="Arial" w:cs="Arial"/>
+                <w:rFonts w:asciiTheme="minorHAnsi" w:hAnsiTheme="minorHAnsi" w:cstheme="minorHAnsi"/>
                 <w:color w:val="000000"/>
                 <w:sz w:val="16"/>
                 <w:szCs w:val="16"/>
@@ -6445,7 +6418,7 @@
             </w:pPr>
             <w:r>
               <w:rPr>
-                <w:rFonts w:ascii="Arial" w:hAnsi="Arial" w:cs="Arial"/>
+                <w:rFonts w:asciiTheme="minorHAnsi" w:hAnsiTheme="minorHAnsi" w:cstheme="minorHAnsi"/>
                 <w:color w:val="000000"/>
                 <w:sz w:val="16"/>
                 <w:szCs w:val="16"/>
@@ -6473,7 +6446,7 @@
             </w:pPr>
             <w:r>
               <w:rPr>
-                <w:rFonts w:ascii="Arial" w:hAnsi="Arial" w:cs="Arial"/>
+                <w:rFonts w:asciiTheme="minorHAnsi" w:hAnsiTheme="minorHAnsi" w:cstheme="minorHAnsi"/>
                 <w:color w:val="000000"/>
                 <w:sz w:val="16"/>
                 <w:szCs w:val="16"/>
@@ -6506,7 +6479,7 @@
             </w:pPr>
             <w:r>
               <w:rPr>
-                <w:rFonts w:ascii="Arial" w:hAnsi="Arial" w:cs="Arial"/>
+                <w:rFonts w:asciiTheme="minorHAnsi" w:hAnsiTheme="minorHAnsi" w:cstheme="minorHAnsi"/>
                 <w:color w:val="000000"/>
                 <w:sz w:val="16"/>
                 <w:szCs w:val="16"/>
@@ -6534,7 +6507,7 @@
             </w:pPr>
             <w:r>
               <w:rPr>
-                <w:rFonts w:ascii="Arial" w:hAnsi="Arial" w:cs="Arial"/>
+                <w:rFonts w:asciiTheme="minorHAnsi" w:hAnsiTheme="minorHAnsi" w:cstheme="minorHAnsi"/>
                 <w:color w:val="000000"/>
                 <w:sz w:val="16"/>
                 <w:szCs w:val="16"/>
@@ -6562,7 +6535,7 @@
             </w:pPr>
             <w:r>
               <w:rPr>
-                <w:rFonts w:ascii="Arial" w:hAnsi="Arial" w:cs="Arial"/>
+                <w:rFonts w:asciiTheme="minorHAnsi" w:hAnsiTheme="minorHAnsi" w:cstheme="minorHAnsi"/>
                 <w:color w:val="000000"/>
                 <w:sz w:val="16"/>
                 <w:szCs w:val="16"/>
@@ -6590,7 +6563,7 @@
             </w:pPr>
             <w:r>
               <w:rPr>
-                <w:rFonts w:ascii="Arial" w:hAnsi="Arial" w:cs="Arial"/>
+                <w:rFonts w:asciiTheme="minorHAnsi" w:hAnsiTheme="minorHAnsi" w:cstheme="minorHAnsi"/>
                 <w:color w:val="000000"/>
                 <w:sz w:val="16"/>
                 <w:szCs w:val="16"/>
@@ -6623,7 +6596,7 @@
             </w:pPr>
             <w:r>
               <w:rPr>
-                <w:rFonts w:ascii="Arial" w:hAnsi="Arial" w:cs="Arial"/>
+                <w:rFonts w:asciiTheme="minorHAnsi" w:hAnsiTheme="minorHAnsi" w:cstheme="minorHAnsi"/>
                 <w:color w:val="000000"/>
                 <w:sz w:val="16"/>
                 <w:szCs w:val="16"/>
@@ -6651,7 +6624,7 @@
             </w:pPr>
             <w:r>
               <w:rPr>
-                <w:rFonts w:ascii="Arial" w:hAnsi="Arial" w:cs="Arial"/>
+                <w:rFonts w:asciiTheme="minorHAnsi" w:hAnsiTheme="minorHAnsi" w:cstheme="minorHAnsi"/>
                 <w:color w:val="000000"/>
                 <w:sz w:val="16"/>
                 <w:szCs w:val="16"/>
@@ -6679,7 +6652,7 @@
             </w:pPr>
             <w:r>
               <w:rPr>
-                <w:rFonts w:ascii="Arial" w:hAnsi="Arial" w:cs="Arial"/>
+                <w:rFonts w:asciiTheme="minorHAnsi" w:hAnsiTheme="minorHAnsi" w:cstheme="minorHAnsi"/>
                 <w:color w:val="000000"/>
                 <w:sz w:val="16"/>
                 <w:szCs w:val="16"/>
@@ -6707,7 +6680,7 @@
             </w:pPr>
             <w:r>
               <w:rPr>
-                <w:rFonts w:ascii="Arial" w:hAnsi="Arial" w:cs="Arial"/>
+                <w:rFonts w:asciiTheme="minorHAnsi" w:hAnsiTheme="minorHAnsi" w:cstheme="minorHAnsi"/>
                 <w:color w:val="000000"/>
                 <w:sz w:val="16"/>
                 <w:szCs w:val="16"/>
@@ -6740,7 +6713,7 @@
             </w:pPr>
             <w:r>
               <w:rPr>
-                <w:rFonts w:ascii="Arial" w:hAnsi="Arial" w:cs="Arial"/>
+                <w:rFonts w:asciiTheme="minorHAnsi" w:hAnsiTheme="minorHAnsi" w:cstheme="minorHAnsi"/>
                 <w:color w:val="000000"/>
                 <w:sz w:val="16"/>
                 <w:szCs w:val="16"/>
@@ -6768,7 +6741,7 @@
             </w:pPr>
             <w:r>
               <w:rPr>
-                <w:rFonts w:ascii="Arial" w:hAnsi="Arial" w:cs="Arial"/>
+                <w:rFonts w:asciiTheme="minorHAnsi" w:hAnsiTheme="minorHAnsi" w:cstheme="minorHAnsi"/>
                 <w:color w:val="000000"/>
                 <w:sz w:val="16"/>
                 <w:szCs w:val="16"/>
@@ -6796,7 +6769,7 @@
             </w:pPr>
             <w:r>
               <w:rPr>
-                <w:rFonts w:ascii="Arial" w:hAnsi="Arial" w:cs="Arial"/>
+                <w:rFonts w:asciiTheme="minorHAnsi" w:hAnsiTheme="minorHAnsi" w:cstheme="minorHAnsi"/>
                 <w:color w:val="000000"/>
                 <w:sz w:val="16"/>
                 <w:szCs w:val="16"/>
@@ -6824,7 +6797,7 @@
             </w:pPr>
             <w:r>
               <w:rPr>
-                <w:rFonts w:ascii="Arial" w:hAnsi="Arial" w:cs="Arial"/>
+                <w:rFonts w:asciiTheme="minorHAnsi" w:hAnsiTheme="minorHAnsi" w:cstheme="minorHAnsi"/>
                 <w:color w:val="000000"/>
                 <w:sz w:val="16"/>
                 <w:szCs w:val="16"/>
@@ -6857,7 +6830,7 @@
             </w:pPr>
             <w:r>
               <w:rPr>
-                <w:rFonts w:ascii="Arial" w:hAnsi="Arial" w:cs="Arial"/>
+                <w:rFonts w:asciiTheme="minorHAnsi" w:hAnsiTheme="minorHAnsi" w:cstheme="minorHAnsi"/>
                 <w:color w:val="000000"/>
                 <w:sz w:val="16"/>
                 <w:szCs w:val="16"/>
@@ -6885,7 +6858,7 @@
             </w:pPr>
             <w:r>
               <w:rPr>
-                <w:rFonts w:ascii="Arial" w:hAnsi="Arial" w:cs="Arial"/>
+                <w:rFonts w:asciiTheme="minorHAnsi" w:hAnsiTheme="minorHAnsi" w:cstheme="minorHAnsi"/>
                 <w:color w:val="000000"/>
                 <w:sz w:val="16"/>
                 <w:szCs w:val="16"/>
@@ -6913,7 +6886,7 @@
             </w:pPr>
             <w:r>
               <w:rPr>
-                <w:rFonts w:ascii="Arial" w:hAnsi="Arial" w:cs="Arial"/>
+                <w:rFonts w:asciiTheme="minorHAnsi" w:hAnsiTheme="minorHAnsi" w:cstheme="minorHAnsi"/>
                 <w:color w:val="000000"/>
                 <w:sz w:val="16"/>
                 <w:szCs w:val="16"/>
@@ -6941,7 +6914,7 @@
             </w:pPr>
             <w:r>
               <w:rPr>
-                <w:rFonts w:ascii="Arial" w:hAnsi="Arial" w:cs="Arial"/>
+                <w:rFonts w:asciiTheme="minorHAnsi" w:hAnsiTheme="minorHAnsi" w:cstheme="minorHAnsi"/>
                 <w:color w:val="000000"/>
                 <w:sz w:val="16"/>
                 <w:szCs w:val="16"/>
@@ -6974,7 +6947,7 @@
             </w:pPr>
             <w:r>
               <w:rPr>
-                <w:rFonts w:ascii="Arial" w:hAnsi="Arial" w:cs="Arial"/>
+                <w:rFonts w:asciiTheme="minorHAnsi" w:hAnsiTheme="minorHAnsi" w:cstheme="minorHAnsi"/>
                 <w:color w:val="000000"/>
                 <w:sz w:val="16"/>
                 <w:szCs w:val="16"/>
@@ -7002,7 +6975,7 @@
             </w:pPr>
             <w:r>
               <w:rPr>
-                <w:rFonts w:ascii="Arial" w:hAnsi="Arial" w:cs="Arial"/>
+                <w:rFonts w:asciiTheme="minorHAnsi" w:hAnsiTheme="minorHAnsi" w:cstheme="minorHAnsi"/>
                 <w:color w:val="000000"/>
                 <w:sz w:val="16"/>
                 <w:szCs w:val="16"/>
@@ -7030,7 +7003,7 @@
             </w:pPr>
             <w:r>
               <w:rPr>
-                <w:rFonts w:ascii="Arial" w:hAnsi="Arial" w:cs="Arial"/>
+                <w:rFonts w:asciiTheme="minorHAnsi" w:hAnsiTheme="minorHAnsi" w:cstheme="minorHAnsi"/>
                 <w:color w:val="000000"/>
                 <w:sz w:val="16"/>
                 <w:szCs w:val="16"/>
@@ -7058,7 +7031,7 @@
             </w:pPr>
             <w:r>
               <w:rPr>
-                <w:rFonts w:ascii="Arial" w:hAnsi="Arial" w:cs="Arial"/>
+                <w:rFonts w:asciiTheme="minorHAnsi" w:hAnsiTheme="minorHAnsi" w:cstheme="minorHAnsi"/>
                 <w:color w:val="000000"/>
                 <w:sz w:val="16"/>
                 <w:szCs w:val="16"/>
@@ -7091,7 +7064,7 @@
             </w:pPr>
             <w:r>
               <w:rPr>
-                <w:rFonts w:ascii="Arial" w:hAnsi="Arial" w:cs="Arial"/>
+                <w:rFonts w:asciiTheme="minorHAnsi" w:hAnsiTheme="minorHAnsi" w:cstheme="minorHAnsi"/>
                 <w:color w:val="000000"/>
                 <w:sz w:val="16"/>
                 <w:szCs w:val="16"/>
@@ -7119,7 +7092,7 @@
             </w:pPr>
             <w:r>
               <w:rPr>
-                <w:rFonts w:ascii="Arial" w:hAnsi="Arial" w:cs="Arial"/>
+                <w:rFonts w:asciiTheme="minorHAnsi" w:hAnsiTheme="minorHAnsi" w:cstheme="minorHAnsi"/>
                 <w:color w:val="000000"/>
                 <w:sz w:val="16"/>
                 <w:szCs w:val="16"/>
@@ -7147,7 +7120,7 @@
             </w:pPr>
             <w:r>
               <w:rPr>
-                <w:rFonts w:ascii="Arial" w:hAnsi="Arial" w:cs="Arial"/>
+                <w:rFonts w:asciiTheme="minorHAnsi" w:hAnsiTheme="minorHAnsi" w:cstheme="minorHAnsi"/>
                 <w:color w:val="000000"/>
                 <w:sz w:val="16"/>
                 <w:szCs w:val="16"/>
@@ -7175,7 +7148,7 @@
             </w:pPr>
             <w:r>
               <w:rPr>
-                <w:rFonts w:ascii="Arial" w:hAnsi="Arial" w:cs="Arial"/>
+                <w:rFonts w:asciiTheme="minorHAnsi" w:hAnsiTheme="minorHAnsi" w:cstheme="minorHAnsi"/>
                 <w:color w:val="000000"/>
                 <w:sz w:val="16"/>
                 <w:szCs w:val="16"/>
@@ -7208,7 +7181,7 @@
             </w:pPr>
             <w:r>
               <w:rPr>
-                <w:rFonts w:ascii="Arial" w:hAnsi="Arial" w:cs="Arial"/>
+                <w:rFonts w:asciiTheme="minorHAnsi" w:hAnsiTheme="minorHAnsi" w:cstheme="minorHAnsi"/>
                 <w:color w:val="000000"/>
                 <w:sz w:val="16"/>
                 <w:szCs w:val="16"/>
@@ -7236,7 +7209,7 @@
             </w:pPr>
             <w:r>
               <w:rPr>
-                <w:rFonts w:ascii="Arial" w:hAnsi="Arial" w:cs="Arial"/>
+                <w:rFonts w:asciiTheme="minorHAnsi" w:hAnsiTheme="minorHAnsi" w:cstheme="minorHAnsi"/>
                 <w:color w:val="000000"/>
                 <w:sz w:val="16"/>
                 <w:szCs w:val="16"/>
@@ -7264,7 +7237,7 @@
             </w:pPr>
             <w:r>
               <w:rPr>
-                <w:rFonts w:ascii="Arial" w:hAnsi="Arial" w:cs="Arial"/>
+                <w:rFonts w:asciiTheme="minorHAnsi" w:hAnsiTheme="minorHAnsi" w:cstheme="minorHAnsi"/>
                 <w:color w:val="000000"/>
                 <w:sz w:val="16"/>
                 <w:szCs w:val="16"/>
@@ -7292,7 +7265,7 @@
             </w:pPr>
             <w:r>
               <w:rPr>
-                <w:rFonts w:ascii="Arial" w:hAnsi="Arial" w:cs="Arial"/>
+                <w:rFonts w:asciiTheme="minorHAnsi" w:hAnsiTheme="minorHAnsi" w:cstheme="minorHAnsi"/>
                 <w:color w:val="000000"/>
                 <w:sz w:val="16"/>
                 <w:szCs w:val="16"/>
@@ -7325,7 +7298,7 @@
             </w:pPr>
             <w:r>
               <w:rPr>
-                <w:rFonts w:ascii="Arial" w:hAnsi="Arial" w:cs="Arial"/>
+                <w:rFonts w:asciiTheme="minorHAnsi" w:hAnsiTheme="minorHAnsi" w:cstheme="minorHAnsi"/>
                 <w:color w:val="000000"/>
                 <w:sz w:val="16"/>
                 <w:szCs w:val="16"/>
@@ -7353,7 +7326,7 @@
             </w:pPr>
             <w:r>
               <w:rPr>
-                <w:rFonts w:ascii="Arial" w:hAnsi="Arial" w:cs="Arial"/>
+                <w:rFonts w:asciiTheme="minorHAnsi" w:hAnsiTheme="minorHAnsi" w:cstheme="minorHAnsi"/>
                 <w:color w:val="000000"/>
                 <w:sz w:val="16"/>
                 <w:szCs w:val="16"/>
@@ -7381,7 +7354,7 @@
             </w:pPr>
             <w:r>
               <w:rPr>
-                <w:rFonts w:ascii="Arial" w:hAnsi="Arial" w:cs="Arial"/>
+                <w:rFonts w:asciiTheme="minorHAnsi" w:hAnsiTheme="minorHAnsi" w:cstheme="minorHAnsi"/>
                 <w:color w:val="000000"/>
                 <w:sz w:val="16"/>
                 <w:szCs w:val="16"/>
@@ -7409,7 +7382,7 @@
             </w:pPr>
             <w:r>
               <w:rPr>
-                <w:rFonts w:ascii="Arial" w:hAnsi="Arial" w:cs="Arial"/>
+                <w:rFonts w:asciiTheme="minorHAnsi" w:hAnsiTheme="minorHAnsi" w:cstheme="minorHAnsi"/>
                 <w:color w:val="000000"/>
                 <w:sz w:val="16"/>
                 <w:szCs w:val="16"/>
@@ -7424,6 +7397,7 @@
       <w:pPr>
         <w:pStyle w:val="Caption"/>
         <w:rPr>
+          <w:rFonts w:asciiTheme="minorHAnsi" w:hAnsiTheme="minorHAnsi" w:cstheme="minorHAnsi"/>
           <w:i w:val="0"/>
           <w:iCs w:val="0"/>
         </w:rPr>
@@ -7435,12 +7409,14 @@
         <w:keepNext/>
         <w:ind w:firstLine="720"/>
         <w:rPr>
+          <w:rFonts w:asciiTheme="minorHAnsi" w:hAnsiTheme="minorHAnsi" w:cstheme="minorHAnsi"/>
           <w:i w:val="0"/>
           <w:iCs w:val="0"/>
         </w:rPr>
       </w:pPr>
       <w:r>
         <w:rPr>
+          <w:rFonts w:asciiTheme="minorHAnsi" w:hAnsiTheme="minorHAnsi" w:cstheme="minorHAnsi"/>
           <w:i w:val="0"/>
           <w:iCs w:val="0"/>
         </w:rPr>
@@ -7448,6 +7424,7 @@
       </w:r>
       <w:r>
         <w:rPr>
+          <w:rFonts w:asciiTheme="minorHAnsi" w:hAnsiTheme="minorHAnsi" w:cstheme="minorHAnsi"/>
           <w:i w:val="0"/>
           <w:iCs w:val="0"/>
         </w:rPr>
@@ -7455,6 +7432,7 @@
       </w:r>
       <w:r>
         <w:rPr>
+          <w:rFonts w:asciiTheme="minorHAnsi" w:hAnsiTheme="minorHAnsi" w:cstheme="minorHAnsi"/>
           <w:b/>
           <w:bCs/>
           <w:i w:val="0"/>
@@ -7464,6 +7442,7 @@
       </w:r>
       <w:r>
         <w:rPr>
+          <w:rFonts w:asciiTheme="minorHAnsi" w:hAnsiTheme="minorHAnsi" w:cstheme="minorHAnsi"/>
           <w:i w:val="0"/>
           <w:iCs w:val="0"/>
         </w:rPr>
@@ -7471,6 +7450,7 @@
       </w:r>
       <w:r>
         <w:rPr>
+          <w:rFonts w:asciiTheme="minorHAnsi" w:hAnsiTheme="minorHAnsi" w:cstheme="minorHAnsi"/>
           <w:b/>
           <w:bCs/>
           <w:i w:val="0"/>
@@ -7480,6 +7460,7 @@
       </w:r>
       <w:r>
         <w:rPr>
+          <w:rFonts w:asciiTheme="minorHAnsi" w:hAnsiTheme="minorHAnsi" w:cstheme="minorHAnsi"/>
           <w:b/>
           <w:bCs/>
         </w:rPr>
@@ -7487,6 +7468,7 @@
       </w:r>
       <w:r>
         <w:rPr>
+          <w:rFonts w:asciiTheme="minorHAnsi" w:hAnsiTheme="minorHAnsi" w:cstheme="minorHAnsi"/>
           <w:i w:val="0"/>
           <w:iCs w:val="0"/>
         </w:rPr>
@@ -7494,6 +7476,7 @@
       </w:r>
       <w:r>
         <w:rPr>
+          <w:rFonts w:asciiTheme="minorHAnsi" w:hAnsiTheme="minorHAnsi" w:cstheme="minorHAnsi"/>
           <w:i w:val="0"/>
           <w:iCs w:val="0"/>
         </w:rPr>
@@ -7501,6 +7484,7 @@
       </w:r>
       <w:r>
         <w:rPr>
+          <w:rFonts w:asciiTheme="minorHAnsi" w:hAnsiTheme="minorHAnsi" w:cstheme="minorHAnsi"/>
           <w:i w:val="0"/>
           <w:iCs w:val="0"/>
         </w:rPr>
@@ -7508,6 +7492,7 @@
       </w:r>
       <w:r>
         <w:rPr>
+          <w:rFonts w:asciiTheme="minorHAnsi" w:hAnsiTheme="minorHAnsi" w:cstheme="minorHAnsi"/>
           <w:i w:val="0"/>
           <w:iCs w:val="0"/>
         </w:rPr>
@@ -7515,6 +7500,7 @@
       </w:r>
       <w:r>
         <w:rPr>
+          <w:rFonts w:asciiTheme="minorHAnsi" w:hAnsiTheme="minorHAnsi" w:cstheme="minorHAnsi"/>
           <w:i w:val="0"/>
           <w:iCs w:val="0"/>
         </w:rPr>
@@ -7522,6 +7508,7 @@
       </w:r>
       <w:r>
         <w:rPr>
+          <w:rFonts w:asciiTheme="minorHAnsi" w:hAnsiTheme="minorHAnsi" w:cstheme="minorHAnsi"/>
           <w:i w:val="0"/>
           <w:iCs w:val="0"/>
         </w:rPr>
@@ -7532,15 +7519,22 @@
       <w:pPr>
         <w:pStyle w:val="Caption"/>
         <w:jc w:val="center"/>
+        <w:rPr>
+          <w:rFonts w:asciiTheme="minorHAnsi" w:hAnsiTheme="minorHAnsi" w:cstheme="minorHAnsi"/>
+        </w:rPr>
       </w:pPr>
     </w:p>
     <w:p>
       <w:pPr>
         <w:pStyle w:val="Caption"/>
         <w:jc w:val="center"/>
-      </w:pPr>
-      <w:r>
-        <w:rPr>
+        <w:rPr>
+          <w:rFonts w:asciiTheme="minorHAnsi" w:hAnsiTheme="minorHAnsi" w:cstheme="minorHAnsi"/>
+        </w:rPr>
+      </w:pPr>
+      <w:r>
+        <w:rPr>
+          <w:rFonts w:asciiTheme="minorHAnsi" w:hAnsiTheme="minorHAnsi" w:cstheme="minorHAnsi"/>
           <w:noProof/>
         </w:rPr>
         <w:drawing>
@@ -7583,6 +7577,7 @@
         <w:pStyle w:val="Caption"/>
         <w:jc w:val="center"/>
         <w:rPr>
+          <w:rFonts w:asciiTheme="minorHAnsi" w:hAnsiTheme="minorHAnsi" w:cstheme="minorHAnsi"/>
           <w:i w:val="0"/>
           <w:iCs w:val="0"/>
         </w:rPr>
@@ -7592,6 +7587,7 @@
       <w:pPr>
         <w:spacing w:after="0"/>
         <w:rPr>
+          <w:rFonts w:asciiTheme="minorHAnsi" w:hAnsiTheme="minorHAnsi" w:cstheme="minorHAnsi"/>
           <w:b/>
           <w:sz w:val="24"/>
           <w:u w:val="single"/>
@@ -7602,6 +7598,7 @@
       <w:pPr>
         <w:spacing w:after="0"/>
         <w:rPr>
+          <w:rFonts w:asciiTheme="minorHAnsi" w:hAnsiTheme="minorHAnsi" w:cstheme="minorHAnsi"/>
           <w:b/>
           <w:sz w:val="24"/>
           <w:u w:val="single"/>
@@ -7612,6 +7609,7 @@
       <w:pPr>
         <w:spacing w:after="0"/>
         <w:rPr>
+          <w:rFonts w:asciiTheme="minorHAnsi" w:hAnsiTheme="minorHAnsi" w:cstheme="minorHAnsi"/>
           <w:b/>
           <w:sz w:val="24"/>
           <w:u w:val="single"/>
@@ -7622,6 +7620,7 @@
       <w:pPr>
         <w:spacing w:after="0"/>
         <w:rPr>
+          <w:rFonts w:asciiTheme="minorHAnsi" w:hAnsiTheme="minorHAnsi" w:cstheme="minorHAnsi"/>
           <w:b/>
           <w:sz w:val="24"/>
           <w:u w:val="single"/>
@@ -7632,6 +7631,7 @@
       <w:pPr>
         <w:spacing w:after="0"/>
         <w:rPr>
+          <w:rFonts w:asciiTheme="minorHAnsi" w:hAnsiTheme="minorHAnsi" w:cstheme="minorHAnsi"/>
           <w:b/>
           <w:sz w:val="24"/>
           <w:u w:val="single"/>
@@ -7642,6 +7642,7 @@
       <w:pPr>
         <w:spacing w:after="0"/>
         <w:rPr>
+          <w:rFonts w:asciiTheme="minorHAnsi" w:hAnsiTheme="minorHAnsi" w:cstheme="minorHAnsi"/>
           <w:b/>
           <w:sz w:val="24"/>
           <w:u w:val="single"/>
@@ -7652,6 +7653,7 @@
       <w:pPr>
         <w:spacing w:after="0"/>
         <w:rPr>
+          <w:rFonts w:asciiTheme="minorHAnsi" w:hAnsiTheme="minorHAnsi" w:cstheme="minorHAnsi"/>
           <w:b/>
           <w:sz w:val="24"/>
           <w:u w:val="single"/>
@@ -7662,6 +7664,7 @@
       <w:pPr>
         <w:spacing w:after="0"/>
         <w:rPr>
+          <w:rFonts w:asciiTheme="minorHAnsi" w:hAnsiTheme="minorHAnsi" w:cstheme="minorHAnsi"/>
           <w:b/>
           <w:sz w:val="24"/>
           <w:u w:val="single"/>
@@ -7672,6 +7675,7 @@
       <w:pPr>
         <w:spacing w:after="0"/>
         <w:rPr>
+          <w:rFonts w:asciiTheme="minorHAnsi" w:hAnsiTheme="minorHAnsi" w:cstheme="minorHAnsi"/>
           <w:b/>
           <w:sz w:val="24"/>
           <w:u w:val="single"/>
@@ -7682,6 +7686,7 @@
       <w:pPr>
         <w:spacing w:after="0"/>
         <w:rPr>
+          <w:rFonts w:asciiTheme="minorHAnsi" w:hAnsiTheme="minorHAnsi" w:cstheme="minorHAnsi"/>
           <w:b/>
           <w:sz w:val="24"/>
           <w:u w:val="single"/>
@@ -7689,6 +7694,7 @@
       </w:pPr>
       <w:r>
         <w:rPr>
+          <w:rFonts w:asciiTheme="minorHAnsi" w:hAnsiTheme="minorHAnsi" w:cstheme="minorHAnsi"/>
           <w:noProof/>
         </w:rPr>
         <mc:AlternateContent>
@@ -7796,6 +7802,7 @@
       <w:pPr>
         <w:spacing w:after="0"/>
         <w:rPr>
+          <w:rFonts w:asciiTheme="minorHAnsi" w:hAnsiTheme="minorHAnsi" w:cstheme="minorHAnsi"/>
           <w:b/>
           <w:sz w:val="24"/>
           <w:u w:val="single"/>
@@ -7806,6 +7813,7 @@
       <w:pPr>
         <w:spacing w:after="0"/>
         <w:rPr>
+          <w:rFonts w:asciiTheme="minorHAnsi" w:hAnsiTheme="minorHAnsi" w:cstheme="minorHAnsi"/>
           <w:b/>
           <w:sz w:val="24"/>
           <w:u w:val="single"/>
@@ -7816,6 +7824,7 @@
       <w:pPr>
         <w:spacing w:after="0"/>
         <w:rPr>
+          <w:rFonts w:asciiTheme="minorHAnsi" w:hAnsiTheme="minorHAnsi" w:cstheme="minorHAnsi"/>
           <w:b/>
           <w:sz w:val="24"/>
           <w:u w:val="single"/>
@@ -7826,6 +7835,7 @@
       <w:pPr>
         <w:spacing w:after="0"/>
         <w:rPr>
+          <w:rFonts w:asciiTheme="minorHAnsi" w:hAnsiTheme="minorHAnsi" w:cstheme="minorHAnsi"/>
           <w:b/>
           <w:sz w:val="24"/>
           <w:u w:val="single"/>
@@ -7836,6 +7846,7 @@
       <w:pPr>
         <w:spacing w:after="0"/>
         <w:rPr>
+          <w:rFonts w:asciiTheme="minorHAnsi" w:hAnsiTheme="minorHAnsi" w:cstheme="minorHAnsi"/>
           <w:b/>
           <w:sz w:val="24"/>
           <w:u w:val="single"/>
@@ -7846,12 +7857,14 @@
       <w:pPr>
         <w:spacing w:after="0"/>
         <w:rPr>
+          <w:rFonts w:asciiTheme="minorHAnsi" w:hAnsiTheme="minorHAnsi" w:cstheme="minorHAnsi"/>
           <w:sz w:val="24"/>
           <w:u w:val="single"/>
         </w:rPr>
       </w:pPr>
       <w:r>
         <w:rPr>
+          <w:rFonts w:asciiTheme="minorHAnsi" w:hAnsiTheme="minorHAnsi" w:cstheme="minorHAnsi"/>
           <w:b/>
           <w:sz w:val="24"/>
           <w:u w:val="single"/>
@@ -7860,6 +7873,7 @@
       </w:r>
       <w:r>
         <w:rPr>
+          <w:rFonts w:asciiTheme="minorHAnsi" w:hAnsiTheme="minorHAnsi" w:cstheme="minorHAnsi"/>
           <w:sz w:val="24"/>
           <w:u w:val="single"/>
         </w:rPr>
@@ -7870,11 +7884,13 @@
       <w:pPr>
         <w:spacing w:after="0"/>
         <w:rPr>
-          <w:sz w:val="24"/>
-        </w:rPr>
-      </w:pPr>
-      <w:r>
-        <w:rPr>
+          <w:rFonts w:asciiTheme="minorHAnsi" w:hAnsiTheme="minorHAnsi" w:cstheme="minorHAnsi"/>
+          <w:sz w:val="24"/>
+        </w:rPr>
+      </w:pPr>
+      <w:r>
+        <w:rPr>
+          <w:rFonts w:asciiTheme="minorHAnsi" w:hAnsiTheme="minorHAnsi" w:cstheme="minorHAnsi"/>
           <w:sz w:val="24"/>
         </w:rPr>
         <w:tab/>
@@ -7882,97 +7898,72 @@
       </w:r>
       <w:r>
         <w:rPr>
+          <w:rFonts w:asciiTheme="minorHAnsi" w:hAnsiTheme="minorHAnsi" w:cstheme="minorHAnsi"/>
           <w:sz w:val="24"/>
         </w:rPr>
         <w:t>als</w:t>
       </w:r>
       <w:r>
         <w:rPr>
+          <w:rFonts w:asciiTheme="minorHAnsi" w:hAnsiTheme="minorHAnsi" w:cstheme="minorHAnsi"/>
           <w:sz w:val="24"/>
         </w:rPr>
         <w:t xml:space="preserve">, all my results were within the 5% expected range for the resistances. </w:t>
       </w:r>
       <w:r>
         <w:rPr>
+          <w:rFonts w:asciiTheme="minorHAnsi" w:hAnsiTheme="minorHAnsi" w:cstheme="minorHAnsi"/>
           <w:b/>
           <w:bCs/>
           <w:sz w:val="24"/>
         </w:rPr>
-        <w:t>Table 2</w:t>
-      </w:r>
-      <w:r>
-        <w:rPr>
+        <w:t xml:space="preserve">Table 2 </w:t>
+      </w:r>
+      <w:r>
+        <w:rPr>
+          <w:rFonts w:asciiTheme="minorHAnsi" w:hAnsiTheme="minorHAnsi" w:cstheme="minorHAnsi"/>
+          <w:sz w:val="24"/>
+        </w:rPr>
+        <w:t xml:space="preserve">has the same categories as </w:t>
+      </w:r>
+      <w:r>
+        <w:rPr>
+          <w:rFonts w:asciiTheme="minorHAnsi" w:hAnsiTheme="minorHAnsi" w:cstheme="minorHAnsi"/>
           <w:b/>
           <w:bCs/>
           <w:sz w:val="24"/>
         </w:rPr>
-        <w:t xml:space="preserve"> </w:t>
-      </w:r>
-      <w:r>
-        <w:rPr>
-          <w:sz w:val="24"/>
-        </w:rPr>
-        <w:t xml:space="preserve">has the same categories as </w:t>
-      </w:r>
-      <w:r>
-        <w:rPr>
+        <w:t>Table 1</w:t>
+      </w:r>
+      <w:r>
+        <w:rPr>
+          <w:rFonts w:asciiTheme="minorHAnsi" w:hAnsiTheme="minorHAnsi" w:cstheme="minorHAnsi"/>
+          <w:sz w:val="24"/>
+        </w:rPr>
+        <w:t xml:space="preserve"> but after I applied the </w:t>
+      </w:r>
+      <w:r>
+        <w:rPr>
+          <w:rFonts w:asciiTheme="minorHAnsi" w:hAnsiTheme="minorHAnsi" w:cstheme="minorHAnsi"/>
           <w:b/>
           <w:bCs/>
           <w:sz w:val="24"/>
         </w:rPr>
-        <w:t>Table 1</w:t>
-      </w:r>
-      <w:r>
-        <w:rPr>
-          <w:sz w:val="24"/>
-        </w:rPr>
-        <w:t xml:space="preserve"> but after I applied the </w:t>
-      </w:r>
-      <w:r>
-        <w:rPr>
-          <w:b/>
-          <w:bCs/>
-          <w:sz w:val="24"/>
-        </w:rPr>
         <w:t xml:space="preserve">rolling average filter. </w:t>
       </w:r>
       <w:r>
         <w:rPr>
-          <w:sz w:val="24"/>
-        </w:rPr>
-        <w:t>It is important to note that the most inaccurate values are 600k</w:t>
-      </w:r>
-      <w:r>
-        <w:rPr>
-          <w:rFonts w:ascii="Times New Roman" w:hAnsi="Times New Roman" w:cs="Times New Roman"/>
-          <w:sz w:val="24"/>
-        </w:rPr>
-        <w:t>Ω</w:t>
-      </w:r>
-      <w:r>
-        <w:rPr>
-          <w:sz w:val="24"/>
-        </w:rPr>
-        <w:t xml:space="preserve"> and 650k</w:t>
-      </w:r>
-      <w:r>
-        <w:rPr>
-          <w:rFonts w:ascii="Times New Roman" w:hAnsi="Times New Roman" w:cs="Times New Roman"/>
-          <w:sz w:val="24"/>
-        </w:rPr>
-        <w:t>Ω</w:t>
-      </w:r>
-      <w:r>
-        <w:rPr>
-          <w:sz w:val="24"/>
-        </w:rPr>
-        <w:t xml:space="preserve"> since that is one of the places where the linear and quadratic fitting equations significantly deviate. Therefore, it was necessary to switch between the linear and quadratic equations. </w:t>
+          <w:rFonts w:asciiTheme="minorHAnsi" w:hAnsiTheme="minorHAnsi" w:cstheme="minorHAnsi"/>
+          <w:sz w:val="24"/>
+        </w:rPr>
+        <w:t xml:space="preserve">It is important to note that the most inaccurate values are 600kΩ and 650kΩ since that is one of the places where the linear and quadratic fitting equations significantly deviate. Therefore, it was necessary to switch between the linear and quadratic equations. </w:t>
       </w:r>
     </w:p>
     <w:p>
       <w:pPr>
         <w:spacing w:after="0"/>
         <w:rPr>
+          <w:rFonts w:asciiTheme="minorHAnsi" w:hAnsiTheme="minorHAnsi" w:cstheme="minorHAnsi"/>
           <w:sz w:val="24"/>
         </w:rPr>
       </w:pPr>
@@ -7982,58 +7973,21 @@
         <w:spacing w:after="0"/>
         <w:ind w:firstLine="720"/>
         <w:rPr>
+          <w:rFonts w:asciiTheme="minorHAnsi" w:hAnsiTheme="minorHAnsi" w:cstheme="minorHAnsi"/>
           <w:bCs/>
           <w:sz w:val="24"/>
         </w:rPr>
       </w:pPr>
       <w:r>
         <w:rPr>
-          <w:sz w:val="24"/>
-        </w:rPr>
-        <w:t>This is showcased even further with a random resistance value I chose after measuring all the values to demonstrate an accurate measurement. I used a 22k</w:t>
-      </w:r>
-      <w:r>
-        <w:rPr>
-          <w:rFonts w:ascii="Times New Roman" w:hAnsi="Times New Roman" w:cs="Times New Roman"/>
-          <w:sz w:val="24"/>
-        </w:rPr>
-        <w:t>Ω</w:t>
-      </w:r>
-      <w:r>
-        <w:rPr>
-          <w:sz w:val="24"/>
-        </w:rPr>
-        <w:t xml:space="preserve"> for the LCD to display and it output 21.</w:t>
-      </w:r>
-      <w:r>
-        <w:rPr>
-          <w:rFonts w:asciiTheme="minorHAnsi" w:hAnsiTheme="minorHAnsi" w:cstheme="minorHAnsi"/>
-          <w:sz w:val="24"/>
-        </w:rPr>
-        <w:t>923924</w:t>
-      </w:r>
-      <w:r>
-        <w:rPr>
-          <w:rFonts w:asciiTheme="minorHAnsi" w:hAnsiTheme="minorHAnsi" w:cstheme="minorHAnsi"/>
-          <w:sz w:val="24"/>
-        </w:rPr>
-        <w:t>k</w:t>
-      </w:r>
-      <w:r>
-        <w:rPr>
-          <w:rFonts w:asciiTheme="minorHAnsi" w:hAnsiTheme="minorHAnsi" w:cstheme="minorHAnsi"/>
-          <w:sz w:val="24"/>
-        </w:rPr>
-        <w:t>Ω</w:t>
-      </w:r>
-      <w:r>
-        <w:rPr>
-          <w:sz w:val="24"/>
-        </w:rPr>
-        <w:t xml:space="preserve"> as the measured value which is within 0.38% of the expected value. However, I mentioned that </w:t>
-      </w:r>
-      <w:r>
-        <w:rPr>
+          <w:rFonts w:asciiTheme="minorHAnsi" w:hAnsiTheme="minorHAnsi" w:cstheme="minorHAnsi"/>
+          <w:sz w:val="24"/>
+        </w:rPr>
+        <w:t xml:space="preserve">This is showcased even further with a random resistance value I chose after measuring all the values to demonstrate an accurate measurement. I used a 22kΩ for the LCD to display and it output 21.923924kΩ as the measured value which is within 0.38% of the expected value. However, I mentioned that </w:t>
+      </w:r>
+      <w:r>
+        <w:rPr>
+          <w:rFonts w:asciiTheme="minorHAnsi" w:hAnsiTheme="minorHAnsi" w:cstheme="minorHAnsi"/>
           <w:bCs/>
           <w:sz w:val="24"/>
         </w:rPr>
@@ -8041,6 +7995,7 @@
       </w:r>
       <w:r>
         <w:rPr>
+          <w:rFonts w:asciiTheme="minorHAnsi" w:hAnsiTheme="minorHAnsi" w:cstheme="minorHAnsi"/>
           <w:b/>
           <w:sz w:val="24"/>
         </w:rPr>
@@ -8048,6 +8003,7 @@
       </w:r>
       <w:r>
         <w:rPr>
+          <w:rFonts w:asciiTheme="minorHAnsi" w:hAnsiTheme="minorHAnsi" w:cstheme="minorHAnsi"/>
           <w:bCs/>
           <w:sz w:val="24"/>
         </w:rPr>
@@ -8055,6 +8011,7 @@
       </w:r>
       <w:r>
         <w:rPr>
+          <w:rFonts w:asciiTheme="minorHAnsi" w:hAnsiTheme="minorHAnsi" w:cstheme="minorHAnsi"/>
           <w:bCs/>
           <w:sz w:val="24"/>
         </w:rPr>
@@ -8066,6 +8023,7 @@
       <w:pPr>
         <w:spacing w:after="0"/>
         <w:rPr>
+          <w:rFonts w:asciiTheme="minorHAnsi" w:hAnsiTheme="minorHAnsi" w:cstheme="minorHAnsi"/>
           <w:b/>
           <w:bCs/>
           <w:sz w:val="24"/>
@@ -8077,30 +8035,51 @@
         <w:pStyle w:val="Caption"/>
         <w:keepNext/>
         <w:jc w:val="center"/>
-      </w:pPr>
-      <w:r>
+        <w:rPr>
+          <w:rFonts w:asciiTheme="minorHAnsi" w:hAnsiTheme="minorHAnsi" w:cstheme="minorHAnsi"/>
+        </w:rPr>
+      </w:pPr>
+      <w:r>
+        <w:rPr>
+          <w:rFonts w:asciiTheme="minorHAnsi" w:hAnsiTheme="minorHAnsi" w:cstheme="minorHAnsi"/>
+        </w:rPr>
         <w:t xml:space="preserve">Table </w:t>
       </w:r>
       <w:r>
+        <w:rPr>
+          <w:rFonts w:asciiTheme="minorHAnsi" w:hAnsiTheme="minorHAnsi" w:cstheme="minorHAnsi"/>
+        </w:rPr>
         <w:fldChar w:fldCharType="begin"/>
       </w:r>
       <w:r>
+        <w:rPr>
+          <w:rFonts w:asciiTheme="minorHAnsi" w:hAnsiTheme="minorHAnsi" w:cstheme="minorHAnsi"/>
+        </w:rPr>
         <w:instrText xml:space="preserve"> SEQ Table \* ARABIC </w:instrText>
       </w:r>
       <w:r>
+        <w:rPr>
+          <w:rFonts w:asciiTheme="minorHAnsi" w:hAnsiTheme="minorHAnsi" w:cstheme="minorHAnsi"/>
+        </w:rPr>
         <w:fldChar w:fldCharType="separate"/>
       </w:r>
       <w:r>
         <w:rPr>
+          <w:rFonts w:asciiTheme="minorHAnsi" w:hAnsiTheme="minorHAnsi" w:cstheme="minorHAnsi"/>
           <w:noProof/>
         </w:rPr>
         <w:t>2</w:t>
       </w:r>
       <w:r>
+        <w:rPr>
+          <w:rFonts w:asciiTheme="minorHAnsi" w:hAnsiTheme="minorHAnsi" w:cstheme="minorHAnsi"/>
+          <w:noProof/>
+        </w:rPr>
         <w:fldChar w:fldCharType="end"/>
       </w:r>
       <w:r>
         <w:rPr>
+          <w:rFonts w:asciiTheme="minorHAnsi" w:hAnsiTheme="minorHAnsi" w:cstheme="minorHAnsi"/>
           <w:noProof/>
         </w:rPr>
         <w:t>: Expected vs. Measured Resistance Post-Correction</w:t>
@@ -8142,7 +8121,7 @@
             </w:pPr>
             <w:r>
               <w:rPr>
-                <w:rFonts w:cs="Mangal"/>
+                <w:rFonts w:asciiTheme="minorHAnsi" w:hAnsiTheme="minorHAnsi" w:cstheme="minorHAnsi"/>
                 <w:b/>
                 <w:bCs/>
                 <w:i/>
@@ -8150,11 +8129,30 @@
                 <w:sz w:val="20"/>
                 <w:szCs w:val="20"/>
               </w:rPr>
-              <w:t>Expected Resistance Value (</w:t>
-            </w:r>
-            <w:r>
-              <w:rPr>
-                <w:rFonts w:ascii="Times New Roman" w:hAnsi="Times New Roman" w:cs="Times New Roman"/>
+              <w:t>Expected Resistance Value (Ω)</w:t>
+            </w:r>
+          </w:p>
+        </w:tc>
+        <w:tc>
+          <w:tcPr>
+            <w:tcW w:w="2917" w:type="dxa"/>
+            <w:noWrap/>
+            <w:hideMark/>
+          </w:tcPr>
+          <w:p>
+            <w:pPr>
+              <w:spacing w:after="0"/>
+              <w:rPr>
+                <w:rFonts w:asciiTheme="minorHAnsi" w:hAnsiTheme="minorHAnsi" w:cstheme="minorHAnsi"/>
+                <w:b/>
+                <w:bCs/>
+                <w:sz w:val="16"/>
+                <w:szCs w:val="16"/>
+              </w:rPr>
+            </w:pPr>
+            <w:r>
+              <w:rPr>
+                <w:rFonts w:asciiTheme="minorHAnsi" w:hAnsiTheme="minorHAnsi" w:cstheme="minorHAnsi"/>
                 <w:b/>
                 <w:bCs/>
                 <w:i/>
@@ -8162,11 +8160,30 @@
                 <w:sz w:val="20"/>
                 <w:szCs w:val="20"/>
               </w:rPr>
-              <w:t>Ω</w:t>
-            </w:r>
-            <w:r>
-              <w:rPr>
-                <w:rFonts w:cs="Mangal"/>
+              <w:t>Measured Resistance Value (Ω)</w:t>
+            </w:r>
+          </w:p>
+        </w:tc>
+        <w:tc>
+          <w:tcPr>
+            <w:tcW w:w="1071" w:type="dxa"/>
+            <w:noWrap/>
+            <w:hideMark/>
+          </w:tcPr>
+          <w:p>
+            <w:pPr>
+              <w:spacing w:after="0"/>
+              <w:rPr>
+                <w:rFonts w:asciiTheme="minorHAnsi" w:hAnsiTheme="minorHAnsi" w:cstheme="minorHAnsi"/>
+                <w:b/>
+                <w:bCs/>
+                <w:sz w:val="16"/>
+                <w:szCs w:val="16"/>
+              </w:rPr>
+            </w:pPr>
+            <w:r>
+              <w:rPr>
+                <w:rFonts w:asciiTheme="minorHAnsi" w:hAnsiTheme="minorHAnsi" w:cstheme="minorHAnsi"/>
                 <w:b/>
                 <w:bCs/>
                 <w:i/>
@@ -8174,13 +8191,13 @@
                 <w:sz w:val="20"/>
                 <w:szCs w:val="20"/>
               </w:rPr>
-              <w:t>)</w:t>
-            </w:r>
-          </w:p>
-        </w:tc>
-        <w:tc>
-          <w:tcPr>
-            <w:tcW w:w="2917" w:type="dxa"/>
+              <w:t>Difference</w:t>
+            </w:r>
+          </w:p>
+        </w:tc>
+        <w:tc>
+          <w:tcPr>
+            <w:tcW w:w="1417" w:type="dxa"/>
             <w:noWrap/>
             <w:hideMark/>
           </w:tcPr>
@@ -8197,7 +8214,7 @@
             </w:pPr>
             <w:r>
               <w:rPr>
-                <w:rFonts w:cs="Mangal"/>
+                <w:rFonts w:asciiTheme="minorHAnsi" w:hAnsiTheme="minorHAnsi" w:cstheme="minorHAnsi"/>
                 <w:b/>
                 <w:bCs/>
                 <w:i/>
@@ -8205,92 +8222,6 @@
                 <w:sz w:val="20"/>
                 <w:szCs w:val="20"/>
               </w:rPr>
-              <w:t>Measured Resistance Value (</w:t>
-            </w:r>
-            <w:r>
-              <w:rPr>
-                <w:rFonts w:ascii="Times New Roman" w:hAnsi="Times New Roman" w:cs="Times New Roman"/>
-                <w:b/>
-                <w:bCs/>
-                <w:i/>
-                <w:iCs/>
-                <w:sz w:val="20"/>
-                <w:szCs w:val="20"/>
-              </w:rPr>
-              <w:t>Ω</w:t>
-            </w:r>
-            <w:r>
-              <w:rPr>
-                <w:rFonts w:cs="Mangal"/>
-                <w:b/>
-                <w:bCs/>
-                <w:i/>
-                <w:iCs/>
-                <w:sz w:val="20"/>
-                <w:szCs w:val="20"/>
-              </w:rPr>
-              <w:t>)</w:t>
-            </w:r>
-          </w:p>
-        </w:tc>
-        <w:tc>
-          <w:tcPr>
-            <w:tcW w:w="1071" w:type="dxa"/>
-            <w:noWrap/>
-            <w:hideMark/>
-          </w:tcPr>
-          <w:p>
-            <w:pPr>
-              <w:spacing w:after="0"/>
-              <w:rPr>
-                <w:rFonts w:asciiTheme="minorHAnsi" w:hAnsiTheme="minorHAnsi" w:cstheme="minorHAnsi"/>
-                <w:b/>
-                <w:bCs/>
-                <w:sz w:val="16"/>
-                <w:szCs w:val="16"/>
-              </w:rPr>
-            </w:pPr>
-            <w:r>
-              <w:rPr>
-                <w:rFonts w:cs="Mangal"/>
-                <w:b/>
-                <w:bCs/>
-                <w:i/>
-                <w:iCs/>
-                <w:sz w:val="20"/>
-                <w:szCs w:val="20"/>
-              </w:rPr>
-              <w:t>Difference</w:t>
-            </w:r>
-          </w:p>
-        </w:tc>
-        <w:tc>
-          <w:tcPr>
-            <w:tcW w:w="1417" w:type="dxa"/>
-            <w:noWrap/>
-            <w:hideMark/>
-          </w:tcPr>
-          <w:p>
-            <w:pPr>
-              <w:spacing w:after="0"/>
-              <w:rPr>
-                <w:rFonts w:asciiTheme="minorHAnsi" w:hAnsiTheme="minorHAnsi" w:cstheme="minorHAnsi"/>
-                <w:b/>
-                <w:bCs/>
-                <w:sz w:val="16"/>
-                <w:szCs w:val="16"/>
-              </w:rPr>
-            </w:pPr>
-            <w:r>
-              <w:rPr>
-                <w:rFonts w:cs="Mangal"/>
-                <w:b/>
-                <w:bCs/>
-                <w:i/>
-                <w:iCs/>
-                <w:sz w:val="20"/>
-                <w:szCs w:val="20"/>
-              </w:rPr>
               <w:t>Percent Error</w:t>
             </w:r>
           </w:p>
@@ -8319,7 +8250,7 @@
             </w:pPr>
             <w:r>
               <w:rPr>
-                <w:rFonts w:ascii="Arial" w:hAnsi="Arial" w:cs="Arial"/>
+                <w:rFonts w:asciiTheme="minorHAnsi" w:hAnsiTheme="minorHAnsi" w:cstheme="minorHAnsi"/>
                 <w:color w:val="000000"/>
                 <w:sz w:val="16"/>
                 <w:szCs w:val="16"/>
@@ -8347,7 +8278,7 @@
             </w:pPr>
             <w:r>
               <w:rPr>
-                <w:rFonts w:ascii="Arial" w:hAnsi="Arial" w:cs="Arial"/>
+                <w:rFonts w:asciiTheme="minorHAnsi" w:hAnsiTheme="minorHAnsi" w:cstheme="minorHAnsi"/>
                 <w:color w:val="000000"/>
                 <w:sz w:val="16"/>
                 <w:szCs w:val="16"/>
@@ -8375,7 +8306,7 @@
             </w:pPr>
             <w:r>
               <w:rPr>
-                <w:rFonts w:ascii="Arial" w:hAnsi="Arial" w:cs="Arial"/>
+                <w:rFonts w:asciiTheme="minorHAnsi" w:hAnsiTheme="minorHAnsi" w:cstheme="minorHAnsi"/>
                 <w:color w:val="000000"/>
                 <w:sz w:val="16"/>
                 <w:szCs w:val="16"/>
@@ -8403,7 +8334,7 @@
             </w:pPr>
             <w:r>
               <w:rPr>
-                <w:rFonts w:ascii="Arial" w:hAnsi="Arial" w:cs="Arial"/>
+                <w:rFonts w:asciiTheme="minorHAnsi" w:hAnsiTheme="minorHAnsi" w:cstheme="minorHAnsi"/>
                 <w:color w:val="000000"/>
                 <w:sz w:val="16"/>
                 <w:szCs w:val="16"/>
@@ -8436,7 +8367,7 @@
             </w:pPr>
             <w:r>
               <w:rPr>
-                <w:rFonts w:ascii="Arial" w:hAnsi="Arial" w:cs="Arial"/>
+                <w:rFonts w:asciiTheme="minorHAnsi" w:hAnsiTheme="minorHAnsi" w:cstheme="minorHAnsi"/>
                 <w:color w:val="000000"/>
                 <w:sz w:val="16"/>
                 <w:szCs w:val="16"/>
@@ -8464,7 +8395,7 @@
             </w:pPr>
             <w:r>
               <w:rPr>
-                <w:rFonts w:ascii="Arial" w:hAnsi="Arial" w:cs="Arial"/>
+                <w:rFonts w:asciiTheme="minorHAnsi" w:hAnsiTheme="minorHAnsi" w:cstheme="minorHAnsi"/>
                 <w:color w:val="000000"/>
                 <w:sz w:val="16"/>
                 <w:szCs w:val="16"/>
@@ -8492,7 +8423,7 @@
             </w:pPr>
             <w:r>
               <w:rPr>
-                <w:rFonts w:ascii="Arial" w:hAnsi="Arial" w:cs="Arial"/>
+                <w:rFonts w:asciiTheme="minorHAnsi" w:hAnsiTheme="minorHAnsi" w:cstheme="minorHAnsi"/>
                 <w:color w:val="000000"/>
                 <w:sz w:val="16"/>
                 <w:szCs w:val="16"/>
@@ -8520,7 +8451,7 @@
             </w:pPr>
             <w:r>
               <w:rPr>
-                <w:rFonts w:ascii="Arial" w:hAnsi="Arial" w:cs="Arial"/>
+                <w:rFonts w:asciiTheme="minorHAnsi" w:hAnsiTheme="minorHAnsi" w:cstheme="minorHAnsi"/>
                 <w:color w:val="000000"/>
                 <w:sz w:val="16"/>
                 <w:szCs w:val="16"/>
@@ -8553,7 +8484,7 @@
             </w:pPr>
             <w:r>
               <w:rPr>
-                <w:rFonts w:ascii="Arial" w:hAnsi="Arial" w:cs="Arial"/>
+                <w:rFonts w:asciiTheme="minorHAnsi" w:hAnsiTheme="minorHAnsi" w:cstheme="minorHAnsi"/>
                 <w:color w:val="000000"/>
                 <w:sz w:val="16"/>
                 <w:szCs w:val="16"/>
@@ -8581,7 +8512,7 @@
             </w:pPr>
             <w:r>
               <w:rPr>
-                <w:rFonts w:ascii="Arial" w:hAnsi="Arial" w:cs="Arial"/>
+                <w:rFonts w:asciiTheme="minorHAnsi" w:hAnsiTheme="minorHAnsi" w:cstheme="minorHAnsi"/>
                 <w:color w:val="000000"/>
                 <w:sz w:val="16"/>
                 <w:szCs w:val="16"/>
@@ -8609,7 +8540,7 @@
             </w:pPr>
             <w:r>
               <w:rPr>
-                <w:rFonts w:ascii="Arial" w:hAnsi="Arial" w:cs="Arial"/>
+                <w:rFonts w:asciiTheme="minorHAnsi" w:hAnsiTheme="minorHAnsi" w:cstheme="minorHAnsi"/>
                 <w:color w:val="000000"/>
                 <w:sz w:val="16"/>
                 <w:szCs w:val="16"/>
@@ -8637,7 +8568,7 @@
             </w:pPr>
             <w:r>
               <w:rPr>
-                <w:rFonts w:ascii="Arial" w:hAnsi="Arial" w:cs="Arial"/>
+                <w:rFonts w:asciiTheme="minorHAnsi" w:hAnsiTheme="minorHAnsi" w:cstheme="minorHAnsi"/>
                 <w:color w:val="000000"/>
                 <w:sz w:val="16"/>
                 <w:szCs w:val="16"/>
@@ -8670,7 +8601,7 @@
             </w:pPr>
             <w:r>
               <w:rPr>
-                <w:rFonts w:ascii="Arial" w:hAnsi="Arial" w:cs="Arial"/>
+                <w:rFonts w:asciiTheme="minorHAnsi" w:hAnsiTheme="minorHAnsi" w:cstheme="minorHAnsi"/>
                 <w:color w:val="000000"/>
                 <w:sz w:val="16"/>
                 <w:szCs w:val="16"/>
@@ -8698,7 +8629,7 @@
             </w:pPr>
             <w:r>
               <w:rPr>
-                <w:rFonts w:ascii="Arial" w:hAnsi="Arial" w:cs="Arial"/>
+                <w:rFonts w:asciiTheme="minorHAnsi" w:hAnsiTheme="minorHAnsi" w:cstheme="minorHAnsi"/>
                 <w:color w:val="000000"/>
                 <w:sz w:val="16"/>
                 <w:szCs w:val="16"/>
@@ -8726,7 +8657,7 @@
             </w:pPr>
             <w:r>
               <w:rPr>
-                <w:rFonts w:ascii="Arial" w:hAnsi="Arial" w:cs="Arial"/>
+                <w:rFonts w:asciiTheme="minorHAnsi" w:hAnsiTheme="minorHAnsi" w:cstheme="minorHAnsi"/>
                 <w:color w:val="000000"/>
                 <w:sz w:val="16"/>
                 <w:szCs w:val="16"/>
@@ -8754,7 +8685,7 @@
             </w:pPr>
             <w:r>
               <w:rPr>
-                <w:rFonts w:ascii="Arial" w:hAnsi="Arial" w:cs="Arial"/>
+                <w:rFonts w:asciiTheme="minorHAnsi" w:hAnsiTheme="minorHAnsi" w:cstheme="minorHAnsi"/>
                 <w:color w:val="000000"/>
                 <w:sz w:val="16"/>
                 <w:szCs w:val="16"/>
@@ -8787,7 +8718,7 @@
             </w:pPr>
             <w:r>
               <w:rPr>
-                <w:rFonts w:ascii="Arial" w:hAnsi="Arial" w:cs="Arial"/>
+                <w:rFonts w:asciiTheme="minorHAnsi" w:hAnsiTheme="minorHAnsi" w:cstheme="minorHAnsi"/>
                 <w:color w:val="000000"/>
                 <w:sz w:val="16"/>
                 <w:szCs w:val="16"/>
@@ -8815,7 +8746,7 @@
             </w:pPr>
             <w:r>
               <w:rPr>
-                <w:rFonts w:ascii="Arial" w:hAnsi="Arial" w:cs="Arial"/>
+                <w:rFonts w:asciiTheme="minorHAnsi" w:hAnsiTheme="minorHAnsi" w:cstheme="minorHAnsi"/>
                 <w:color w:val="000000"/>
                 <w:sz w:val="16"/>
                 <w:szCs w:val="16"/>
@@ -8843,7 +8774,7 @@
             </w:pPr>
             <w:r>
               <w:rPr>
-                <w:rFonts w:ascii="Arial" w:hAnsi="Arial" w:cs="Arial"/>
+                <w:rFonts w:asciiTheme="minorHAnsi" w:hAnsiTheme="minorHAnsi" w:cstheme="minorHAnsi"/>
                 <w:color w:val="000000"/>
                 <w:sz w:val="16"/>
                 <w:szCs w:val="16"/>
@@ -8871,7 +8802,7 @@
             </w:pPr>
             <w:r>
               <w:rPr>
-                <w:rFonts w:ascii="Arial" w:hAnsi="Arial" w:cs="Arial"/>
+                <w:rFonts w:asciiTheme="minorHAnsi" w:hAnsiTheme="minorHAnsi" w:cstheme="minorHAnsi"/>
                 <w:color w:val="000000"/>
                 <w:sz w:val="16"/>
                 <w:szCs w:val="16"/>
@@ -8904,7 +8835,7 @@
             </w:pPr>
             <w:r>
               <w:rPr>
-                <w:rFonts w:ascii="Arial" w:hAnsi="Arial" w:cs="Arial"/>
+                <w:rFonts w:asciiTheme="minorHAnsi" w:hAnsiTheme="minorHAnsi" w:cstheme="minorHAnsi"/>
                 <w:color w:val="000000"/>
                 <w:sz w:val="16"/>
                 <w:szCs w:val="16"/>
@@ -8932,7 +8863,7 @@
             </w:pPr>
             <w:r>
               <w:rPr>
-                <w:rFonts w:ascii="Arial" w:hAnsi="Arial" w:cs="Arial"/>
+                <w:rFonts w:asciiTheme="minorHAnsi" w:hAnsiTheme="minorHAnsi" w:cstheme="minorHAnsi"/>
                 <w:color w:val="000000"/>
                 <w:sz w:val="16"/>
                 <w:szCs w:val="16"/>
@@ -8960,7 +8891,7 @@
             </w:pPr>
             <w:r>
               <w:rPr>
-                <w:rFonts w:ascii="Arial" w:hAnsi="Arial" w:cs="Arial"/>
+                <w:rFonts w:asciiTheme="minorHAnsi" w:hAnsiTheme="minorHAnsi" w:cstheme="minorHAnsi"/>
                 <w:color w:val="000000"/>
                 <w:sz w:val="16"/>
                 <w:szCs w:val="16"/>
@@ -8988,7 +8919,7 @@
             </w:pPr>
             <w:r>
               <w:rPr>
-                <w:rFonts w:ascii="Arial" w:hAnsi="Arial" w:cs="Arial"/>
+                <w:rFonts w:asciiTheme="minorHAnsi" w:hAnsiTheme="minorHAnsi" w:cstheme="minorHAnsi"/>
                 <w:color w:val="000000"/>
                 <w:sz w:val="16"/>
                 <w:szCs w:val="16"/>
@@ -9021,7 +8952,7 @@
             </w:pPr>
             <w:r>
               <w:rPr>
-                <w:rFonts w:ascii="Arial" w:hAnsi="Arial" w:cs="Arial"/>
+                <w:rFonts w:asciiTheme="minorHAnsi" w:hAnsiTheme="minorHAnsi" w:cstheme="minorHAnsi"/>
                 <w:color w:val="000000"/>
                 <w:sz w:val="16"/>
                 <w:szCs w:val="16"/>
@@ -9049,7 +8980,7 @@
             </w:pPr>
             <w:r>
               <w:rPr>
-                <w:rFonts w:ascii="Arial" w:hAnsi="Arial" w:cs="Arial"/>
+                <w:rFonts w:asciiTheme="minorHAnsi" w:hAnsiTheme="minorHAnsi" w:cstheme="minorHAnsi"/>
                 <w:color w:val="000000"/>
                 <w:sz w:val="16"/>
                 <w:szCs w:val="16"/>
@@ -9077,7 +9008,7 @@
             </w:pPr>
             <w:r>
               <w:rPr>
-                <w:rFonts w:ascii="Arial" w:hAnsi="Arial" w:cs="Arial"/>
+                <w:rFonts w:asciiTheme="minorHAnsi" w:hAnsiTheme="minorHAnsi" w:cstheme="minorHAnsi"/>
                 <w:color w:val="000000"/>
                 <w:sz w:val="16"/>
                 <w:szCs w:val="16"/>
@@ -9105,7 +9036,7 @@
             </w:pPr>
             <w:r>
               <w:rPr>
-                <w:rFonts w:ascii="Arial" w:hAnsi="Arial" w:cs="Arial"/>
+                <w:rFonts w:asciiTheme="minorHAnsi" w:hAnsiTheme="minorHAnsi" w:cstheme="minorHAnsi"/>
                 <w:color w:val="000000"/>
                 <w:sz w:val="16"/>
                 <w:szCs w:val="16"/>
@@ -9138,7 +9069,7 @@
             </w:pPr>
             <w:r>
               <w:rPr>
-                <w:rFonts w:ascii="Arial" w:hAnsi="Arial" w:cs="Arial"/>
+                <w:rFonts w:asciiTheme="minorHAnsi" w:hAnsiTheme="minorHAnsi" w:cstheme="minorHAnsi"/>
                 <w:color w:val="000000"/>
                 <w:sz w:val="16"/>
                 <w:szCs w:val="16"/>
@@ -9166,7 +9097,7 @@
             </w:pPr>
             <w:r>
               <w:rPr>
-                <w:rFonts w:ascii="Arial" w:hAnsi="Arial" w:cs="Arial"/>
+                <w:rFonts w:asciiTheme="minorHAnsi" w:hAnsiTheme="minorHAnsi" w:cstheme="minorHAnsi"/>
                 <w:color w:val="000000"/>
                 <w:sz w:val="16"/>
                 <w:szCs w:val="16"/>
@@ -9194,7 +9125,7 @@
             </w:pPr>
             <w:r>
               <w:rPr>
-                <w:rFonts w:ascii="Arial" w:hAnsi="Arial" w:cs="Arial"/>
+                <w:rFonts w:asciiTheme="minorHAnsi" w:hAnsiTheme="minorHAnsi" w:cstheme="minorHAnsi"/>
                 <w:color w:val="000000"/>
                 <w:sz w:val="16"/>
                 <w:szCs w:val="16"/>
@@ -9222,7 +9153,7 @@
             </w:pPr>
             <w:r>
               <w:rPr>
-                <w:rFonts w:ascii="Arial" w:hAnsi="Arial" w:cs="Arial"/>
+                <w:rFonts w:asciiTheme="minorHAnsi" w:hAnsiTheme="minorHAnsi" w:cstheme="minorHAnsi"/>
                 <w:color w:val="000000"/>
                 <w:sz w:val="16"/>
                 <w:szCs w:val="16"/>
@@ -9255,7 +9186,7 @@
             </w:pPr>
             <w:r>
               <w:rPr>
-                <w:rFonts w:ascii="Arial" w:hAnsi="Arial" w:cs="Arial"/>
+                <w:rFonts w:asciiTheme="minorHAnsi" w:hAnsiTheme="minorHAnsi" w:cstheme="minorHAnsi"/>
                 <w:color w:val="000000"/>
                 <w:sz w:val="16"/>
                 <w:szCs w:val="16"/>
@@ -9283,7 +9214,7 @@
             </w:pPr>
             <w:r>
               <w:rPr>
-                <w:rFonts w:ascii="Arial" w:hAnsi="Arial" w:cs="Arial"/>
+                <w:rFonts w:asciiTheme="minorHAnsi" w:hAnsiTheme="minorHAnsi" w:cstheme="minorHAnsi"/>
                 <w:color w:val="000000"/>
                 <w:sz w:val="16"/>
                 <w:szCs w:val="16"/>
@@ -9311,7 +9242,7 @@
             </w:pPr>
             <w:r>
               <w:rPr>
-                <w:rFonts w:ascii="Arial" w:hAnsi="Arial" w:cs="Arial"/>
+                <w:rFonts w:asciiTheme="minorHAnsi" w:hAnsiTheme="minorHAnsi" w:cstheme="minorHAnsi"/>
                 <w:color w:val="000000"/>
                 <w:sz w:val="16"/>
                 <w:szCs w:val="16"/>
@@ -9339,7 +9270,7 @@
             </w:pPr>
             <w:r>
               <w:rPr>
-                <w:rFonts w:ascii="Arial" w:hAnsi="Arial" w:cs="Arial"/>
+                <w:rFonts w:asciiTheme="minorHAnsi" w:hAnsiTheme="minorHAnsi" w:cstheme="minorHAnsi"/>
                 <w:color w:val="000000"/>
                 <w:sz w:val="16"/>
                 <w:szCs w:val="16"/>
@@ -9372,7 +9303,7 @@
             </w:pPr>
             <w:r>
               <w:rPr>
-                <w:rFonts w:ascii="Arial" w:hAnsi="Arial" w:cs="Arial"/>
+                <w:rFonts w:asciiTheme="minorHAnsi" w:hAnsiTheme="minorHAnsi" w:cstheme="minorHAnsi"/>
                 <w:color w:val="000000"/>
                 <w:sz w:val="16"/>
                 <w:szCs w:val="16"/>
@@ -9400,7 +9331,7 @@
             </w:pPr>
             <w:r>
               <w:rPr>
-                <w:rFonts w:ascii="Arial" w:hAnsi="Arial" w:cs="Arial"/>
+                <w:rFonts w:asciiTheme="minorHAnsi" w:hAnsiTheme="minorHAnsi" w:cstheme="minorHAnsi"/>
                 <w:color w:val="000000"/>
                 <w:sz w:val="16"/>
                 <w:szCs w:val="16"/>
@@ -9428,7 +9359,7 @@
             </w:pPr>
             <w:r>
               <w:rPr>
-                <w:rFonts w:ascii="Arial" w:hAnsi="Arial" w:cs="Arial"/>
+                <w:rFonts w:asciiTheme="minorHAnsi" w:hAnsiTheme="minorHAnsi" w:cstheme="minorHAnsi"/>
                 <w:color w:val="000000"/>
                 <w:sz w:val="16"/>
                 <w:szCs w:val="16"/>
@@ -9456,7 +9387,7 @@
             </w:pPr>
             <w:r>
               <w:rPr>
-                <w:rFonts w:ascii="Arial" w:hAnsi="Arial" w:cs="Arial"/>
+                <w:rFonts w:asciiTheme="minorHAnsi" w:hAnsiTheme="minorHAnsi" w:cstheme="minorHAnsi"/>
                 <w:color w:val="000000"/>
                 <w:sz w:val="16"/>
                 <w:szCs w:val="16"/>
@@ -9489,7 +9420,7 @@
             </w:pPr>
             <w:r>
               <w:rPr>
-                <w:rFonts w:ascii="Arial" w:hAnsi="Arial" w:cs="Arial"/>
+                <w:rFonts w:asciiTheme="minorHAnsi" w:hAnsiTheme="minorHAnsi" w:cstheme="minorHAnsi"/>
                 <w:color w:val="000000"/>
                 <w:sz w:val="16"/>
                 <w:szCs w:val="16"/>
@@ -9517,7 +9448,7 @@
             </w:pPr>
             <w:r>
               <w:rPr>
-                <w:rFonts w:ascii="Arial" w:hAnsi="Arial" w:cs="Arial"/>
+                <w:rFonts w:asciiTheme="minorHAnsi" w:hAnsiTheme="minorHAnsi" w:cstheme="minorHAnsi"/>
                 <w:color w:val="000000"/>
                 <w:sz w:val="16"/>
                 <w:szCs w:val="16"/>
@@ -9545,7 +9476,7 @@
             </w:pPr>
             <w:r>
               <w:rPr>
-                <w:rFonts w:ascii="Arial" w:hAnsi="Arial" w:cs="Arial"/>
+                <w:rFonts w:asciiTheme="minorHAnsi" w:hAnsiTheme="minorHAnsi" w:cstheme="minorHAnsi"/>
                 <w:color w:val="000000"/>
                 <w:sz w:val="16"/>
                 <w:szCs w:val="16"/>
@@ -9573,7 +9504,7 @@
             </w:pPr>
             <w:r>
               <w:rPr>
-                <w:rFonts w:ascii="Arial" w:hAnsi="Arial" w:cs="Arial"/>
+                <w:rFonts w:asciiTheme="minorHAnsi" w:hAnsiTheme="minorHAnsi" w:cstheme="minorHAnsi"/>
                 <w:color w:val="000000"/>
                 <w:sz w:val="16"/>
                 <w:szCs w:val="16"/>
@@ -9606,7 +9537,7 @@
             </w:pPr>
             <w:r>
               <w:rPr>
-                <w:rFonts w:ascii="Arial" w:hAnsi="Arial" w:cs="Arial"/>
+                <w:rFonts w:asciiTheme="minorHAnsi" w:hAnsiTheme="minorHAnsi" w:cstheme="minorHAnsi"/>
                 <w:color w:val="000000"/>
                 <w:sz w:val="16"/>
                 <w:szCs w:val="16"/>
@@ -9634,7 +9565,7 @@
             </w:pPr>
             <w:r>
               <w:rPr>
-                <w:rFonts w:ascii="Arial" w:hAnsi="Arial" w:cs="Arial"/>
+                <w:rFonts w:asciiTheme="minorHAnsi" w:hAnsiTheme="minorHAnsi" w:cstheme="minorHAnsi"/>
                 <w:color w:val="000000"/>
                 <w:sz w:val="16"/>
                 <w:szCs w:val="16"/>
@@ -9662,7 +9593,7 @@
             </w:pPr>
             <w:r>
               <w:rPr>
-                <w:rFonts w:ascii="Arial" w:hAnsi="Arial" w:cs="Arial"/>
+                <w:rFonts w:asciiTheme="minorHAnsi" w:hAnsiTheme="minorHAnsi" w:cstheme="minorHAnsi"/>
                 <w:color w:val="000000"/>
                 <w:sz w:val="16"/>
                 <w:szCs w:val="16"/>
@@ -9690,7 +9621,7 @@
             </w:pPr>
             <w:r>
               <w:rPr>
-                <w:rFonts w:ascii="Arial" w:hAnsi="Arial" w:cs="Arial"/>
+                <w:rFonts w:asciiTheme="minorHAnsi" w:hAnsiTheme="minorHAnsi" w:cstheme="minorHAnsi"/>
                 <w:color w:val="000000"/>
                 <w:sz w:val="16"/>
                 <w:szCs w:val="16"/>
@@ -9723,7 +9654,7 @@
             </w:pPr>
             <w:r>
               <w:rPr>
-                <w:rFonts w:ascii="Arial" w:hAnsi="Arial" w:cs="Arial"/>
+                <w:rFonts w:asciiTheme="minorHAnsi" w:hAnsiTheme="minorHAnsi" w:cstheme="minorHAnsi"/>
                 <w:color w:val="000000"/>
                 <w:sz w:val="16"/>
                 <w:szCs w:val="16"/>
@@ -9751,7 +9682,7 @@
             </w:pPr>
             <w:r>
               <w:rPr>
-                <w:rFonts w:ascii="Arial" w:hAnsi="Arial" w:cs="Arial"/>
+                <w:rFonts w:asciiTheme="minorHAnsi" w:hAnsiTheme="minorHAnsi" w:cstheme="minorHAnsi"/>
                 <w:color w:val="000000"/>
                 <w:sz w:val="16"/>
                 <w:szCs w:val="16"/>
@@ -9779,7 +9710,7 @@
             </w:pPr>
             <w:r>
               <w:rPr>
-                <w:rFonts w:ascii="Arial" w:hAnsi="Arial" w:cs="Arial"/>
+                <w:rFonts w:asciiTheme="minorHAnsi" w:hAnsiTheme="minorHAnsi" w:cstheme="minorHAnsi"/>
                 <w:color w:val="000000"/>
                 <w:sz w:val="16"/>
                 <w:szCs w:val="16"/>
@@ -9807,7 +9738,7 @@
             </w:pPr>
             <w:r>
               <w:rPr>
-                <w:rFonts w:ascii="Arial" w:hAnsi="Arial" w:cs="Arial"/>
+                <w:rFonts w:asciiTheme="minorHAnsi" w:hAnsiTheme="minorHAnsi" w:cstheme="minorHAnsi"/>
                 <w:color w:val="000000"/>
                 <w:sz w:val="16"/>
                 <w:szCs w:val="16"/>
@@ -9840,7 +9771,7 @@
             </w:pPr>
             <w:r>
               <w:rPr>
-                <w:rFonts w:ascii="Arial" w:hAnsi="Arial" w:cs="Arial"/>
+                <w:rFonts w:asciiTheme="minorHAnsi" w:hAnsiTheme="minorHAnsi" w:cstheme="minorHAnsi"/>
                 <w:color w:val="000000"/>
                 <w:sz w:val="16"/>
                 <w:szCs w:val="16"/>
@@ -9868,7 +9799,7 @@
             </w:pPr>
             <w:r>
               <w:rPr>
-                <w:rFonts w:ascii="Arial" w:hAnsi="Arial" w:cs="Arial"/>
+                <w:rFonts w:asciiTheme="minorHAnsi" w:hAnsiTheme="minorHAnsi" w:cstheme="minorHAnsi"/>
                 <w:color w:val="000000"/>
                 <w:sz w:val="16"/>
                 <w:szCs w:val="16"/>
@@ -9896,7 +9827,7 @@
             </w:pPr>
             <w:r>
               <w:rPr>
-                <w:rFonts w:ascii="Arial" w:hAnsi="Arial" w:cs="Arial"/>
+                <w:rFonts w:asciiTheme="minorHAnsi" w:hAnsiTheme="minorHAnsi" w:cstheme="minorHAnsi"/>
                 <w:color w:val="000000"/>
                 <w:sz w:val="16"/>
                 <w:szCs w:val="16"/>
@@ -9924,7 +9855,7 @@
             </w:pPr>
             <w:r>
               <w:rPr>
-                <w:rFonts w:ascii="Arial" w:hAnsi="Arial" w:cs="Arial"/>
+                <w:rFonts w:asciiTheme="minorHAnsi" w:hAnsiTheme="minorHAnsi" w:cstheme="minorHAnsi"/>
                 <w:color w:val="000000"/>
                 <w:sz w:val="16"/>
                 <w:szCs w:val="16"/>
@@ -9957,7 +9888,7 @@
             </w:pPr>
             <w:r>
               <w:rPr>
-                <w:rFonts w:ascii="Arial" w:hAnsi="Arial" w:cs="Arial"/>
+                <w:rFonts w:asciiTheme="minorHAnsi" w:hAnsiTheme="minorHAnsi" w:cstheme="minorHAnsi"/>
                 <w:color w:val="000000"/>
                 <w:sz w:val="16"/>
                 <w:szCs w:val="16"/>
@@ -9985,7 +9916,7 @@
             </w:pPr>
             <w:r>
               <w:rPr>
-                <w:rFonts w:ascii="Arial" w:hAnsi="Arial" w:cs="Arial"/>
+                <w:rFonts w:asciiTheme="minorHAnsi" w:hAnsiTheme="minorHAnsi" w:cstheme="minorHAnsi"/>
                 <w:color w:val="000000"/>
                 <w:sz w:val="16"/>
                 <w:szCs w:val="16"/>
@@ -10013,7 +9944,7 @@
             </w:pPr>
             <w:r>
               <w:rPr>
-                <w:rFonts w:ascii="Arial" w:hAnsi="Arial" w:cs="Arial"/>
+                <w:rFonts w:asciiTheme="minorHAnsi" w:hAnsiTheme="minorHAnsi" w:cstheme="minorHAnsi"/>
                 <w:color w:val="000000"/>
                 <w:sz w:val="16"/>
                 <w:szCs w:val="16"/>
@@ -10041,7 +9972,7 @@
             </w:pPr>
             <w:r>
               <w:rPr>
-                <w:rFonts w:ascii="Arial" w:hAnsi="Arial" w:cs="Arial"/>
+                <w:rFonts w:asciiTheme="minorHAnsi" w:hAnsiTheme="minorHAnsi" w:cstheme="minorHAnsi"/>
                 <w:color w:val="000000"/>
                 <w:sz w:val="16"/>
                 <w:szCs w:val="16"/>
@@ -10074,7 +10005,7 @@
             </w:pPr>
             <w:r>
               <w:rPr>
-                <w:rFonts w:ascii="Arial" w:hAnsi="Arial" w:cs="Arial"/>
+                <w:rFonts w:asciiTheme="minorHAnsi" w:hAnsiTheme="minorHAnsi" w:cstheme="minorHAnsi"/>
                 <w:color w:val="000000"/>
                 <w:sz w:val="16"/>
                 <w:szCs w:val="16"/>
@@ -10102,7 +10033,7 @@
             </w:pPr>
             <w:r>
               <w:rPr>
-                <w:rFonts w:ascii="Arial" w:hAnsi="Arial" w:cs="Arial"/>
+                <w:rFonts w:asciiTheme="minorHAnsi" w:hAnsiTheme="minorHAnsi" w:cstheme="minorHAnsi"/>
                 <w:color w:val="000000"/>
                 <w:sz w:val="16"/>
                 <w:szCs w:val="16"/>
@@ -10130,7 +10061,7 @@
             </w:pPr>
             <w:r>
               <w:rPr>
-                <w:rFonts w:ascii="Arial" w:hAnsi="Arial" w:cs="Arial"/>
+                <w:rFonts w:asciiTheme="minorHAnsi" w:hAnsiTheme="minorHAnsi" w:cstheme="minorHAnsi"/>
                 <w:color w:val="000000"/>
                 <w:sz w:val="16"/>
                 <w:szCs w:val="16"/>
@@ -10158,7 +10089,7 @@
             </w:pPr>
             <w:r>
               <w:rPr>
-                <w:rFonts w:ascii="Arial" w:hAnsi="Arial" w:cs="Arial"/>
+                <w:rFonts w:asciiTheme="minorHAnsi" w:hAnsiTheme="minorHAnsi" w:cstheme="minorHAnsi"/>
                 <w:color w:val="000000"/>
                 <w:sz w:val="16"/>
                 <w:szCs w:val="16"/>
@@ -10191,7 +10122,7 @@
             </w:pPr>
             <w:r>
               <w:rPr>
-                <w:rFonts w:ascii="Arial" w:hAnsi="Arial" w:cs="Arial"/>
+                <w:rFonts w:asciiTheme="minorHAnsi" w:hAnsiTheme="minorHAnsi" w:cstheme="minorHAnsi"/>
                 <w:color w:val="000000"/>
                 <w:sz w:val="16"/>
                 <w:szCs w:val="16"/>
@@ -10219,7 +10150,7 @@
             </w:pPr>
             <w:r>
               <w:rPr>
-                <w:rFonts w:ascii="Arial" w:hAnsi="Arial" w:cs="Arial"/>
+                <w:rFonts w:asciiTheme="minorHAnsi" w:hAnsiTheme="minorHAnsi" w:cstheme="minorHAnsi"/>
                 <w:color w:val="000000"/>
                 <w:sz w:val="16"/>
                 <w:szCs w:val="16"/>
@@ -10247,7 +10178,7 @@
             </w:pPr>
             <w:r>
               <w:rPr>
-                <w:rFonts w:ascii="Arial" w:hAnsi="Arial" w:cs="Arial"/>
+                <w:rFonts w:asciiTheme="minorHAnsi" w:hAnsiTheme="minorHAnsi" w:cstheme="minorHAnsi"/>
                 <w:color w:val="000000"/>
                 <w:sz w:val="16"/>
                 <w:szCs w:val="16"/>
@@ -10275,7 +10206,7 @@
             </w:pPr>
             <w:r>
               <w:rPr>
-                <w:rFonts w:ascii="Arial" w:hAnsi="Arial" w:cs="Arial"/>
+                <w:rFonts w:asciiTheme="minorHAnsi" w:hAnsiTheme="minorHAnsi" w:cstheme="minorHAnsi"/>
                 <w:color w:val="000000"/>
                 <w:sz w:val="16"/>
                 <w:szCs w:val="16"/>
@@ -10308,7 +10239,7 @@
             </w:pPr>
             <w:r>
               <w:rPr>
-                <w:rFonts w:ascii="Arial" w:hAnsi="Arial" w:cs="Arial"/>
+                <w:rFonts w:asciiTheme="minorHAnsi" w:hAnsiTheme="minorHAnsi" w:cstheme="minorHAnsi"/>
                 <w:color w:val="000000"/>
                 <w:sz w:val="16"/>
                 <w:szCs w:val="16"/>
@@ -10336,7 +10267,7 @@
             </w:pPr>
             <w:r>
               <w:rPr>
-                <w:rFonts w:ascii="Arial" w:hAnsi="Arial" w:cs="Arial"/>
+                <w:rFonts w:asciiTheme="minorHAnsi" w:hAnsiTheme="minorHAnsi" w:cstheme="minorHAnsi"/>
                 <w:color w:val="000000"/>
                 <w:sz w:val="16"/>
                 <w:szCs w:val="16"/>
@@ -10364,7 +10295,7 @@
             </w:pPr>
             <w:r>
               <w:rPr>
-                <w:rFonts w:ascii="Arial" w:hAnsi="Arial" w:cs="Arial"/>
+                <w:rFonts w:asciiTheme="minorHAnsi" w:hAnsiTheme="minorHAnsi" w:cstheme="minorHAnsi"/>
                 <w:color w:val="000000"/>
                 <w:sz w:val="16"/>
                 <w:szCs w:val="16"/>
@@ -10392,7 +10323,7 @@
             </w:pPr>
             <w:r>
               <w:rPr>
-                <w:rFonts w:ascii="Arial" w:hAnsi="Arial" w:cs="Arial"/>
+                <w:rFonts w:asciiTheme="minorHAnsi" w:hAnsiTheme="minorHAnsi" w:cstheme="minorHAnsi"/>
                 <w:color w:val="000000"/>
                 <w:sz w:val="16"/>
                 <w:szCs w:val="16"/>
@@ -10425,7 +10356,7 @@
             </w:pPr>
             <w:r>
               <w:rPr>
-                <w:rFonts w:ascii="Arial" w:hAnsi="Arial" w:cs="Arial"/>
+                <w:rFonts w:asciiTheme="minorHAnsi" w:hAnsiTheme="minorHAnsi" w:cstheme="minorHAnsi"/>
                 <w:color w:val="000000"/>
                 <w:sz w:val="16"/>
                 <w:szCs w:val="16"/>
@@ -10453,7 +10384,7 @@
             </w:pPr>
             <w:r>
               <w:rPr>
-                <w:rFonts w:ascii="Arial" w:hAnsi="Arial" w:cs="Arial"/>
+                <w:rFonts w:asciiTheme="minorHAnsi" w:hAnsiTheme="minorHAnsi" w:cstheme="minorHAnsi"/>
                 <w:color w:val="000000"/>
                 <w:sz w:val="16"/>
                 <w:szCs w:val="16"/>
@@ -10481,7 +10412,7 @@
             </w:pPr>
             <w:r>
               <w:rPr>
-                <w:rFonts w:ascii="Arial" w:hAnsi="Arial" w:cs="Arial"/>
+                <w:rFonts w:asciiTheme="minorHAnsi" w:hAnsiTheme="minorHAnsi" w:cstheme="minorHAnsi"/>
                 <w:color w:val="000000"/>
                 <w:sz w:val="16"/>
                 <w:szCs w:val="16"/>
@@ -10509,7 +10440,7 @@
             </w:pPr>
             <w:r>
               <w:rPr>
-                <w:rFonts w:ascii="Arial" w:hAnsi="Arial" w:cs="Arial"/>
+                <w:rFonts w:asciiTheme="minorHAnsi" w:hAnsiTheme="minorHAnsi" w:cstheme="minorHAnsi"/>
                 <w:color w:val="000000"/>
                 <w:sz w:val="16"/>
                 <w:szCs w:val="16"/>
@@ -10542,7 +10473,7 @@
             </w:pPr>
             <w:r>
               <w:rPr>
-                <w:rFonts w:ascii="Arial" w:hAnsi="Arial" w:cs="Arial"/>
+                <w:rFonts w:asciiTheme="minorHAnsi" w:hAnsiTheme="minorHAnsi" w:cstheme="minorHAnsi"/>
                 <w:color w:val="000000"/>
                 <w:sz w:val="16"/>
                 <w:szCs w:val="16"/>
@@ -10570,7 +10501,7 @@
             </w:pPr>
             <w:r>
               <w:rPr>
-                <w:rFonts w:ascii="Arial" w:hAnsi="Arial" w:cs="Arial"/>
+                <w:rFonts w:asciiTheme="minorHAnsi" w:hAnsiTheme="minorHAnsi" w:cstheme="minorHAnsi"/>
                 <w:color w:val="000000"/>
                 <w:sz w:val="16"/>
                 <w:szCs w:val="16"/>
@@ -10598,7 +10529,7 @@
             </w:pPr>
             <w:r>
               <w:rPr>
-                <w:rFonts w:ascii="Arial" w:hAnsi="Arial" w:cs="Arial"/>
+                <w:rFonts w:asciiTheme="minorHAnsi" w:hAnsiTheme="minorHAnsi" w:cstheme="minorHAnsi"/>
                 <w:color w:val="000000"/>
                 <w:sz w:val="16"/>
                 <w:szCs w:val="16"/>
@@ -10626,7 +10557,7 @@
             </w:pPr>
             <w:r>
               <w:rPr>
-                <w:rFonts w:ascii="Arial" w:hAnsi="Arial" w:cs="Arial"/>
+                <w:rFonts w:asciiTheme="minorHAnsi" w:hAnsiTheme="minorHAnsi" w:cstheme="minorHAnsi"/>
                 <w:color w:val="000000"/>
                 <w:sz w:val="16"/>
                 <w:szCs w:val="16"/>
@@ -10659,7 +10590,7 @@
             </w:pPr>
             <w:r>
               <w:rPr>
-                <w:rFonts w:ascii="Arial" w:hAnsi="Arial" w:cs="Arial"/>
+                <w:rFonts w:asciiTheme="minorHAnsi" w:hAnsiTheme="minorHAnsi" w:cstheme="minorHAnsi"/>
                 <w:color w:val="000000"/>
                 <w:sz w:val="16"/>
                 <w:szCs w:val="16"/>
@@ -10687,7 +10618,7 @@
             </w:pPr>
             <w:r>
               <w:rPr>
-                <w:rFonts w:ascii="Arial" w:hAnsi="Arial" w:cs="Arial"/>
+                <w:rFonts w:asciiTheme="minorHAnsi" w:hAnsiTheme="minorHAnsi" w:cstheme="minorHAnsi"/>
                 <w:color w:val="000000"/>
                 <w:sz w:val="16"/>
                 <w:szCs w:val="16"/>
@@ -10715,7 +10646,7 @@
             </w:pPr>
             <w:r>
               <w:rPr>
-                <w:rFonts w:ascii="Arial" w:hAnsi="Arial" w:cs="Arial"/>
+                <w:rFonts w:asciiTheme="minorHAnsi" w:hAnsiTheme="minorHAnsi" w:cstheme="minorHAnsi"/>
                 <w:color w:val="000000"/>
                 <w:sz w:val="16"/>
                 <w:szCs w:val="16"/>
@@ -10743,7 +10674,7 @@
             </w:pPr>
             <w:r>
               <w:rPr>
-                <w:rFonts w:ascii="Arial" w:hAnsi="Arial" w:cs="Arial"/>
+                <w:rFonts w:asciiTheme="minorHAnsi" w:hAnsiTheme="minorHAnsi" w:cstheme="minorHAnsi"/>
                 <w:color w:val="000000"/>
                 <w:sz w:val="16"/>
                 <w:szCs w:val="16"/>
@@ -10776,7 +10707,7 @@
             </w:pPr>
             <w:r>
               <w:rPr>
-                <w:rFonts w:ascii="Arial" w:hAnsi="Arial" w:cs="Arial"/>
+                <w:rFonts w:asciiTheme="minorHAnsi" w:hAnsiTheme="minorHAnsi" w:cstheme="minorHAnsi"/>
                 <w:color w:val="000000"/>
                 <w:sz w:val="16"/>
                 <w:szCs w:val="16"/>
@@ -10804,7 +10735,7 @@
             </w:pPr>
             <w:r>
               <w:rPr>
-                <w:rFonts w:ascii="Arial" w:hAnsi="Arial" w:cs="Arial"/>
+                <w:rFonts w:asciiTheme="minorHAnsi" w:hAnsiTheme="minorHAnsi" w:cstheme="minorHAnsi"/>
                 <w:color w:val="000000"/>
                 <w:sz w:val="16"/>
                 <w:szCs w:val="16"/>
@@ -10832,7 +10763,7 @@
             </w:pPr>
             <w:r>
               <w:rPr>
-                <w:rFonts w:ascii="Arial" w:hAnsi="Arial" w:cs="Arial"/>
+                <w:rFonts w:asciiTheme="minorHAnsi" w:hAnsiTheme="minorHAnsi" w:cstheme="minorHAnsi"/>
                 <w:color w:val="000000"/>
                 <w:sz w:val="16"/>
                 <w:szCs w:val="16"/>
@@ -10860,7 +10791,7 @@
             </w:pPr>
             <w:r>
               <w:rPr>
-                <w:rFonts w:ascii="Arial" w:hAnsi="Arial" w:cs="Arial"/>
+                <w:rFonts w:asciiTheme="minorHAnsi" w:hAnsiTheme="minorHAnsi" w:cstheme="minorHAnsi"/>
                 <w:color w:val="000000"/>
                 <w:sz w:val="16"/>
                 <w:szCs w:val="16"/>
@@ -10893,7 +10824,7 @@
             </w:pPr>
             <w:r>
               <w:rPr>
-                <w:rFonts w:ascii="Arial" w:hAnsi="Arial" w:cs="Arial"/>
+                <w:rFonts w:asciiTheme="minorHAnsi" w:hAnsiTheme="minorHAnsi" w:cstheme="minorHAnsi"/>
                 <w:color w:val="000000"/>
                 <w:sz w:val="16"/>
                 <w:szCs w:val="16"/>
@@ -10921,7 +10852,7 @@
             </w:pPr>
             <w:r>
               <w:rPr>
-                <w:rFonts w:ascii="Arial" w:hAnsi="Arial" w:cs="Arial"/>
+                <w:rFonts w:asciiTheme="minorHAnsi" w:hAnsiTheme="minorHAnsi" w:cstheme="minorHAnsi"/>
                 <w:color w:val="000000"/>
                 <w:sz w:val="16"/>
                 <w:szCs w:val="16"/>
@@ -10949,7 +10880,7 @@
             </w:pPr>
             <w:r>
               <w:rPr>
-                <w:rFonts w:ascii="Arial" w:hAnsi="Arial" w:cs="Arial"/>
+                <w:rFonts w:asciiTheme="minorHAnsi" w:hAnsiTheme="minorHAnsi" w:cstheme="minorHAnsi"/>
                 <w:color w:val="000000"/>
                 <w:sz w:val="16"/>
                 <w:szCs w:val="16"/>
@@ -10977,7 +10908,7 @@
             </w:pPr>
             <w:r>
               <w:rPr>
-                <w:rFonts w:ascii="Arial" w:hAnsi="Arial" w:cs="Arial"/>
+                <w:rFonts w:asciiTheme="minorHAnsi" w:hAnsiTheme="minorHAnsi" w:cstheme="minorHAnsi"/>
                 <w:color w:val="000000"/>
                 <w:sz w:val="16"/>
                 <w:szCs w:val="16"/>
@@ -11010,7 +10941,7 @@
             </w:pPr>
             <w:r>
               <w:rPr>
-                <w:rFonts w:ascii="Arial" w:hAnsi="Arial" w:cs="Arial"/>
+                <w:rFonts w:asciiTheme="minorHAnsi" w:hAnsiTheme="minorHAnsi" w:cstheme="minorHAnsi"/>
                 <w:color w:val="000000"/>
                 <w:sz w:val="16"/>
                 <w:szCs w:val="16"/>
@@ -11038,7 +10969,7 @@
             </w:pPr>
             <w:r>
               <w:rPr>
-                <w:rFonts w:ascii="Arial" w:hAnsi="Arial" w:cs="Arial"/>
+                <w:rFonts w:asciiTheme="minorHAnsi" w:hAnsiTheme="minorHAnsi" w:cstheme="minorHAnsi"/>
                 <w:color w:val="000000"/>
                 <w:sz w:val="16"/>
                 <w:szCs w:val="16"/>
@@ -11066,7 +10997,7 @@
             </w:pPr>
             <w:r>
               <w:rPr>
-                <w:rFonts w:ascii="Arial" w:hAnsi="Arial" w:cs="Arial"/>
+                <w:rFonts w:asciiTheme="minorHAnsi" w:hAnsiTheme="minorHAnsi" w:cstheme="minorHAnsi"/>
                 <w:color w:val="000000"/>
                 <w:sz w:val="16"/>
                 <w:szCs w:val="16"/>
@@ -11094,7 +11025,7 @@
             </w:pPr>
             <w:r>
               <w:rPr>
-                <w:rFonts w:ascii="Arial" w:hAnsi="Arial" w:cs="Arial"/>
+                <w:rFonts w:asciiTheme="minorHAnsi" w:hAnsiTheme="minorHAnsi" w:cstheme="minorHAnsi"/>
                 <w:color w:val="000000"/>
                 <w:sz w:val="16"/>
                 <w:szCs w:val="16"/>
@@ -11127,7 +11058,7 @@
             </w:pPr>
             <w:r>
               <w:rPr>
-                <w:rFonts w:ascii="Arial" w:hAnsi="Arial" w:cs="Arial"/>
+                <w:rFonts w:asciiTheme="minorHAnsi" w:hAnsiTheme="minorHAnsi" w:cstheme="minorHAnsi"/>
                 <w:color w:val="000000"/>
                 <w:sz w:val="16"/>
                 <w:szCs w:val="16"/>
@@ -11155,7 +11086,7 @@
             </w:pPr>
             <w:r>
               <w:rPr>
-                <w:rFonts w:ascii="Arial" w:hAnsi="Arial" w:cs="Arial"/>
+                <w:rFonts w:asciiTheme="minorHAnsi" w:hAnsiTheme="minorHAnsi" w:cstheme="minorHAnsi"/>
                 <w:color w:val="000000"/>
                 <w:sz w:val="16"/>
                 <w:szCs w:val="16"/>
@@ -11183,7 +11114,7 @@
             </w:pPr>
             <w:r>
               <w:rPr>
-                <w:rFonts w:ascii="Arial" w:hAnsi="Arial" w:cs="Arial"/>
+                <w:rFonts w:asciiTheme="minorHAnsi" w:hAnsiTheme="minorHAnsi" w:cstheme="minorHAnsi"/>
                 <w:color w:val="000000"/>
                 <w:sz w:val="16"/>
                 <w:szCs w:val="16"/>
@@ -11211,7 +11142,7 @@
             </w:pPr>
             <w:r>
               <w:rPr>
-                <w:rFonts w:ascii="Arial" w:hAnsi="Arial" w:cs="Arial"/>
+                <w:rFonts w:asciiTheme="minorHAnsi" w:hAnsiTheme="minorHAnsi" w:cstheme="minorHAnsi"/>
                 <w:color w:val="000000"/>
                 <w:sz w:val="16"/>
                 <w:szCs w:val="16"/>
@@ -11244,7 +11175,7 @@
             </w:pPr>
             <w:r>
               <w:rPr>
-                <w:rFonts w:ascii="Arial" w:hAnsi="Arial" w:cs="Arial"/>
+                <w:rFonts w:asciiTheme="minorHAnsi" w:hAnsiTheme="minorHAnsi" w:cstheme="minorHAnsi"/>
                 <w:color w:val="000000"/>
                 <w:sz w:val="16"/>
                 <w:szCs w:val="16"/>
@@ -11272,7 +11203,7 @@
             </w:pPr>
             <w:r>
               <w:rPr>
-                <w:rFonts w:ascii="Arial" w:hAnsi="Arial" w:cs="Arial"/>
+                <w:rFonts w:asciiTheme="minorHAnsi" w:hAnsiTheme="minorHAnsi" w:cstheme="minorHAnsi"/>
                 <w:color w:val="000000"/>
                 <w:sz w:val="16"/>
                 <w:szCs w:val="16"/>
@@ -11300,7 +11231,7 @@
             </w:pPr>
             <w:r>
               <w:rPr>
-                <w:rFonts w:ascii="Arial" w:hAnsi="Arial" w:cs="Arial"/>
+                <w:rFonts w:asciiTheme="minorHAnsi" w:hAnsiTheme="minorHAnsi" w:cstheme="minorHAnsi"/>
                 <w:color w:val="000000"/>
                 <w:sz w:val="16"/>
                 <w:szCs w:val="16"/>
@@ -11328,7 +11259,7 @@
             </w:pPr>
             <w:r>
               <w:rPr>
-                <w:rFonts w:ascii="Arial" w:hAnsi="Arial" w:cs="Arial"/>
+                <w:rFonts w:asciiTheme="minorHAnsi" w:hAnsiTheme="minorHAnsi" w:cstheme="minorHAnsi"/>
                 <w:color w:val="000000"/>
                 <w:sz w:val="16"/>
                 <w:szCs w:val="16"/>
@@ -11361,7 +11292,7 @@
             </w:pPr>
             <w:r>
               <w:rPr>
-                <w:rFonts w:ascii="Arial" w:hAnsi="Arial" w:cs="Arial"/>
+                <w:rFonts w:asciiTheme="minorHAnsi" w:hAnsiTheme="minorHAnsi" w:cstheme="minorHAnsi"/>
                 <w:color w:val="000000"/>
                 <w:sz w:val="16"/>
                 <w:szCs w:val="16"/>
@@ -11389,7 +11320,7 @@
             </w:pPr>
             <w:r>
               <w:rPr>
-                <w:rFonts w:ascii="Arial" w:hAnsi="Arial" w:cs="Arial"/>
+                <w:rFonts w:asciiTheme="minorHAnsi" w:hAnsiTheme="minorHAnsi" w:cstheme="minorHAnsi"/>
                 <w:color w:val="000000"/>
                 <w:sz w:val="16"/>
                 <w:szCs w:val="16"/>
@@ -11417,7 +11348,7 @@
             </w:pPr>
             <w:r>
               <w:rPr>
-                <w:rFonts w:ascii="Arial" w:hAnsi="Arial" w:cs="Arial"/>
+                <w:rFonts w:asciiTheme="minorHAnsi" w:hAnsiTheme="minorHAnsi" w:cstheme="minorHAnsi"/>
                 <w:color w:val="000000"/>
                 <w:sz w:val="16"/>
                 <w:szCs w:val="16"/>
@@ -11445,7 +11376,7 @@
             </w:pPr>
             <w:r>
               <w:rPr>
-                <w:rFonts w:ascii="Arial" w:hAnsi="Arial" w:cs="Arial"/>
+                <w:rFonts w:asciiTheme="minorHAnsi" w:hAnsiTheme="minorHAnsi" w:cstheme="minorHAnsi"/>
                 <w:color w:val="000000"/>
                 <w:sz w:val="16"/>
                 <w:szCs w:val="16"/>
@@ -11478,7 +11409,7 @@
             </w:pPr>
             <w:r>
               <w:rPr>
-                <w:rFonts w:ascii="Arial" w:hAnsi="Arial" w:cs="Arial"/>
+                <w:rFonts w:asciiTheme="minorHAnsi" w:hAnsiTheme="minorHAnsi" w:cstheme="minorHAnsi"/>
                 <w:color w:val="000000"/>
                 <w:sz w:val="16"/>
                 <w:szCs w:val="16"/>
@@ -11506,7 +11437,7 @@
             </w:pPr>
             <w:r>
               <w:rPr>
-                <w:rFonts w:ascii="Arial" w:hAnsi="Arial" w:cs="Arial"/>
+                <w:rFonts w:asciiTheme="minorHAnsi" w:hAnsiTheme="minorHAnsi" w:cstheme="minorHAnsi"/>
                 <w:color w:val="000000"/>
                 <w:sz w:val="16"/>
                 <w:szCs w:val="16"/>
@@ -11534,7 +11465,7 @@
             </w:pPr>
             <w:r>
               <w:rPr>
-                <w:rFonts w:ascii="Arial" w:hAnsi="Arial" w:cs="Arial"/>
+                <w:rFonts w:asciiTheme="minorHAnsi" w:hAnsiTheme="minorHAnsi" w:cstheme="minorHAnsi"/>
                 <w:color w:val="000000"/>
                 <w:sz w:val="16"/>
                 <w:szCs w:val="16"/>
@@ -11562,7 +11493,7 @@
             </w:pPr>
             <w:r>
               <w:rPr>
-                <w:rFonts w:ascii="Arial" w:hAnsi="Arial" w:cs="Arial"/>
+                <w:rFonts w:asciiTheme="minorHAnsi" w:hAnsiTheme="minorHAnsi" w:cstheme="minorHAnsi"/>
                 <w:color w:val="000000"/>
                 <w:sz w:val="16"/>
                 <w:szCs w:val="16"/>
@@ -11595,7 +11526,7 @@
             </w:pPr>
             <w:r>
               <w:rPr>
-                <w:rFonts w:ascii="Arial" w:hAnsi="Arial" w:cs="Arial"/>
+                <w:rFonts w:asciiTheme="minorHAnsi" w:hAnsiTheme="minorHAnsi" w:cstheme="minorHAnsi"/>
                 <w:color w:val="000000"/>
                 <w:sz w:val="16"/>
                 <w:szCs w:val="16"/>
@@ -11623,7 +11554,7 @@
             </w:pPr>
             <w:r>
               <w:rPr>
-                <w:rFonts w:ascii="Arial" w:hAnsi="Arial" w:cs="Arial"/>
+                <w:rFonts w:asciiTheme="minorHAnsi" w:hAnsiTheme="minorHAnsi" w:cstheme="minorHAnsi"/>
                 <w:color w:val="000000"/>
                 <w:sz w:val="16"/>
                 <w:szCs w:val="16"/>
@@ -11651,7 +11582,7 @@
             </w:pPr>
             <w:r>
               <w:rPr>
-                <w:rFonts w:ascii="Arial" w:hAnsi="Arial" w:cs="Arial"/>
+                <w:rFonts w:asciiTheme="minorHAnsi" w:hAnsiTheme="minorHAnsi" w:cstheme="minorHAnsi"/>
                 <w:color w:val="000000"/>
                 <w:sz w:val="16"/>
                 <w:szCs w:val="16"/>
@@ -11679,7 +11610,7 @@
             </w:pPr>
             <w:r>
               <w:rPr>
-                <w:rFonts w:ascii="Arial" w:hAnsi="Arial" w:cs="Arial"/>
+                <w:rFonts w:asciiTheme="minorHAnsi" w:hAnsiTheme="minorHAnsi" w:cstheme="minorHAnsi"/>
                 <w:color w:val="000000"/>
                 <w:sz w:val="16"/>
                 <w:szCs w:val="16"/>
@@ -11712,7 +11643,7 @@
             </w:pPr>
             <w:r>
               <w:rPr>
-                <w:rFonts w:ascii="Arial" w:hAnsi="Arial" w:cs="Arial"/>
+                <w:rFonts w:asciiTheme="minorHAnsi" w:hAnsiTheme="minorHAnsi" w:cstheme="minorHAnsi"/>
                 <w:color w:val="000000"/>
                 <w:sz w:val="16"/>
                 <w:szCs w:val="16"/>
@@ -11740,7 +11671,7 @@
             </w:pPr>
             <w:r>
               <w:rPr>
-                <w:rFonts w:ascii="Arial" w:hAnsi="Arial" w:cs="Arial"/>
+                <w:rFonts w:asciiTheme="minorHAnsi" w:hAnsiTheme="minorHAnsi" w:cstheme="minorHAnsi"/>
                 <w:color w:val="000000"/>
                 <w:sz w:val="16"/>
                 <w:szCs w:val="16"/>
@@ -11768,7 +11699,7 @@
             </w:pPr>
             <w:r>
               <w:rPr>
-                <w:rFonts w:ascii="Arial" w:hAnsi="Arial" w:cs="Arial"/>
+                <w:rFonts w:asciiTheme="minorHAnsi" w:hAnsiTheme="minorHAnsi" w:cstheme="minorHAnsi"/>
                 <w:color w:val="000000"/>
                 <w:sz w:val="16"/>
                 <w:szCs w:val="16"/>
@@ -11796,7 +11727,7 @@
             </w:pPr>
             <w:r>
               <w:rPr>
-                <w:rFonts w:ascii="Arial" w:hAnsi="Arial" w:cs="Arial"/>
+                <w:rFonts w:asciiTheme="minorHAnsi" w:hAnsiTheme="minorHAnsi" w:cstheme="minorHAnsi"/>
                 <w:color w:val="000000"/>
                 <w:sz w:val="16"/>
                 <w:szCs w:val="16"/>
@@ -11829,7 +11760,7 @@
             </w:pPr>
             <w:r>
               <w:rPr>
-                <w:rFonts w:ascii="Arial" w:hAnsi="Arial" w:cs="Arial"/>
+                <w:rFonts w:asciiTheme="minorHAnsi" w:hAnsiTheme="minorHAnsi" w:cstheme="minorHAnsi"/>
                 <w:color w:val="000000"/>
                 <w:sz w:val="16"/>
                 <w:szCs w:val="16"/>
@@ -11857,7 +11788,7 @@
             </w:pPr>
             <w:r>
               <w:rPr>
-                <w:rFonts w:ascii="Arial" w:hAnsi="Arial" w:cs="Arial"/>
+                <w:rFonts w:asciiTheme="minorHAnsi" w:hAnsiTheme="minorHAnsi" w:cstheme="minorHAnsi"/>
                 <w:color w:val="000000"/>
                 <w:sz w:val="16"/>
                 <w:szCs w:val="16"/>
@@ -11885,7 +11816,7 @@
             </w:pPr>
             <w:r>
               <w:rPr>
-                <w:rFonts w:ascii="Arial" w:hAnsi="Arial" w:cs="Arial"/>
+                <w:rFonts w:asciiTheme="minorHAnsi" w:hAnsiTheme="minorHAnsi" w:cstheme="minorHAnsi"/>
                 <w:color w:val="000000"/>
                 <w:sz w:val="16"/>
                 <w:szCs w:val="16"/>
@@ -11913,7 +11844,7 @@
             </w:pPr>
             <w:r>
               <w:rPr>
-                <w:rFonts w:ascii="Arial" w:hAnsi="Arial" w:cs="Arial"/>
+                <w:rFonts w:asciiTheme="minorHAnsi" w:hAnsiTheme="minorHAnsi" w:cstheme="minorHAnsi"/>
                 <w:color w:val="000000"/>
                 <w:sz w:val="16"/>
                 <w:szCs w:val="16"/>
@@ -11946,7 +11877,7 @@
             </w:pPr>
             <w:r>
               <w:rPr>
-                <w:rFonts w:ascii="Arial" w:hAnsi="Arial" w:cs="Arial"/>
+                <w:rFonts w:asciiTheme="minorHAnsi" w:hAnsiTheme="minorHAnsi" w:cstheme="minorHAnsi"/>
                 <w:color w:val="000000"/>
                 <w:sz w:val="16"/>
                 <w:szCs w:val="16"/>
@@ -11974,7 +11905,7 @@
             </w:pPr>
             <w:r>
               <w:rPr>
-                <w:rFonts w:ascii="Arial" w:hAnsi="Arial" w:cs="Arial"/>
+                <w:rFonts w:asciiTheme="minorHAnsi" w:hAnsiTheme="minorHAnsi" w:cstheme="minorHAnsi"/>
                 <w:color w:val="000000"/>
                 <w:sz w:val="16"/>
                 <w:szCs w:val="16"/>
@@ -12002,7 +11933,7 @@
             </w:pPr>
             <w:r>
               <w:rPr>
-                <w:rFonts w:ascii="Arial" w:hAnsi="Arial" w:cs="Arial"/>
+                <w:rFonts w:asciiTheme="minorHAnsi" w:hAnsiTheme="minorHAnsi" w:cstheme="minorHAnsi"/>
                 <w:color w:val="000000"/>
                 <w:sz w:val="16"/>
                 <w:szCs w:val="16"/>
@@ -12030,7 +11961,7 @@
             </w:pPr>
             <w:r>
               <w:rPr>
-                <w:rFonts w:ascii="Arial" w:hAnsi="Arial" w:cs="Arial"/>
+                <w:rFonts w:asciiTheme="minorHAnsi" w:hAnsiTheme="minorHAnsi" w:cstheme="minorHAnsi"/>
                 <w:color w:val="000000"/>
                 <w:sz w:val="16"/>
                 <w:szCs w:val="16"/>
@@ -12063,7 +11994,7 @@
             </w:pPr>
             <w:r>
               <w:rPr>
-                <w:rFonts w:ascii="Arial" w:hAnsi="Arial" w:cs="Arial"/>
+                <w:rFonts w:asciiTheme="minorHAnsi" w:hAnsiTheme="minorHAnsi" w:cstheme="minorHAnsi"/>
                 <w:color w:val="000000"/>
                 <w:sz w:val="16"/>
                 <w:szCs w:val="16"/>
@@ -12091,7 +12022,7 @@
             </w:pPr>
             <w:r>
               <w:rPr>
-                <w:rFonts w:ascii="Arial" w:hAnsi="Arial" w:cs="Arial"/>
+                <w:rFonts w:asciiTheme="minorHAnsi" w:hAnsiTheme="minorHAnsi" w:cstheme="minorHAnsi"/>
                 <w:color w:val="000000"/>
                 <w:sz w:val="16"/>
                 <w:szCs w:val="16"/>
@@ -12119,7 +12050,7 @@
             </w:pPr>
             <w:r>
               <w:rPr>
-                <w:rFonts w:ascii="Arial" w:hAnsi="Arial" w:cs="Arial"/>
+                <w:rFonts w:asciiTheme="minorHAnsi" w:hAnsiTheme="minorHAnsi" w:cstheme="minorHAnsi"/>
                 <w:color w:val="000000"/>
                 <w:sz w:val="16"/>
                 <w:szCs w:val="16"/>
@@ -12147,7 +12078,7 @@
             </w:pPr>
             <w:r>
               <w:rPr>
-                <w:rFonts w:ascii="Arial" w:hAnsi="Arial" w:cs="Arial"/>
+                <w:rFonts w:asciiTheme="minorHAnsi" w:hAnsiTheme="minorHAnsi" w:cstheme="minorHAnsi"/>
                 <w:color w:val="000000"/>
                 <w:sz w:val="16"/>
                 <w:szCs w:val="16"/>
@@ -12180,7 +12111,7 @@
             </w:pPr>
             <w:r>
               <w:rPr>
-                <w:rFonts w:ascii="Arial" w:hAnsi="Arial" w:cs="Arial"/>
+                <w:rFonts w:asciiTheme="minorHAnsi" w:hAnsiTheme="minorHAnsi" w:cstheme="minorHAnsi"/>
                 <w:color w:val="000000"/>
                 <w:sz w:val="16"/>
                 <w:szCs w:val="16"/>
@@ -12208,7 +12139,7 @@
             </w:pPr>
             <w:r>
               <w:rPr>
-                <w:rFonts w:ascii="Arial" w:hAnsi="Arial" w:cs="Arial"/>
+                <w:rFonts w:asciiTheme="minorHAnsi" w:hAnsiTheme="minorHAnsi" w:cstheme="minorHAnsi"/>
                 <w:color w:val="000000"/>
                 <w:sz w:val="16"/>
                 <w:szCs w:val="16"/>
@@ -12236,7 +12167,7 @@
             </w:pPr>
             <w:r>
               <w:rPr>
-                <w:rFonts w:ascii="Arial" w:hAnsi="Arial" w:cs="Arial"/>
+                <w:rFonts w:asciiTheme="minorHAnsi" w:hAnsiTheme="minorHAnsi" w:cstheme="minorHAnsi"/>
                 <w:color w:val="000000"/>
                 <w:sz w:val="16"/>
                 <w:szCs w:val="16"/>
@@ -12264,7 +12195,7 @@
             </w:pPr>
             <w:r>
               <w:rPr>
-                <w:rFonts w:ascii="Arial" w:hAnsi="Arial" w:cs="Arial"/>
+                <w:rFonts w:asciiTheme="minorHAnsi" w:hAnsiTheme="minorHAnsi" w:cstheme="minorHAnsi"/>
                 <w:color w:val="000000"/>
                 <w:sz w:val="16"/>
                 <w:szCs w:val="16"/>
@@ -12297,7 +12228,7 @@
             </w:pPr>
             <w:r>
               <w:rPr>
-                <w:rFonts w:ascii="Arial" w:hAnsi="Arial" w:cs="Arial"/>
+                <w:rFonts w:asciiTheme="minorHAnsi" w:hAnsiTheme="minorHAnsi" w:cstheme="minorHAnsi"/>
                 <w:color w:val="000000"/>
                 <w:sz w:val="16"/>
                 <w:szCs w:val="16"/>
@@ -12325,7 +12256,7 @@
             </w:pPr>
             <w:r>
               <w:rPr>
-                <w:rFonts w:ascii="Arial" w:hAnsi="Arial" w:cs="Arial"/>
+                <w:rFonts w:asciiTheme="minorHAnsi" w:hAnsiTheme="minorHAnsi" w:cstheme="minorHAnsi"/>
                 <w:color w:val="000000"/>
                 <w:sz w:val="16"/>
                 <w:szCs w:val="16"/>
@@ -12353,7 +12284,7 @@
             </w:pPr>
             <w:r>
               <w:rPr>
-                <w:rFonts w:ascii="Arial" w:hAnsi="Arial" w:cs="Arial"/>
+                <w:rFonts w:asciiTheme="minorHAnsi" w:hAnsiTheme="minorHAnsi" w:cstheme="minorHAnsi"/>
                 <w:color w:val="000000"/>
                 <w:sz w:val="16"/>
                 <w:szCs w:val="16"/>
@@ -12381,7 +12312,7 @@
             </w:pPr>
             <w:r>
               <w:rPr>
-                <w:rFonts w:ascii="Arial" w:hAnsi="Arial" w:cs="Arial"/>
+                <w:rFonts w:asciiTheme="minorHAnsi" w:hAnsiTheme="minorHAnsi" w:cstheme="minorHAnsi"/>
                 <w:color w:val="000000"/>
                 <w:sz w:val="16"/>
                 <w:szCs w:val="16"/>
@@ -12414,7 +12345,7 @@
             </w:pPr>
             <w:r>
               <w:rPr>
-                <w:rFonts w:ascii="Arial" w:hAnsi="Arial" w:cs="Arial"/>
+                <w:rFonts w:asciiTheme="minorHAnsi" w:hAnsiTheme="minorHAnsi" w:cstheme="minorHAnsi"/>
                 <w:color w:val="000000"/>
                 <w:sz w:val="16"/>
                 <w:szCs w:val="16"/>
@@ -12442,7 +12373,7 @@
             </w:pPr>
             <w:r>
               <w:rPr>
-                <w:rFonts w:ascii="Arial" w:hAnsi="Arial" w:cs="Arial"/>
+                <w:rFonts w:asciiTheme="minorHAnsi" w:hAnsiTheme="minorHAnsi" w:cstheme="minorHAnsi"/>
                 <w:color w:val="000000"/>
                 <w:sz w:val="16"/>
                 <w:szCs w:val="16"/>
@@ -12470,7 +12401,7 @@
             </w:pPr>
             <w:r>
               <w:rPr>
-                <w:rFonts w:ascii="Arial" w:hAnsi="Arial" w:cs="Arial"/>
+                <w:rFonts w:asciiTheme="minorHAnsi" w:hAnsiTheme="minorHAnsi" w:cstheme="minorHAnsi"/>
                 <w:color w:val="000000"/>
                 <w:sz w:val="16"/>
                 <w:szCs w:val="16"/>
@@ -12498,7 +12429,7 @@
             </w:pPr>
             <w:r>
               <w:rPr>
-                <w:rFonts w:ascii="Arial" w:hAnsi="Arial" w:cs="Arial"/>
+                <w:rFonts w:asciiTheme="minorHAnsi" w:hAnsiTheme="minorHAnsi" w:cstheme="minorHAnsi"/>
                 <w:color w:val="000000"/>
                 <w:sz w:val="16"/>
                 <w:szCs w:val="16"/>
@@ -12531,7 +12462,7 @@
             </w:pPr>
             <w:r>
               <w:rPr>
-                <w:rFonts w:ascii="Arial" w:hAnsi="Arial" w:cs="Arial"/>
+                <w:rFonts w:asciiTheme="minorHAnsi" w:hAnsiTheme="minorHAnsi" w:cstheme="minorHAnsi"/>
                 <w:color w:val="000000"/>
                 <w:sz w:val="16"/>
                 <w:szCs w:val="16"/>
@@ -12559,7 +12490,7 @@
             </w:pPr>
             <w:r>
               <w:rPr>
-                <w:rFonts w:ascii="Arial" w:hAnsi="Arial" w:cs="Arial"/>
+                <w:rFonts w:asciiTheme="minorHAnsi" w:hAnsiTheme="minorHAnsi" w:cstheme="minorHAnsi"/>
                 <w:color w:val="000000"/>
                 <w:sz w:val="16"/>
                 <w:szCs w:val="16"/>
@@ -12587,7 +12518,7 @@
             </w:pPr>
             <w:r>
               <w:rPr>
-                <w:rFonts w:ascii="Arial" w:hAnsi="Arial" w:cs="Arial"/>
+                <w:rFonts w:asciiTheme="minorHAnsi" w:hAnsiTheme="minorHAnsi" w:cstheme="minorHAnsi"/>
                 <w:color w:val="000000"/>
                 <w:sz w:val="16"/>
                 <w:szCs w:val="16"/>
@@ -12615,7 +12546,7 @@
             </w:pPr>
             <w:r>
               <w:rPr>
-                <w:rFonts w:ascii="Arial" w:hAnsi="Arial" w:cs="Arial"/>
+                <w:rFonts w:asciiTheme="minorHAnsi" w:hAnsiTheme="minorHAnsi" w:cstheme="minorHAnsi"/>
                 <w:color w:val="000000"/>
                 <w:sz w:val="16"/>
                 <w:szCs w:val="16"/>
@@ -12648,7 +12579,7 @@
             </w:pPr>
             <w:r>
               <w:rPr>
-                <w:rFonts w:ascii="Arial" w:hAnsi="Arial" w:cs="Arial"/>
+                <w:rFonts w:asciiTheme="minorHAnsi" w:hAnsiTheme="minorHAnsi" w:cstheme="minorHAnsi"/>
                 <w:color w:val="000000"/>
                 <w:sz w:val="16"/>
                 <w:szCs w:val="16"/>
@@ -12676,7 +12607,7 @@
             </w:pPr>
             <w:r>
               <w:rPr>
-                <w:rFonts w:ascii="Arial" w:hAnsi="Arial" w:cs="Arial"/>
+                <w:rFonts w:asciiTheme="minorHAnsi" w:hAnsiTheme="minorHAnsi" w:cstheme="minorHAnsi"/>
                 <w:color w:val="000000"/>
                 <w:sz w:val="16"/>
                 <w:szCs w:val="16"/>
@@ -12704,7 +12635,7 @@
             </w:pPr>
             <w:r>
               <w:rPr>
-                <w:rFonts w:ascii="Arial" w:hAnsi="Arial" w:cs="Arial"/>
+                <w:rFonts w:asciiTheme="minorHAnsi" w:hAnsiTheme="minorHAnsi" w:cstheme="minorHAnsi"/>
                 <w:color w:val="000000"/>
                 <w:sz w:val="16"/>
                 <w:szCs w:val="16"/>
@@ -12732,7 +12663,7 @@
             </w:pPr>
             <w:r>
               <w:rPr>
-                <w:rFonts w:ascii="Arial" w:hAnsi="Arial" w:cs="Arial"/>
+                <w:rFonts w:asciiTheme="minorHAnsi" w:hAnsiTheme="minorHAnsi" w:cstheme="minorHAnsi"/>
                 <w:color w:val="000000"/>
                 <w:sz w:val="16"/>
                 <w:szCs w:val="16"/>
@@ -12765,7 +12696,7 @@
             </w:pPr>
             <w:r>
               <w:rPr>
-                <w:rFonts w:ascii="Arial" w:hAnsi="Arial" w:cs="Arial"/>
+                <w:rFonts w:asciiTheme="minorHAnsi" w:hAnsiTheme="minorHAnsi" w:cstheme="minorHAnsi"/>
                 <w:color w:val="000000"/>
                 <w:sz w:val="16"/>
                 <w:szCs w:val="16"/>
@@ -12793,7 +12724,7 @@
             </w:pPr>
             <w:r>
               <w:rPr>
-                <w:rFonts w:ascii="Arial" w:hAnsi="Arial" w:cs="Arial"/>
+                <w:rFonts w:asciiTheme="minorHAnsi" w:hAnsiTheme="minorHAnsi" w:cstheme="minorHAnsi"/>
                 <w:color w:val="000000"/>
                 <w:sz w:val="16"/>
                 <w:szCs w:val="16"/>
@@ -12821,7 +12752,7 @@
             </w:pPr>
             <w:r>
               <w:rPr>
-                <w:rFonts w:ascii="Arial" w:hAnsi="Arial" w:cs="Arial"/>
+                <w:rFonts w:asciiTheme="minorHAnsi" w:hAnsiTheme="minorHAnsi" w:cstheme="minorHAnsi"/>
                 <w:color w:val="000000"/>
                 <w:sz w:val="16"/>
                 <w:szCs w:val="16"/>
@@ -12849,7 +12780,7 @@
             </w:pPr>
             <w:r>
               <w:rPr>
-                <w:rFonts w:ascii="Arial" w:hAnsi="Arial" w:cs="Arial"/>
+                <w:rFonts w:asciiTheme="minorHAnsi" w:hAnsiTheme="minorHAnsi" w:cstheme="minorHAnsi"/>
                 <w:color w:val="000000"/>
                 <w:sz w:val="16"/>
                 <w:szCs w:val="16"/>
@@ -12865,6 +12796,7 @@
         <w:spacing w:after="0"/>
         <w:ind w:firstLine="720"/>
         <w:rPr>
+          <w:rFonts w:asciiTheme="minorHAnsi" w:hAnsiTheme="minorHAnsi" w:cstheme="minorHAnsi"/>
           <w:i/>
           <w:iCs/>
           <w:sz w:val="24"/>
@@ -12874,9 +12806,14 @@
     <w:p>
       <w:pPr>
         <w:spacing w:after="0"/>
-      </w:pPr>
-      <w:r>
-        <w:rPr>
+        <w:ind w:left="720"/>
+        <w:rPr>
+          <w:rFonts w:asciiTheme="minorHAnsi" w:hAnsiTheme="minorHAnsi" w:cstheme="minorHAnsi"/>
+        </w:rPr>
+      </w:pPr>
+      <w:r>
+        <w:rPr>
+          <w:rFonts w:asciiTheme="minorHAnsi" w:hAnsiTheme="minorHAnsi" w:cstheme="minorHAnsi"/>
           <w:sz w:val="24"/>
         </w:rPr>
         <w:lastRenderedPageBreak/>
@@ -12884,6 +12821,7 @@
       </w:r>
       <w:r>
         <w:rPr>
+          <w:rFonts w:asciiTheme="minorHAnsi" w:hAnsiTheme="minorHAnsi" w:cstheme="minorHAnsi"/>
           <w:bCs/>
           <w:sz w:val="24"/>
         </w:rPr>
@@ -12891,6 +12829,7 @@
       </w:r>
       <w:r>
         <w:rPr>
+          <w:rFonts w:asciiTheme="minorHAnsi" w:hAnsiTheme="minorHAnsi" w:cstheme="minorHAnsi"/>
           <w:noProof/>
           <w:sz w:val="24"/>
         </w:rPr>
@@ -12941,34 +12880,31 @@
       <w:pPr>
         <w:pStyle w:val="Caption"/>
         <w:jc w:val="center"/>
-      </w:pPr>
-      <w:r>
+        <w:rPr>
+          <w:rFonts w:asciiTheme="minorHAnsi" w:hAnsiTheme="minorHAnsi" w:cstheme="minorHAnsi"/>
+        </w:rPr>
+      </w:pPr>
+      <w:r>
+        <w:rPr>
+          <w:rFonts w:asciiTheme="minorHAnsi" w:hAnsiTheme="minorHAnsi" w:cstheme="minorHAnsi"/>
+        </w:rPr>
         <w:t>Figure 7</w:t>
       </w:r>
       <w:r>
         <w:rPr>
+          <w:rFonts w:asciiTheme="minorHAnsi" w:hAnsiTheme="minorHAnsi" w:cstheme="minorHAnsi"/>
           <w:noProof/>
         </w:rPr>
-        <w:t>:  LCD Reading of 220k</w:t>
-      </w:r>
-      <w:r>
-        <w:rPr>
-          <w:rFonts w:ascii="Times New Roman" w:hAnsi="Times New Roman" w:cs="Times New Roman"/>
-          <w:noProof/>
-        </w:rPr>
-        <w:t>Ω</w:t>
-      </w:r>
-      <w:r>
-        <w:rPr>
-          <w:noProof/>
-        </w:rPr>
-        <w:t xml:space="preserve"> Resistor</w:t>
+        <w:t>:  LCD Reading of 220kΩ Resistor</w:t>
       </w:r>
     </w:p>
     <w:p>
       <w:pPr>
         <w:pStyle w:val="Caption"/>
         <w:jc w:val="center"/>
+        <w:rPr>
+          <w:rFonts w:asciiTheme="minorHAnsi" w:hAnsiTheme="minorHAnsi" w:cstheme="minorHAnsi"/>
+        </w:rPr>
       </w:pPr>
     </w:p>
     <w:p>
@@ -12976,6 +12912,7 @@
         <w:pStyle w:val="Caption"/>
         <w:jc w:val="center"/>
         <w:rPr>
+          <w:rFonts w:asciiTheme="minorHAnsi" w:hAnsiTheme="minorHAnsi" w:cstheme="minorHAnsi"/>
           <w:b/>
           <w:bCs/>
           <w:i w:val="0"/>
@@ -12984,6 +12921,7 @@
       </w:pPr>
       <w:r>
         <w:rPr>
+          <w:rFonts w:asciiTheme="minorHAnsi" w:hAnsiTheme="minorHAnsi" w:cstheme="minorHAnsi"/>
           <w:b/>
           <w:bCs/>
           <w:i w:val="0"/>
@@ -12997,12 +12935,14 @@
         <w:pStyle w:val="Caption"/>
         <w:ind w:firstLine="720"/>
         <w:rPr>
+          <w:rFonts w:asciiTheme="minorHAnsi" w:hAnsiTheme="minorHAnsi" w:cstheme="minorHAnsi"/>
           <w:i w:val="0"/>
           <w:iCs w:val="0"/>
         </w:rPr>
       </w:pPr>
       <w:r>
         <w:rPr>
+          <w:rFonts w:asciiTheme="minorHAnsi" w:hAnsiTheme="minorHAnsi" w:cstheme="minorHAnsi"/>
           <w:i w:val="0"/>
           <w:iCs w:val="0"/>
         </w:rPr>
@@ -13010,6 +12950,7 @@
       </w:r>
       <w:r>
         <w:rPr>
+          <w:rFonts w:asciiTheme="minorHAnsi" w:hAnsiTheme="minorHAnsi" w:cstheme="minorHAnsi"/>
           <w:i w:val="0"/>
           <w:iCs w:val="0"/>
         </w:rPr>
@@ -13017,6 +12958,7 @@
       </w:r>
       <w:r>
         <w:rPr>
+          <w:rFonts w:asciiTheme="minorHAnsi" w:hAnsiTheme="minorHAnsi" w:cstheme="minorHAnsi"/>
           <w:b/>
           <w:bCs/>
           <w:i w:val="0"/>
@@ -13026,6 +12968,7 @@
       </w:r>
       <w:r>
         <w:rPr>
+          <w:rFonts w:asciiTheme="minorHAnsi" w:hAnsiTheme="minorHAnsi" w:cstheme="minorHAnsi"/>
           <w:i w:val="0"/>
           <w:iCs w:val="0"/>
         </w:rPr>
@@ -13037,77 +12980,19 @@
         <w:pStyle w:val="Caption"/>
         <w:ind w:firstLine="720"/>
         <w:rPr>
+          <w:rFonts w:asciiTheme="minorHAnsi" w:hAnsiTheme="minorHAnsi" w:cstheme="minorHAnsi"/>
           <w:i w:val="0"/>
           <w:iCs w:val="0"/>
         </w:rPr>
       </w:pPr>
       <w:r>
         <w:rPr>
+          <w:rFonts w:asciiTheme="minorHAnsi" w:hAnsiTheme="minorHAnsi" w:cstheme="minorHAnsi"/>
           <w:i w:val="0"/>
           <w:iCs w:val="0"/>
         </w:rPr>
         <w:lastRenderedPageBreak/>
-        <w:t>The most difficult part of my rolling average filter measurement was that I had to set a threshold value so that my input buffer would clear and not take in the previous resistance value into account. For example, if I read 100k</w:t>
-      </w:r>
-      <w:r>
-        <w:rPr>
-          <w:rFonts w:ascii="Times New Roman" w:hAnsi="Times New Roman" w:cs="Times New Roman"/>
-          <w:i w:val="0"/>
-          <w:iCs w:val="0"/>
-        </w:rPr>
-        <w:t>Ω</w:t>
-      </w:r>
-      <w:r>
-        <w:rPr>
-          <w:i w:val="0"/>
-          <w:iCs w:val="0"/>
-        </w:rPr>
-        <w:t xml:space="preserve"> and then switched to 10k</w:t>
-      </w:r>
-      <w:r>
-        <w:rPr>
-          <w:rFonts w:ascii="Times New Roman" w:hAnsi="Times New Roman" w:cs="Times New Roman"/>
-          <w:i w:val="0"/>
-          <w:iCs w:val="0"/>
-        </w:rPr>
-        <w:t>Ω</w:t>
-      </w:r>
-      <w:r>
-        <w:rPr>
-          <w:i w:val="0"/>
-          <w:iCs w:val="0"/>
-        </w:rPr>
-        <w:t>, the LCD would take the 100k</w:t>
-      </w:r>
-      <w:r>
-        <w:rPr>
-          <w:rFonts w:ascii="Times New Roman" w:hAnsi="Times New Roman" w:cs="Times New Roman"/>
-          <w:i w:val="0"/>
-          <w:iCs w:val="0"/>
-        </w:rPr>
-        <w:t>Ω</w:t>
-      </w:r>
-      <w:r>
-        <w:rPr>
-          <w:i w:val="0"/>
-          <w:iCs w:val="0"/>
-        </w:rPr>
-        <w:t xml:space="preserve"> values into account until the data buffer is filled with only readings from the 10k</w:t>
-      </w:r>
-      <w:r>
-        <w:rPr>
-          <w:rFonts w:ascii="Times New Roman" w:hAnsi="Times New Roman" w:cs="Times New Roman"/>
-          <w:i w:val="0"/>
-          <w:iCs w:val="0"/>
-        </w:rPr>
-        <w:t>Ω</w:t>
-      </w:r>
-      <w:r>
-        <w:rPr>
-          <w:i w:val="0"/>
-          <w:iCs w:val="0"/>
-        </w:rPr>
-        <w:t xml:space="preserve"> resistor ladder. Therefore, by setting a threshold of 0.05, the Pico could effectively clear the list whenever I made large jumps between resistances. The difference had to be 0.05 because of the increments that I was measuring the data with: </w:t>
+        <w:t xml:space="preserve">The most difficult part of my rolling average filter measurement was that I had to set a threshold value so that my input buffer would clear and not take in the previous resistance value into account. For example, if I read 100kΩ and then switched to 10kΩ, the LCD would take the 100kΩ values into account until the data buffer is filled with only readings from the 10kΩ resistor ladder. Therefore, by setting a threshold of 0.05, the Pico could effectively clear the list whenever I made large jumps between resistances. The difference had to be 0.05 because of the increments that I was measuring the data with: </w:t>
       </w:r>
     </w:p>
     <w:p>
@@ -13115,6 +13000,7 @@
         <w:pStyle w:val="Caption"/>
         <w:ind w:firstLine="720"/>
         <w:rPr>
+          <w:rFonts w:asciiTheme="minorHAnsi" w:hAnsiTheme="minorHAnsi" w:cstheme="minorHAnsi"/>
           <w:i w:val="0"/>
           <w:iCs w:val="0"/>
         </w:rPr>
@@ -13128,6 +13014,7 @@
           <w:numId w:val="10"/>
         </w:numPr>
         <w:rPr>
+          <w:rFonts w:asciiTheme="minorHAnsi" w:hAnsiTheme="minorHAnsi" w:cstheme="minorHAnsi"/>
           <w:b/>
           <w:bCs/>
           <w:i w:val="0"/>
@@ -13136,60 +13023,13 @@
       </w:pPr>
       <w:r>
         <w:rPr>
+          <w:rFonts w:asciiTheme="minorHAnsi" w:hAnsiTheme="minorHAnsi" w:cstheme="minorHAnsi"/>
           <w:b/>
           <w:bCs/>
           <w:i w:val="0"/>
           <w:iCs w:val="0"/>
         </w:rPr>
-        <w:t>Jumps of 5k</w:t>
-      </w:r>
-      <w:r>
-        <w:rPr>
-          <w:rFonts w:cs="Calibri"/>
-          <w:b/>
-          <w:bCs/>
-          <w:i w:val="0"/>
-          <w:iCs w:val="0"/>
-        </w:rPr>
-        <w:t>Ω</w:t>
-      </w:r>
-      <w:r>
-        <w:rPr>
-          <w:b/>
-          <w:bCs/>
-          <w:i w:val="0"/>
-          <w:iCs w:val="0"/>
-        </w:rPr>
-        <w:t xml:space="preserve"> for readings between 1k</w:t>
-      </w:r>
-      <w:r>
-        <w:rPr>
-          <w:rFonts w:ascii="Times New Roman" w:hAnsi="Times New Roman" w:cs="Times New Roman"/>
-          <w:b/>
-          <w:bCs/>
-          <w:i w:val="0"/>
-          <w:iCs w:val="0"/>
-        </w:rPr>
-        <w:t>Ω</w:t>
-      </w:r>
-      <w:r>
-        <w:rPr>
-          <w:b/>
-          <w:bCs/>
-          <w:i w:val="0"/>
-          <w:iCs w:val="0"/>
-        </w:rPr>
-        <w:t xml:space="preserve"> and 100k</w:t>
-      </w:r>
-      <w:r>
-        <w:rPr>
-          <w:rFonts w:ascii="Times New Roman" w:hAnsi="Times New Roman" w:cs="Times New Roman"/>
-          <w:b/>
-          <w:bCs/>
-          <w:i w:val="0"/>
-          <w:iCs w:val="0"/>
-        </w:rPr>
-        <w:t>Ω</w:t>
+        <w:t>Jumps of 5kΩ for readings between 1kΩ and 100kΩ</w:t>
       </w:r>
     </w:p>
     <w:p>
@@ -13200,6 +13040,7 @@
           <w:numId w:val="10"/>
         </w:numPr>
         <w:rPr>
+          <w:rFonts w:asciiTheme="minorHAnsi" w:hAnsiTheme="minorHAnsi" w:cstheme="minorHAnsi"/>
           <w:b/>
           <w:bCs/>
           <w:i w:val="0"/>
@@ -13208,169 +13049,152 @@
       </w:pPr>
       <w:r>
         <w:rPr>
+          <w:rFonts w:asciiTheme="minorHAnsi" w:hAnsiTheme="minorHAnsi" w:cstheme="minorHAnsi"/>
           <w:b/>
           <w:bCs/>
           <w:i w:val="0"/>
           <w:iCs w:val="0"/>
         </w:rPr>
-        <w:t>Jumps of 50k</w:t>
-      </w:r>
-      <w:r>
-        <w:rPr>
-          <w:rFonts w:cs="Calibri"/>
+        <w:t>Jumps of 50kΩ for readings between 100kΩ and 1MΩ</w:t>
+      </w:r>
+    </w:p>
+    <w:p>
+      <w:pPr>
+        <w:pStyle w:val="Caption"/>
+        <w:rPr>
+          <w:rFonts w:asciiTheme="minorHAnsi" w:hAnsiTheme="minorHAnsi" w:cstheme="minorHAnsi"/>
           <w:b/>
           <w:bCs/>
           <w:i w:val="0"/>
           <w:iCs w:val="0"/>
         </w:rPr>
-        <w:t>Ω</w:t>
-      </w:r>
-      <w:r>
-        <w:rPr>
+      </w:pPr>
+    </w:p>
+    <w:p>
+      <w:pPr>
+        <w:pStyle w:val="Caption"/>
+        <w:ind w:firstLine="720"/>
+        <w:rPr>
+          <w:rFonts w:asciiTheme="minorHAnsi" w:hAnsiTheme="minorHAnsi" w:cstheme="minorHAnsi"/>
+          <w:i w:val="0"/>
+          <w:iCs w:val="0"/>
+        </w:rPr>
+      </w:pPr>
+      <w:r>
+        <w:rPr>
+          <w:rFonts w:asciiTheme="minorHAnsi" w:hAnsiTheme="minorHAnsi" w:cstheme="minorHAnsi"/>
+          <w:i w:val="0"/>
+          <w:iCs w:val="0"/>
+        </w:rPr>
+        <w:t xml:space="preserve">If I measured with different increments, I could have made my threshold higher or lower depending on if I increased or decreased the jump size. Setting the logic to switch between resistances was only useful because of how I tested the different measurements: using a </w:t>
+      </w:r>
+      <w:r>
+        <w:rPr>
+          <w:rFonts w:asciiTheme="minorHAnsi" w:hAnsiTheme="minorHAnsi" w:cstheme="minorHAnsi"/>
           <w:b/>
           <w:bCs/>
           <w:i w:val="0"/>
           <w:iCs w:val="0"/>
         </w:rPr>
-        <w:t xml:space="preserve"> for readings between 100k</w:t>
-      </w:r>
-      <w:r>
-        <w:rPr>
-          <w:rFonts w:cs="Calibri"/>
-          <w:b/>
-          <w:bCs/>
+        <w:t>Resistance Decade Box</w:t>
+      </w:r>
+      <w:r>
+        <w:rPr>
+          <w:rFonts w:asciiTheme="minorHAnsi" w:hAnsiTheme="minorHAnsi" w:cstheme="minorHAnsi"/>
           <w:i w:val="0"/>
           <w:iCs w:val="0"/>
         </w:rPr>
-        <w:t>Ω</w:t>
-      </w:r>
-      <w:r>
-        <w:rPr>
-          <w:b/>
-          <w:bCs/>
+        <w:t xml:space="preserve">. If I had manually interchanged resistors for the measurement phase it would have taken significantly longer to measure all the resistances, and I would have taken significantly longer to unravel the issue with the switching logic as. </w:t>
+      </w:r>
+    </w:p>
+    <w:p>
+      <w:pPr>
+        <w:pStyle w:val="Caption"/>
+        <w:ind w:firstLine="720"/>
+        <w:rPr>
+          <w:rFonts w:asciiTheme="minorHAnsi" w:hAnsiTheme="minorHAnsi" w:cstheme="minorHAnsi"/>
           <w:i w:val="0"/>
           <w:iCs w:val="0"/>
         </w:rPr>
-        <w:t xml:space="preserve"> and 1M</w:t>
-      </w:r>
-      <w:r>
-        <w:rPr>
-          <w:rFonts w:cs="Calibri"/>
-          <w:b/>
-          <w:bCs/>
+      </w:pPr>
+      <w:r>
+        <w:rPr>
+          <w:rFonts w:asciiTheme="minorHAnsi" w:hAnsiTheme="minorHAnsi" w:cstheme="minorHAnsi"/>
           <w:i w:val="0"/>
           <w:iCs w:val="0"/>
         </w:rPr>
-        <w:t>Ω</w:t>
+        <w:t xml:space="preserve">Overall, this was the primary way that I got the desired resistance values for this lab using software. The hardware issues were uncovered early from reading the datasheet for the ADC, but the extra handling </w:t>
+      </w:r>
+      <w:r>
+        <w:rPr>
+          <w:rFonts w:asciiTheme="minorHAnsi" w:hAnsiTheme="minorHAnsi" w:cstheme="minorHAnsi"/>
+          <w:i w:val="0"/>
+          <w:iCs w:val="0"/>
+        </w:rPr>
+        <w:t>of</w:t>
+      </w:r>
+      <w:r>
+        <w:rPr>
+          <w:rFonts w:asciiTheme="minorHAnsi" w:hAnsiTheme="minorHAnsi" w:cstheme="minorHAnsi"/>
+          <w:i w:val="0"/>
+          <w:iCs w:val="0"/>
+        </w:rPr>
+        <w:t xml:space="preserve"> software was much more difficult to solve. The linearization of the equations was another software improvement that I explained in the methodology, but tha</w:t>
+      </w:r>
+      <w:r>
+        <w:rPr>
+          <w:rFonts w:asciiTheme="minorHAnsi" w:hAnsiTheme="minorHAnsi" w:cstheme="minorHAnsi"/>
+          <w:i w:val="0"/>
+          <w:iCs w:val="0"/>
+        </w:rPr>
+        <w:t xml:space="preserve">t was more of a necessity rather than something extra that I had to fix with software. </w:t>
       </w:r>
     </w:p>
     <w:p>
       <w:pPr>
-        <w:pStyle w:val="Caption"/>
-        <w:rPr>
+        <w:spacing w:after="0"/>
+        <w:rPr>
+          <w:rFonts w:asciiTheme="minorHAnsi" w:hAnsiTheme="minorHAnsi" w:cstheme="minorHAnsi"/>
+          <w:sz w:val="24"/>
+        </w:rPr>
+      </w:pPr>
+      <w:r>
+        <w:rPr>
+          <w:rFonts w:asciiTheme="minorHAnsi" w:hAnsiTheme="minorHAnsi" w:cstheme="minorHAnsi"/>
+          <w:sz w:val="24"/>
+        </w:rPr>
+        <w:br/>
+      </w:r>
+      <w:r>
+        <w:rPr>
+          <w:rFonts w:asciiTheme="minorHAnsi" w:hAnsiTheme="minorHAnsi" w:cstheme="minorHAnsi"/>
           <w:b/>
-          <w:bCs/>
-          <w:i w:val="0"/>
-          <w:iCs w:val="0"/>
-        </w:rPr>
-      </w:pPr>
+          <w:sz w:val="24"/>
+          <w:u w:val="single"/>
+        </w:rPr>
+        <w:t>Conclusion</w:t>
+      </w:r>
+      <w:r>
+        <w:rPr>
+          <w:rFonts w:asciiTheme="minorHAnsi" w:hAnsiTheme="minorHAnsi" w:cstheme="minorHAnsi"/>
+          <w:sz w:val="24"/>
+          <w:u w:val="single"/>
+        </w:rPr>
+        <w:t xml:space="preserve">  </w:t>
+      </w:r>
     </w:p>
     <w:p>
       <w:pPr>
-        <w:pStyle w:val="Caption"/>
-        <w:ind w:firstLine="720"/>
-        <w:rPr>
-          <w:i w:val="0"/>
-          <w:iCs w:val="0"/>
-        </w:rPr>
-      </w:pPr>
-      <w:r>
-        <w:rPr>
-          <w:i w:val="0"/>
-          <w:iCs w:val="0"/>
-        </w:rPr>
-        <w:t xml:space="preserve">If I measured with different increments, I could have made my threshold higher or lower depending on if I increased or decreased the jump size. Setting the logic to switch between resistances was only useful because of how I tested the different measurements: using a </w:t>
-      </w:r>
-      <w:r>
-        <w:rPr>
-          <w:b/>
-          <w:bCs/>
-          <w:i w:val="0"/>
-          <w:iCs w:val="0"/>
-        </w:rPr>
-        <w:t>Resistance Decade Box</w:t>
-      </w:r>
-      <w:r>
-        <w:rPr>
-          <w:i w:val="0"/>
-          <w:iCs w:val="0"/>
-        </w:rPr>
-        <w:t xml:space="preserve">. If I had manually interchanged resistors for the measurement phase it would have taken significantly longer to measure all the resistances, and I would have taken significantly longer to unravel the issue with the switching logic as. </w:t>
-      </w:r>
-    </w:p>
-    <w:p>
-      <w:pPr>
-        <w:pStyle w:val="Caption"/>
-        <w:ind w:firstLine="720"/>
-        <w:rPr>
-          <w:i w:val="0"/>
-          <w:iCs w:val="0"/>
-        </w:rPr>
-      </w:pPr>
-      <w:r>
-        <w:rPr>
-          <w:i w:val="0"/>
-          <w:iCs w:val="0"/>
-        </w:rPr>
-        <w:t>Overall, this was the primary way that I got the desired resistance values for this lab using software. The hardware issues were uncovered early from reading the datasheet for the ADC, but the extra handling in software was much more difficult to solve. The linearization of the equations was another software improvement that I explained in the methodology, but tha</w:t>
-      </w:r>
-      <w:r>
-        <w:rPr>
-          <w:i w:val="0"/>
-          <w:iCs w:val="0"/>
-        </w:rPr>
-        <w:t xml:space="preserve">t was more of a necessity rather than something extra that I had to fix with software. </w:t>
-      </w:r>
-    </w:p>
-    <w:p>
-      <w:pPr>
-        <w:spacing w:after="0"/>
-        <w:rPr>
-          <w:sz w:val="24"/>
-        </w:rPr>
-      </w:pPr>
-      <w:r>
-        <w:rPr>
-          <w:sz w:val="24"/>
-        </w:rPr>
-        <w:br/>
-      </w:r>
-      <w:r>
-        <w:rPr>
-          <w:b/>
-          <w:sz w:val="24"/>
-          <w:u w:val="single"/>
-        </w:rPr>
-        <w:t>Conclusion</w:t>
-      </w:r>
-      <w:r>
-        <w:rPr>
-          <w:sz w:val="24"/>
-          <w:u w:val="single"/>
-        </w:rPr>
-        <w:t xml:space="preserve">  </w:t>
-      </w:r>
-    </w:p>
-    <w:p>
-      <w:pPr>
         <w:spacing w:after="0"/>
         <w:ind w:firstLine="720"/>
         <w:rPr>
-          <w:sz w:val="24"/>
-        </w:rPr>
-      </w:pPr>
-      <w:r>
-        <w:rPr>
+          <w:rFonts w:asciiTheme="minorHAnsi" w:hAnsiTheme="minorHAnsi" w:cstheme="minorHAnsi"/>
+          <w:sz w:val="24"/>
+        </w:rPr>
+      </w:pPr>
+      <w:r>
+        <w:rPr>
+          <w:rFonts w:asciiTheme="minorHAnsi" w:hAnsiTheme="minorHAnsi" w:cstheme="minorHAnsi"/>
           <w:sz w:val="24"/>
         </w:rPr>
         <w:t xml:space="preserve">In this lab, I deepened my understanding of communication protocols with Bit-Banging and internalized the importance of ADCs for microcontrollers as they allow microcontrollers to interact with the environment. This lab solidified concepts that were relatively new in earlier courses like Signals and Systems and Circuits II that are pertinent with this lab. This lab provided a way for me to apply the theory that I gleaned from those classes into an interesting project thereby improving my ability to solve issues as an engineer.  </w:t>
@@ -13871,8 +13695,21 @@
           <w:szCs w:val="21"/>
           <w:lang w:eastAsia="en-US" w:bidi="ta-IN"/>
         </w:rPr>
-        <w:t xml:space="preserve"> LCD(</w:t>
-      </w:r>
+        <w:t xml:space="preserve"> </w:t>
+      </w:r>
+      <w:proofErr w:type="gramStart"/>
+      <w:r>
+        <w:rPr>
+          <w:rFonts w:ascii="Consolas" w:eastAsia="Times New Roman" w:hAnsi="Consolas" w:cs="Times New Roman"/>
+          <w:color w:val="CCCCCC"/>
+          <w:sz w:val="21"/>
+          <w:szCs w:val="21"/>
+          <w:lang w:eastAsia="en-US" w:bidi="ta-IN"/>
+        </w:rPr>
+        <w:t>LCD(</w:t>
+      </w:r>
+      <w:proofErr w:type="spellStart"/>
+      <w:proofErr w:type="gramEnd"/>
       <w:r>
         <w:rPr>
           <w:rFonts w:ascii="Consolas" w:eastAsia="Times New Roman" w:hAnsi="Consolas" w:cs="Times New Roman"/>
@@ -13883,6 +13720,7 @@
         </w:rPr>
         <w:t>enable_pin</w:t>
       </w:r>
+      <w:proofErr w:type="spellEnd"/>
       <w:r>
         <w:rPr>
           <w:rFonts w:ascii="Consolas" w:eastAsia="Times New Roman" w:hAnsi="Consolas" w:cs="Times New Roman"/>
@@ -13893,6 +13731,7 @@
         </w:rPr>
         <w:t>=</w:t>
       </w:r>
+      <w:proofErr w:type="gramStart"/>
       <w:r>
         <w:rPr>
           <w:rFonts w:ascii="Consolas" w:eastAsia="Times New Roman" w:hAnsi="Consolas" w:cs="Times New Roman"/>
@@ -13911,7 +13750,18 @@
           <w:szCs w:val="21"/>
           <w:lang w:eastAsia="en-US" w:bidi="ta-IN"/>
         </w:rPr>
-        <w:t xml:space="preserve">,           </w:t>
+        <w:t xml:space="preserve">,   </w:t>
+      </w:r>
+      <w:proofErr w:type="gramEnd"/>
+      <w:r>
+        <w:rPr>
+          <w:rFonts w:ascii="Consolas" w:eastAsia="Times New Roman" w:hAnsi="Consolas" w:cs="Times New Roman"/>
+          <w:color w:val="CCCCCC"/>
+          <w:sz w:val="21"/>
+          <w:szCs w:val="21"/>
+          <w:lang w:eastAsia="en-US" w:bidi="ta-IN"/>
+        </w:rPr>
+        <w:t xml:space="preserve">        </w:t>
       </w:r>
       <w:r>
         <w:rPr>
@@ -13947,6 +13797,7 @@
         </w:rPr>
         <w:t>         </w:t>
       </w:r>
+      <w:proofErr w:type="spellStart"/>
       <w:r>
         <w:rPr>
           <w:rFonts w:ascii="Consolas" w:eastAsia="Times New Roman" w:hAnsi="Consolas" w:cs="Times New Roman"/>
@@ -13957,6 +13808,7 @@
         </w:rPr>
         <w:t>reg_select_pin</w:t>
       </w:r>
+      <w:proofErr w:type="spellEnd"/>
       <w:r>
         <w:rPr>
           <w:rFonts w:ascii="Consolas" w:eastAsia="Times New Roman" w:hAnsi="Consolas" w:cs="Times New Roman"/>
@@ -13967,6 +13819,7 @@
         </w:rPr>
         <w:t>=</w:t>
       </w:r>
+      <w:proofErr w:type="gramStart"/>
       <w:r>
         <w:rPr>
           <w:rFonts w:ascii="Consolas" w:eastAsia="Times New Roman" w:hAnsi="Consolas" w:cs="Times New Roman"/>
@@ -13985,7 +13838,18 @@
           <w:szCs w:val="21"/>
           <w:lang w:eastAsia="en-US" w:bidi="ta-IN"/>
         </w:rPr>
-        <w:t>,        </w:t>
+        <w:t xml:space="preserve">,   </w:t>
+      </w:r>
+      <w:proofErr w:type="gramEnd"/>
+      <w:r>
+        <w:rPr>
+          <w:rFonts w:ascii="Consolas" w:eastAsia="Times New Roman" w:hAnsi="Consolas" w:cs="Times New Roman"/>
+          <w:color w:val="CCCCCC"/>
+          <w:sz w:val="21"/>
+          <w:szCs w:val="21"/>
+          <w:lang w:eastAsia="en-US" w:bidi="ta-IN"/>
+        </w:rPr>
+        <w:t>     </w:t>
       </w:r>
       <w:r>
         <w:rPr>
@@ -14021,6 +13885,7 @@
         </w:rPr>
         <w:t>         </w:t>
       </w:r>
+      <w:proofErr w:type="spellStart"/>
       <w:r>
         <w:rPr>
           <w:rFonts w:ascii="Consolas" w:eastAsia="Times New Roman" w:hAnsi="Consolas" w:cs="Times New Roman"/>
@@ -14031,6 +13896,8 @@
         </w:rPr>
         <w:t>data_pins</w:t>
       </w:r>
+      <w:proofErr w:type="spellEnd"/>
+      <w:proofErr w:type="gramStart"/>
       <w:r>
         <w:rPr>
           <w:rFonts w:ascii="Consolas" w:eastAsia="Times New Roman" w:hAnsi="Consolas" w:cs="Times New Roman"/>
@@ -14051,6 +13918,7 @@
         </w:rPr>
         <w:t>[</w:t>
       </w:r>
+      <w:proofErr w:type="gramEnd"/>
       <w:r>
         <w:rPr>
           <w:rFonts w:ascii="Consolas" w:eastAsia="Times New Roman" w:hAnsi="Consolas" w:cs="Times New Roman"/>
@@ -14111,6 +13979,7 @@
         </w:rPr>
         <w:t xml:space="preserve">, </w:t>
       </w:r>
+      <w:proofErr w:type="gramStart"/>
       <w:r>
         <w:rPr>
           <w:rFonts w:ascii="Consolas" w:eastAsia="Times New Roman" w:hAnsi="Consolas" w:cs="Times New Roman"/>
@@ -14139,7 +14008,18 @@
           <w:szCs w:val="21"/>
           <w:lang w:eastAsia="en-US" w:bidi="ta-IN"/>
         </w:rPr>
-        <w:t># Data Pin numbers for the upper nibble. list[int]</w:t>
+        <w:t>#</w:t>
+      </w:r>
+      <w:proofErr w:type="gramEnd"/>
+      <w:r>
+        <w:rPr>
+          <w:rFonts w:ascii="Consolas" w:eastAsia="Times New Roman" w:hAnsi="Consolas" w:cs="Times New Roman"/>
+          <w:color w:val="6A9955"/>
+          <w:sz w:val="21"/>
+          <w:szCs w:val="21"/>
+          <w:lang w:eastAsia="en-US" w:bidi="ta-IN"/>
+        </w:rPr>
+        <w:t xml:space="preserve"> Data Pin numbers for the upper nibble. list[int]</w:t>
       </w:r>
     </w:p>
     <w:p>
@@ -14193,6 +14073,8 @@
           <w:lang w:eastAsia="en-US" w:bidi="ta-IN"/>
         </w:rPr>
       </w:pPr>
+      <w:proofErr w:type="spellStart"/>
+      <w:proofErr w:type="gramStart"/>
       <w:r>
         <w:rPr>
           <w:rFonts w:ascii="Consolas" w:eastAsia="Times New Roman" w:hAnsi="Consolas" w:cs="Times New Roman"/>
@@ -14211,7 +14093,19 @@
           <w:szCs w:val="21"/>
           <w:lang w:eastAsia="en-US" w:bidi="ta-IN"/>
         </w:rPr>
-        <w:t>.init()</w:t>
+        <w:t>.init</w:t>
+      </w:r>
+      <w:proofErr w:type="spellEnd"/>
+      <w:proofErr w:type="gramEnd"/>
+      <w:r>
+        <w:rPr>
+          <w:rFonts w:ascii="Consolas" w:eastAsia="Times New Roman" w:hAnsi="Consolas" w:cs="Times New Roman"/>
+          <w:color w:val="CCCCCC"/>
+          <w:sz w:val="21"/>
+          <w:szCs w:val="21"/>
+          <w:lang w:eastAsia="en-US" w:bidi="ta-IN"/>
+        </w:rPr>
+        <w:t>()</w:t>
       </w:r>
     </w:p>
     <w:p>
@@ -14227,6 +14121,8 @@
           <w:lang w:eastAsia="en-US" w:bidi="ta-IN"/>
         </w:rPr>
       </w:pPr>
+      <w:proofErr w:type="spellStart"/>
+      <w:proofErr w:type="gramStart"/>
       <w:r>
         <w:rPr>
           <w:rFonts w:ascii="Consolas" w:eastAsia="Times New Roman" w:hAnsi="Consolas" w:cs="Times New Roman"/>
@@ -14245,7 +14141,19 @@
           <w:szCs w:val="21"/>
           <w:lang w:eastAsia="en-US" w:bidi="ta-IN"/>
         </w:rPr>
-        <w:t>.clear()</w:t>
+        <w:t>.clear</w:t>
+      </w:r>
+      <w:proofErr w:type="spellEnd"/>
+      <w:proofErr w:type="gramEnd"/>
+      <w:r>
+        <w:rPr>
+          <w:rFonts w:ascii="Consolas" w:eastAsia="Times New Roman" w:hAnsi="Consolas" w:cs="Times New Roman"/>
+          <w:color w:val="CCCCCC"/>
+          <w:sz w:val="21"/>
+          <w:szCs w:val="21"/>
+          <w:lang w:eastAsia="en-US" w:bidi="ta-IN"/>
+        </w:rPr>
+        <w:t>()</w:t>
       </w:r>
     </w:p>
     <w:p>
@@ -14283,7 +14191,29 @@
           <w:szCs w:val="21"/>
           <w:lang w:eastAsia="en-US" w:bidi="ta-IN"/>
         </w:rPr>
-        <w:t># initialize ADC</w:t>
+        <w:t xml:space="preserve"># </w:t>
+      </w:r>
+      <w:proofErr w:type="gramStart"/>
+      <w:r>
+        <w:rPr>
+          <w:rFonts w:ascii="Consolas" w:eastAsia="Times New Roman" w:hAnsi="Consolas" w:cs="Times New Roman"/>
+          <w:color w:val="6A9955"/>
+          <w:sz w:val="21"/>
+          <w:szCs w:val="21"/>
+          <w:lang w:eastAsia="en-US" w:bidi="ta-IN"/>
+        </w:rPr>
+        <w:t>initialize</w:t>
+      </w:r>
+      <w:proofErr w:type="gramEnd"/>
+      <w:r>
+        <w:rPr>
+          <w:rFonts w:ascii="Consolas" w:eastAsia="Times New Roman" w:hAnsi="Consolas" w:cs="Times New Roman"/>
+          <w:color w:val="6A9955"/>
+          <w:sz w:val="21"/>
+          <w:szCs w:val="21"/>
+          <w:lang w:eastAsia="en-US" w:bidi="ta-IN"/>
+        </w:rPr>
+        <w:t xml:space="preserve"> ADC</w:t>
       </w:r>
     </w:p>
     <w:p>
@@ -14299,6 +14229,7 @@
           <w:lang w:eastAsia="en-US" w:bidi="ta-IN"/>
         </w:rPr>
       </w:pPr>
+      <w:proofErr w:type="spellStart"/>
       <w:r>
         <w:rPr>
           <w:rFonts w:ascii="Consolas" w:eastAsia="Times New Roman" w:hAnsi="Consolas" w:cs="Times New Roman"/>
@@ -14309,6 +14240,7 @@
         </w:rPr>
         <w:t>voltage_adc</w:t>
       </w:r>
+      <w:proofErr w:type="spellEnd"/>
       <w:r>
         <w:rPr>
           <w:rFonts w:ascii="Consolas" w:eastAsia="Times New Roman" w:hAnsi="Consolas" w:cs="Times New Roman"/>
@@ -14339,6 +14271,8 @@
         </w:rPr>
         <w:t xml:space="preserve"> </w:t>
       </w:r>
+      <w:proofErr w:type="spellStart"/>
+      <w:proofErr w:type="gramStart"/>
       <w:r>
         <w:rPr>
           <w:rFonts w:ascii="Consolas" w:eastAsia="Times New Roman" w:hAnsi="Consolas" w:cs="Times New Roman"/>
@@ -14357,8 +14291,20 @@
           <w:szCs w:val="21"/>
           <w:lang w:eastAsia="en-US" w:bidi="ta-IN"/>
         </w:rPr>
-        <w:t>.ADC(</w:t>
-      </w:r>
+        <w:t>.ADC</w:t>
+      </w:r>
+      <w:proofErr w:type="spellEnd"/>
+      <w:r>
+        <w:rPr>
+          <w:rFonts w:ascii="Consolas" w:eastAsia="Times New Roman" w:hAnsi="Consolas" w:cs="Times New Roman"/>
+          <w:color w:val="CCCCCC"/>
+          <w:sz w:val="21"/>
+          <w:szCs w:val="21"/>
+          <w:lang w:eastAsia="en-US" w:bidi="ta-IN"/>
+        </w:rPr>
+        <w:t>(</w:t>
+      </w:r>
+      <w:proofErr w:type="gramEnd"/>
       <w:r>
         <w:rPr>
           <w:rFonts w:ascii="Consolas" w:eastAsia="Times New Roman" w:hAnsi="Consolas" w:cs="Times New Roman"/>
@@ -14401,7 +14347,51 @@
           <w:szCs w:val="21"/>
           <w:lang w:eastAsia="en-US" w:bidi="ta-IN"/>
         </w:rPr>
-        <w:t># 16-bits because micropython upscales the 12 bit value by padding the lower 4 bits with 0</w:t>
+        <w:t xml:space="preserve"># 16-bits because </w:t>
+      </w:r>
+      <w:proofErr w:type="spellStart"/>
+      <w:r>
+        <w:rPr>
+          <w:rFonts w:ascii="Consolas" w:eastAsia="Times New Roman" w:hAnsi="Consolas" w:cs="Times New Roman"/>
+          <w:color w:val="6A9955"/>
+          <w:sz w:val="21"/>
+          <w:szCs w:val="21"/>
+          <w:lang w:eastAsia="en-US" w:bidi="ta-IN"/>
+        </w:rPr>
+        <w:t>micropython</w:t>
+      </w:r>
+      <w:proofErr w:type="spellEnd"/>
+      <w:r>
+        <w:rPr>
+          <w:rFonts w:ascii="Consolas" w:eastAsia="Times New Roman" w:hAnsi="Consolas" w:cs="Times New Roman"/>
+          <w:color w:val="6A9955"/>
+          <w:sz w:val="21"/>
+          <w:szCs w:val="21"/>
+          <w:lang w:eastAsia="en-US" w:bidi="ta-IN"/>
+        </w:rPr>
+        <w:t xml:space="preserve"> upscales the </w:t>
+      </w:r>
+      <w:proofErr w:type="gramStart"/>
+      <w:r>
+        <w:rPr>
+          <w:rFonts w:ascii="Consolas" w:eastAsia="Times New Roman" w:hAnsi="Consolas" w:cs="Times New Roman"/>
+          <w:color w:val="6A9955"/>
+          <w:sz w:val="21"/>
+          <w:szCs w:val="21"/>
+          <w:lang w:eastAsia="en-US" w:bidi="ta-IN"/>
+        </w:rPr>
+        <w:t>12 bit</w:t>
+      </w:r>
+      <w:proofErr w:type="gramEnd"/>
+      <w:r>
+        <w:rPr>
+          <w:rFonts w:ascii="Consolas" w:eastAsia="Times New Roman" w:hAnsi="Consolas" w:cs="Times New Roman"/>
+          <w:color w:val="6A9955"/>
+          <w:sz w:val="21"/>
+          <w:szCs w:val="21"/>
+          <w:lang w:eastAsia="en-US" w:bidi="ta-IN"/>
+        </w:rPr>
+        <w:t xml:space="preserve"> value by padding the lower 4 bits with 0</w:t>
       </w:r>
     </w:p>
     <w:p>
@@ -14417,6 +14407,7 @@
           <w:lang w:eastAsia="en-US" w:bidi="ta-IN"/>
         </w:rPr>
       </w:pPr>
+      <w:proofErr w:type="spellStart"/>
       <w:r>
         <w:rPr>
           <w:rFonts w:ascii="Consolas" w:eastAsia="Times New Roman" w:hAnsi="Consolas" w:cs="Times New Roman"/>
@@ -14427,6 +14418,7 @@
         </w:rPr>
         <w:t>conversion_factor</w:t>
       </w:r>
+      <w:proofErr w:type="spellEnd"/>
       <w:r>
         <w:rPr>
           <w:rFonts w:ascii="Consolas" w:eastAsia="Times New Roman" w:hAnsi="Consolas" w:cs="Times New Roman"/>
@@ -14633,6 +14625,7 @@
           <w:lang w:eastAsia="en-US" w:bidi="ta-IN"/>
         </w:rPr>
       </w:pPr>
+      <w:proofErr w:type="spellStart"/>
       <w:r>
         <w:rPr>
           <w:rFonts w:ascii="Consolas" w:eastAsia="Times New Roman" w:hAnsi="Consolas" w:cs="Times New Roman"/>
@@ -14643,6 +14636,7 @@
         </w:rPr>
         <w:t>lin_eq</w:t>
       </w:r>
+      <w:proofErr w:type="spellEnd"/>
       <w:r>
         <w:rPr>
           <w:rFonts w:ascii="Consolas" w:eastAsia="Times New Roman" w:hAnsi="Consolas" w:cs="Times New Roman"/>
@@ -14713,6 +14707,8 @@
         </w:rPr>
         <w:t xml:space="preserve"> </w:t>
       </w:r>
+      <w:proofErr w:type="spellStart"/>
+      <w:proofErr w:type="gramStart"/>
       <w:r>
         <w:rPr>
           <w:rFonts w:ascii="Consolas" w:eastAsia="Times New Roman" w:hAnsi="Consolas" w:cs="Times New Roman"/>
@@ -14743,6 +14739,7 @@
         </w:rPr>
         <w:t>exp</w:t>
       </w:r>
+      <w:proofErr w:type="spellEnd"/>
       <w:r>
         <w:rPr>
           <w:rFonts w:ascii="Consolas" w:eastAsia="Times New Roman" w:hAnsi="Consolas" w:cs="Times New Roman"/>
@@ -14753,6 +14750,7 @@
         </w:rPr>
         <w:t>(</w:t>
       </w:r>
+      <w:proofErr w:type="gramEnd"/>
       <w:r>
         <w:rPr>
           <w:rFonts w:ascii="Consolas" w:eastAsia="Times New Roman" w:hAnsi="Consolas" w:cs="Times New Roman"/>
@@ -15023,6 +15021,7 @@
           <w:lang w:eastAsia="en-US" w:bidi="ta-IN"/>
         </w:rPr>
       </w:pPr>
+      <w:proofErr w:type="spellStart"/>
       <w:r>
         <w:rPr>
           <w:rFonts w:ascii="Consolas" w:eastAsia="Times New Roman" w:hAnsi="Consolas" w:cs="Times New Roman"/>
@@ -15033,6 +15032,7 @@
         </w:rPr>
         <w:t>prev_filtered_resistance</w:t>
       </w:r>
+      <w:proofErr w:type="spellEnd"/>
       <w:r>
         <w:rPr>
           <w:rFonts w:ascii="Consolas" w:eastAsia="Times New Roman" w:hAnsi="Consolas" w:cs="Times New Roman"/>
@@ -15237,7 +15237,51 @@
           <w:szCs w:val="21"/>
           <w:lang w:eastAsia="en-US" w:bidi="ta-IN"/>
         </w:rPr>
-        <w:t># read the voltage and convert to adc value</w:t>
+        <w:t xml:space="preserve"># </w:t>
+      </w:r>
+      <w:proofErr w:type="gramStart"/>
+      <w:r>
+        <w:rPr>
+          <w:rFonts w:ascii="Consolas" w:eastAsia="Times New Roman" w:hAnsi="Consolas" w:cs="Times New Roman"/>
+          <w:color w:val="6A9955"/>
+          <w:sz w:val="21"/>
+          <w:szCs w:val="21"/>
+          <w:lang w:eastAsia="en-US" w:bidi="ta-IN"/>
+        </w:rPr>
+        <w:t>read</w:t>
+      </w:r>
+      <w:proofErr w:type="gramEnd"/>
+      <w:r>
+        <w:rPr>
+          <w:rFonts w:ascii="Consolas" w:eastAsia="Times New Roman" w:hAnsi="Consolas" w:cs="Times New Roman"/>
+          <w:color w:val="6A9955"/>
+          <w:sz w:val="21"/>
+          <w:szCs w:val="21"/>
+          <w:lang w:eastAsia="en-US" w:bidi="ta-IN"/>
+        </w:rPr>
+        <w:t xml:space="preserve"> the voltage and convert to </w:t>
+      </w:r>
+      <w:proofErr w:type="spellStart"/>
+      <w:r>
+        <w:rPr>
+          <w:rFonts w:ascii="Consolas" w:eastAsia="Times New Roman" w:hAnsi="Consolas" w:cs="Times New Roman"/>
+          <w:color w:val="6A9955"/>
+          <w:sz w:val="21"/>
+          <w:szCs w:val="21"/>
+          <w:lang w:eastAsia="en-US" w:bidi="ta-IN"/>
+        </w:rPr>
+        <w:t>adc</w:t>
+      </w:r>
+      <w:proofErr w:type="spellEnd"/>
+      <w:r>
+        <w:rPr>
+          <w:rFonts w:ascii="Consolas" w:eastAsia="Times New Roman" w:hAnsi="Consolas" w:cs="Times New Roman"/>
+          <w:color w:val="6A9955"/>
+          <w:sz w:val="21"/>
+          <w:szCs w:val="21"/>
+          <w:lang w:eastAsia="en-US" w:bidi="ta-IN"/>
+        </w:rPr>
+        <w:t xml:space="preserve"> value</w:t>
       </w:r>
     </w:p>
     <w:p>
@@ -15263,6 +15307,7 @@
         </w:rPr>
         <w:t xml:space="preserve">    </w:t>
       </w:r>
+      <w:proofErr w:type="spellStart"/>
       <w:r>
         <w:rPr>
           <w:rFonts w:ascii="Consolas" w:eastAsia="Times New Roman" w:hAnsi="Consolas" w:cs="Times New Roman"/>
@@ -15273,6 +15318,7 @@
         </w:rPr>
         <w:t>voltage_read</w:t>
       </w:r>
+      <w:proofErr w:type="spellEnd"/>
       <w:r>
         <w:rPr>
           <w:rFonts w:ascii="Consolas" w:eastAsia="Times New Roman" w:hAnsi="Consolas" w:cs="Times New Roman"/>
@@ -15311,17 +15357,39 @@
           <w:szCs w:val="21"/>
           <w:lang w:eastAsia="en-US" w:bidi="ta-IN"/>
         </w:rPr>
-        <w:t>voltage_adc</w:t>
-      </w:r>
-      <w:r>
-        <w:rPr>
-          <w:rFonts w:ascii="Consolas" w:eastAsia="Times New Roman" w:hAnsi="Consolas" w:cs="Times New Roman"/>
-          <w:color w:val="CCCCCC"/>
-          <w:sz w:val="21"/>
-          <w:szCs w:val="21"/>
-          <w:lang w:eastAsia="en-US" w:bidi="ta-IN"/>
-        </w:rPr>
-        <w:t xml:space="preserve">.read_u16() </w:t>
+        <w:t>voltage_</w:t>
+      </w:r>
+      <w:proofErr w:type="gramStart"/>
+      <w:r>
+        <w:rPr>
+          <w:rFonts w:ascii="Consolas" w:eastAsia="Times New Roman" w:hAnsi="Consolas" w:cs="Times New Roman"/>
+          <w:color w:val="9CDCFE"/>
+          <w:sz w:val="21"/>
+          <w:szCs w:val="21"/>
+          <w:lang w:eastAsia="en-US" w:bidi="ta-IN"/>
+        </w:rPr>
+        <w:t>adc</w:t>
+      </w:r>
+      <w:r>
+        <w:rPr>
+          <w:rFonts w:ascii="Consolas" w:eastAsia="Times New Roman" w:hAnsi="Consolas" w:cs="Times New Roman"/>
+          <w:color w:val="CCCCCC"/>
+          <w:sz w:val="21"/>
+          <w:szCs w:val="21"/>
+          <w:lang w:eastAsia="en-US" w:bidi="ta-IN"/>
+        </w:rPr>
+        <w:t>.read</w:t>
+      </w:r>
+      <w:proofErr w:type="gramEnd"/>
+      <w:r>
+        <w:rPr>
+          <w:rFonts w:ascii="Consolas" w:eastAsia="Times New Roman" w:hAnsi="Consolas" w:cs="Times New Roman"/>
+          <w:color w:val="CCCCCC"/>
+          <w:sz w:val="21"/>
+          <w:szCs w:val="21"/>
+          <w:lang w:eastAsia="en-US" w:bidi="ta-IN"/>
+        </w:rPr>
+        <w:t xml:space="preserve">_u16() </w:t>
       </w:r>
       <w:r>
         <w:rPr>
@@ -15343,6 +15411,7 @@
         </w:rPr>
         <w:t xml:space="preserve"> </w:t>
       </w:r>
+      <w:proofErr w:type="spellStart"/>
       <w:r>
         <w:rPr>
           <w:rFonts w:ascii="Consolas" w:eastAsia="Times New Roman" w:hAnsi="Consolas" w:cs="Times New Roman"/>
@@ -15353,6 +15422,7 @@
         </w:rPr>
         <w:t>conversion_factor</w:t>
       </w:r>
+      <w:proofErr w:type="spellEnd"/>
     </w:p>
     <w:p>
       <w:pPr>
@@ -15385,7 +15455,29 @@
           <w:szCs w:val="21"/>
           <w:lang w:eastAsia="en-US" w:bidi="ta-IN"/>
         </w:rPr>
-        <w:t># find r2 value</w:t>
+        <w:t xml:space="preserve"># </w:t>
+      </w:r>
+      <w:proofErr w:type="gramStart"/>
+      <w:r>
+        <w:rPr>
+          <w:rFonts w:ascii="Consolas" w:eastAsia="Times New Roman" w:hAnsi="Consolas" w:cs="Times New Roman"/>
+          <w:color w:val="6A9955"/>
+          <w:sz w:val="21"/>
+          <w:szCs w:val="21"/>
+          <w:lang w:eastAsia="en-US" w:bidi="ta-IN"/>
+        </w:rPr>
+        <w:t>find</w:t>
+      </w:r>
+      <w:proofErr w:type="gramEnd"/>
+      <w:r>
+        <w:rPr>
+          <w:rFonts w:ascii="Consolas" w:eastAsia="Times New Roman" w:hAnsi="Consolas" w:cs="Times New Roman"/>
+          <w:color w:val="6A9955"/>
+          <w:sz w:val="21"/>
+          <w:szCs w:val="21"/>
+          <w:lang w:eastAsia="en-US" w:bidi="ta-IN"/>
+        </w:rPr>
+        <w:t xml:space="preserve"> r2 value</w:t>
       </w:r>
     </w:p>
     <w:p>
@@ -15435,6 +15527,7 @@
         </w:rPr>
         <w:t xml:space="preserve">    </w:t>
       </w:r>
+      <w:proofErr w:type="gramStart"/>
       <w:r>
         <w:rPr>
           <w:rFonts w:ascii="Consolas" w:eastAsia="Times New Roman" w:hAnsi="Consolas" w:cs="Times New Roman"/>
@@ -15455,6 +15548,7 @@
         </w:rPr>
         <w:t>(</w:t>
       </w:r>
+      <w:proofErr w:type="gramEnd"/>
       <w:r>
         <w:rPr>
           <w:rFonts w:ascii="Consolas" w:eastAsia="Times New Roman" w:hAnsi="Consolas" w:cs="Times New Roman"/>
@@ -15495,6 +15589,7 @@
         </w:rPr>
         <w:t xml:space="preserve"> </w:t>
       </w:r>
+      <w:proofErr w:type="spellStart"/>
       <w:r>
         <w:rPr>
           <w:rFonts w:ascii="Consolas" w:eastAsia="Times New Roman" w:hAnsi="Consolas" w:cs="Times New Roman"/>
@@ -15505,6 +15600,7 @@
         </w:rPr>
         <w:t>voltage_read</w:t>
       </w:r>
+      <w:proofErr w:type="spellEnd"/>
       <w:r>
         <w:rPr>
           <w:rFonts w:ascii="Consolas" w:eastAsia="Times New Roman" w:hAnsi="Consolas" w:cs="Times New Roman"/>
@@ -15738,6 +15834,7 @@
         </w:rPr>
         <w:t xml:space="preserve"> </w:t>
       </w:r>
+      <w:proofErr w:type="gramStart"/>
       <w:r>
         <w:rPr>
           <w:rFonts w:ascii="Consolas" w:eastAsia="Times New Roman" w:hAnsi="Consolas" w:cs="Times New Roman"/>
@@ -15778,6 +15875,7 @@
         </w:rPr>
         <w:t xml:space="preserve"> (</w:t>
       </w:r>
+      <w:proofErr w:type="gramEnd"/>
       <w:r>
         <w:rPr>
           <w:rFonts w:ascii="Consolas" w:eastAsia="Times New Roman" w:hAnsi="Consolas" w:cs="Times New Roman"/>
@@ -15786,7 +15884,29 @@
           <w:szCs w:val="21"/>
           <w:lang w:eastAsia="en-US" w:bidi="ta-IN"/>
         </w:rPr>
-        <w:t>(voltage_read)</w:t>
+        <w:t>(</w:t>
+      </w:r>
+      <w:proofErr w:type="spellStart"/>
+      <w:r>
+        <w:rPr>
+          <w:rFonts w:ascii="Consolas" w:eastAsia="Times New Roman" w:hAnsi="Consolas" w:cs="Times New Roman"/>
+          <w:color w:val="9CDCFE"/>
+          <w:sz w:val="21"/>
+          <w:szCs w:val="21"/>
+          <w:lang w:eastAsia="en-US" w:bidi="ta-IN"/>
+        </w:rPr>
+        <w:t>voltage_read</w:t>
+      </w:r>
+      <w:proofErr w:type="spellEnd"/>
+      <w:r>
+        <w:rPr>
+          <w:rFonts w:ascii="Consolas" w:eastAsia="Times New Roman" w:hAnsi="Consolas" w:cs="Times New Roman"/>
+          <w:color w:val="9CDCFE"/>
+          <w:sz w:val="21"/>
+          <w:szCs w:val="21"/>
+          <w:lang w:eastAsia="en-US" w:bidi="ta-IN"/>
+        </w:rPr>
+        <w:t>)</w:t>
       </w:r>
       <w:r>
         <w:rPr>
@@ -15858,6 +15978,7 @@
         </w:rPr>
         <w:t xml:space="preserve"> </w:t>
       </w:r>
+      <w:proofErr w:type="spellStart"/>
       <w:r>
         <w:rPr>
           <w:rFonts w:ascii="Consolas" w:eastAsia="Times New Roman" w:hAnsi="Consolas" w:cs="Times New Roman"/>
@@ -15868,6 +15989,7 @@
         </w:rPr>
         <w:t>voltage_read</w:t>
       </w:r>
+      <w:proofErr w:type="spellEnd"/>
       <w:r>
         <w:rPr>
           <w:rFonts w:ascii="Consolas" w:eastAsia="Times New Roman" w:hAnsi="Consolas" w:cs="Times New Roman"/>
@@ -15960,6 +16082,7 @@
         </w:rPr>
         <w:t xml:space="preserve">    </w:t>
       </w:r>
+      <w:proofErr w:type="gramStart"/>
       <w:r>
         <w:rPr>
           <w:rFonts w:ascii="Consolas" w:eastAsia="Times New Roman" w:hAnsi="Consolas" w:cs="Times New Roman"/>
@@ -15980,6 +16103,7 @@
         </w:rPr>
         <w:t>(</w:t>
       </w:r>
+      <w:proofErr w:type="gramEnd"/>
       <w:r>
         <w:rPr>
           <w:rFonts w:ascii="Consolas" w:eastAsia="Times New Roman" w:hAnsi="Consolas" w:cs="Times New Roman"/>
@@ -16282,7 +16406,18 @@
           <w:szCs w:val="21"/>
           <w:lang w:eastAsia="en-US" w:bidi="ta-IN"/>
         </w:rPr>
-        <w:t>(r2)</w:t>
+        <w:t>(r</w:t>
+      </w:r>
+      <w:proofErr w:type="gramStart"/>
+      <w:r>
+        <w:rPr>
+          <w:rFonts w:ascii="Consolas" w:eastAsia="Times New Roman" w:hAnsi="Consolas" w:cs="Times New Roman"/>
+          <w:color w:val="9CDCFE"/>
+          <w:sz w:val="21"/>
+          <w:szCs w:val="21"/>
+          <w:lang w:eastAsia="en-US" w:bidi="ta-IN"/>
+        </w:rPr>
+        <w:t>2)</w:t>
       </w:r>
       <w:r>
         <w:rPr>
@@ -16292,7 +16427,18 @@
           <w:szCs w:val="21"/>
           <w:lang w:eastAsia="en-US" w:bidi="ta-IN"/>
         </w:rPr>
-        <w:t>**</w:t>
+        <w:t>*</w:t>
+      </w:r>
+      <w:proofErr w:type="gramEnd"/>
+      <w:r>
+        <w:rPr>
+          <w:rFonts w:ascii="Consolas" w:eastAsia="Times New Roman" w:hAnsi="Consolas" w:cs="Times New Roman"/>
+          <w:color w:val="D4D4D4"/>
+          <w:sz w:val="21"/>
+          <w:szCs w:val="21"/>
+          <w:lang w:eastAsia="en-US" w:bidi="ta-IN"/>
+        </w:rPr>
+        <w:t>*</w:t>
       </w:r>
       <w:r>
         <w:rPr>
@@ -16570,6 +16716,7 @@
         </w:rPr>
         <w:t xml:space="preserve"> </w:t>
       </w:r>
+      <w:proofErr w:type="spellStart"/>
       <w:r>
         <w:rPr>
           <w:rFonts w:ascii="Consolas" w:eastAsia="Times New Roman" w:hAnsi="Consolas" w:cs="Times New Roman"/>
@@ -16580,6 +16727,7 @@
         </w:rPr>
         <w:t>prev_filtered_resistance</w:t>
       </w:r>
+      <w:proofErr w:type="spellEnd"/>
       <w:r>
         <w:rPr>
           <w:rFonts w:ascii="Consolas" w:eastAsia="Times New Roman" w:hAnsi="Consolas" w:cs="Times New Roman"/>
@@ -16718,6 +16866,7 @@
         </w:rPr>
         <w:t xml:space="preserve"> </w:t>
       </w:r>
+      <w:proofErr w:type="gramStart"/>
       <w:r>
         <w:rPr>
           <w:rFonts w:ascii="Consolas" w:eastAsia="Times New Roman" w:hAnsi="Consolas" w:cs="Times New Roman"/>
@@ -16738,6 +16887,7 @@
         </w:rPr>
         <w:t>(</w:t>
       </w:r>
+      <w:proofErr w:type="gramEnd"/>
       <w:r>
         <w:rPr>
           <w:rFonts w:ascii="Consolas" w:eastAsia="Times New Roman" w:hAnsi="Consolas" w:cs="Times New Roman"/>
@@ -16778,6 +16928,7 @@
         </w:rPr>
         <w:t xml:space="preserve"> </w:t>
       </w:r>
+      <w:proofErr w:type="spellStart"/>
       <w:r>
         <w:rPr>
           <w:rFonts w:ascii="Consolas" w:eastAsia="Times New Roman" w:hAnsi="Consolas" w:cs="Times New Roman"/>
@@ -16788,6 +16939,7 @@
         </w:rPr>
         <w:t>prev_filtered_resistance</w:t>
       </w:r>
+      <w:proofErr w:type="spellEnd"/>
       <w:r>
         <w:rPr>
           <w:rFonts w:ascii="Consolas" w:eastAsia="Times New Roman" w:hAnsi="Consolas" w:cs="Times New Roman"/>
@@ -16818,6 +16970,7 @@
         </w:rPr>
         <w:t xml:space="preserve"> </w:t>
       </w:r>
+      <w:proofErr w:type="spellStart"/>
       <w:r>
         <w:rPr>
           <w:rFonts w:ascii="Consolas" w:eastAsia="Times New Roman" w:hAnsi="Consolas" w:cs="Times New Roman"/>
@@ -16828,6 +16981,7 @@
         </w:rPr>
         <w:t>prev_filtered_resistance</w:t>
       </w:r>
+      <w:proofErr w:type="spellEnd"/>
     </w:p>
     <w:p>
       <w:pPr>
@@ -16980,6 +17134,8 @@
         </w:rPr>
         <w:t xml:space="preserve">            </w:t>
       </w:r>
+      <w:proofErr w:type="spellStart"/>
+      <w:proofErr w:type="gramStart"/>
       <w:r>
         <w:rPr>
           <w:rFonts w:ascii="Consolas" w:eastAsia="Times New Roman" w:hAnsi="Consolas" w:cs="Times New Roman"/>
@@ -17010,6 +17166,8 @@
         </w:rPr>
         <w:t>clear</w:t>
       </w:r>
+      <w:proofErr w:type="spellEnd"/>
+      <w:proofErr w:type="gramEnd"/>
       <w:r>
         <w:rPr>
           <w:rFonts w:ascii="Consolas" w:eastAsia="Times New Roman" w:hAnsi="Consolas" w:cs="Times New Roman"/>
@@ -17044,6 +17202,7 @@
         </w:rPr>
         <w:t xml:space="preserve">            </w:t>
       </w:r>
+      <w:proofErr w:type="gramStart"/>
       <w:r>
         <w:rPr>
           <w:rFonts w:ascii="Consolas" w:eastAsia="Times New Roman" w:hAnsi="Consolas" w:cs="Times New Roman"/>
@@ -17064,6 +17223,7 @@
         </w:rPr>
         <w:t>(</w:t>
       </w:r>
+      <w:proofErr w:type="gramEnd"/>
       <w:r>
         <w:rPr>
           <w:rFonts w:ascii="Consolas" w:eastAsia="Times New Roman" w:hAnsi="Consolas" w:cs="Times New Roman"/>
@@ -17122,6 +17282,8 @@
         </w:rPr>
         <w:t xml:space="preserve">    </w:t>
       </w:r>
+      <w:proofErr w:type="spellStart"/>
+      <w:proofErr w:type="gramStart"/>
       <w:r>
         <w:rPr>
           <w:rFonts w:ascii="Consolas" w:eastAsia="Times New Roman" w:hAnsi="Consolas" w:cs="Times New Roman"/>
@@ -17152,6 +17314,8 @@
         </w:rPr>
         <w:t>append</w:t>
       </w:r>
+      <w:proofErr w:type="spellEnd"/>
+      <w:proofErr w:type="gramEnd"/>
       <w:r>
         <w:rPr>
           <w:rFonts w:ascii="Consolas" w:eastAsia="Times New Roman" w:hAnsi="Consolas" w:cs="Times New Roman"/>
@@ -17250,6 +17414,7 @@
         </w:rPr>
         <w:t xml:space="preserve"> </w:t>
       </w:r>
+      <w:proofErr w:type="spellStart"/>
       <w:r>
         <w:rPr>
           <w:rFonts w:ascii="Consolas" w:eastAsia="Times New Roman" w:hAnsi="Consolas" w:cs="Times New Roman"/>
@@ -17260,6 +17425,7 @@
         </w:rPr>
         <w:t>len</w:t>
       </w:r>
+      <w:proofErr w:type="spellEnd"/>
       <w:r>
         <w:rPr>
           <w:rFonts w:ascii="Consolas" w:eastAsia="Times New Roman" w:hAnsi="Consolas" w:cs="Times New Roman"/>
@@ -17362,7 +17528,29 @@
           <w:szCs w:val="21"/>
           <w:lang w:eastAsia="en-US" w:bidi="ta-IN"/>
         </w:rPr>
-        <w:t># remove the oldest sample if the length of the array is greater than the window size</w:t>
+        <w:t xml:space="preserve"># </w:t>
+      </w:r>
+      <w:proofErr w:type="gramStart"/>
+      <w:r>
+        <w:rPr>
+          <w:rFonts w:ascii="Consolas" w:eastAsia="Times New Roman" w:hAnsi="Consolas" w:cs="Times New Roman"/>
+          <w:color w:val="6A9955"/>
+          <w:sz w:val="21"/>
+          <w:szCs w:val="21"/>
+          <w:lang w:eastAsia="en-US" w:bidi="ta-IN"/>
+        </w:rPr>
+        <w:t>remove</w:t>
+      </w:r>
+      <w:proofErr w:type="gramEnd"/>
+      <w:r>
+        <w:rPr>
+          <w:rFonts w:ascii="Consolas" w:eastAsia="Times New Roman" w:hAnsi="Consolas" w:cs="Times New Roman"/>
+          <w:color w:val="6A9955"/>
+          <w:sz w:val="21"/>
+          <w:szCs w:val="21"/>
+          <w:lang w:eastAsia="en-US" w:bidi="ta-IN"/>
+        </w:rPr>
+        <w:t xml:space="preserve"> the oldest sample if the length of the array is greater than the window size</w:t>
       </w:r>
     </w:p>
     <w:p>
@@ -17388,6 +17576,8 @@
         </w:rPr>
         <w:t xml:space="preserve">        </w:t>
       </w:r>
+      <w:proofErr w:type="spellStart"/>
+      <w:proofErr w:type="gramStart"/>
       <w:r>
         <w:rPr>
           <w:rFonts w:ascii="Consolas" w:eastAsia="Times New Roman" w:hAnsi="Consolas" w:cs="Times New Roman"/>
@@ -17418,6 +17608,7 @@
         </w:rPr>
         <w:t>pop</w:t>
       </w:r>
+      <w:proofErr w:type="spellEnd"/>
       <w:r>
         <w:rPr>
           <w:rFonts w:ascii="Consolas" w:eastAsia="Times New Roman" w:hAnsi="Consolas" w:cs="Times New Roman"/>
@@ -17428,6 +17619,7 @@
         </w:rPr>
         <w:t>(</w:t>
       </w:r>
+      <w:proofErr w:type="gramEnd"/>
       <w:r>
         <w:rPr>
           <w:rFonts w:ascii="Consolas" w:eastAsia="Times New Roman" w:hAnsi="Consolas" w:cs="Times New Roman"/>
@@ -17504,7 +17696,51 @@
           <w:szCs w:val="21"/>
           <w:lang w:eastAsia="en-US" w:bidi="ta-IN"/>
         </w:rPr>
-        <w:t># take the mean of the data values and the length</w:t>
+        <w:t xml:space="preserve"># </w:t>
+      </w:r>
+      <w:proofErr w:type="gramStart"/>
+      <w:r>
+        <w:rPr>
+          <w:rFonts w:ascii="Consolas" w:eastAsia="Times New Roman" w:hAnsi="Consolas" w:cs="Times New Roman"/>
+          <w:color w:val="6A9955"/>
+          <w:sz w:val="21"/>
+          <w:szCs w:val="21"/>
+          <w:lang w:eastAsia="en-US" w:bidi="ta-IN"/>
+        </w:rPr>
+        <w:t>take</w:t>
+      </w:r>
+      <w:proofErr w:type="gramEnd"/>
+      <w:r>
+        <w:rPr>
+          <w:rFonts w:ascii="Consolas" w:eastAsia="Times New Roman" w:hAnsi="Consolas" w:cs="Times New Roman"/>
+          <w:color w:val="6A9955"/>
+          <w:sz w:val="21"/>
+          <w:szCs w:val="21"/>
+          <w:lang w:eastAsia="en-US" w:bidi="ta-IN"/>
+        </w:rPr>
+        <w:t xml:space="preserve"> the </w:t>
+      </w:r>
+      <w:proofErr w:type="gramStart"/>
+      <w:r>
+        <w:rPr>
+          <w:rFonts w:ascii="Consolas" w:eastAsia="Times New Roman" w:hAnsi="Consolas" w:cs="Times New Roman"/>
+          <w:color w:val="6A9955"/>
+          <w:sz w:val="21"/>
+          <w:szCs w:val="21"/>
+          <w:lang w:eastAsia="en-US" w:bidi="ta-IN"/>
+        </w:rPr>
+        <w:t>mean</w:t>
+      </w:r>
+      <w:proofErr w:type="gramEnd"/>
+      <w:r>
+        <w:rPr>
+          <w:rFonts w:ascii="Consolas" w:eastAsia="Times New Roman" w:hAnsi="Consolas" w:cs="Times New Roman"/>
+          <w:color w:val="6A9955"/>
+          <w:sz w:val="21"/>
+          <w:szCs w:val="21"/>
+          <w:lang w:eastAsia="en-US" w:bidi="ta-IN"/>
+        </w:rPr>
+        <w:t xml:space="preserve"> of the data values and the length</w:t>
       </w:r>
     </w:p>
     <w:p>
@@ -17630,6 +17866,7 @@
         </w:rPr>
         <w:t xml:space="preserve"> </w:t>
       </w:r>
+      <w:proofErr w:type="spellStart"/>
       <w:r>
         <w:rPr>
           <w:rFonts w:ascii="Consolas" w:eastAsia="Times New Roman" w:hAnsi="Consolas" w:cs="Times New Roman"/>
@@ -17640,6 +17877,7 @@
         </w:rPr>
         <w:t>len</w:t>
       </w:r>
+      <w:proofErr w:type="spellEnd"/>
       <w:r>
         <w:rPr>
           <w:rFonts w:ascii="Consolas" w:eastAsia="Times New Roman" w:hAnsi="Consolas" w:cs="Times New Roman"/>
@@ -17734,6 +17972,7 @@
         </w:rPr>
         <w:t xml:space="preserve"> </w:t>
       </w:r>
+      <w:proofErr w:type="gramStart"/>
       <w:r>
         <w:rPr>
           <w:rFonts w:ascii="Consolas" w:eastAsia="Times New Roman" w:hAnsi="Consolas" w:cs="Times New Roman"/>
@@ -17754,6 +17993,7 @@
         </w:rPr>
         <w:t>(</w:t>
       </w:r>
+      <w:proofErr w:type="gramEnd"/>
       <w:r>
         <w:rPr>
           <w:rFonts w:ascii="Consolas" w:eastAsia="Times New Roman" w:hAnsi="Consolas" w:cs="Times New Roman"/>
@@ -17818,6 +18058,7 @@
         </w:rPr>
         <w:t xml:space="preserve">    </w:t>
       </w:r>
+      <w:proofErr w:type="spellStart"/>
       <w:r>
         <w:rPr>
           <w:rFonts w:ascii="Consolas" w:eastAsia="Times New Roman" w:hAnsi="Consolas" w:cs="Times New Roman"/>
@@ -17828,6 +18069,7 @@
         </w:rPr>
         <w:t>prev_filtered_resistance</w:t>
       </w:r>
+      <w:proofErr w:type="spellEnd"/>
       <w:r>
         <w:rPr>
           <w:rFonts w:ascii="Consolas" w:eastAsia="Times New Roman" w:hAnsi="Consolas" w:cs="Times New Roman"/>
@@ -17924,7 +18166,51 @@
           <w:szCs w:val="21"/>
           <w:lang w:eastAsia="en-US" w:bidi="ta-IN"/>
         </w:rPr>
-        <w:t># output the adc value to LCD display</w:t>
+        <w:t xml:space="preserve"># </w:t>
+      </w:r>
+      <w:proofErr w:type="gramStart"/>
+      <w:r>
+        <w:rPr>
+          <w:rFonts w:ascii="Consolas" w:eastAsia="Times New Roman" w:hAnsi="Consolas" w:cs="Times New Roman"/>
+          <w:color w:val="6A9955"/>
+          <w:sz w:val="21"/>
+          <w:szCs w:val="21"/>
+          <w:lang w:eastAsia="en-US" w:bidi="ta-IN"/>
+        </w:rPr>
+        <w:t>output</w:t>
+      </w:r>
+      <w:proofErr w:type="gramEnd"/>
+      <w:r>
+        <w:rPr>
+          <w:rFonts w:ascii="Consolas" w:eastAsia="Times New Roman" w:hAnsi="Consolas" w:cs="Times New Roman"/>
+          <w:color w:val="6A9955"/>
+          <w:sz w:val="21"/>
+          <w:szCs w:val="21"/>
+          <w:lang w:eastAsia="en-US" w:bidi="ta-IN"/>
+        </w:rPr>
+        <w:t xml:space="preserve"> the </w:t>
+      </w:r>
+      <w:proofErr w:type="spellStart"/>
+      <w:r>
+        <w:rPr>
+          <w:rFonts w:ascii="Consolas" w:eastAsia="Times New Roman" w:hAnsi="Consolas" w:cs="Times New Roman"/>
+          <w:color w:val="6A9955"/>
+          <w:sz w:val="21"/>
+          <w:szCs w:val="21"/>
+          <w:lang w:eastAsia="en-US" w:bidi="ta-IN"/>
+        </w:rPr>
+        <w:t>adc</w:t>
+      </w:r>
+      <w:proofErr w:type="spellEnd"/>
+      <w:r>
+        <w:rPr>
+          <w:rFonts w:ascii="Consolas" w:eastAsia="Times New Roman" w:hAnsi="Consolas" w:cs="Times New Roman"/>
+          <w:color w:val="6A9955"/>
+          <w:sz w:val="21"/>
+          <w:szCs w:val="21"/>
+          <w:lang w:eastAsia="en-US" w:bidi="ta-IN"/>
+        </w:rPr>
+        <w:t xml:space="preserve"> value to LCD display</w:t>
       </w:r>
     </w:p>
     <w:p>
@@ -17950,6 +18236,7 @@
         </w:rPr>
         <w:t xml:space="preserve">    </w:t>
       </w:r>
+      <w:proofErr w:type="spellStart"/>
       <w:r>
         <w:rPr>
           <w:rFonts w:ascii="Consolas" w:eastAsia="Times New Roman" w:hAnsi="Consolas" w:cs="Times New Roman"/>
@@ -17960,6 +18247,7 @@
         </w:rPr>
         <w:t>out_string</w:t>
       </w:r>
+      <w:proofErr w:type="spellEnd"/>
       <w:r>
         <w:rPr>
           <w:rFonts w:ascii="Consolas" w:eastAsia="Times New Roman" w:hAnsi="Consolas" w:cs="Times New Roman"/>
@@ -18222,6 +18510,8 @@
         </w:rPr>
         <w:t xml:space="preserve">    </w:t>
       </w:r>
+      <w:proofErr w:type="spellStart"/>
+      <w:proofErr w:type="gramStart"/>
       <w:r>
         <w:rPr>
           <w:rFonts w:ascii="Consolas" w:eastAsia="Times New Roman" w:hAnsi="Consolas" w:cs="Times New Roman"/>
@@ -18240,7 +18530,19 @@
           <w:szCs w:val="21"/>
           <w:lang w:eastAsia="en-US" w:bidi="ta-IN"/>
         </w:rPr>
-        <w:t>.clear()</w:t>
+        <w:t>.clear</w:t>
+      </w:r>
+      <w:proofErr w:type="spellEnd"/>
+      <w:proofErr w:type="gramEnd"/>
+      <w:r>
+        <w:rPr>
+          <w:rFonts w:ascii="Consolas" w:eastAsia="Times New Roman" w:hAnsi="Consolas" w:cs="Times New Roman"/>
+          <w:color w:val="CCCCCC"/>
+          <w:sz w:val="21"/>
+          <w:szCs w:val="21"/>
+          <w:lang w:eastAsia="en-US" w:bidi="ta-IN"/>
+        </w:rPr>
+        <w:t>()</w:t>
       </w:r>
     </w:p>
     <w:p>
@@ -18474,6 +18776,7 @@
         </w:rPr>
         <w:t xml:space="preserve">        </w:t>
       </w:r>
+      <w:proofErr w:type="spellStart"/>
       <w:r>
         <w:rPr>
           <w:rFonts w:ascii="Consolas" w:eastAsia="Times New Roman" w:hAnsi="Consolas" w:cs="Times New Roman"/>
@@ -18492,8 +18795,31 @@
           <w:szCs w:val="21"/>
           <w:lang w:eastAsia="en-US" w:bidi="ta-IN"/>
         </w:rPr>
-        <w:t>.print(</w:t>
-      </w:r>
+        <w:t>.</w:t>
+      </w:r>
+      <w:proofErr w:type="gramStart"/>
+      <w:r>
+        <w:rPr>
+          <w:rFonts w:ascii="Consolas" w:eastAsia="Times New Roman" w:hAnsi="Consolas" w:cs="Times New Roman"/>
+          <w:color w:val="CCCCCC"/>
+          <w:sz w:val="21"/>
+          <w:szCs w:val="21"/>
+          <w:lang w:eastAsia="en-US" w:bidi="ta-IN"/>
+        </w:rPr>
+        <w:t>print</w:t>
+      </w:r>
+      <w:proofErr w:type="spellEnd"/>
+      <w:r>
+        <w:rPr>
+          <w:rFonts w:ascii="Consolas" w:eastAsia="Times New Roman" w:hAnsi="Consolas" w:cs="Times New Roman"/>
+          <w:color w:val="CCCCCC"/>
+          <w:sz w:val="21"/>
+          <w:szCs w:val="21"/>
+          <w:lang w:eastAsia="en-US" w:bidi="ta-IN"/>
+        </w:rPr>
+        <w:t>(</w:t>
+      </w:r>
+      <w:proofErr w:type="gramEnd"/>
       <w:r>
         <w:rPr>
           <w:rFonts w:ascii="Consolas" w:eastAsia="Times New Roman" w:hAnsi="Consolas" w:cs="Times New Roman"/>
@@ -18582,6 +18908,7 @@
         </w:rPr>
         <w:t xml:space="preserve">        </w:t>
       </w:r>
+      <w:proofErr w:type="spellStart"/>
       <w:r>
         <w:rPr>
           <w:rFonts w:ascii="Consolas" w:eastAsia="Times New Roman" w:hAnsi="Consolas" w:cs="Times New Roman"/>
@@ -18600,8 +18927,20 @@
           <w:szCs w:val="21"/>
           <w:lang w:eastAsia="en-US" w:bidi="ta-IN"/>
         </w:rPr>
-        <w:t>.print(</w:t>
-      </w:r>
+        <w:t>.print</w:t>
+      </w:r>
+      <w:proofErr w:type="spellEnd"/>
+      <w:r>
+        <w:rPr>
+          <w:rFonts w:ascii="Consolas" w:eastAsia="Times New Roman" w:hAnsi="Consolas" w:cs="Times New Roman"/>
+          <w:color w:val="CCCCCC"/>
+          <w:sz w:val="21"/>
+          <w:szCs w:val="21"/>
+          <w:lang w:eastAsia="en-US" w:bidi="ta-IN"/>
+        </w:rPr>
+        <w:t>(</w:t>
+      </w:r>
+      <w:proofErr w:type="spellStart"/>
       <w:r>
         <w:rPr>
           <w:rFonts w:ascii="Consolas" w:eastAsia="Times New Roman" w:hAnsi="Consolas" w:cs="Times New Roman"/>
@@ -18612,6 +18951,7 @@
         </w:rPr>
         <w:t>out_string</w:t>
       </w:r>
+      <w:proofErr w:type="spellEnd"/>
       <w:r>
         <w:rPr>
           <w:rFonts w:ascii="Consolas" w:eastAsia="Times New Roman" w:hAnsi="Consolas" w:cs="Times New Roman"/>
@@ -18678,7 +19018,29 @@
           <w:szCs w:val="21"/>
           <w:lang w:eastAsia="en-US" w:bidi="ta-IN"/>
         </w:rPr>
-        <w:t># print out resistance value</w:t>
+        <w:t xml:space="preserve"># </w:t>
+      </w:r>
+      <w:proofErr w:type="gramStart"/>
+      <w:r>
+        <w:rPr>
+          <w:rFonts w:ascii="Consolas" w:eastAsia="Times New Roman" w:hAnsi="Consolas" w:cs="Times New Roman"/>
+          <w:color w:val="6A9955"/>
+          <w:sz w:val="21"/>
+          <w:szCs w:val="21"/>
+          <w:lang w:eastAsia="en-US" w:bidi="ta-IN"/>
+        </w:rPr>
+        <w:t>print</w:t>
+      </w:r>
+      <w:proofErr w:type="gramEnd"/>
+      <w:r>
+        <w:rPr>
+          <w:rFonts w:ascii="Consolas" w:eastAsia="Times New Roman" w:hAnsi="Consolas" w:cs="Times New Roman"/>
+          <w:color w:val="6A9955"/>
+          <w:sz w:val="21"/>
+          <w:szCs w:val="21"/>
+          <w:lang w:eastAsia="en-US" w:bidi="ta-IN"/>
+        </w:rPr>
+        <w:t xml:space="preserve"> out resistance value</w:t>
       </w:r>
     </w:p>
     <w:p>
@@ -18724,6 +19086,7 @@
         </w:rPr>
         <w:t>(</w:t>
       </w:r>
+      <w:proofErr w:type="spellStart"/>
       <w:r>
         <w:rPr>
           <w:rFonts w:ascii="Consolas" w:eastAsia="Times New Roman" w:hAnsi="Consolas" w:cs="Times New Roman"/>
@@ -18734,6 +19097,7 @@
         </w:rPr>
         <w:t>out_string</w:t>
       </w:r>
+      <w:proofErr w:type="spellEnd"/>
       <w:r>
         <w:rPr>
           <w:rFonts w:ascii="Consolas" w:eastAsia="Times New Roman" w:hAnsi="Consolas" w:cs="Times New Roman"/>
@@ -18792,6 +19156,7 @@
         </w:rPr>
         <w:t xml:space="preserve">    </w:t>
       </w:r>
+      <w:proofErr w:type="gramStart"/>
       <w:r>
         <w:rPr>
           <w:rFonts w:ascii="Consolas" w:eastAsia="Times New Roman" w:hAnsi="Consolas" w:cs="Times New Roman"/>
@@ -18812,6 +19177,7 @@
         </w:rPr>
         <w:t>(</w:t>
       </w:r>
+      <w:proofErr w:type="gramEnd"/>
       <w:r>
         <w:rPr>
           <w:rFonts w:ascii="Consolas" w:eastAsia="Times New Roman" w:hAnsi="Consolas" w:cs="Times New Roman"/>
@@ -18871,18 +19237,38 @@
           <w:sz w:val="24"/>
           <w:szCs w:val="24"/>
         </w:rPr>
-        <w:t xml:space="preserve">[1] </w:t>
-      </w:r>
-      <w:hyperlink r:id="rId14" w:history="1">
-        <w:r>
-          <w:rPr>
-            <w:rStyle w:val="Hyperlink"/>
-            <w:sz w:val="24"/>
-            <w:szCs w:val="24"/>
-          </w:rPr>
-          <w:t>https://www.electronics-tutorials.ws/combination/analogue-to-digital-converter.html</w:t>
-        </w:r>
-      </w:hyperlink>
+        <w:t>[1]</w:t>
+      </w:r>
+      <w:r>
+        <w:rPr>
+          <w:sz w:val="24"/>
+          <w:szCs w:val="24"/>
+        </w:rPr>
+        <w:t xml:space="preserve"> </w:t>
+      </w:r>
+      <w:r>
+        <w:rPr>
+          <w:sz w:val="24"/>
+          <w:szCs w:val="24"/>
+        </w:rPr>
+        <w:t xml:space="preserve">Electronics Tutorials, “Analogue to Digital Converter (ADC) Basics,” </w:t>
+      </w:r>
+      <w:r>
+        <w:rPr>
+          <w:i/>
+          <w:iCs/>
+          <w:sz w:val="24"/>
+          <w:szCs w:val="24"/>
+        </w:rPr>
+        <w:t>Basic Electronics Tutorials</w:t>
+      </w:r>
+      <w:r>
+        <w:rPr>
+          <w:sz w:val="24"/>
+          <w:szCs w:val="24"/>
+        </w:rPr>
+        <w:t>, Sep. 21, 2020. https://www.electronics-tutorials.ws/combination/analogue-to-digital-converter.html (accessed Feb. 26, 2026).</w:t>
+      </w:r>
     </w:p>
     <w:p>
       <w:pPr>
@@ -18896,18 +19282,38 @@
           <w:sz w:val="24"/>
           <w:szCs w:val="24"/>
         </w:rPr>
-        <w:t xml:space="preserve">[2] </w:t>
-      </w:r>
-      <w:hyperlink r:id="rId15" w:history="1">
-        <w:r>
-          <w:rPr>
-            <w:rStyle w:val="Hyperlink"/>
-            <w:sz w:val="24"/>
-            <w:szCs w:val="24"/>
-          </w:rPr>
-          <w:t>https://uk.rs-online.com/web/content/discovery/ideas-and-advice/rotary-switches-guide</w:t>
-        </w:r>
-      </w:hyperlink>
+        <w:t>[2]</w:t>
+      </w:r>
+      <w:r>
+        <w:rPr>
+          <w:sz w:val="24"/>
+          <w:szCs w:val="24"/>
+        </w:rPr>
+        <w:t xml:space="preserve"> </w:t>
+      </w:r>
+      <w:r>
+        <w:rPr>
+          <w:sz w:val="24"/>
+          <w:szCs w:val="24"/>
+        </w:rPr>
+        <w:t xml:space="preserve">“A Complete Guide to Rotary Switches,” </w:t>
+      </w:r>
+      <w:r>
+        <w:rPr>
+          <w:i/>
+          <w:iCs/>
+          <w:sz w:val="24"/>
+          <w:szCs w:val="24"/>
+        </w:rPr>
+        <w:t>uk.rs-online.com</w:t>
+      </w:r>
+      <w:r>
+        <w:rPr>
+          <w:sz w:val="24"/>
+          <w:szCs w:val="24"/>
+        </w:rPr>
+        <w:t>. https://uk.rs-online.com/web/content/discovery/ideas-and-advice/rotary-switches-guide (accessed Feb. 26, 2026).</w:t>
+      </w:r>
     </w:p>
     <w:p>
       <w:pPr>
@@ -18921,14 +19327,37 @@
           <w:sz w:val="24"/>
           <w:szCs w:val="24"/>
         </w:rPr>
-        <w:t xml:space="preserve">[3] </w:t>
+        <w:t>[3]</w:t>
       </w:r>
       <w:r>
         <w:rPr>
           <w:sz w:val="24"/>
           <w:szCs w:val="24"/>
         </w:rPr>
-        <w:t xml:space="preserve">Patrick’s Video </w:t>
+        <w:t xml:space="preserve"> </w:t>
+      </w:r>
+      <w:r>
+        <w:rPr>
+          <w:sz w:val="24"/>
+          <w:szCs w:val="24"/>
+        </w:rPr>
+        <w:t xml:space="preserve">E. Patrick, “Microcontroller ADC+LCD Lecture,” </w:t>
+      </w:r>
+      <w:r>
+        <w:rPr>
+          <w:i/>
+          <w:iCs/>
+          <w:sz w:val="24"/>
+          <w:szCs w:val="24"/>
+        </w:rPr>
+        <w:t>Ufl.edu</w:t>
+      </w:r>
+      <w:r>
+        <w:rPr>
+          <w:sz w:val="24"/>
+          <w:szCs w:val="24"/>
+        </w:rPr>
+        <w:t>, 2026. https://mediasite.video.ufl.edu/Mediasite/Play/deec4effed574f24a5a6bd53d55f9b401d (accessed Feb. 26, 2026).</w:t>
       </w:r>
     </w:p>
     <w:p>
@@ -18943,18 +19372,38 @@
           <w:sz w:val="24"/>
           <w:szCs w:val="24"/>
         </w:rPr>
-        <w:t xml:space="preserve">[4] </w:t>
-      </w:r>
-      <w:hyperlink r:id="rId16" w:history="1">
-        <w:r>
-          <w:rPr>
-            <w:rStyle w:val="Hyperlink"/>
-            <w:sz w:val="24"/>
-            <w:szCs w:val="24"/>
-          </w:rPr>
-          <w:t>https://electronics.howstuffworks.com/lcd.htm</w:t>
-        </w:r>
-      </w:hyperlink>
+        <w:t>[4]</w:t>
+      </w:r>
+      <w:r>
+        <w:rPr>
+          <w:sz w:val="24"/>
+          <w:szCs w:val="24"/>
+        </w:rPr>
+        <w:t xml:space="preserve"> </w:t>
+      </w:r>
+      <w:r>
+        <w:rPr>
+          <w:sz w:val="24"/>
+          <w:szCs w:val="24"/>
+        </w:rPr>
+        <w:t xml:space="preserve">Jeff Tyson, “How LCDs Work,” </w:t>
+      </w:r>
+      <w:r>
+        <w:rPr>
+          <w:i/>
+          <w:iCs/>
+          <w:sz w:val="24"/>
+          <w:szCs w:val="24"/>
+        </w:rPr>
+        <w:t>HowStuffWorks</w:t>
+      </w:r>
+      <w:r>
+        <w:rPr>
+          <w:sz w:val="24"/>
+          <w:szCs w:val="24"/>
+        </w:rPr>
+        <w:t>, Jul. 17, 2000. https://electronics.howstuffworks.com/lcd.htm (accessed Feb. 26, 2026).</w:t>
+      </w:r>
     </w:p>
     <w:p>
       <w:pPr>
@@ -18968,18 +19417,38 @@
           <w:sz w:val="24"/>
           <w:szCs w:val="24"/>
         </w:rPr>
-        <w:t xml:space="preserve">[5] </w:t>
-      </w:r>
-      <w:hyperlink r:id="rId17" w:history="1">
-        <w:r>
-          <w:rPr>
-            <w:rStyle w:val="Hyperlink"/>
-            <w:sz w:val="24"/>
-            <w:szCs w:val="24"/>
-          </w:rPr>
-          <w:t>https://wiki.purduesigbots.com/electronics/general/bitbang</w:t>
-        </w:r>
-      </w:hyperlink>
+        <w:t>[5]</w:t>
+      </w:r>
+      <w:r>
+        <w:rPr>
+          <w:sz w:val="24"/>
+          <w:szCs w:val="24"/>
+        </w:rPr>
+        <w:t xml:space="preserve"> </w:t>
+      </w:r>
+      <w:r>
+        <w:rPr>
+          <w:sz w:val="24"/>
+          <w:szCs w:val="24"/>
+        </w:rPr>
+        <w:t xml:space="preserve">“Bit-Bang | Purdue SIGBots Wiki,” </w:t>
+      </w:r>
+      <w:r>
+        <w:rPr>
+          <w:i/>
+          <w:iCs/>
+          <w:sz w:val="24"/>
+          <w:szCs w:val="24"/>
+        </w:rPr>
+        <w:t>Purduesigbots.com</w:t>
+      </w:r>
+      <w:r>
+        <w:rPr>
+          <w:sz w:val="24"/>
+          <w:szCs w:val="24"/>
+        </w:rPr>
+        <w:t>, Jul. 05, 2020. https://wiki.purduesigbots.com/electronics/general/bitbang (accessed Feb. 26, 2026).</w:t>
+      </w:r>
     </w:p>
     <w:p>
       <w:pPr>
@@ -18993,18 +19462,22 @@
           <w:sz w:val="24"/>
           <w:szCs w:val="24"/>
         </w:rPr>
-        <w:t xml:space="preserve">[6] </w:t>
-      </w:r>
-      <w:hyperlink r:id="rId18" w:history="1">
-        <w:r>
-          <w:rPr>
-            <w:rStyle w:val="Hyperlink"/>
-            <w:sz w:val="24"/>
-            <w:szCs w:val="24"/>
-          </w:rPr>
-          <w:t>https://datasheets.raspberrypi.com/pico/pico-2-datasheet.pdf</w:t>
-        </w:r>
-      </w:hyperlink>
+        <w:t>[6]</w:t>
+      </w:r>
+      <w:r>
+        <w:rPr>
+          <w:sz w:val="24"/>
+          <w:szCs w:val="24"/>
+        </w:rPr>
+        <w:t xml:space="preserve"> </w:t>
+      </w:r>
+      <w:r>
+        <w:rPr>
+          <w:sz w:val="24"/>
+          <w:szCs w:val="24"/>
+        </w:rPr>
+        <w:t>“Raspberry Pi Pico 2 Datasheet,” Aug. 2024. Accessed: Feb. 26, 2026. [Online]. Available: https://datasheets.raspberrypi.com/pico/pico-2-datasheet.pdf</w:t>
+      </w:r>
     </w:p>
     <w:p>
       <w:pPr>
@@ -19018,18 +19491,38 @@
           <w:sz w:val="24"/>
           <w:szCs w:val="24"/>
         </w:rPr>
-        <w:t xml:space="preserve">[7] </w:t>
-      </w:r>
-      <w:hyperlink r:id="rId19" w:history="1">
-        <w:r>
-          <w:rPr>
-            <w:rStyle w:val="Hyperlink"/>
-            <w:sz w:val="24"/>
-            <w:szCs w:val="24"/>
-          </w:rPr>
-          <w:t>https://www.sciencedirect.com/topics/engineering/moving-average-filter</w:t>
-        </w:r>
-      </w:hyperlink>
+        <w:t>[7]</w:t>
+      </w:r>
+      <w:r>
+        <w:rPr>
+          <w:sz w:val="24"/>
+          <w:szCs w:val="24"/>
+        </w:rPr>
+        <w:t xml:space="preserve"> </w:t>
+      </w:r>
+      <w:r>
+        <w:rPr>
+          <w:sz w:val="24"/>
+          <w:szCs w:val="24"/>
+        </w:rPr>
+        <w:t xml:space="preserve">“Moving Average Filter - an overview | ScienceDirect Topics,” </w:t>
+      </w:r>
+      <w:r>
+        <w:rPr>
+          <w:i/>
+          <w:iCs/>
+          <w:sz w:val="24"/>
+          <w:szCs w:val="24"/>
+        </w:rPr>
+        <w:t>www.sciencedirect.com</w:t>
+      </w:r>
+      <w:r>
+        <w:rPr>
+          <w:sz w:val="24"/>
+          <w:szCs w:val="24"/>
+        </w:rPr>
+        <w:t>. https://www.sciencedirect.com/topics/engineering/moving-average-filter (accessed Feb. 26, 2026).</w:t>
+      </w:r>
     </w:p>
     <w:p>
       <w:pPr>
@@ -20548,6 +21041,7 @@
   <w:style w:type="character" w:default="1" w:styleId="DefaultParagraphFont">
     <w:name w:val="Default Paragraph Font"/>
     <w:uiPriority w:val="1"/>
+    <w:semiHidden/>
     <w:unhideWhenUsed/>
   </w:style>
   <w:style w:type="table" w:default="1" w:styleId="TableNormal">
